--- a/Documentation/Thesis_Dissertation.DOCX
+++ b/Documentation/Thesis_Dissertation.DOCX
@@ -234,7 +234,6 @@
         </w:rPr>
         <w:t xml:space="preserve"> </w:t>
       </w:r>
-      <w:proofErr w:type="gramStart"/>
       <w:r>
         <w:rPr>
           <w:rFonts w:ascii="Times New Roman" w:hAnsi="Times New Roman" w:cs="Times New Roman"/>
@@ -243,7 +242,6 @@
         </w:rPr>
         <w:t>[ ]</w:t>
       </w:r>
-      <w:proofErr w:type="gramEnd"/>
       <w:r>
         <w:rPr>
           <w:rFonts w:ascii="Times New Roman" w:hAnsi="Times New Roman" w:cs="Times New Roman"/>
@@ -292,26 +290,7 @@
         <w:rPr>
           <w:rFonts w:ascii="Times New Roman" w:hAnsi="Times New Roman" w:cs="Times New Roman"/>
         </w:rPr>
-        <w:t xml:space="preserve">It may also be understood as a </w:t>
-      </w:r>
-      <w:r>
-        <w:rPr>
-          <w:rFonts w:ascii="Times New Roman" w:hAnsi="Times New Roman" w:cs="Times New Roman"/>
-        </w:rPr>
-        <w:t>behavior</w:t>
-      </w:r>
-      <w:r>
-        <w:rPr>
-          <w:rFonts w:ascii="Times New Roman" w:hAnsi="Times New Roman" w:cs="Times New Roman"/>
-        </w:rPr>
-        <w:t xml:space="preserve">, describing how members of a group converge around a specific action such as watching a particular news </w:t>
-      </w:r>
-      <w:proofErr w:type="gramStart"/>
-      <w:r>
-        <w:rPr>
-          <w:rFonts w:ascii="Times New Roman" w:hAnsi="Times New Roman" w:cs="Times New Roman"/>
-        </w:rPr>
-        <w:t>channel</w:t>
+        <w:t>It may also be understood as a behavior, describing how members of a group converge around a specific action such as watching a particular news channel</w:t>
       </w:r>
       <w:r>
         <w:rPr>
@@ -319,156 +298,115 @@
           <w:b/>
           <w:bCs/>
         </w:rPr>
-        <w:t>[</w:t>
-      </w:r>
-      <w:proofErr w:type="gramEnd"/>
+        <w:t>[ ]</w:t>
+      </w:r>
+      <w:r>
+        <w:rPr>
+          <w:rFonts w:ascii="Times New Roman" w:hAnsi="Times New Roman" w:cs="Times New Roman"/>
+        </w:rPr>
+        <w:t xml:space="preserve">. </w:t>
+      </w:r>
+      <w:r>
+        <w:rPr>
+          <w:rFonts w:ascii="Times New Roman" w:hAnsi="Times New Roman" w:cs="Times New Roman"/>
+        </w:rPr>
+        <w:t xml:space="preserve"> </w:t>
+      </w:r>
+    </w:p>
+    <w:p>
+      <w:pPr>
+        <w:rPr>
+          <w:rFonts w:ascii="Times New Roman" w:hAnsi="Times New Roman" w:cs="Times New Roman"/>
+        </w:rPr>
+      </w:pPr>
+      <w:r>
+        <w:rPr>
+          <w:rFonts w:ascii="Times New Roman" w:hAnsi="Times New Roman" w:cs="Times New Roman"/>
+        </w:rPr>
+        <w:t xml:space="preserve">Polarization has been a prevalent issue in media throughout the world, with </w:t>
+      </w:r>
+      <w:r>
+        <w:rPr>
+          <w:rFonts w:ascii="Times New Roman" w:hAnsi="Times New Roman" w:cs="Times New Roman"/>
+        </w:rPr>
+        <w:t xml:space="preserve">many polarizing topics in recent years as </w:t>
+      </w:r>
+      <w:r>
+        <w:rPr>
+          <w:rFonts w:ascii="Times New Roman" w:hAnsi="Times New Roman" w:cs="Times New Roman"/>
+        </w:rPr>
+        <w:t xml:space="preserve">the recent 2024 American Elections followed by the inauguration of Donald Trump as President, with many extremists on both sides feeling strongly opposed to each other. Other recent cases such as the 2024 France Olympics introducing multiple layers of discourse, one such case revolving around the </w:t>
+      </w:r>
+      <w:r>
+        <w:rPr>
+          <w:rFonts w:ascii="Times New Roman" w:hAnsi="Times New Roman" w:cs="Times New Roman"/>
+        </w:rPr>
+        <w:t>Algerian Professional Boxer and Gold Medalist in the women’s boxing event Imane Khelif. All sorts of discourse arose regarding her inclusion as well as accusations about her gender worldwide.</w:t>
+      </w:r>
+    </w:p>
+    <w:p>
+      <w:pPr>
+        <w:rPr>
+          <w:rFonts w:ascii="Times New Roman" w:hAnsi="Times New Roman" w:cs="Times New Roman"/>
+        </w:rPr>
+      </w:pPr>
+      <w:r>
+        <w:rPr>
+          <w:rFonts w:ascii="Times New Roman" w:hAnsi="Times New Roman" w:cs="Times New Roman"/>
+        </w:rPr>
+        <w:t>In order to Navigate the complex topic that is Polarization, computational approaches are needed to attempt to measure and properly show polarized relationships between all the groups and entities involved, as well as their views surrounding polarizing topics. One such framework, POLAR, was developed in 2021 by Demetris Paschalides</w:t>
+      </w:r>
+      <w:r>
+        <w:rPr>
+          <w:rFonts w:ascii="Times New Roman" w:hAnsi="Times New Roman" w:cs="Times New Roman"/>
+        </w:rPr>
+        <w:t xml:space="preserve"> </w:t>
+      </w:r>
       <w:r>
         <w:rPr>
           <w:rFonts w:ascii="Times New Roman" w:hAnsi="Times New Roman" w:cs="Times New Roman"/>
           <w:b/>
           <w:bCs/>
         </w:rPr>
-        <w:t xml:space="preserve"> ]</w:t>
-      </w:r>
-      <w:r>
-        <w:rPr>
-          <w:rFonts w:ascii="Times New Roman" w:hAnsi="Times New Roman" w:cs="Times New Roman"/>
-        </w:rPr>
-        <w:t xml:space="preserve">. </w:t>
-      </w:r>
-      <w:r>
-        <w:rPr>
-          <w:rFonts w:ascii="Times New Roman" w:hAnsi="Times New Roman" w:cs="Times New Roman"/>
-        </w:rPr>
+        <w:t>[ ]</w:t>
+      </w:r>
+      <w:r>
+        <w:rPr>
+          <w:rFonts w:ascii="Times New Roman" w:hAnsi="Times New Roman" w:cs="Times New Roman"/>
+        </w:rPr>
+        <w:t>, for the Modelling of Polarization and Identification of Polarizing Topics</w:t>
+      </w:r>
+      <w:r>
+        <w:rPr>
+          <w:rFonts w:ascii="Times New Roman" w:hAnsi="Times New Roman" w:cs="Times New Roman"/>
+        </w:rPr>
+        <w:t xml:space="preserve">. This framework does so by utilizing traditional NLP </w:t>
+      </w:r>
+      <w:r>
+        <w:rPr>
+          <w:rFonts w:ascii="Times New Roman" w:hAnsi="Times New Roman" w:cs="Times New Roman"/>
+        </w:rPr>
+        <w:lastRenderedPageBreak/>
+        <w:t>tools to detect polarization through text from News Articles. However these tools struggle when faced with subtle semantics as well as ambiguity and complexity in text, challenges that modern Large Language Models are considerably better equipped to handle.</w:t>
+      </w:r>
+    </w:p>
+    <w:p>
+      <w:pPr>
+        <w:rPr>
+          <w:rFonts w:ascii="Times New Roman" w:hAnsi="Times New Roman" w:cs="Times New Roman"/>
+        </w:rPr>
+      </w:pPr>
+    </w:p>
+    <w:p>
+      <w:pPr>
+        <w:pStyle w:val="Heading2"/>
+      </w:pPr>
+      <w:r>
+        <w:t>1.2</w:t>
+      </w:r>
+      <w:r>
         <w:t xml:space="preserve"> </w:t>
       </w:r>
-    </w:p>
-    <w:p>
-      <w:pPr>
-        <w:rPr>
-          <w:rFonts w:ascii="Times New Roman" w:hAnsi="Times New Roman" w:cs="Times New Roman"/>
-        </w:rPr>
-      </w:pPr>
-      <w:r>
-        <w:rPr>
-          <w:rFonts w:ascii="Times New Roman" w:hAnsi="Times New Roman" w:cs="Times New Roman"/>
-        </w:rPr>
-        <w:t xml:space="preserve">Polarization has been a prevalent issue in media throughout the world, with </w:t>
-      </w:r>
-      <w:r>
-        <w:rPr>
-          <w:rFonts w:ascii="Times New Roman" w:hAnsi="Times New Roman" w:cs="Times New Roman"/>
-        </w:rPr>
-        <w:t xml:space="preserve">many polarizing topics in recent years as </w:t>
-      </w:r>
-      <w:r>
-        <w:rPr>
-          <w:rFonts w:ascii="Times New Roman" w:hAnsi="Times New Roman" w:cs="Times New Roman"/>
-        </w:rPr>
-        <w:t xml:space="preserve">the recent 2024 American Elections followed by the inauguration of Donald Trump as President, with many extremists on both sides feeling strongly opposed to each other. Other recent cases such as the 2024 France Olympics introducing multiple layers of discourse, one such case revolving around the </w:t>
-      </w:r>
-      <w:r>
-        <w:rPr>
-          <w:rFonts w:ascii="Times New Roman" w:hAnsi="Times New Roman" w:cs="Times New Roman"/>
-        </w:rPr>
-        <w:t>Algerian Professional Boxer and Gold Medalist in the women’s boxing event Imane Khelif. All sorts of discourse arose regarding her inclusion as well as accusations about her gender worldwide.</w:t>
-      </w:r>
-    </w:p>
-    <w:p>
-      <w:pPr>
-        <w:rPr>
-          <w:rFonts w:ascii="Times New Roman" w:hAnsi="Times New Roman" w:cs="Times New Roman"/>
-        </w:rPr>
-      </w:pPr>
-      <w:proofErr w:type="gramStart"/>
-      <w:r>
-        <w:rPr>
-          <w:rFonts w:ascii="Times New Roman" w:hAnsi="Times New Roman" w:cs="Times New Roman"/>
-        </w:rPr>
-        <w:t>In order to</w:t>
-      </w:r>
-      <w:proofErr w:type="gramEnd"/>
-      <w:r>
-        <w:rPr>
-          <w:rFonts w:ascii="Times New Roman" w:hAnsi="Times New Roman" w:cs="Times New Roman"/>
-        </w:rPr>
-        <w:t xml:space="preserve"> Navigate the complex topic that is Polarization, computational approaches are needed to attempt to measure and properly show polarized relationships between all the groups and entities involved, as well as their views surrounding polarizing topics. One such framework, POLAR, was developed in 2021 by Demetris </w:t>
-      </w:r>
-      <w:proofErr w:type="spellStart"/>
-      <w:r>
-        <w:rPr>
-          <w:rFonts w:ascii="Times New Roman" w:hAnsi="Times New Roman" w:cs="Times New Roman"/>
-        </w:rPr>
-        <w:t>Paschalides</w:t>
-      </w:r>
-      <w:proofErr w:type="spellEnd"/>
-      <w:r>
-        <w:rPr>
-          <w:rFonts w:ascii="Times New Roman" w:hAnsi="Times New Roman" w:cs="Times New Roman"/>
-        </w:rPr>
-        <w:t xml:space="preserve"> </w:t>
-      </w:r>
-      <w:proofErr w:type="gramStart"/>
-      <w:r>
-        <w:rPr>
-          <w:rFonts w:ascii="Times New Roman" w:hAnsi="Times New Roman" w:cs="Times New Roman"/>
-          <w:b/>
-          <w:bCs/>
-        </w:rPr>
-        <w:t>[ ]</w:t>
-      </w:r>
-      <w:proofErr w:type="gramEnd"/>
-      <w:r>
-        <w:rPr>
-          <w:rFonts w:ascii="Times New Roman" w:hAnsi="Times New Roman" w:cs="Times New Roman"/>
-        </w:rPr>
-        <w:t>, for the Modelling of Polarization and Identification of Polarizing Topics</w:t>
-      </w:r>
-      <w:r>
-        <w:rPr>
-          <w:rFonts w:ascii="Times New Roman" w:hAnsi="Times New Roman" w:cs="Times New Roman"/>
-        </w:rPr>
-        <w:t xml:space="preserve">. This framework does so by utilizing traditional NLP </w:t>
-      </w:r>
-      <w:r>
-        <w:rPr>
-          <w:rFonts w:ascii="Times New Roman" w:hAnsi="Times New Roman" w:cs="Times New Roman"/>
-        </w:rPr>
-        <w:lastRenderedPageBreak/>
-        <w:t xml:space="preserve">tools to detect polarization through text from News Articles. </w:t>
-      </w:r>
-      <w:proofErr w:type="gramStart"/>
-      <w:r>
-        <w:rPr>
-          <w:rFonts w:ascii="Times New Roman" w:hAnsi="Times New Roman" w:cs="Times New Roman"/>
-        </w:rPr>
-        <w:t>However</w:t>
-      </w:r>
-      <w:proofErr w:type="gramEnd"/>
-      <w:r>
-        <w:rPr>
-          <w:rFonts w:ascii="Times New Roman" w:hAnsi="Times New Roman" w:cs="Times New Roman"/>
-        </w:rPr>
-        <w:t xml:space="preserve"> these tools struggle when faced with subtle semantics as well as ambiguity and complexity in text, challenges that modern Large Language Models are considerably better equipped to handle.</w:t>
-      </w:r>
-    </w:p>
-    <w:p>
-      <w:pPr>
-        <w:rPr>
-          <w:rFonts w:ascii="Times New Roman" w:hAnsi="Times New Roman" w:cs="Times New Roman"/>
-        </w:rPr>
-      </w:pPr>
-    </w:p>
-    <w:p>
-      <w:pPr>
-        <w:pStyle w:val="Heading2"/>
-      </w:pPr>
-      <w:r>
-        <w:t>1.2</w:t>
-      </w:r>
-      <w:r>
-        <w:t xml:space="preserve"> </w:t>
-      </w:r>
       <w:r>
         <w:t>Problem Statement</w:t>
       </w:r>
@@ -503,21 +441,7 @@
         <w:rPr>
           <w:rFonts w:ascii="Times New Roman" w:hAnsi="Times New Roman" w:cs="Times New Roman"/>
         </w:rPr>
-        <w:t xml:space="preserve">As such, with the recent rise of LLMs, capable of understanding and reasoning over long texts, able to analyze sentences contextually given the article’s contents, there is an opportunity to implement its textual parsing and analyzing </w:t>
-      </w:r>
-      <w:proofErr w:type="gramStart"/>
-      <w:r>
-        <w:rPr>
-          <w:rFonts w:ascii="Times New Roman" w:hAnsi="Times New Roman" w:cs="Times New Roman"/>
-        </w:rPr>
-        <w:t>in order to</w:t>
-      </w:r>
-      <w:proofErr w:type="gramEnd"/>
-      <w:r>
-        <w:rPr>
-          <w:rFonts w:ascii="Times New Roman" w:hAnsi="Times New Roman" w:cs="Times New Roman"/>
-        </w:rPr>
-        <w:t xml:space="preserve"> utilize it, gathering polarizing relationships from text without having to rely on NLP tools.</w:t>
+        <w:t>As such, with the recent rise of LLMs, capable of understanding and reasoning over long texts, able to analyze sentences contextually given the article’s contents, there is an opportunity to implement its textual parsing and analyzing in order to utilize it, gathering polarizing relationships from text without having to rely on NLP tools.</w:t>
       </w:r>
     </w:p>
     <w:p>
@@ -1233,7 +1157,6 @@
         </w:rPr>
         <w:t xml:space="preserve"> </w:t>
       </w:r>
-      <w:proofErr w:type="gramStart"/>
       <w:r>
         <w:rPr>
           <w:rFonts w:ascii="Times New Roman" w:hAnsi="Times New Roman" w:cs="Times New Roman"/>
@@ -1242,26 +1165,11 @@
         </w:rPr>
         <w:t>[  ]</w:t>
       </w:r>
-      <w:proofErr w:type="gramEnd"/>
-      <w:r>
-        <w:rPr>
-          <w:rFonts w:ascii="Times New Roman" w:hAnsi="Times New Roman" w:cs="Times New Roman"/>
-        </w:rPr>
-        <w:t xml:space="preserve">, noun phrase chunking, dependency parsing, and lexicon-based sentiment analysis have been used to extract entities and assess their stances toward specific topics </w:t>
-      </w:r>
-      <w:proofErr w:type="gramStart"/>
-      <w:r>
-        <w:rPr>
-          <w:rFonts w:ascii="Times New Roman" w:hAnsi="Times New Roman" w:cs="Times New Roman"/>
-        </w:rPr>
-        <w:t>or one</w:t>
-      </w:r>
-      <w:proofErr w:type="gramEnd"/>
-      <w:r>
-        <w:rPr>
-          <w:rFonts w:ascii="Times New Roman" w:hAnsi="Times New Roman" w:cs="Times New Roman"/>
-        </w:rPr>
-        <w:t xml:space="preserve"> another. </w:t>
+      <w:r>
+        <w:rPr>
+          <w:rFonts w:ascii="Times New Roman" w:hAnsi="Times New Roman" w:cs="Times New Roman"/>
+        </w:rPr>
+        <w:t xml:space="preserve">, noun phrase chunking, dependency parsing, and lexicon-based sentiment analysis have been used to extract entities and assess their stances toward specific topics or one another. </w:t>
       </w:r>
     </w:p>
     <w:p>
@@ -1654,28 +1562,7 @@
         <w:rPr>
           <w:rFonts w:ascii="Times New Roman" w:hAnsi="Times New Roman" w:cs="Times New Roman"/>
         </w:rPr>
-        <w:t xml:space="preserve">These steps are used </w:t>
-      </w:r>
-      <w:proofErr w:type="gramStart"/>
-      <w:r>
-        <w:rPr>
-          <w:rFonts w:ascii="Times New Roman" w:hAnsi="Times New Roman" w:cs="Times New Roman"/>
-        </w:rPr>
-        <w:t>in order to</w:t>
-      </w:r>
-      <w:proofErr w:type="gramEnd"/>
-      <w:r>
-        <w:rPr>
-          <w:rFonts w:ascii="Times New Roman" w:hAnsi="Times New Roman" w:cs="Times New Roman"/>
-        </w:rPr>
-        <w:t xml:space="preserve"> extract Named Entities from the set of Articles from the Corpus, it utilizes Named Entity Recognition (</w:t>
-      </w:r>
-      <w:proofErr w:type="gramStart"/>
-      <w:r>
-        <w:rPr>
-          <w:rFonts w:ascii="Times New Roman" w:hAnsi="Times New Roman" w:cs="Times New Roman"/>
-        </w:rPr>
-        <w:t>NER)</w:t>
+        <w:t>These steps are used in order to extract Named Entities from the set of Articles from the Corpus, it utilizes Named Entity Recognition (NER)</w:t>
       </w:r>
       <w:r>
         <w:rPr>
@@ -1689,39 +1576,22 @@
         <w:rPr>
           <w:rFonts w:ascii="Times New Roman" w:hAnsi="Times New Roman" w:cs="Times New Roman"/>
         </w:rPr>
-        <w:t xml:space="preserve"> using</w:t>
-      </w:r>
-      <w:proofErr w:type="gramEnd"/>
-      <w:r>
-        <w:rPr>
-          <w:rFonts w:ascii="Times New Roman" w:hAnsi="Times New Roman" w:cs="Times New Roman"/>
-        </w:rPr>
-        <w:t xml:space="preserve"> </w:t>
-      </w:r>
-      <w:proofErr w:type="spellStart"/>
-      <w:r>
-        <w:rPr>
-          <w:rFonts w:ascii="Times New Roman" w:hAnsi="Times New Roman" w:cs="Times New Roman"/>
-        </w:rPr>
-        <w:t>SpaCy</w:t>
-      </w:r>
-      <w:proofErr w:type="spellEnd"/>
-      <w:r>
-        <w:rPr>
-          <w:rFonts w:ascii="Times New Roman" w:hAnsi="Times New Roman" w:cs="Times New Roman"/>
-        </w:rPr>
-        <w:t xml:space="preserve"> </w:t>
-      </w:r>
-      <w:proofErr w:type="gramStart"/>
+        <w:t xml:space="preserve"> using SpaCy </w:t>
+      </w:r>
       <w:r>
         <w:rPr>
           <w:rFonts w:ascii="Times New Roman" w:hAnsi="Times New Roman" w:cs="Times New Roman"/>
           <w:b/>
           <w:bCs/>
         </w:rPr>
-        <w:t>[  ]</w:t>
-      </w:r>
-      <w:proofErr w:type="gramEnd"/>
+        <w:t xml:space="preserve">[  ] </w:t>
+      </w:r>
+      <w:r>
+        <w:rPr>
+          <w:rFonts w:ascii="Times New Roman" w:hAnsi="Times New Roman" w:cs="Times New Roman"/>
+        </w:rPr>
+        <w:t xml:space="preserve"> in order to identify the Entities as well as link them to a</w:t>
+      </w:r>
       <w:r>
         <w:rPr>
           <w:rFonts w:ascii="Times New Roman" w:hAnsi="Times New Roman" w:cs="Times New Roman"/>
@@ -1734,21 +1604,7 @@
         <w:rPr>
           <w:rFonts w:ascii="Times New Roman" w:hAnsi="Times New Roman" w:cs="Times New Roman"/>
         </w:rPr>
-        <w:t xml:space="preserve"> </w:t>
-      </w:r>
-      <w:proofErr w:type="gramStart"/>
-      <w:r>
-        <w:rPr>
-          <w:rFonts w:ascii="Times New Roman" w:hAnsi="Times New Roman" w:cs="Times New Roman"/>
-        </w:rPr>
-        <w:t>in order to</w:t>
-      </w:r>
-      <w:proofErr w:type="gramEnd"/>
-      <w:r>
-        <w:rPr>
-          <w:rFonts w:ascii="Times New Roman" w:hAnsi="Times New Roman" w:cs="Times New Roman"/>
-        </w:rPr>
-        <w:t xml:space="preserve"> identify the Entities as well as link them to a</w:t>
+        <w:t>Dictionary</w:t>
       </w:r>
       <w:r>
         <w:rPr>
@@ -1762,88 +1618,46 @@
         <w:rPr>
           <w:rFonts w:ascii="Times New Roman" w:hAnsi="Times New Roman" w:cs="Times New Roman"/>
         </w:rPr>
-        <w:t>Dictionary</w:t>
-      </w:r>
+        <w:t>that matches the entity, it then gathers the noun phrases similarly using SpaCy.</w:t>
+      </w:r>
+    </w:p>
+    <w:p>
+      <w:pPr>
+        <w:rPr>
+          <w:rFonts w:ascii="Times New Roman" w:hAnsi="Times New Roman" w:cs="Times New Roman"/>
+        </w:rPr>
+      </w:pPr>
+      <w:r>
+        <w:rPr>
+          <w:rFonts w:ascii="Times New Roman" w:hAnsi="Times New Roman" w:cs="Times New Roman"/>
+        </w:rPr>
+        <w:t xml:space="preserve">These steps are crucial to the </w:t>
+      </w:r>
+      <w:r>
+        <w:rPr>
+          <w:rFonts w:ascii="Times New Roman" w:hAnsi="Times New Roman" w:cs="Times New Roman"/>
+        </w:rPr>
+        <w:t>POLAR</w:t>
+      </w:r>
+      <w:r>
+        <w:rPr>
+          <w:rFonts w:ascii="Times New Roman" w:hAnsi="Times New Roman" w:cs="Times New Roman"/>
+        </w:rPr>
+        <w:t xml:space="preserve"> Pipeline, however they are error prone and unsupervised, the most common error types being Dictionary Errors and Dependency Parsing Errors.</w:t>
+      </w:r>
+    </w:p>
+    <w:p>
+      <w:pPr>
+        <w:rPr>
+          <w:rFonts w:ascii="Times New Roman" w:hAnsi="Times New Roman" w:cs="Times New Roman"/>
+        </w:rPr>
+      </w:pPr>
       <w:r>
         <w:rPr>
           <w:rFonts w:ascii="Times New Roman" w:hAnsi="Times New Roman" w:cs="Times New Roman"/>
           <w:b/>
           <w:bCs/>
         </w:rPr>
-        <w:t xml:space="preserve"> </w:t>
-      </w:r>
-      <w:r>
-        <w:rPr>
-          <w:rFonts w:ascii="Times New Roman" w:hAnsi="Times New Roman" w:cs="Times New Roman"/>
-        </w:rPr>
-        <w:t xml:space="preserve">that matches the entity, it then gathers the noun phrases similarly using </w:t>
-      </w:r>
-      <w:proofErr w:type="spellStart"/>
-      <w:r>
-        <w:rPr>
-          <w:rFonts w:ascii="Times New Roman" w:hAnsi="Times New Roman" w:cs="Times New Roman"/>
-        </w:rPr>
-        <w:t>SpaCy</w:t>
-      </w:r>
-      <w:proofErr w:type="spellEnd"/>
-      <w:r>
-        <w:rPr>
-          <w:rFonts w:ascii="Times New Roman" w:hAnsi="Times New Roman" w:cs="Times New Roman"/>
-        </w:rPr>
-        <w:t>.</w:t>
-      </w:r>
-    </w:p>
-    <w:p>
-      <w:pPr>
-        <w:rPr>
-          <w:rFonts w:ascii="Times New Roman" w:hAnsi="Times New Roman" w:cs="Times New Roman"/>
-        </w:rPr>
-      </w:pPr>
-      <w:r>
-        <w:rPr>
-          <w:rFonts w:ascii="Times New Roman" w:hAnsi="Times New Roman" w:cs="Times New Roman"/>
-        </w:rPr>
-        <w:t xml:space="preserve">These steps are crucial to the </w:t>
-      </w:r>
-      <w:r>
-        <w:rPr>
-          <w:rFonts w:ascii="Times New Roman" w:hAnsi="Times New Roman" w:cs="Times New Roman"/>
-        </w:rPr>
-        <w:t>POLAR</w:t>
-      </w:r>
-      <w:r>
-        <w:rPr>
-          <w:rFonts w:ascii="Times New Roman" w:hAnsi="Times New Roman" w:cs="Times New Roman"/>
-        </w:rPr>
-        <w:t xml:space="preserve"> </w:t>
-      </w:r>
-      <w:proofErr w:type="gramStart"/>
-      <w:r>
-        <w:rPr>
-          <w:rFonts w:ascii="Times New Roman" w:hAnsi="Times New Roman" w:cs="Times New Roman"/>
-        </w:rPr>
-        <w:t>Pipeline,</w:t>
-      </w:r>
-      <w:proofErr w:type="gramEnd"/>
-      <w:r>
-        <w:rPr>
-          <w:rFonts w:ascii="Times New Roman" w:hAnsi="Times New Roman" w:cs="Times New Roman"/>
-        </w:rPr>
-        <w:t xml:space="preserve"> however they are error prone and unsupervised, the most common error types being Dictionary Errors and Dependency Parsing Errors.</w:t>
-      </w:r>
-    </w:p>
-    <w:p>
-      <w:pPr>
-        <w:rPr>
-          <w:rFonts w:ascii="Times New Roman" w:hAnsi="Times New Roman" w:cs="Times New Roman"/>
-        </w:rPr>
-      </w:pPr>
-      <w:r>
-        <w:rPr>
-          <w:rFonts w:ascii="Times New Roman" w:hAnsi="Times New Roman" w:cs="Times New Roman"/>
-          <w:b/>
-          <w:bCs/>
-        </w:rPr>
         <w:t>Dictionary Errors:</w:t>
       </w:r>
       <w:r>
@@ -1851,21 +1665,7 @@
           <w:rFonts w:ascii="Times New Roman" w:hAnsi="Times New Roman" w:cs="Times New Roman"/>
         </w:rPr>
         <w:br/>
-        <w:t xml:space="preserve">this occurs when an NLP component like </w:t>
-      </w:r>
-      <w:proofErr w:type="spellStart"/>
-      <w:r>
-        <w:rPr>
-          <w:rFonts w:ascii="Times New Roman" w:hAnsi="Times New Roman" w:cs="Times New Roman"/>
-        </w:rPr>
-        <w:t>SpaCy’s</w:t>
-      </w:r>
-      <w:proofErr w:type="spellEnd"/>
-      <w:r>
-        <w:rPr>
-          <w:rFonts w:ascii="Times New Roman" w:hAnsi="Times New Roman" w:cs="Times New Roman"/>
-        </w:rPr>
-        <w:t xml:space="preserve"> NER relies on a fixed lexicon or a static way of assigning components and fails to interpret a word or phrase.</w:t>
+        <w:t>this occurs when an NLP component like SpaCy’s NER relies on a fixed lexicon or a static way of assigning components and fails to interpret a word or phrase.</w:t>
       </w:r>
     </w:p>
     <w:p>
@@ -2035,35 +1835,7 @@
         <w:rPr>
           <w:rFonts w:ascii="Times New Roman" w:hAnsi="Times New Roman" w:cs="Times New Roman"/>
         </w:rPr>
-        <w:t xml:space="preserve">: Incorrectly splits the Entity “Howard Schneider” into 2 subparts “Howard” and “Schneider” and assigns different </w:t>
-      </w:r>
-      <w:proofErr w:type="spellStart"/>
-      <w:r>
-        <w:rPr>
-          <w:rFonts w:ascii="Times New Roman" w:hAnsi="Times New Roman" w:cs="Times New Roman"/>
-        </w:rPr>
-        <w:t>dbpedia</w:t>
-      </w:r>
-      <w:proofErr w:type="spellEnd"/>
-      <w:r>
-        <w:rPr>
-          <w:rFonts w:ascii="Times New Roman" w:hAnsi="Times New Roman" w:cs="Times New Roman"/>
-        </w:rPr>
-        <w:t xml:space="preserve"> links to them (“John_Howard” and “</w:t>
-      </w:r>
-      <w:proofErr w:type="spellStart"/>
-      <w:r>
-        <w:rPr>
-          <w:rFonts w:ascii="Times New Roman" w:hAnsi="Times New Roman" w:cs="Times New Roman"/>
-        </w:rPr>
-        <w:t>Schneider_Electric</w:t>
-      </w:r>
-      <w:proofErr w:type="spellEnd"/>
-      <w:r>
-        <w:rPr>
-          <w:rFonts w:ascii="Times New Roman" w:hAnsi="Times New Roman" w:cs="Times New Roman"/>
-        </w:rPr>
-        <w:t>”).</w:t>
+        <w:t>: Incorrectly splits the Entity “Howard Schneider” into 2 subparts “Howard” and “Schneider” and assigns different dbpedia links to them (“John_Howard” and “Schneider_Electric”).</w:t>
       </w:r>
       <w:r>
         <w:rPr>
@@ -2084,21 +1856,7 @@
         <w:rPr>
           <w:rFonts w:ascii="Times New Roman" w:hAnsi="Times New Roman" w:cs="Times New Roman"/>
         </w:rPr>
-        <w:t xml:space="preserve">: Does not correctly link the Entity “Howard Schneider” to a pre-existing </w:t>
-      </w:r>
-      <w:proofErr w:type="spellStart"/>
-      <w:r>
-        <w:rPr>
-          <w:rFonts w:ascii="Times New Roman" w:hAnsi="Times New Roman" w:cs="Times New Roman"/>
-        </w:rPr>
-        <w:t>dbpedia</w:t>
-      </w:r>
-      <w:proofErr w:type="spellEnd"/>
-      <w:r>
-        <w:rPr>
-          <w:rFonts w:ascii="Times New Roman" w:hAnsi="Times New Roman" w:cs="Times New Roman"/>
-        </w:rPr>
-        <w:t xml:space="preserve"> link, as it does not exist.</w:t>
+        <w:t>: Does not correctly link the Entity “Howard Schneider” to a pre-existing dbpedia link, as it does not exist.</w:t>
       </w:r>
     </w:p>
     <w:p>
@@ -2164,23 +1922,8 @@
           <w:rFonts w:ascii="Times New Roman" w:hAnsi="Times New Roman" w:cs="Times New Roman"/>
         </w:rPr>
         <w:br/>
-        <w:t xml:space="preserve">It utilizes techniques such as Dependency Parsing via </w:t>
-      </w:r>
-      <w:proofErr w:type="spellStart"/>
-      <w:r>
-        <w:rPr>
-          <w:rFonts w:ascii="Times New Roman" w:hAnsi="Times New Roman" w:cs="Times New Roman"/>
-        </w:rPr>
-        <w:t>SpaCy</w:t>
-      </w:r>
-      <w:proofErr w:type="spellEnd"/>
-      <w:r>
-        <w:rPr>
-          <w:rFonts w:ascii="Times New Roman" w:hAnsi="Times New Roman" w:cs="Times New Roman"/>
-        </w:rPr>
-        <w:t xml:space="preserve">, and Lexicon-based sentiment using MPQA </w:t>
-      </w:r>
-      <w:proofErr w:type="gramStart"/>
+        <w:t xml:space="preserve">It utilizes techniques such as Dependency Parsing via SpaCy, and Lexicon-based sentiment using MPQA </w:t>
+      </w:r>
       <w:r>
         <w:rPr>
           <w:rFonts w:ascii="Times New Roman" w:hAnsi="Times New Roman" w:cs="Times New Roman"/>
@@ -2189,7 +1932,6 @@
         </w:rPr>
         <w:t>[  ]</w:t>
       </w:r>
-      <w:proofErr w:type="gramEnd"/>
       <w:r>
         <w:rPr>
           <w:rFonts w:ascii="Times New Roman" w:hAnsi="Times New Roman" w:cs="Times New Roman"/>
@@ -2207,21 +1949,7 @@
         <w:rPr>
           <w:rFonts w:ascii="Times New Roman" w:hAnsi="Times New Roman" w:cs="Times New Roman"/>
         </w:rPr>
-        <w:t xml:space="preserve">This step is highly </w:t>
-      </w:r>
-      <w:proofErr w:type="gramStart"/>
-      <w:r>
-        <w:rPr>
-          <w:rFonts w:ascii="Times New Roman" w:hAnsi="Times New Roman" w:cs="Times New Roman"/>
-        </w:rPr>
-        <w:t>error prone</w:t>
-      </w:r>
-      <w:proofErr w:type="gramEnd"/>
-      <w:r>
-        <w:rPr>
-          <w:rFonts w:ascii="Times New Roman" w:hAnsi="Times New Roman" w:cs="Times New Roman"/>
-        </w:rPr>
-        <w:t xml:space="preserve"> to Dependency Parsing errors, as the entire process hinges on correct dependency parsers.</w:t>
+        <w:t>This step is highly error prone to Dependency Parsing errors, as the entire process hinges on correct dependency parsers.</w:t>
       </w:r>
       <w:r>
         <w:rPr>
@@ -2373,27 +2101,7 @@
           <w:i/>
           <w:iCs/>
         </w:rPr>
-        <w:t xml:space="preserve">: Attitude is labeled Positive however the Sentence describes how it is causing concern about </w:t>
-      </w:r>
-      <w:proofErr w:type="spellStart"/>
-      <w:proofErr w:type="gramStart"/>
-      <w:r>
-        <w:rPr>
-          <w:rFonts w:ascii="Times New Roman" w:hAnsi="Times New Roman" w:cs="Times New Roman"/>
-          <w:i/>
-          <w:iCs/>
-        </w:rPr>
-        <w:t>it’s</w:t>
-      </w:r>
-      <w:proofErr w:type="spellEnd"/>
-      <w:proofErr w:type="gramEnd"/>
-      <w:r>
-        <w:rPr>
-          <w:rFonts w:ascii="Times New Roman" w:hAnsi="Times New Roman" w:cs="Times New Roman"/>
-          <w:i/>
-          <w:iCs/>
-        </w:rPr>
-        <w:t xml:space="preserve"> effects possibly going into a recession, this should be a Negative Pair</w:t>
+        <w:t>: Attitude is labeled Positive however the Sentence describes how it is causing concern about it’s effects possibly going into a recession, this should be a Negative Pair</w:t>
       </w:r>
     </w:p>
     <w:p>
@@ -2438,53 +2146,33 @@
         </w:rPr>
         <w:t xml:space="preserve"> </w:t>
       </w:r>
-      <w:proofErr w:type="gramStart"/>
       <w:r>
         <w:rPr>
           <w:rFonts w:ascii="Times New Roman" w:hAnsi="Times New Roman" w:cs="Times New Roman"/>
           <w:b/>
           <w:bCs/>
         </w:rPr>
-        <w:t>[  ]</w:t>
-      </w:r>
-      <w:proofErr w:type="gramEnd"/>
+        <w:t xml:space="preserve">[  ] </w:t>
+      </w:r>
+      <w:r>
+        <w:rPr>
+          <w:rFonts w:ascii="Times New Roman" w:hAnsi="Times New Roman" w:cs="Times New Roman"/>
+        </w:rPr>
+        <w:t>. Models like GPT-3.5 and Mistral-7B demonstrate state-of-the-art performance in tasks involving sentiment detection, contextual reasoning, summarization, and named entity recognition</w:t>
+      </w:r>
+      <w:r>
+        <w:rPr>
+          <w:rFonts w:ascii="Times New Roman" w:hAnsi="Times New Roman" w:cs="Times New Roman"/>
+        </w:rPr>
+        <w:t xml:space="preserve"> </w:t>
+      </w:r>
       <w:r>
         <w:rPr>
           <w:rFonts w:ascii="Times New Roman" w:hAnsi="Times New Roman" w:cs="Times New Roman"/>
           <w:b/>
           <w:bCs/>
         </w:rPr>
-        <w:t xml:space="preserve"> </w:t>
-      </w:r>
-      <w:r>
-        <w:rPr>
-          <w:rFonts w:ascii="Times New Roman" w:hAnsi="Times New Roman" w:cs="Times New Roman"/>
-        </w:rPr>
-        <w:t>. Models like GPT-3.5 and Mistral-7B demonstrate state-of-the-art performance in tasks involving sentiment detection, contextual reasoning, summarization, and named entity recognition</w:t>
-      </w:r>
-      <w:r>
-        <w:rPr>
-          <w:rFonts w:ascii="Times New Roman" w:hAnsi="Times New Roman" w:cs="Times New Roman"/>
-        </w:rPr>
-        <w:t xml:space="preserve"> </w:t>
-      </w:r>
-      <w:proofErr w:type="gramStart"/>
-      <w:r>
-        <w:rPr>
-          <w:rFonts w:ascii="Times New Roman" w:hAnsi="Times New Roman" w:cs="Times New Roman"/>
-          <w:b/>
-          <w:bCs/>
-        </w:rPr>
-        <w:t>[  ]</w:t>
-      </w:r>
-      <w:proofErr w:type="gramEnd"/>
-      <w:r>
-        <w:rPr>
-          <w:rFonts w:ascii="Times New Roman" w:hAnsi="Times New Roman" w:cs="Times New Roman"/>
-          <w:b/>
-          <w:bCs/>
-        </w:rPr>
-        <w:t xml:space="preserve"> </w:t>
+        <w:t xml:space="preserve">[  ] </w:t>
       </w:r>
       <w:r>
         <w:rPr>
@@ -2496,14 +2184,7 @@
         <w:rPr>
           <w:rFonts w:ascii="Times New Roman" w:hAnsi="Times New Roman" w:cs="Times New Roman"/>
         </w:rPr>
-        <w:t xml:space="preserve">rule-based systems, such as </w:t>
-      </w:r>
-      <w:proofErr w:type="gramStart"/>
-      <w:r>
-        <w:rPr>
-          <w:rFonts w:ascii="Times New Roman" w:hAnsi="Times New Roman" w:cs="Times New Roman"/>
-        </w:rPr>
-        <w:t>the aforementioned</w:t>
+        <w:t>rule-based systems, such as the aforementioned</w:t>
       </w:r>
       <w:r>
         <w:rPr>
@@ -2515,14 +2196,7 @@
         <w:rPr>
           <w:rFonts w:ascii="Times New Roman" w:hAnsi="Times New Roman" w:cs="Times New Roman"/>
         </w:rPr>
-        <w:t xml:space="preserve"> error</w:t>
-      </w:r>
-      <w:proofErr w:type="gramEnd"/>
-      <w:r>
-        <w:rPr>
-          <w:rFonts w:ascii="Times New Roman" w:hAnsi="Times New Roman" w:cs="Times New Roman"/>
-        </w:rPr>
-        <w:t xml:space="preserve"> prone modules in POLAR</w:t>
+        <w:t xml:space="preserve"> error prone modules in POLAR</w:t>
       </w:r>
       <w:r>
         <w:rPr>
@@ -2858,35 +2532,7 @@
         <w:rPr>
           <w:rFonts w:ascii="Times New Roman" w:hAnsi="Times New Roman" w:cs="Times New Roman"/>
         </w:rPr>
-        <w:t xml:space="preserve">In our cases </w:t>
-      </w:r>
-      <w:proofErr w:type="gramStart"/>
-      <w:r>
-        <w:rPr>
-          <w:rFonts w:ascii="Times New Roman" w:hAnsi="Times New Roman" w:cs="Times New Roman"/>
-        </w:rPr>
-        <w:t>all of</w:t>
-      </w:r>
-      <w:proofErr w:type="gramEnd"/>
-      <w:r>
-        <w:rPr>
-          <w:rFonts w:ascii="Times New Roman" w:hAnsi="Times New Roman" w:cs="Times New Roman"/>
-        </w:rPr>
-        <w:t xml:space="preserve"> the data extracted </w:t>
-      </w:r>
-      <w:proofErr w:type="gramStart"/>
-      <w:r>
-        <w:rPr>
-          <w:rFonts w:ascii="Times New Roman" w:hAnsi="Times New Roman" w:cs="Times New Roman"/>
-        </w:rPr>
-        <w:t>by the use of</w:t>
-      </w:r>
-      <w:proofErr w:type="gramEnd"/>
-      <w:r>
-        <w:rPr>
-          <w:rFonts w:ascii="Times New Roman" w:hAnsi="Times New Roman" w:cs="Times New Roman"/>
-        </w:rPr>
-        <w:t xml:space="preserve"> LLMs was done so using GPT-3.5 turbo</w:t>
+        <w:t>In our cases all of the data extracted by the use of LLMs was done so using GPT-3.5 turbo</w:t>
       </w:r>
       <w:r>
         <w:rPr>
@@ -2894,7 +2540,6 @@
         </w:rPr>
         <w:t xml:space="preserve">, we </w:t>
       </w:r>
-      <w:proofErr w:type="gramStart"/>
       <w:r>
         <w:rPr>
           <w:rFonts w:ascii="Times New Roman" w:hAnsi="Times New Roman" w:cs="Times New Roman"/>
@@ -2911,14 +2556,7 @@
         <w:rPr>
           <w:rFonts w:ascii="Times New Roman" w:hAnsi="Times New Roman" w:cs="Times New Roman"/>
         </w:rPr>
-        <w:t>fine</w:t>
-      </w:r>
-      <w:proofErr w:type="gramEnd"/>
-      <w:r>
-        <w:rPr>
-          <w:rFonts w:ascii="Times New Roman" w:hAnsi="Times New Roman" w:cs="Times New Roman"/>
-        </w:rPr>
-        <w:t>-tune an open-weight Mistral-7B model to replicate this behavior locally.</w:t>
+        <w:t>fine-tune an open-weight Mistral-7B model to replicate this behavior locally.</w:t>
       </w:r>
     </w:p>
     <w:p>
@@ -3069,21 +2707,7 @@
           <w:rFonts w:ascii="Times New Roman" w:hAnsi="Times New Roman" w:cs="Times New Roman"/>
         </w:rPr>
         <w:lastRenderedPageBreak/>
-        <w:t xml:space="preserve">The dataset used was collected using POLAR's </w:t>
-      </w:r>
-      <w:proofErr w:type="spellStart"/>
-      <w:r>
-        <w:rPr>
-          <w:rFonts w:ascii="Times New Roman" w:hAnsi="Times New Roman" w:cs="Times New Roman"/>
-        </w:rPr>
-        <w:t>News_Corpus_Collector</w:t>
-      </w:r>
-      <w:proofErr w:type="spellEnd"/>
-      <w:r>
-        <w:rPr>
-          <w:rFonts w:ascii="Times New Roman" w:hAnsi="Times New Roman" w:cs="Times New Roman"/>
-        </w:rPr>
-        <w:t xml:space="preserve"> module, which scrapes politically relevant news articles over defined date ranges and topics. </w:t>
+        <w:t xml:space="preserve">The dataset used was collected using POLAR's News_Corpus_Collector module, which scrapes politically relevant news articles over defined date ranges and topics. </w:t>
       </w:r>
       <w:r>
         <w:rPr>
@@ -3133,21 +2757,7 @@
         <w:rPr>
           <w:rFonts w:ascii="Times New Roman" w:hAnsi="Times New Roman" w:cs="Times New Roman"/>
         </w:rPr>
-        <w:t xml:space="preserve">The gathered Articles are then split into paragraphs or segments of manageable length, with the intent </w:t>
-      </w:r>
-      <w:proofErr w:type="gramStart"/>
-      <w:r>
-        <w:rPr>
-          <w:rFonts w:ascii="Times New Roman" w:hAnsi="Times New Roman" w:cs="Times New Roman"/>
-        </w:rPr>
-        <w:t>to comply</w:t>
-      </w:r>
-      <w:proofErr w:type="gramEnd"/>
-      <w:r>
-        <w:rPr>
-          <w:rFonts w:ascii="Times New Roman" w:hAnsi="Times New Roman" w:cs="Times New Roman"/>
-        </w:rPr>
-        <w:t xml:space="preserve"> with the token limits set for the window sizes of each respective LLM called. These Article segments are then passed to the LLM for a structured parse and analysis.</w:t>
+        <w:t>The gathered Articles are then split into paragraphs or segments of manageable length, with the intent to comply with the token limits set for the window sizes of each respective LLM called. These Article segments are then passed to the LLM for a structured parse and analysis.</w:t>
       </w:r>
     </w:p>
     <w:p>
@@ -3284,35 +2894,7 @@
         <w:rPr>
           <w:rFonts w:ascii="Times New Roman" w:hAnsi="Times New Roman" w:cs="Times New Roman"/>
         </w:rPr>
-        <w:t xml:space="preserve"> Due to this, the length of the prompts needed are quite lengthy, as well as containing an example of the </w:t>
-      </w:r>
-      <w:proofErr w:type="gramStart"/>
-      <w:r>
-        <w:rPr>
-          <w:rFonts w:ascii="Times New Roman" w:hAnsi="Times New Roman" w:cs="Times New Roman"/>
-        </w:rPr>
-        <w:t>structured</w:t>
-      </w:r>
-      <w:proofErr w:type="gramEnd"/>
-      <w:r>
-        <w:rPr>
-          <w:rFonts w:ascii="Times New Roman" w:hAnsi="Times New Roman" w:cs="Times New Roman"/>
-        </w:rPr>
-        <w:t xml:space="preserve"> expected, as it boosts consistency in </w:t>
-      </w:r>
-      <w:proofErr w:type="gramStart"/>
-      <w:r>
-        <w:rPr>
-          <w:rFonts w:ascii="Times New Roman" w:hAnsi="Times New Roman" w:cs="Times New Roman"/>
-        </w:rPr>
-        <w:t>the responses</w:t>
-      </w:r>
-      <w:proofErr w:type="gramEnd"/>
-      <w:r>
-        <w:rPr>
-          <w:rFonts w:ascii="Times New Roman" w:hAnsi="Times New Roman" w:cs="Times New Roman"/>
-        </w:rPr>
-        <w:t>.</w:t>
+        <w:t xml:space="preserve"> Due to this, the length of the prompts needed are quite lengthy, as well as containing an example of the structured expected, as it boosts consistency in the responses.</w:t>
       </w:r>
     </w:p>
     <w:p>
@@ -3340,23 +2922,21 @@
         </w:rPr>
         <w:t xml:space="preserve"> </w:t>
       </w:r>
-      <w:proofErr w:type="gramStart"/>
       <w:r>
         <w:rPr>
           <w:rFonts w:ascii="Times New Roman" w:hAnsi="Times New Roman" w:cs="Times New Roman"/>
           <w:b/>
           <w:bCs/>
         </w:rPr>
-        <w:t>[  ]</w:t>
-      </w:r>
-      <w:proofErr w:type="gramEnd"/>
+        <w:t xml:space="preserve">[  ] </w:t>
+      </w:r>
       <w:r>
         <w:rPr>
           <w:rFonts w:ascii="Times New Roman" w:hAnsi="Times New Roman" w:cs="Times New Roman"/>
           <w:b/>
           <w:bCs/>
         </w:rPr>
-        <w:t xml:space="preserve"> </w:t>
+        <w:t xml:space="preserve"> is used</w:t>
       </w:r>
       <w:r>
         <w:rPr>
@@ -3364,7 +2944,7 @@
           <w:b/>
           <w:bCs/>
         </w:rPr>
-        <w:t xml:space="preserve"> is used</w:t>
+        <w:t xml:space="preserve"> as payload for the LLM</w:t>
       </w:r>
       <w:r>
         <w:rPr>
@@ -3372,398 +2952,352 @@
           <w:b/>
           <w:bCs/>
         </w:rPr>
-        <w:t xml:space="preserve"> as payload for the LLM</w:t>
-      </w:r>
-      <w:r>
+        <w:t>:</w:t>
+      </w:r>
+    </w:p>
+    <w:p>
+      <w:pPr>
+        <w:spacing w:line="360" w:lineRule="auto"/>
+        <w:rPr>
+          <w:rFonts w:ascii="Times New Roman" w:hAnsi="Times New Roman" w:cs="Times New Roman"/>
+          <w:i/>
+          <w:iCs/>
+        </w:rPr>
+      </w:pPr>
+      <w:r>
+        <w:rPr>
+          <w:rFonts w:ascii="Times New Roman" w:hAnsi="Times New Roman" w:cs="Times New Roman"/>
+          <w:i/>
+          <w:iCs/>
+        </w:rPr>
+        <w:t>Below is an instruction that describes a task, paired with an input that provides further context. Write a response that appropriately completes the request.</w:t>
+      </w:r>
+    </w:p>
+    <w:p>
+      <w:pPr>
+        <w:spacing w:line="360" w:lineRule="auto"/>
+        <w:rPr>
+          <w:rFonts w:ascii="Times New Roman" w:hAnsi="Times New Roman" w:cs="Times New Roman"/>
+          <w:i/>
+          <w:iCs/>
+        </w:rPr>
+      </w:pPr>
+      <w:r>
+        <w:rPr>
+          <w:rFonts w:ascii="Times New Roman" w:hAnsi="Times New Roman" w:cs="Times New Roman"/>
+          <w:i/>
+          <w:iCs/>
+        </w:rPr>
+        <w:t>### Instruction:</w:t>
+      </w:r>
+    </w:p>
+    <w:p>
+      <w:pPr>
+        <w:spacing w:line="360" w:lineRule="auto"/>
+        <w:rPr>
+          <w:rFonts w:ascii="Times New Roman" w:hAnsi="Times New Roman" w:cs="Times New Roman"/>
+          <w:i/>
+          <w:iCs/>
+        </w:rPr>
+      </w:pPr>
+      <w:r>
+        <w:rPr>
+          <w:rFonts w:ascii="Times New Roman" w:hAnsi="Times New Roman" w:cs="Times New Roman"/>
+          <w:i/>
+          <w:iCs/>
+        </w:rPr>
+        <w:t>Our detailed Prompt that instructs a specifically formatted response with detailed instructions.</w:t>
+      </w:r>
+    </w:p>
+    <w:p>
+      <w:pPr>
+        <w:spacing w:line="360" w:lineRule="auto"/>
+        <w:rPr>
+          <w:rFonts w:ascii="Times New Roman" w:hAnsi="Times New Roman" w:cs="Times New Roman"/>
+          <w:i/>
+          <w:iCs/>
+        </w:rPr>
+      </w:pPr>
+      <w:r>
+        <w:rPr>
+          <w:rFonts w:ascii="Times New Roman" w:hAnsi="Times New Roman" w:cs="Times New Roman"/>
+          <w:i/>
+          <w:iCs/>
+        </w:rPr>
+        <w:t>### Input:</w:t>
+      </w:r>
+    </w:p>
+    <w:p>
+      <w:pPr>
+        <w:spacing w:line="360" w:lineRule="auto"/>
+        <w:rPr>
+          <w:rFonts w:ascii="Times New Roman" w:hAnsi="Times New Roman" w:cs="Times New Roman"/>
+          <w:i/>
+          <w:iCs/>
+        </w:rPr>
+      </w:pPr>
+      <w:r>
+        <w:rPr>
+          <w:rFonts w:ascii="Times New Roman" w:hAnsi="Times New Roman" w:cs="Times New Roman"/>
+          <w:i/>
+          <w:iCs/>
+        </w:rPr>
+        <w:t>[</w:t>
+      </w:r>
+      <w:r>
+        <w:rPr>
+          <w:rFonts w:ascii="Times New Roman" w:hAnsi="Times New Roman" w:cs="Times New Roman"/>
+          <w:i/>
+          <w:iCs/>
+        </w:rPr>
+        <w:t>The Article to be Parsed</w:t>
+      </w:r>
+      <w:r>
+        <w:rPr>
+          <w:rFonts w:ascii="Times New Roman" w:hAnsi="Times New Roman" w:cs="Times New Roman"/>
+          <w:i/>
+          <w:iCs/>
+        </w:rPr>
+        <w:t>]</w:t>
+      </w:r>
+    </w:p>
+    <w:p>
+      <w:pPr>
+        <w:spacing w:line="360" w:lineRule="auto"/>
+        <w:rPr>
+          <w:rFonts w:ascii="Times New Roman" w:hAnsi="Times New Roman" w:cs="Times New Roman"/>
+          <w:i/>
+          <w:iCs/>
+        </w:rPr>
+      </w:pPr>
+      <w:r>
+        <w:rPr>
+          <w:rFonts w:ascii="Times New Roman" w:hAnsi="Times New Roman" w:cs="Times New Roman"/>
+          <w:i/>
+          <w:iCs/>
+        </w:rPr>
+        <w:t>### Response:</w:t>
+      </w:r>
+    </w:p>
+    <w:p>
+      <w:pPr>
+        <w:spacing w:line="360" w:lineRule="auto"/>
+        <w:rPr>
+          <w:rFonts w:ascii="Times New Roman" w:hAnsi="Times New Roman" w:cs="Times New Roman"/>
+          <w:i/>
+          <w:iCs/>
+        </w:rPr>
+      </w:pPr>
+      <w:r>
+        <w:rPr>
+          <w:rFonts w:ascii="Times New Roman" w:hAnsi="Times New Roman" w:cs="Times New Roman"/>
+          <w:i/>
+          <w:iCs/>
+        </w:rPr>
+        <w:t>[</w:t>
+      </w:r>
+      <w:r>
+        <w:rPr>
+          <w:rFonts w:ascii="Times New Roman" w:hAnsi="Times New Roman" w:cs="Times New Roman"/>
+          <w:i/>
+          <w:iCs/>
+        </w:rPr>
+        <w:t>The LLM’s response in processable Json format</w:t>
+      </w:r>
+      <w:r>
+        <w:rPr>
+          <w:rFonts w:ascii="Times New Roman" w:hAnsi="Times New Roman" w:cs="Times New Roman"/>
+          <w:i/>
+          <w:iCs/>
+        </w:rPr>
+        <w:t>]</w:t>
+      </w:r>
+    </w:p>
+    <w:p>
+      <w:pPr>
+        <w:spacing w:line="360" w:lineRule="auto"/>
+        <w:rPr>
+          <w:rFonts w:ascii="Times New Roman" w:hAnsi="Times New Roman" w:cs="Times New Roman"/>
+        </w:rPr>
+      </w:pPr>
+      <w:r>
+        <w:rPr>
+          <w:rFonts w:ascii="Times New Roman" w:hAnsi="Times New Roman" w:cs="Times New Roman"/>
+        </w:rPr>
+        <w:lastRenderedPageBreak/>
+        <w:t xml:space="preserve">The output is validated to match </w:t>
+      </w:r>
+      <w:r>
+        <w:rPr>
+          <w:rFonts w:ascii="Times New Roman" w:hAnsi="Times New Roman" w:cs="Times New Roman"/>
+        </w:rPr>
+        <w:t xml:space="preserve">our </w:t>
+      </w:r>
+      <w:r>
+        <w:rPr>
+          <w:rFonts w:ascii="Times New Roman" w:hAnsi="Times New Roman" w:cs="Times New Roman"/>
+        </w:rPr>
+        <w:t xml:space="preserve">expected </w:t>
+      </w:r>
+      <w:r>
+        <w:rPr>
+          <w:rFonts w:ascii="Times New Roman" w:hAnsi="Times New Roman" w:cs="Times New Roman"/>
+        </w:rPr>
+        <w:t>Json</w:t>
+      </w:r>
+      <w:r>
+        <w:rPr>
+          <w:rFonts w:ascii="Times New Roman" w:hAnsi="Times New Roman" w:cs="Times New Roman"/>
+        </w:rPr>
+        <w:t xml:space="preserve"> structures, including fields for source entity, target entity/topic, attitude (Positive/Neutral/Negative), references, and justifications.</w:t>
+      </w:r>
+    </w:p>
+    <w:p>
+      <w:pPr>
+        <w:rPr>
+          <w:rFonts w:ascii="Times New Roman" w:hAnsi="Times New Roman" w:cs="Times New Roman"/>
+        </w:rPr>
+      </w:pPr>
+    </w:p>
+    <w:p>
+      <w:pPr>
+        <w:pStyle w:val="Heading2"/>
+      </w:pPr>
+      <w:r>
+        <w:t>3.4 Fine-Tuning Mistral</w:t>
+      </w:r>
+    </w:p>
+    <w:p>
+      <w:pPr>
+        <w:rPr>
+          <w:rFonts w:ascii="Times New Roman" w:hAnsi="Times New Roman" w:cs="Times New Roman"/>
+        </w:rPr>
+      </w:pPr>
+    </w:p>
+    <w:p>
+      <w:pPr>
+        <w:spacing w:line="360" w:lineRule="auto"/>
+        <w:rPr>
+          <w:rFonts w:ascii="Times New Roman" w:hAnsi="Times New Roman" w:cs="Times New Roman"/>
+        </w:rPr>
+      </w:pPr>
+      <w:r>
+        <w:rPr>
+          <w:rFonts w:ascii="Times New Roman" w:hAnsi="Times New Roman" w:cs="Times New Roman"/>
+        </w:rPr>
+        <w:t xml:space="preserve">While for the process of </w:t>
+      </w:r>
+      <w:r>
+        <w:rPr>
+          <w:rFonts w:ascii="Times New Roman" w:hAnsi="Times New Roman" w:cs="Times New Roman"/>
+        </w:rPr>
+        <w:t>data</w:t>
+      </w:r>
+      <w:r>
+        <w:rPr>
+          <w:rFonts w:ascii="Times New Roman" w:hAnsi="Times New Roman" w:cs="Times New Roman"/>
+        </w:rPr>
+        <w:t xml:space="preserve"> gathering and testing, </w:t>
+      </w:r>
+      <w:r>
+        <w:rPr>
+          <w:rFonts w:ascii="Times New Roman" w:hAnsi="Times New Roman" w:cs="Times New Roman"/>
+        </w:rPr>
+        <w:t xml:space="preserve">GPT-3.5 </w:t>
+      </w:r>
+      <w:r>
+        <w:rPr>
+          <w:rFonts w:ascii="Times New Roman" w:hAnsi="Times New Roman" w:cs="Times New Roman"/>
+        </w:rPr>
+        <w:t>was</w:t>
+      </w:r>
+      <w:r>
+        <w:rPr>
+          <w:rFonts w:ascii="Times New Roman" w:hAnsi="Times New Roman" w:cs="Times New Roman"/>
+        </w:rPr>
+        <w:t xml:space="preserve"> effective</w:t>
+      </w:r>
+      <w:r>
+        <w:rPr>
+          <w:rFonts w:ascii="Times New Roman" w:hAnsi="Times New Roman" w:cs="Times New Roman"/>
+        </w:rPr>
+        <w:t xml:space="preserve"> and efficient</w:t>
+      </w:r>
+      <w:r>
+        <w:rPr>
+          <w:rFonts w:ascii="Times New Roman" w:hAnsi="Times New Roman" w:cs="Times New Roman"/>
+        </w:rPr>
+        <w:t xml:space="preserve">, it is closed-source and requires paid API access. For scalability and </w:t>
+      </w:r>
+      <w:r>
+        <w:rPr>
+          <w:rFonts w:ascii="Times New Roman" w:hAnsi="Times New Roman" w:cs="Times New Roman"/>
+        </w:rPr>
+        <w:t>local</w:t>
+      </w:r>
+      <w:r>
+        <w:rPr>
+          <w:rFonts w:ascii="Times New Roman" w:hAnsi="Times New Roman" w:cs="Times New Roman"/>
+        </w:rPr>
+        <w:t xml:space="preserve"> use,</w:t>
+      </w:r>
+      <w:r>
+        <w:rPr>
+          <w:rFonts w:ascii="Times New Roman" w:hAnsi="Times New Roman" w:cs="Times New Roman"/>
+        </w:rPr>
+        <w:t xml:space="preserve"> as well as potential improvements,</w:t>
+      </w:r>
+      <w:r>
+        <w:rPr>
+          <w:rFonts w:ascii="Times New Roman" w:hAnsi="Times New Roman" w:cs="Times New Roman"/>
+        </w:rPr>
+        <w:t xml:space="preserve"> we fine-tune the open-source Mistral-7B model using the same data generated from GPT-3.5 responses.</w:t>
+      </w:r>
+    </w:p>
+    <w:p>
+      <w:pPr>
+        <w:spacing w:line="360" w:lineRule="auto"/>
         <w:rPr>
           <w:rFonts w:ascii="Times New Roman" w:hAnsi="Times New Roman" w:cs="Times New Roman"/>
           <w:b/>
           <w:bCs/>
         </w:rPr>
-        <w:t>:</w:t>
+      </w:pPr>
+      <w:r>
+        <w:rPr>
+          <w:rFonts w:ascii="Times New Roman" w:hAnsi="Times New Roman" w:cs="Times New Roman"/>
+          <w:b/>
+          <w:bCs/>
+        </w:rPr>
+        <w:t>Fine-Tuning Process:</w:t>
       </w:r>
     </w:p>
     <w:p>
       <w:pPr>
         <w:spacing w:line="360" w:lineRule="auto"/>
+        <w:rPr>
+          <w:rFonts w:ascii="Times New Roman" w:hAnsi="Times New Roman" w:cs="Times New Roman"/>
+        </w:rPr>
+      </w:pPr>
+      <w:r>
+        <w:rPr>
+          <w:rFonts w:ascii="Times New Roman" w:hAnsi="Times New Roman" w:cs="Times New Roman"/>
+        </w:rPr>
+        <w:t xml:space="preserve">Using the Unsloth library, we apply Low-Rank Adaptation (LoRA) to fine-tune </w:t>
+      </w:r>
+      <w:r>
+        <w:rPr>
+          <w:rFonts w:ascii="Times New Roman" w:hAnsi="Times New Roman" w:cs="Times New Roman"/>
+        </w:rPr>
+        <w:t>a quantized version of Mistral-7B (</w:t>
+      </w:r>
+      <w:r>
         <w:rPr>
           <w:rFonts w:ascii="Times New Roman" w:hAnsi="Times New Roman" w:cs="Times New Roman"/>
           <w:i/>
           <w:iCs/>
         </w:rPr>
-      </w:pPr>
-      <w:r>
-        <w:rPr>
-          <w:rFonts w:ascii="Times New Roman" w:hAnsi="Times New Roman" w:cs="Times New Roman"/>
-          <w:i/>
-          <w:iCs/>
-        </w:rPr>
-        <w:t>Below is an instruction that describes a task, paired with an input that provides further context. Write a response that appropriately completes the request.</w:t>
-      </w:r>
-    </w:p>
-    <w:p>
-      <w:pPr>
-        <w:spacing w:line="360" w:lineRule="auto"/>
-        <w:rPr>
-          <w:rFonts w:ascii="Times New Roman" w:hAnsi="Times New Roman" w:cs="Times New Roman"/>
-          <w:i/>
-          <w:iCs/>
-        </w:rPr>
-      </w:pPr>
-      <w:r>
-        <w:rPr>
-          <w:rFonts w:ascii="Times New Roman" w:hAnsi="Times New Roman" w:cs="Times New Roman"/>
-          <w:i/>
-          <w:iCs/>
-        </w:rPr>
-        <w:t>### Instruction:</w:t>
-      </w:r>
-    </w:p>
-    <w:p>
-      <w:pPr>
-        <w:spacing w:line="360" w:lineRule="auto"/>
-        <w:rPr>
-          <w:rFonts w:ascii="Times New Roman" w:hAnsi="Times New Roman" w:cs="Times New Roman"/>
-          <w:i/>
-          <w:iCs/>
-        </w:rPr>
-      </w:pPr>
-      <w:r>
-        <w:rPr>
-          <w:rFonts w:ascii="Times New Roman" w:hAnsi="Times New Roman" w:cs="Times New Roman"/>
-          <w:i/>
-          <w:iCs/>
-        </w:rPr>
-        <w:t>Our detailed Prompt that instructs a specifically formatted response with detailed instructions.</w:t>
-      </w:r>
-    </w:p>
-    <w:p>
-      <w:pPr>
-        <w:spacing w:line="360" w:lineRule="auto"/>
-        <w:rPr>
-          <w:rFonts w:ascii="Times New Roman" w:hAnsi="Times New Roman" w:cs="Times New Roman"/>
-          <w:i/>
-          <w:iCs/>
-        </w:rPr>
-      </w:pPr>
-      <w:r>
-        <w:rPr>
-          <w:rFonts w:ascii="Times New Roman" w:hAnsi="Times New Roman" w:cs="Times New Roman"/>
-          <w:i/>
-          <w:iCs/>
-        </w:rPr>
-        <w:t>### Input:</w:t>
-      </w:r>
-    </w:p>
-    <w:p>
-      <w:pPr>
-        <w:spacing w:line="360" w:lineRule="auto"/>
-        <w:rPr>
-          <w:rFonts w:ascii="Times New Roman" w:hAnsi="Times New Roman" w:cs="Times New Roman"/>
-          <w:i/>
-          <w:iCs/>
-        </w:rPr>
-      </w:pPr>
-      <w:r>
-        <w:rPr>
-          <w:rFonts w:ascii="Times New Roman" w:hAnsi="Times New Roman" w:cs="Times New Roman"/>
-          <w:i/>
-          <w:iCs/>
-        </w:rPr>
-        <w:t>[</w:t>
-      </w:r>
-      <w:r>
-        <w:rPr>
-          <w:rFonts w:ascii="Times New Roman" w:hAnsi="Times New Roman" w:cs="Times New Roman"/>
-          <w:i/>
-          <w:iCs/>
-        </w:rPr>
-        <w:t>The Article to be Parsed</w:t>
-      </w:r>
-      <w:r>
-        <w:rPr>
-          <w:rFonts w:ascii="Times New Roman" w:hAnsi="Times New Roman" w:cs="Times New Roman"/>
-          <w:i/>
-          <w:iCs/>
-        </w:rPr>
-        <w:t>]</w:t>
-      </w:r>
-    </w:p>
-    <w:p>
-      <w:pPr>
-        <w:spacing w:line="360" w:lineRule="auto"/>
-        <w:rPr>
-          <w:rFonts w:ascii="Times New Roman" w:hAnsi="Times New Roman" w:cs="Times New Roman"/>
-          <w:i/>
-          <w:iCs/>
-        </w:rPr>
-      </w:pPr>
-      <w:r>
-        <w:rPr>
-          <w:rFonts w:ascii="Times New Roman" w:hAnsi="Times New Roman" w:cs="Times New Roman"/>
-          <w:i/>
-          <w:iCs/>
-        </w:rPr>
-        <w:t>### Response:</w:t>
-      </w:r>
-    </w:p>
-    <w:p>
-      <w:pPr>
-        <w:spacing w:line="360" w:lineRule="auto"/>
-        <w:rPr>
-          <w:rFonts w:ascii="Times New Roman" w:hAnsi="Times New Roman" w:cs="Times New Roman"/>
-          <w:i/>
-          <w:iCs/>
-        </w:rPr>
-      </w:pPr>
-      <w:r>
-        <w:rPr>
-          <w:rFonts w:ascii="Times New Roman" w:hAnsi="Times New Roman" w:cs="Times New Roman"/>
-          <w:i/>
-          <w:iCs/>
-        </w:rPr>
-        <w:t>[</w:t>
-      </w:r>
-      <w:r>
-        <w:rPr>
-          <w:rFonts w:ascii="Times New Roman" w:hAnsi="Times New Roman" w:cs="Times New Roman"/>
-          <w:i/>
-          <w:iCs/>
-        </w:rPr>
-        <w:t>The LLM’s response in processable Json format</w:t>
-      </w:r>
-      <w:r>
-        <w:rPr>
-          <w:rFonts w:ascii="Times New Roman" w:hAnsi="Times New Roman" w:cs="Times New Roman"/>
-          <w:i/>
-          <w:iCs/>
-        </w:rPr>
-        <w:t>]</w:t>
-      </w:r>
-    </w:p>
-    <w:p>
-      <w:pPr>
-        <w:spacing w:line="360" w:lineRule="auto"/>
-        <w:rPr>
-          <w:rFonts w:ascii="Times New Roman" w:hAnsi="Times New Roman" w:cs="Times New Roman"/>
-        </w:rPr>
-      </w:pPr>
-      <w:r>
-        <w:rPr>
-          <w:rFonts w:ascii="Times New Roman" w:hAnsi="Times New Roman" w:cs="Times New Roman"/>
-        </w:rPr>
-        <w:lastRenderedPageBreak/>
-        <w:t xml:space="preserve">The output is validated to match </w:t>
-      </w:r>
-      <w:r>
-        <w:rPr>
-          <w:rFonts w:ascii="Times New Roman" w:hAnsi="Times New Roman" w:cs="Times New Roman"/>
-        </w:rPr>
-        <w:t xml:space="preserve">our </w:t>
-      </w:r>
-      <w:r>
-        <w:rPr>
-          <w:rFonts w:ascii="Times New Roman" w:hAnsi="Times New Roman" w:cs="Times New Roman"/>
-        </w:rPr>
-        <w:t xml:space="preserve">expected </w:t>
-      </w:r>
-      <w:r>
-        <w:rPr>
-          <w:rFonts w:ascii="Times New Roman" w:hAnsi="Times New Roman" w:cs="Times New Roman"/>
-        </w:rPr>
-        <w:t>Json</w:t>
-      </w:r>
-      <w:r>
-        <w:rPr>
-          <w:rFonts w:ascii="Times New Roman" w:hAnsi="Times New Roman" w:cs="Times New Roman"/>
-        </w:rPr>
-        <w:t xml:space="preserve"> structures, including fields for source entity, target entity/topic, attitude (Positive/Neutral/Negative), references, and justifications.</w:t>
-      </w:r>
-    </w:p>
-    <w:p>
-      <w:pPr>
-        <w:rPr>
-          <w:rFonts w:ascii="Times New Roman" w:hAnsi="Times New Roman" w:cs="Times New Roman"/>
-        </w:rPr>
-      </w:pPr>
-    </w:p>
-    <w:p>
-      <w:pPr>
-        <w:pStyle w:val="Heading2"/>
-      </w:pPr>
-      <w:r>
-        <w:t>3.4 Fine-Tuning Mistral</w:t>
-      </w:r>
-    </w:p>
-    <w:p>
-      <w:pPr>
-        <w:rPr>
-          <w:rFonts w:ascii="Times New Roman" w:hAnsi="Times New Roman" w:cs="Times New Roman"/>
-        </w:rPr>
-      </w:pPr>
-    </w:p>
-    <w:p>
-      <w:pPr>
-        <w:spacing w:line="360" w:lineRule="auto"/>
-        <w:rPr>
-          <w:rFonts w:ascii="Times New Roman" w:hAnsi="Times New Roman" w:cs="Times New Roman"/>
-        </w:rPr>
-      </w:pPr>
-      <w:r>
-        <w:rPr>
-          <w:rFonts w:ascii="Times New Roman" w:hAnsi="Times New Roman" w:cs="Times New Roman"/>
-        </w:rPr>
-        <w:t xml:space="preserve">While for the process of </w:t>
-      </w:r>
-      <w:r>
-        <w:rPr>
-          <w:rFonts w:ascii="Times New Roman" w:hAnsi="Times New Roman" w:cs="Times New Roman"/>
-        </w:rPr>
-        <w:t>data</w:t>
-      </w:r>
-      <w:r>
-        <w:rPr>
-          <w:rFonts w:ascii="Times New Roman" w:hAnsi="Times New Roman" w:cs="Times New Roman"/>
-        </w:rPr>
-        <w:t xml:space="preserve"> gathering and testing, </w:t>
-      </w:r>
-      <w:r>
-        <w:rPr>
-          <w:rFonts w:ascii="Times New Roman" w:hAnsi="Times New Roman" w:cs="Times New Roman"/>
-        </w:rPr>
-        <w:t xml:space="preserve">GPT-3.5 </w:t>
-      </w:r>
-      <w:r>
-        <w:rPr>
-          <w:rFonts w:ascii="Times New Roman" w:hAnsi="Times New Roman" w:cs="Times New Roman"/>
-        </w:rPr>
-        <w:t>was</w:t>
-      </w:r>
-      <w:r>
-        <w:rPr>
-          <w:rFonts w:ascii="Times New Roman" w:hAnsi="Times New Roman" w:cs="Times New Roman"/>
-        </w:rPr>
-        <w:t xml:space="preserve"> effective</w:t>
-      </w:r>
-      <w:r>
-        <w:rPr>
-          <w:rFonts w:ascii="Times New Roman" w:hAnsi="Times New Roman" w:cs="Times New Roman"/>
-        </w:rPr>
-        <w:t xml:space="preserve"> and efficient</w:t>
-      </w:r>
-      <w:r>
-        <w:rPr>
-          <w:rFonts w:ascii="Times New Roman" w:hAnsi="Times New Roman" w:cs="Times New Roman"/>
-        </w:rPr>
-        <w:t xml:space="preserve">, it is closed-source and requires paid API access. For scalability and </w:t>
-      </w:r>
-      <w:r>
-        <w:rPr>
-          <w:rFonts w:ascii="Times New Roman" w:hAnsi="Times New Roman" w:cs="Times New Roman"/>
-        </w:rPr>
-        <w:t>local</w:t>
-      </w:r>
-      <w:r>
-        <w:rPr>
-          <w:rFonts w:ascii="Times New Roman" w:hAnsi="Times New Roman" w:cs="Times New Roman"/>
-        </w:rPr>
-        <w:t xml:space="preserve"> use,</w:t>
-      </w:r>
-      <w:r>
-        <w:rPr>
-          <w:rFonts w:ascii="Times New Roman" w:hAnsi="Times New Roman" w:cs="Times New Roman"/>
-        </w:rPr>
-        <w:t xml:space="preserve"> as well as potential improvements,</w:t>
-      </w:r>
-      <w:r>
-        <w:rPr>
-          <w:rFonts w:ascii="Times New Roman" w:hAnsi="Times New Roman" w:cs="Times New Roman"/>
-        </w:rPr>
-        <w:t xml:space="preserve"> we fine-tune the open-source Mistral-7B model using the same data generated from GPT-3.5 responses.</w:t>
-      </w:r>
-    </w:p>
-    <w:p>
-      <w:pPr>
-        <w:spacing w:line="360" w:lineRule="auto"/>
-        <w:rPr>
-          <w:rFonts w:ascii="Times New Roman" w:hAnsi="Times New Roman" w:cs="Times New Roman"/>
-          <w:b/>
-          <w:bCs/>
-        </w:rPr>
-      </w:pPr>
-      <w:r>
-        <w:rPr>
-          <w:rFonts w:ascii="Times New Roman" w:hAnsi="Times New Roman" w:cs="Times New Roman"/>
-          <w:b/>
-          <w:bCs/>
-        </w:rPr>
-        <w:t>Fine-Tuning Process:</w:t>
-      </w:r>
-    </w:p>
-    <w:p>
-      <w:pPr>
-        <w:spacing w:line="360" w:lineRule="auto"/>
-        <w:rPr>
-          <w:rFonts w:ascii="Times New Roman" w:hAnsi="Times New Roman" w:cs="Times New Roman"/>
-        </w:rPr>
-      </w:pPr>
-      <w:r>
-        <w:rPr>
-          <w:rFonts w:ascii="Times New Roman" w:hAnsi="Times New Roman" w:cs="Times New Roman"/>
-        </w:rPr>
-        <w:t xml:space="preserve">Using the </w:t>
-      </w:r>
-      <w:proofErr w:type="spellStart"/>
-      <w:r>
-        <w:rPr>
-          <w:rFonts w:ascii="Times New Roman" w:hAnsi="Times New Roman" w:cs="Times New Roman"/>
-        </w:rPr>
-        <w:t>Unsloth</w:t>
-      </w:r>
-      <w:proofErr w:type="spellEnd"/>
-      <w:r>
-        <w:rPr>
-          <w:rFonts w:ascii="Times New Roman" w:hAnsi="Times New Roman" w:cs="Times New Roman"/>
-        </w:rPr>
-        <w:t xml:space="preserve"> library, we apply Low-Rank Adaptation (</w:t>
-      </w:r>
-      <w:proofErr w:type="spellStart"/>
-      <w:r>
-        <w:rPr>
-          <w:rFonts w:ascii="Times New Roman" w:hAnsi="Times New Roman" w:cs="Times New Roman"/>
-        </w:rPr>
-        <w:t>LoRA</w:t>
-      </w:r>
-      <w:proofErr w:type="spellEnd"/>
-      <w:r>
-        <w:rPr>
-          <w:rFonts w:ascii="Times New Roman" w:hAnsi="Times New Roman" w:cs="Times New Roman"/>
-        </w:rPr>
-        <w:t xml:space="preserve">) to fine-tune </w:t>
-      </w:r>
-      <w:r>
-        <w:rPr>
-          <w:rFonts w:ascii="Times New Roman" w:hAnsi="Times New Roman" w:cs="Times New Roman"/>
-        </w:rPr>
-        <w:t>a quantized version of Mistral-7B (</w:t>
-      </w:r>
-      <w:proofErr w:type="spellStart"/>
-      <w:r>
-        <w:rPr>
-          <w:rFonts w:ascii="Times New Roman" w:hAnsi="Times New Roman" w:cs="Times New Roman"/>
-          <w:i/>
-          <w:iCs/>
-        </w:rPr>
-        <w:t>unsloth</w:t>
-      </w:r>
-      <w:proofErr w:type="spellEnd"/>
-      <w:r>
-        <w:rPr>
-          <w:rFonts w:ascii="Times New Roman" w:hAnsi="Times New Roman" w:cs="Times New Roman"/>
-          <w:i/>
-          <w:iCs/>
-        </w:rPr>
-        <w:t>/mistral-7b-bnb-4bit</w:t>
+        <w:t>unsloth/mistral-7b-bnb-4bit</w:t>
       </w:r>
       <w:r>
         <w:rPr>
@@ -3775,35 +3309,7 @@
         <w:rPr>
           <w:rFonts w:ascii="Times New Roman" w:hAnsi="Times New Roman" w:cs="Times New Roman"/>
         </w:rPr>
-        <w:t xml:space="preserve">on formatted prompt-response pairs. Alpaca-style instruction formatting is used, and training is conducted using Hugging Face's </w:t>
-      </w:r>
-      <w:proofErr w:type="spellStart"/>
-      <w:r>
-        <w:rPr>
-          <w:rFonts w:ascii="Times New Roman" w:hAnsi="Times New Roman" w:cs="Times New Roman"/>
-        </w:rPr>
-        <w:t>SFTTrainer</w:t>
-      </w:r>
-      <w:proofErr w:type="spellEnd"/>
-      <w:r>
-        <w:rPr>
-          <w:rFonts w:ascii="Times New Roman" w:hAnsi="Times New Roman" w:cs="Times New Roman"/>
-        </w:rPr>
-        <w:t xml:space="preserve"> with </w:t>
-      </w:r>
-      <w:proofErr w:type="spellStart"/>
-      <w:r>
-        <w:rPr>
-          <w:rFonts w:ascii="Times New Roman" w:hAnsi="Times New Roman" w:cs="Times New Roman"/>
-        </w:rPr>
-        <w:t>LoRA</w:t>
-      </w:r>
-      <w:proofErr w:type="spellEnd"/>
-      <w:r>
-        <w:rPr>
-          <w:rFonts w:ascii="Times New Roman" w:hAnsi="Times New Roman" w:cs="Times New Roman"/>
-        </w:rPr>
-        <w:t xml:space="preserve"> and 4-bit quantization for efficiency.</w:t>
+        <w:t>on formatted prompt-response pairs. Alpaca-style instruction formatting is used, and training is conducted using Hugging Face's SFTTrainer with LoRA and 4-bit quantization for efficiency.</w:t>
       </w:r>
     </w:p>
     <w:p>
@@ -3831,19 +3337,11 @@
           <w:rFonts w:ascii="Times New Roman" w:hAnsi="Times New Roman" w:cs="Times New Roman"/>
         </w:rPr>
       </w:pPr>
-      <w:proofErr w:type="spellStart"/>
-      <w:r>
-        <w:rPr>
-          <w:rFonts w:ascii="Times New Roman" w:hAnsi="Times New Roman" w:cs="Times New Roman"/>
-        </w:rPr>
-        <w:t>LoRA</w:t>
-      </w:r>
-      <w:proofErr w:type="spellEnd"/>
-      <w:r>
-        <w:rPr>
-          <w:rFonts w:ascii="Times New Roman" w:hAnsi="Times New Roman" w:cs="Times New Roman"/>
-        </w:rPr>
-        <w:t xml:space="preserve"> rank: 16</w:t>
+      <w:r>
+        <w:rPr>
+          <w:rFonts w:ascii="Times New Roman" w:hAnsi="Times New Roman" w:cs="Times New Roman"/>
+        </w:rPr>
+        <w:t>LoRA rank: 16</w:t>
       </w:r>
     </w:p>
     <w:p>
@@ -3857,19 +3355,11 @@
           <w:rFonts w:ascii="Times New Roman" w:hAnsi="Times New Roman" w:cs="Times New Roman"/>
         </w:rPr>
       </w:pPr>
-      <w:proofErr w:type="gramStart"/>
-      <w:r>
-        <w:rPr>
-          <w:rFonts w:ascii="Times New Roman" w:hAnsi="Times New Roman" w:cs="Times New Roman"/>
-        </w:rPr>
-        <w:t>Max sequence</w:t>
-      </w:r>
-      <w:proofErr w:type="gramEnd"/>
-      <w:r>
-        <w:rPr>
-          <w:rFonts w:ascii="Times New Roman" w:hAnsi="Times New Roman" w:cs="Times New Roman"/>
-        </w:rPr>
-        <w:t xml:space="preserve"> length: 4096</w:t>
+      <w:r>
+        <w:rPr>
+          <w:rFonts w:ascii="Times New Roman" w:hAnsi="Times New Roman" w:cs="Times New Roman"/>
+        </w:rPr>
+        <w:t>Max sequence length: 4096</w:t>
       </w:r>
     </w:p>
     <w:p>
@@ -3905,21 +3395,7 @@
         <w:rPr>
           <w:rFonts w:ascii="Times New Roman" w:hAnsi="Times New Roman" w:cs="Times New Roman"/>
         </w:rPr>
-        <w:t xml:space="preserve">Optimizer: </w:t>
-      </w:r>
-      <w:proofErr w:type="spellStart"/>
-      <w:r>
-        <w:rPr>
-          <w:rFonts w:ascii="Times New Roman" w:hAnsi="Times New Roman" w:cs="Times New Roman"/>
-        </w:rPr>
-        <w:t>AdamW</w:t>
-      </w:r>
-      <w:proofErr w:type="spellEnd"/>
-      <w:r>
-        <w:rPr>
-          <w:rFonts w:ascii="Times New Roman" w:hAnsi="Times New Roman" w:cs="Times New Roman"/>
-        </w:rPr>
-        <w:t xml:space="preserve"> 8-bit</w:t>
+        <w:t>Optimizer: AdamW 8-bit</w:t>
       </w:r>
     </w:p>
     <w:p>
@@ -4005,16 +3481,8 @@
         <w:rPr>
           <w:rFonts w:ascii="Times New Roman" w:hAnsi="Times New Roman" w:cs="Times New Roman"/>
         </w:rPr>
-        <w:t xml:space="preserve">the details regarding Evaluating the </w:t>
-      </w:r>
-      <w:proofErr w:type="gramStart"/>
-      <w:r>
-        <w:rPr>
-          <w:rFonts w:ascii="Times New Roman" w:hAnsi="Times New Roman" w:cs="Times New Roman"/>
-        </w:rPr>
-        <w:t>performances</w:t>
-      </w:r>
-      <w:proofErr w:type="gramEnd"/>
+        <w:t>the details regarding Evaluating the performances</w:t>
+      </w:r>
       <w:r>
         <w:rPr>
           <w:rFonts w:ascii="Times New Roman" w:hAnsi="Times New Roman" w:cs="Times New Roman"/>
@@ -4283,16 +3751,8 @@
               <w:rPr>
                 <w:rFonts w:ascii="Times New Roman" w:hAnsi="Times New Roman" w:cs="Times New Roman"/>
               </w:rPr>
-              <w:t xml:space="preserve">4.3 </w:t>
-            </w:r>
-            <w:proofErr w:type="spellStart"/>
-            <w:r>
-              <w:rPr>
-                <w:rFonts w:ascii="Times New Roman" w:hAnsi="Times New Roman" w:cs="Times New Roman"/>
-              </w:rPr>
-              <w:t>Deepseek</w:t>
-            </w:r>
-            <w:proofErr w:type="spellEnd"/>
+              <w:t>4.3 Deepseek</w:t>
+            </w:r>
           </w:p>
           <w:p>
             <w:pPr>
@@ -4398,16 +3858,8 @@
         <w:rPr>
           <w:rFonts w:ascii="Times New Roman" w:hAnsi="Times New Roman" w:cs="Times New Roman"/>
         </w:rPr>
-        <w:t xml:space="preserve">, as well as the attempts made at utilizing Llama and </w:t>
-      </w:r>
-      <w:proofErr w:type="spellStart"/>
-      <w:r>
-        <w:rPr>
-          <w:rFonts w:ascii="Times New Roman" w:hAnsi="Times New Roman" w:cs="Times New Roman"/>
-        </w:rPr>
-        <w:t>Deepseek</w:t>
-      </w:r>
-      <w:proofErr w:type="spellEnd"/>
+        <w:t>, as well as the attempts made at utilizing Llama and Deepseek</w:t>
+      </w:r>
       <w:r>
         <w:rPr>
           <w:rFonts w:ascii="Times New Roman" w:hAnsi="Times New Roman" w:cs="Times New Roman"/>
@@ -4576,46 +4028,22 @@
           <w:b/>
           <w:bCs/>
         </w:rPr>
-        <w:t xml:space="preserve"> </w:t>
-      </w:r>
-      <w:proofErr w:type="gramStart"/>
+        <w:t xml:space="preserve"> [</w:t>
+      </w:r>
       <w:r>
         <w:rPr>
           <w:rFonts w:ascii="Times New Roman" w:hAnsi="Times New Roman" w:cs="Times New Roman"/>
           <w:b/>
           <w:bCs/>
         </w:rPr>
-        <w:t>[</w:t>
-      </w:r>
-      <w:r>
-        <w:rPr>
-          <w:rFonts w:ascii="Times New Roman" w:hAnsi="Times New Roman" w:cs="Times New Roman"/>
-          <w:b/>
-          <w:bCs/>
-        </w:rPr>
         <w:t xml:space="preserve">  ]</w:t>
       </w:r>
-      <w:proofErr w:type="gramEnd"/>
       <w:r>
         <w:rPr>
           <w:rFonts w:ascii="Times New Roman" w:hAnsi="Times New Roman" w:cs="Times New Roman"/>
         </w:rPr>
         <w:br/>
-        <w:t xml:space="preserve">For our calculations, GPT was used as the benchmark for the other LLMs, as it followed the prompt well and gave concise responses that accurately predicted entity pairs and topical pairs if it detected any in the articles. The speed of the replies of GPT </w:t>
-      </w:r>
-      <w:proofErr w:type="gramStart"/>
-      <w:r>
-        <w:rPr>
-          <w:rFonts w:ascii="Times New Roman" w:hAnsi="Times New Roman" w:cs="Times New Roman"/>
-        </w:rPr>
-        <w:t>were</w:t>
-      </w:r>
-      <w:proofErr w:type="gramEnd"/>
-      <w:r>
-        <w:rPr>
-          <w:rFonts w:ascii="Times New Roman" w:hAnsi="Times New Roman" w:cs="Times New Roman"/>
-        </w:rPr>
-        <w:t xml:space="preserve"> also the highest in terms of </w:t>
+        <w:t xml:space="preserve">For our calculations, GPT was used as the benchmark for the other LLMs, as it followed the prompt well and gave concise responses that accurately predicted entity pairs and topical pairs if it detected any in the articles. The speed of the replies of GPT were also the highest in terms of </w:t>
       </w:r>
       <w:r>
         <w:rPr>
@@ -4677,43 +4105,7 @@
           <w:i/>
           <w:iCs/>
         </w:rPr>
-        <w:t>-</w:t>
-      </w:r>
-      <w:proofErr w:type="spellStart"/>
-      <w:r>
-        <w:rPr>
-          <w:rFonts w:ascii="Times New Roman" w:hAnsi="Times New Roman" w:cs="Times New Roman"/>
-          <w:i/>
-          <w:iCs/>
-        </w:rPr>
-        <w:t>GPT_Communication</w:t>
-      </w:r>
-      <w:proofErr w:type="spellEnd"/>
-      <w:r>
-        <w:rPr>
-          <w:rFonts w:ascii="Times New Roman" w:hAnsi="Times New Roman" w:cs="Times New Roman"/>
-          <w:i/>
-          <w:iCs/>
-        </w:rPr>
-        <w:t xml:space="preserve"> Elapsed time: 10280.43 </w:t>
-      </w:r>
-      <w:proofErr w:type="gramStart"/>
-      <w:r>
-        <w:rPr>
-          <w:rFonts w:ascii="Times New Roman" w:hAnsi="Times New Roman" w:cs="Times New Roman"/>
-          <w:i/>
-          <w:iCs/>
-        </w:rPr>
-        <w:t>seconds  =</w:t>
-      </w:r>
-      <w:proofErr w:type="gramEnd"/>
-      <w:r>
-        <w:rPr>
-          <w:rFonts w:ascii="Times New Roman" w:hAnsi="Times New Roman" w:cs="Times New Roman"/>
-          <w:i/>
-          <w:iCs/>
-        </w:rPr>
-        <w:t>= 171.34 minutes == 2.856 hours</w:t>
+        <w:t>-GPT_Communication Elapsed time: 10280.43 seconds  == 171.34 minutes == 2.856 hours</w:t>
       </w:r>
     </w:p>
     <w:p>
@@ -4751,25 +4143,24 @@
           <w:i/>
           <w:iCs/>
         </w:rPr>
-        <w:t>-</w:t>
-      </w:r>
-      <w:proofErr w:type="spellStart"/>
-      <w:r>
+        <w:t>-entity_extractor Elapsed time: 640.87 seconds</w:t>
+      </w:r>
+    </w:p>
+    <w:p>
+      <w:pPr>
         <w:rPr>
           <w:rFonts w:ascii="Times New Roman" w:hAnsi="Times New Roman" w:cs="Times New Roman"/>
           <w:i/>
           <w:iCs/>
         </w:rPr>
-        <w:t>entity_extractor</w:t>
-      </w:r>
-      <w:proofErr w:type="spellEnd"/>
+      </w:pPr>
       <w:r>
         <w:rPr>
           <w:rFonts w:ascii="Times New Roman" w:hAnsi="Times New Roman" w:cs="Times New Roman"/>
           <w:i/>
           <w:iCs/>
         </w:rPr>
-        <w:t xml:space="preserve"> Elapsed time: 640.87 seconds</w:t>
+        <w:t>-noun_phrase_extractor Elapsed time: 4545.63 seconds</w:t>
       </w:r>
     </w:p>
     <w:p>
@@ -4786,25 +4177,24 @@
           <w:i/>
           <w:iCs/>
         </w:rPr>
-        <w:t>-</w:t>
-      </w:r>
-      <w:proofErr w:type="spellStart"/>
-      <w:r>
+        <w:t>-topic_identifier Elapsed time: 1226.28 seconds</w:t>
+      </w:r>
+    </w:p>
+    <w:p>
+      <w:pPr>
         <w:rPr>
           <w:rFonts w:ascii="Times New Roman" w:hAnsi="Times New Roman" w:cs="Times New Roman"/>
           <w:i/>
           <w:iCs/>
         </w:rPr>
-        <w:t>noun_phrase_extractor</w:t>
-      </w:r>
-      <w:proofErr w:type="spellEnd"/>
+      </w:pPr>
       <w:r>
         <w:rPr>
           <w:rFonts w:ascii="Times New Roman" w:hAnsi="Times New Roman" w:cs="Times New Roman"/>
           <w:i/>
           <w:iCs/>
         </w:rPr>
-        <w:t xml:space="preserve"> Elapsed time: 4545.63 seconds</w:t>
+        <w:t>-sentiment_attitude_pipeline Elapsed time: 239.86 seconds</w:t>
       </w:r>
     </w:p>
     <w:p>
@@ -4821,25 +4211,123 @@
           <w:i/>
           <w:iCs/>
         </w:rPr>
-        <w:t>-</w:t>
-      </w:r>
-      <w:proofErr w:type="spellStart"/>
-      <w:r>
+        <w:t>-load_sentiment_attitudes Elapsed time: 2.89 seconds</w:t>
+      </w:r>
+    </w:p>
+    <w:p>
+      <w:pPr>
         <w:rPr>
           <w:rFonts w:ascii="Times New Roman" w:hAnsi="Times New Roman" w:cs="Times New Roman"/>
           <w:i/>
           <w:iCs/>
         </w:rPr>
-        <w:t>topic_identifier</w:t>
-      </w:r>
-      <w:proofErr w:type="spellEnd"/>
+      </w:pPr>
       <w:r>
         <w:rPr>
           <w:rFonts w:ascii="Times New Roman" w:hAnsi="Times New Roman" w:cs="Times New Roman"/>
           <w:i/>
           <w:iCs/>
         </w:rPr>
-        <w:t xml:space="preserve"> Elapsed time: 1226.28 seconds</w:t>
+        <w:t>-&gt; 6653.53 seconds == 110.89 seconds == 1.848 hours</w:t>
+      </w:r>
+    </w:p>
+    <w:p>
+      <w:pPr>
+        <w:rPr>
+          <w:rFonts w:ascii="Times New Roman" w:hAnsi="Times New Roman" w:cs="Times New Roman"/>
+        </w:rPr>
+      </w:pPr>
+    </w:p>
+    <w:p>
+      <w:pPr>
+        <w:rPr>
+          <w:rFonts w:ascii="Times New Roman" w:hAnsi="Times New Roman" w:cs="Times New Roman"/>
+        </w:rPr>
+      </w:pPr>
+      <w:r>
+        <w:rPr>
+          <w:rFonts w:ascii="Times New Roman" w:hAnsi="Times New Roman" w:cs="Times New Roman"/>
+        </w:rPr>
+        <w:t>Polar was faster for the dataset when compared to a sequential model of requesting the API of GPT, with each GPT request taking about 18 seconds with around 5 seconds of standard deviation, since the request is directly tied to the length of the article and the Entity/Topical Pairs detected, from our experience, the code is partially parallelizable and it overall decreases the overall time needed, however runs the risk of blocking the API with too many calls depending on the requests per second.</w:t>
+      </w:r>
+    </w:p>
+    <w:p>
+      <w:pPr>
+        <w:pStyle w:val="Heading3"/>
+        <w:rPr>
+          <w:rFonts w:cs="Times New Roman"/>
+        </w:rPr>
+      </w:pPr>
+      <w:r>
+        <w:rPr>
+          <w:rFonts w:cs="Times New Roman"/>
+        </w:rPr>
+        <w:t>4.</w:t>
+      </w:r>
+      <w:r>
+        <w:rPr>
+          <w:rFonts w:cs="Times New Roman"/>
+        </w:rPr>
+        <w:t>3</w:t>
+      </w:r>
+      <w:r>
+        <w:rPr>
+          <w:rFonts w:cs="Times New Roman"/>
+        </w:rPr>
+        <w:t xml:space="preserve"> Deepseek</w:t>
+      </w:r>
+    </w:p>
+    <w:p>
+      <w:pPr>
+        <w:rPr>
+          <w:rFonts w:ascii="Times New Roman" w:hAnsi="Times New Roman" w:cs="Times New Roman"/>
+        </w:rPr>
+      </w:pPr>
+    </w:p>
+    <w:p>
+      <w:pPr>
+        <w:rPr>
+          <w:rFonts w:ascii="Times New Roman" w:hAnsi="Times New Roman" w:cs="Times New Roman"/>
+        </w:rPr>
+      </w:pPr>
+      <w:r>
+        <w:rPr>
+          <w:rFonts w:ascii="Times New Roman" w:hAnsi="Times New Roman" w:cs="Times New Roman"/>
+        </w:rPr>
+        <w:t>The other LLM attempted which yielded promising results was the currently newly implemented Deepseek</w:t>
+      </w:r>
+      <w:r>
+        <w:rPr>
+          <w:rFonts w:ascii="Times New Roman" w:hAnsi="Times New Roman" w:cs="Times New Roman"/>
+        </w:rPr>
+        <w:t>, specifically Deepseek-r1-8B, which is a recent open-source model developed by Deepseek excelling at a wide range of tasks like instruction following, reasoning and knowledge retrieval</w:t>
+      </w:r>
+      <w:r>
+        <w:rPr>
+          <w:rFonts w:ascii="Times New Roman" w:hAnsi="Times New Roman" w:cs="Times New Roman"/>
+        </w:rPr>
+        <w:t xml:space="preserve">. </w:t>
+      </w:r>
+      <w:r>
+        <w:rPr>
+          <w:rFonts w:ascii="Times New Roman" w:hAnsi="Times New Roman" w:cs="Times New Roman"/>
+          <w:b/>
+          <w:bCs/>
+        </w:rPr>
+        <w:t>[ ]</w:t>
+      </w:r>
+      <w:r>
+        <w:rPr>
+          <w:rFonts w:ascii="Times New Roman" w:hAnsi="Times New Roman" w:cs="Times New Roman"/>
+        </w:rPr>
+        <w:t xml:space="preserve"> </w:t>
+      </w:r>
+      <w:r>
+        <w:rPr>
+          <w:rFonts w:ascii="Times New Roman" w:hAnsi="Times New Roman" w:cs="Times New Roman"/>
+        </w:rPr>
+        <w:br/>
+        <w:t>Using the same technique used in GPT with the same format, Deepseek returned very similar results that were properly structured as specified by the prompt, while also being fully localized, however the time per Article was tanked as a result:</w:t>
       </w:r>
     </w:p>
     <w:p>
@@ -4856,98 +4344,57 @@
           <w:i/>
           <w:iCs/>
         </w:rPr>
-        <w:t>-</w:t>
-      </w:r>
-      <w:proofErr w:type="spellStart"/>
-      <w:r>
+        <w:t>-Average time required Per Article Part: 900 - 1050 seconds == 15 - 17 minutes</w:t>
+      </w:r>
+    </w:p>
+    <w:p>
+      <w:pPr>
+        <w:rPr>
+          <w:rFonts w:ascii="Times New Roman" w:hAnsi="Times New Roman" w:cs="Times New Roman"/>
+        </w:rPr>
+      </w:pPr>
+      <w:r>
+        <w:rPr>
+          <w:rFonts w:ascii="Times New Roman" w:hAnsi="Times New Roman" w:cs="Times New Roman"/>
+        </w:rPr>
+        <w:t>An attempt was made to Parallelize the code to test whether it would help, however since it was being run locally on the device, the overall time did not improve:</w:t>
+      </w:r>
+    </w:p>
+    <w:p>
+      <w:pPr>
         <w:rPr>
           <w:rFonts w:ascii="Times New Roman" w:hAnsi="Times New Roman" w:cs="Times New Roman"/>
           <w:i/>
           <w:iCs/>
         </w:rPr>
-        <w:t>sentiment_attitude_pipeline</w:t>
-      </w:r>
-      <w:proofErr w:type="spellEnd"/>
+      </w:pPr>
       <w:r>
         <w:rPr>
           <w:rFonts w:ascii="Times New Roman" w:hAnsi="Times New Roman" w:cs="Times New Roman"/>
           <w:i/>
           <w:iCs/>
         </w:rPr>
-        <w:t xml:space="preserve"> Elapsed time: 239.86 seconds</w:t>
-      </w:r>
-    </w:p>
-    <w:p>
-      <w:pPr>
-        <w:rPr>
-          <w:rFonts w:ascii="Times New Roman" w:hAnsi="Times New Roman" w:cs="Times New Roman"/>
-          <w:i/>
-          <w:iCs/>
-        </w:rPr>
-      </w:pPr>
-      <w:r>
-        <w:rPr>
-          <w:rFonts w:ascii="Times New Roman" w:hAnsi="Times New Roman" w:cs="Times New Roman"/>
-          <w:i/>
-          <w:iCs/>
-        </w:rPr>
-        <w:t>-</w:t>
-      </w:r>
-      <w:proofErr w:type="spellStart"/>
-      <w:r>
-        <w:rPr>
-          <w:rFonts w:ascii="Times New Roman" w:hAnsi="Times New Roman" w:cs="Times New Roman"/>
-          <w:i/>
-          <w:iCs/>
-        </w:rPr>
-        <w:t>load_sentiment_attitudes</w:t>
-      </w:r>
-      <w:proofErr w:type="spellEnd"/>
-      <w:r>
-        <w:rPr>
-          <w:rFonts w:ascii="Times New Roman" w:hAnsi="Times New Roman" w:cs="Times New Roman"/>
-          <w:i/>
-          <w:iCs/>
-        </w:rPr>
-        <w:t xml:space="preserve"> Elapsed time: 2.89 seconds</w:t>
-      </w:r>
-    </w:p>
-    <w:p>
-      <w:pPr>
-        <w:rPr>
-          <w:rFonts w:ascii="Times New Roman" w:hAnsi="Times New Roman" w:cs="Times New Roman"/>
-          <w:i/>
-          <w:iCs/>
-        </w:rPr>
-      </w:pPr>
-      <w:r>
-        <w:rPr>
-          <w:rFonts w:ascii="Times New Roman" w:hAnsi="Times New Roman" w:cs="Times New Roman"/>
-          <w:i/>
-          <w:iCs/>
-        </w:rPr>
-        <w:t>-&gt; 6653.53 seconds == 110.89 seconds == 1.848 hours</w:t>
-      </w:r>
-    </w:p>
-    <w:p>
-      <w:pPr>
-        <w:rPr>
-          <w:rFonts w:ascii="Times New Roman" w:hAnsi="Times New Roman" w:cs="Times New Roman"/>
-        </w:rPr>
-      </w:pPr>
-    </w:p>
-    <w:p>
-      <w:pPr>
-        <w:rPr>
-          <w:rFonts w:ascii="Times New Roman" w:hAnsi="Times New Roman" w:cs="Times New Roman"/>
-        </w:rPr>
-      </w:pPr>
-      <w:r>
-        <w:rPr>
-          <w:rFonts w:ascii="Times New Roman" w:hAnsi="Times New Roman" w:cs="Times New Roman"/>
-        </w:rPr>
-        <w:t>Polar was faster for the dataset when compared to a sequential model of requesting the API of GPT, with each GPT request taking about 18 seconds with around 5 seconds of standard deviation, since the request is directly tied to the length of the article and the Entity/Topical Pairs detected, from our experience, the code is partially parallelizable and it overall decreases the overall time needed, however runs the risk of blocking the API with too many calls depending on the requests per second.</w:t>
-      </w:r>
+        <w:lastRenderedPageBreak/>
+        <w:t>-Average time required Per Article with 4 Threads, where each Thread operates on each own Article: 2700 – 3500 seconds == 45 – 58 minutes</w:t>
+      </w:r>
+    </w:p>
+    <w:p>
+      <w:pPr>
+        <w:rPr>
+          <w:rFonts w:ascii="Times New Roman" w:hAnsi="Times New Roman" w:cs="Times New Roman"/>
+        </w:rPr>
+      </w:pPr>
+      <w:r>
+        <w:rPr>
+          <w:rFonts w:ascii="Times New Roman" w:hAnsi="Times New Roman" w:cs="Times New Roman"/>
+        </w:rPr>
+        <w:t>Due to the time required per article, we did not further pursue using Deepseek, even if the short number of Articles parsed were satisfactory.</w:t>
+      </w:r>
+    </w:p>
+    <w:p>
+      <w:pPr>
+        <w:pStyle w:val="Heading2"/>
+      </w:pPr>
     </w:p>
     <w:p>
       <w:pPr>
@@ -4966,7 +4413,7 @@
         <w:rPr>
           <w:rFonts w:cs="Times New Roman"/>
         </w:rPr>
-        <w:t>3</w:t>
+        <w:t>4</w:t>
       </w:r>
       <w:r>
         <w:rPr>
@@ -4974,253 +4421,62 @@
         </w:rPr>
         <w:t xml:space="preserve"> </w:t>
       </w:r>
-      <w:proofErr w:type="spellStart"/>
       <w:r>
         <w:rPr>
           <w:rFonts w:cs="Times New Roman"/>
         </w:rPr>
-        <w:t>Deepseek</w:t>
-      </w:r>
-      <w:proofErr w:type="spellEnd"/>
-    </w:p>
-    <w:p>
-      <w:pPr>
-        <w:rPr>
-          <w:rFonts w:ascii="Times New Roman" w:hAnsi="Times New Roman" w:cs="Times New Roman"/>
-        </w:rPr>
-      </w:pPr>
-    </w:p>
-    <w:p>
-      <w:pPr>
-        <w:rPr>
-          <w:rFonts w:ascii="Times New Roman" w:hAnsi="Times New Roman" w:cs="Times New Roman"/>
-        </w:rPr>
-      </w:pPr>
-      <w:r>
-        <w:rPr>
-          <w:rFonts w:ascii="Times New Roman" w:hAnsi="Times New Roman" w:cs="Times New Roman"/>
-        </w:rPr>
-        <w:t xml:space="preserve">The other LLM attempted which yielded promising results was the currently newly implemented </w:t>
-      </w:r>
-      <w:proofErr w:type="spellStart"/>
-      <w:r>
-        <w:rPr>
-          <w:rFonts w:ascii="Times New Roman" w:hAnsi="Times New Roman" w:cs="Times New Roman"/>
-        </w:rPr>
-        <w:t>Deepseek</w:t>
-      </w:r>
-      <w:proofErr w:type="spellEnd"/>
-      <w:r>
-        <w:rPr>
-          <w:rFonts w:ascii="Times New Roman" w:hAnsi="Times New Roman" w:cs="Times New Roman"/>
-        </w:rPr>
-        <w:t xml:space="preserve">, specifically Deepseek-r1-8B, which is a recent open-source model developed by </w:t>
-      </w:r>
-      <w:proofErr w:type="spellStart"/>
-      <w:r>
-        <w:rPr>
-          <w:rFonts w:ascii="Times New Roman" w:hAnsi="Times New Roman" w:cs="Times New Roman"/>
-        </w:rPr>
-        <w:t>Deepseek</w:t>
-      </w:r>
-      <w:proofErr w:type="spellEnd"/>
-      <w:r>
-        <w:rPr>
-          <w:rFonts w:ascii="Times New Roman" w:hAnsi="Times New Roman" w:cs="Times New Roman"/>
-        </w:rPr>
-        <w:t xml:space="preserve"> excelling at a wide range of tasks like instruction following, reasoning and knowledge retrieval</w:t>
-      </w:r>
-      <w:r>
-        <w:rPr>
-          <w:rFonts w:ascii="Times New Roman" w:hAnsi="Times New Roman" w:cs="Times New Roman"/>
-        </w:rPr>
-        <w:t xml:space="preserve">. </w:t>
-      </w:r>
-      <w:proofErr w:type="gramStart"/>
-      <w:r>
+        <w:t>Unsuccessful Implementations</w:t>
+      </w:r>
+    </w:p>
+    <w:p>
+      <w:pPr>
+        <w:rPr>
+          <w:rFonts w:ascii="Times New Roman" w:hAnsi="Times New Roman" w:cs="Times New Roman"/>
+        </w:rPr>
+      </w:pPr>
+    </w:p>
+    <w:p>
+      <w:pPr>
         <w:rPr>
           <w:rFonts w:ascii="Times New Roman" w:hAnsi="Times New Roman" w:cs="Times New Roman"/>
           <w:b/>
           <w:bCs/>
         </w:rPr>
-        <w:t>[ ]</w:t>
-      </w:r>
-      <w:proofErr w:type="gramEnd"/>
-      <w:r>
-        <w:rPr>
-          <w:rFonts w:ascii="Times New Roman" w:hAnsi="Times New Roman" w:cs="Times New Roman"/>
-        </w:rPr>
-        <w:t xml:space="preserve"> </w:t>
-      </w:r>
-      <w:r>
-        <w:rPr>
-          <w:rFonts w:ascii="Times New Roman" w:hAnsi="Times New Roman" w:cs="Times New Roman"/>
-        </w:rPr>
-        <w:br/>
-        <w:t xml:space="preserve">Using the same technique used in GPT with the same format, </w:t>
-      </w:r>
-      <w:proofErr w:type="spellStart"/>
-      <w:r>
-        <w:rPr>
-          <w:rFonts w:ascii="Times New Roman" w:hAnsi="Times New Roman" w:cs="Times New Roman"/>
-        </w:rPr>
-        <w:t>Deepseek</w:t>
-      </w:r>
-      <w:proofErr w:type="spellEnd"/>
-      <w:r>
-        <w:rPr>
-          <w:rFonts w:ascii="Times New Roman" w:hAnsi="Times New Roman" w:cs="Times New Roman"/>
-        </w:rPr>
-        <w:t xml:space="preserve"> returned very similar results that were properly structured as specified by the prompt, while also being fully localized, however the time per Article was tanked as a result:</w:t>
-      </w:r>
-    </w:p>
-    <w:p>
-      <w:pPr>
-        <w:rPr>
-          <w:rFonts w:ascii="Times New Roman" w:hAnsi="Times New Roman" w:cs="Times New Roman"/>
-          <w:i/>
-          <w:iCs/>
-        </w:rPr>
-      </w:pPr>
-      <w:r>
-        <w:rPr>
-          <w:rFonts w:ascii="Times New Roman" w:hAnsi="Times New Roman" w:cs="Times New Roman"/>
-          <w:i/>
-          <w:iCs/>
-        </w:rPr>
-        <w:t>-Average time required Per Article Part: 900 - 1050 seconds == 15 - 17 minutes</w:t>
-      </w:r>
-    </w:p>
-    <w:p>
-      <w:pPr>
-        <w:rPr>
-          <w:rFonts w:ascii="Times New Roman" w:hAnsi="Times New Roman" w:cs="Times New Roman"/>
-        </w:rPr>
-      </w:pPr>
-      <w:r>
-        <w:rPr>
-          <w:rFonts w:ascii="Times New Roman" w:hAnsi="Times New Roman" w:cs="Times New Roman"/>
-        </w:rPr>
-        <w:t>An attempt was made to Parallelize the code to test whether it would help, however since it was being run locally on the device, the overall time did not improve:</w:t>
-      </w:r>
-    </w:p>
-    <w:p>
-      <w:pPr>
-        <w:rPr>
-          <w:rFonts w:ascii="Times New Roman" w:hAnsi="Times New Roman" w:cs="Times New Roman"/>
-          <w:i/>
-          <w:iCs/>
-        </w:rPr>
-      </w:pPr>
-      <w:r>
-        <w:rPr>
-          <w:rFonts w:ascii="Times New Roman" w:hAnsi="Times New Roman" w:cs="Times New Roman"/>
-          <w:i/>
-          <w:iCs/>
-        </w:rPr>
-        <w:lastRenderedPageBreak/>
-        <w:t>-Average time required Per Article with 4 Threads, where each Thread operates on each own Article: 2700 – 3500 seconds == 45 – 58 minutes</w:t>
-      </w:r>
-    </w:p>
-    <w:p>
-      <w:pPr>
-        <w:rPr>
-          <w:rFonts w:ascii="Times New Roman" w:hAnsi="Times New Roman" w:cs="Times New Roman"/>
-        </w:rPr>
-      </w:pPr>
-      <w:r>
-        <w:rPr>
-          <w:rFonts w:ascii="Times New Roman" w:hAnsi="Times New Roman" w:cs="Times New Roman"/>
-        </w:rPr>
-        <w:t xml:space="preserve">Due to the time required per article, we did not further pursue using </w:t>
-      </w:r>
-      <w:proofErr w:type="spellStart"/>
-      <w:r>
-        <w:rPr>
-          <w:rFonts w:ascii="Times New Roman" w:hAnsi="Times New Roman" w:cs="Times New Roman"/>
-        </w:rPr>
-        <w:t>Deepseek</w:t>
-      </w:r>
-      <w:proofErr w:type="spellEnd"/>
-      <w:r>
-        <w:rPr>
-          <w:rFonts w:ascii="Times New Roman" w:hAnsi="Times New Roman" w:cs="Times New Roman"/>
-        </w:rPr>
-        <w:t>, even if the short number of Articles parsed were satisfactory.</w:t>
-      </w:r>
-    </w:p>
-    <w:p>
-      <w:pPr>
-        <w:pStyle w:val="Heading2"/>
-      </w:pPr>
-    </w:p>
-    <w:p>
-      <w:pPr>
-        <w:pStyle w:val="Heading3"/>
-        <w:rPr>
-          <w:rFonts w:cs="Times New Roman"/>
-        </w:rPr>
-      </w:pPr>
-      <w:r>
-        <w:rPr>
-          <w:rFonts w:cs="Times New Roman"/>
-        </w:rPr>
-        <w:t>4.</w:t>
-      </w:r>
-      <w:r>
-        <w:rPr>
-          <w:rFonts w:cs="Times New Roman"/>
-        </w:rPr>
-        <w:t>4</w:t>
-      </w:r>
-      <w:r>
-        <w:rPr>
-          <w:rFonts w:cs="Times New Roman"/>
-        </w:rPr>
-        <w:t xml:space="preserve"> </w:t>
-      </w:r>
-      <w:r>
-        <w:rPr>
-          <w:rFonts w:cs="Times New Roman"/>
-        </w:rPr>
-        <w:t>Unsuccessful Implementations</w:t>
-      </w:r>
-    </w:p>
-    <w:p>
-      <w:pPr>
-        <w:rPr>
-          <w:rFonts w:ascii="Times New Roman" w:hAnsi="Times New Roman" w:cs="Times New Roman"/>
-        </w:rPr>
-      </w:pPr>
-    </w:p>
-    <w:p>
-      <w:pPr>
+      </w:pPr>
+      <w:r>
         <w:rPr>
           <w:rFonts w:ascii="Times New Roman" w:hAnsi="Times New Roman" w:cs="Times New Roman"/>
           <w:b/>
           <w:bCs/>
         </w:rPr>
-      </w:pPr>
+        <w:t>Llama:</w:t>
+      </w:r>
+    </w:p>
+    <w:p>
+      <w:pPr>
+        <w:rPr>
+          <w:rFonts w:ascii="Times New Roman" w:hAnsi="Times New Roman" w:cs="Times New Roman"/>
+        </w:rPr>
+      </w:pPr>
+      <w:r>
+        <w:rPr>
+          <w:rFonts w:ascii="Times New Roman" w:hAnsi="Times New Roman" w:cs="Times New Roman"/>
+        </w:rPr>
+        <w:t xml:space="preserve">A small attempt was made to utilize Llama, we tried to install it locally through the meta instructions </w:t>
+      </w:r>
       <w:r>
         <w:rPr>
           <w:rFonts w:ascii="Times New Roman" w:hAnsi="Times New Roman" w:cs="Times New Roman"/>
           <w:b/>
           <w:bCs/>
         </w:rPr>
-        <w:t>Llama:</w:t>
-      </w:r>
-    </w:p>
-    <w:p>
-      <w:pPr>
-        <w:rPr>
-          <w:rFonts w:ascii="Times New Roman" w:hAnsi="Times New Roman" w:cs="Times New Roman"/>
-        </w:rPr>
-      </w:pPr>
-      <w:r>
-        <w:rPr>
-          <w:rFonts w:ascii="Times New Roman" w:hAnsi="Times New Roman" w:cs="Times New Roman"/>
-        </w:rPr>
-        <w:t xml:space="preserve">A small attempt was made to utilize Llama, we tried to install it locally through the meta instructions </w:t>
+        <w:t>[  ]</w:t>
+      </w:r>
+      <w:r>
+        <w:rPr>
+          <w:rFonts w:ascii="Times New Roman" w:hAnsi="Times New Roman" w:cs="Times New Roman"/>
+        </w:rPr>
+        <w:t xml:space="preserve">  but were unsuccessful, we then attempted to use Llama through Groq </w:t>
       </w:r>
       <w:r>
         <w:rPr>
@@ -5234,72 +4490,30 @@
         <w:rPr>
           <w:rFonts w:ascii="Times New Roman" w:hAnsi="Times New Roman" w:cs="Times New Roman"/>
         </w:rPr>
-        <w:t xml:space="preserve">  but were unsuccessful, we then attempted to use Llama through </w:t>
-      </w:r>
-      <w:proofErr w:type="spellStart"/>
-      <w:r>
-        <w:rPr>
-          <w:rFonts w:ascii="Times New Roman" w:hAnsi="Times New Roman" w:cs="Times New Roman"/>
-        </w:rPr>
-        <w:t>Groq</w:t>
-      </w:r>
-      <w:proofErr w:type="spellEnd"/>
-      <w:r>
-        <w:rPr>
-          <w:rFonts w:ascii="Times New Roman" w:hAnsi="Times New Roman" w:cs="Times New Roman"/>
-        </w:rPr>
-        <w:t xml:space="preserve"> </w:t>
-      </w:r>
-      <w:r>
+        <w:t xml:space="preserve">  by using their API service.</w:t>
+      </w:r>
+      <w:r>
+        <w:rPr>
+          <w:rFonts w:ascii="Times New Roman" w:hAnsi="Times New Roman" w:cs="Times New Roman"/>
+        </w:rPr>
+        <w:br/>
+        <w:t>The results from Llama were unsatisfactory, with the LLM often not following the prompt instructions well as well as not outputting in Json format most of the time, the Groq API also would also limits it’s service to about 300 Articles, limiting its usage.</w:t>
+      </w:r>
+    </w:p>
+    <w:p>
+      <w:pPr>
         <w:rPr>
           <w:rFonts w:ascii="Times New Roman" w:hAnsi="Times New Roman" w:cs="Times New Roman"/>
           <w:b/>
           <w:bCs/>
         </w:rPr>
-        <w:t>[  ]</w:t>
-      </w:r>
-      <w:r>
-        <w:rPr>
-          <w:rFonts w:ascii="Times New Roman" w:hAnsi="Times New Roman" w:cs="Times New Roman"/>
-        </w:rPr>
-        <w:t xml:space="preserve">  by using their API service.</w:t>
-      </w:r>
-      <w:r>
-        <w:rPr>
-          <w:rFonts w:ascii="Times New Roman" w:hAnsi="Times New Roman" w:cs="Times New Roman"/>
-        </w:rPr>
-        <w:br/>
-        <w:t xml:space="preserve">The results from Llama were unsatisfactory, with the LLM often not following the prompt instructions well as well as not outputting in Json format most of the time, the </w:t>
-      </w:r>
-      <w:proofErr w:type="spellStart"/>
-      <w:r>
-        <w:rPr>
-          <w:rFonts w:ascii="Times New Roman" w:hAnsi="Times New Roman" w:cs="Times New Roman"/>
-        </w:rPr>
-        <w:t>Groq</w:t>
-      </w:r>
-      <w:proofErr w:type="spellEnd"/>
-      <w:r>
-        <w:rPr>
-          <w:rFonts w:ascii="Times New Roman" w:hAnsi="Times New Roman" w:cs="Times New Roman"/>
-        </w:rPr>
-        <w:t xml:space="preserve"> API also would also limits it’s service to about 300 Articles, limiting its usage.</w:t>
-      </w:r>
-    </w:p>
-    <w:p>
-      <w:pPr>
+      </w:pPr>
+      <w:r>
         <w:rPr>
           <w:rFonts w:ascii="Times New Roman" w:hAnsi="Times New Roman" w:cs="Times New Roman"/>
           <w:b/>
           <w:bCs/>
         </w:rPr>
-      </w:pPr>
-      <w:r>
-        <w:rPr>
-          <w:rFonts w:ascii="Times New Roman" w:hAnsi="Times New Roman" w:cs="Times New Roman"/>
-          <w:b/>
-          <w:bCs/>
-        </w:rPr>
         <w:t>Mistral:</w:t>
       </w:r>
     </w:p>
@@ -5417,7 +4631,6 @@
         <w:rPr>
           <w:rFonts w:cs="Times New Roman"/>
         </w:rPr>
-        <w:lastRenderedPageBreak/>
         <w:t xml:space="preserve">Chapter </w:t>
       </w:r>
       <w:r>
@@ -5608,7 +4821,6 @@
         <w:rPr>
           <w:rFonts w:cs="Times New Roman"/>
         </w:rPr>
-        <w:lastRenderedPageBreak/>
         <w:t>5.2 Evaluation Pipeline</w:t>
       </w:r>
     </w:p>
@@ -5816,23 +5028,8 @@
         <w:rPr>
           <w:rFonts w:ascii="Times New Roman" w:hAnsi="Times New Roman" w:cs="Times New Roman"/>
         </w:rPr>
-        <w:t xml:space="preserve">: Identify Entity-Topic and Entity-Entity pairs in both </w:t>
-      </w:r>
-      <w:proofErr w:type="gramStart"/>
-      <w:r>
-        <w:rPr>
-          <w:rFonts w:ascii="Times New Roman" w:hAnsi="Times New Roman" w:cs="Times New Roman"/>
-        </w:rPr>
-        <w:t>sets, and</w:t>
-      </w:r>
-      <w:proofErr w:type="gramEnd"/>
-      <w:r>
-        <w:rPr>
-          <w:rFonts w:ascii="Times New Roman" w:hAnsi="Times New Roman" w:cs="Times New Roman"/>
-        </w:rPr>
-        <w:t xml:space="preserve"> calculate matches using Semantic Similarity with Sentence Transformers </w:t>
-      </w:r>
-      <w:proofErr w:type="gramStart"/>
+        <w:t xml:space="preserve">: Identify Entity-Topic and Entity-Entity pairs in both sets, and calculate matches using Semantic Similarity with Sentence Transformers </w:t>
+      </w:r>
       <w:r>
         <w:rPr>
           <w:rFonts w:ascii="Times New Roman" w:hAnsi="Times New Roman" w:cs="Times New Roman"/>
@@ -5845,21 +5042,7 @@
         <w:rPr>
           <w:rFonts w:ascii="Times New Roman" w:hAnsi="Times New Roman" w:cs="Times New Roman"/>
         </w:rPr>
-        <w:t xml:space="preserve"> ,</w:t>
-      </w:r>
-      <w:proofErr w:type="gramEnd"/>
-      <w:r>
-        <w:rPr>
-          <w:rFonts w:ascii="Times New Roman" w:hAnsi="Times New Roman" w:cs="Times New Roman"/>
-        </w:rPr>
-        <w:t xml:space="preserve"> comparing each pair </w:t>
-      </w:r>
-      <w:r>
-        <w:rPr>
-          <w:rFonts w:ascii="Times New Roman" w:hAnsi="Times New Roman" w:cs="Times New Roman"/>
-        </w:rPr>
-        <w:lastRenderedPageBreak/>
-        <w:t>from the predicted set with each ground-truth pair, until a match is found or it checks every pair, repeating for each predicted pair. A matched pair being considered when both Source Entities match and both Target Entities/Topics match, using a threshold of 0.7.</w:t>
+        <w:t xml:space="preserve"> , comparing each pair from the predicted set with each ground-truth pair, until a match is found or it checks every pair, repeating for each predicted pair. A matched pair being considered when both Source Entities match and both Target Entities/Topics match, using a threshold of 0.7.</w:t>
       </w:r>
       <w:r>
         <w:rPr>
@@ -6116,49 +5299,7 @@
           <w:rFonts w:ascii="Times New Roman" w:hAnsi="Times New Roman" w:cs="Times New Roman"/>
         </w:rPr>
         <w:tab/>
-        <w:t>Manually aliasing certain words (trump-&gt;</w:t>
-      </w:r>
-      <w:proofErr w:type="spellStart"/>
-      <w:r>
-        <w:rPr>
-          <w:rFonts w:ascii="Times New Roman" w:hAnsi="Times New Roman" w:cs="Times New Roman"/>
-        </w:rPr>
-        <w:t>donald</w:t>
-      </w:r>
-      <w:proofErr w:type="spellEnd"/>
-      <w:r>
-        <w:rPr>
-          <w:rFonts w:ascii="Times New Roman" w:hAnsi="Times New Roman" w:cs="Times New Roman"/>
-        </w:rPr>
-        <w:t xml:space="preserve"> trump, </w:t>
-      </w:r>
-      <w:proofErr w:type="spellStart"/>
-      <w:r>
-        <w:rPr>
-          <w:rFonts w:ascii="Times New Roman" w:hAnsi="Times New Roman" w:cs="Times New Roman"/>
-        </w:rPr>
-        <w:t>eu</w:t>
-      </w:r>
-      <w:proofErr w:type="spellEnd"/>
-      <w:r>
-        <w:rPr>
-          <w:rFonts w:ascii="Times New Roman" w:hAnsi="Times New Roman" w:cs="Times New Roman"/>
-        </w:rPr>
-        <w:t>-&gt;</w:t>
-      </w:r>
-      <w:proofErr w:type="spellStart"/>
-      <w:r>
-        <w:rPr>
-          <w:rFonts w:ascii="Times New Roman" w:hAnsi="Times New Roman" w:cs="Times New Roman"/>
-        </w:rPr>
-        <w:t>european</w:t>
-      </w:r>
-      <w:proofErr w:type="spellEnd"/>
-      <w:r>
-        <w:rPr>
-          <w:rFonts w:ascii="Times New Roman" w:hAnsi="Times New Roman" w:cs="Times New Roman"/>
-        </w:rPr>
-        <w:t xml:space="preserve"> union)</w:t>
+        <w:t>Manually aliasing certain words (trump-&gt;donald trump, eu-&gt;european union)</w:t>
       </w:r>
       <w:r>
         <w:rPr>
@@ -6219,7 +5360,6 @@
           <w:b/>
           <w:bCs/>
         </w:rPr>
-        <w:lastRenderedPageBreak/>
         <w:t>Pair Matching Metrics</w:t>
       </w:r>
     </w:p>
@@ -6668,7 +5808,6 @@
           <w:b/>
           <w:bCs/>
         </w:rPr>
-        <w:lastRenderedPageBreak/>
         <w:t xml:space="preserve">Justification Overlap: </w:t>
       </w:r>
       <w:r>
@@ -6865,6 +6004,7 @@
         <w:rPr>
           <w:rFonts w:cs="Times New Roman"/>
         </w:rPr>
+        <w:lastRenderedPageBreak/>
         <w:t>Chapter 6</w:t>
       </w:r>
     </w:p>
@@ -7158,21 +6298,7 @@
                 <w:rFonts w:ascii="Times New Roman" w:hAnsi="Times New Roman" w:cs="Times New Roman"/>
               </w:rPr>
               <w:tab/>
-              <w:t>6.2.4</w:t>
-            </w:r>
-            <w:proofErr w:type="gramStart"/>
-            <w:r>
-              <w:rPr>
-                <w:rFonts w:ascii="Times New Roman" w:hAnsi="Times New Roman" w:cs="Times New Roman"/>
-              </w:rPr>
-              <w:t xml:space="preserve"> Topics</w:t>
-            </w:r>
-            <w:proofErr w:type="gramEnd"/>
-            <w:r>
-              <w:rPr>
-                <w:rFonts w:ascii="Times New Roman" w:hAnsi="Times New Roman" w:cs="Times New Roman"/>
-              </w:rPr>
-              <w:t xml:space="preserve"> and Pair Frequency Comparisons</w:t>
+              <w:t>6.2.4 Topics and Pair Frequency Comparisons</w:t>
             </w:r>
             <w:r>
               <w:rPr>
@@ -7222,30 +6348,8 @@
                 <w:rFonts w:ascii="Times New Roman" w:hAnsi="Times New Roman" w:cs="Times New Roman"/>
               </w:rPr>
               <w:tab/>
-              <w:t>6.2.4.2</w:t>
-            </w:r>
-            <w:proofErr w:type="gramStart"/>
-            <w:r>
-              <w:rPr>
-                <w:rFonts w:ascii="Times New Roman" w:hAnsi="Times New Roman" w:cs="Times New Roman"/>
-              </w:rPr>
-              <w:t xml:space="preserve"> Pair</w:t>
-            </w:r>
-            <w:proofErr w:type="gramEnd"/>
-            <w:r>
-              <w:rPr>
-                <w:rFonts w:ascii="Times New Roman" w:hAnsi="Times New Roman" w:cs="Times New Roman"/>
-              </w:rPr>
-              <w:t xml:space="preserve"> </w:t>
-            </w:r>
-            <w:proofErr w:type="gramStart"/>
-            <w:r>
-              <w:rPr>
-                <w:rFonts w:ascii="Times New Roman" w:hAnsi="Times New Roman" w:cs="Times New Roman"/>
-              </w:rPr>
-              <w:t>Frequency</w:t>
-            </w:r>
-            <w:proofErr w:type="gramEnd"/>
+              <w:t>6.2.4.2 Pair Frequency</w:t>
+            </w:r>
           </w:p>
           <w:p>
             <w:pPr>
@@ -7413,6 +6517,7 @@
         <w:rPr>
           <w:rFonts w:ascii="Times New Roman" w:hAnsi="Times New Roman" w:cs="Times New Roman"/>
         </w:rPr>
+        <w:lastRenderedPageBreak/>
         <w:t>This chapter evaluates the artifacts produced by integrating Large Language Models (LLMs) into the POLAR pipeline. Specifically, it assesses how well GPT-3.5 and a fine-tuned Mistral-7B model replicate or improve upon POLAR’s traditional NLP pipeline. The artifacts evaluated include Entity and Topical attitudes, Signed Attitude Graphs (SAGs), Fellowship groupings, Topic coverage, and Attitude Dipoles</w:t>
       </w:r>
       <w:r>
@@ -7481,7 +6586,6 @@
           <w:b/>
           <w:bCs/>
         </w:rPr>
-        <w:lastRenderedPageBreak/>
         <w:t>GPT-3.5</w:t>
       </w:r>
       <w:r>
@@ -7625,63 +6729,21 @@
         <w:rPr>
           <w:rFonts w:ascii="Times New Roman" w:hAnsi="Times New Roman" w:cs="Times New Roman"/>
         </w:rPr>
-        <w:t>“True Positive</w:t>
-      </w:r>
-      <w:proofErr w:type="gramStart"/>
-      <w:r>
-        <w:rPr>
-          <w:rFonts w:ascii="Times New Roman" w:hAnsi="Times New Roman" w:cs="Times New Roman"/>
-        </w:rPr>
-        <w:t>” :</w:t>
-      </w:r>
-      <w:proofErr w:type="gramEnd"/>
-      <w:r>
-        <w:rPr>
-          <w:rFonts w:ascii="Times New Roman" w:hAnsi="Times New Roman" w:cs="Times New Roman"/>
-        </w:rPr>
-        <w:t xml:space="preserve"> X number of pairs from the Predicted Dataset were matched with pairs from the Ground Truth Dataset</w:t>
+        <w:t>“True Positive” : X number of pairs from the Predicted Dataset were matched with pairs from the Ground Truth Dataset</w:t>
       </w:r>
       <w:r>
         <w:rPr>
           <w:rFonts w:ascii="Times New Roman" w:hAnsi="Times New Roman" w:cs="Times New Roman"/>
         </w:rPr>
         <w:br/>
-        <w:t>“False Positive</w:t>
-      </w:r>
-      <w:proofErr w:type="gramStart"/>
-      <w:r>
-        <w:rPr>
-          <w:rFonts w:ascii="Times New Roman" w:hAnsi="Times New Roman" w:cs="Times New Roman"/>
-        </w:rPr>
-        <w:t>” :</w:t>
-      </w:r>
-      <w:proofErr w:type="gramEnd"/>
-      <w:r>
-        <w:rPr>
-          <w:rFonts w:ascii="Times New Roman" w:hAnsi="Times New Roman" w:cs="Times New Roman"/>
-        </w:rPr>
-        <w:t xml:space="preserve"> X number of pairs were found Only in the Predicted Dataset and were not included in the Ground Truth Dataset</w:t>
+        <w:t>“False Positive” : X number of pairs were found Only in the Predicted Dataset and were not included in the Ground Truth Dataset</w:t>
       </w:r>
       <w:r>
         <w:rPr>
           <w:rFonts w:ascii="Times New Roman" w:hAnsi="Times New Roman" w:cs="Times New Roman"/>
         </w:rPr>
         <w:br/>
-        <w:t>“False Negative</w:t>
-      </w:r>
-      <w:proofErr w:type="gramStart"/>
-      <w:r>
-        <w:rPr>
-          <w:rFonts w:ascii="Times New Roman" w:hAnsi="Times New Roman" w:cs="Times New Roman"/>
-        </w:rPr>
-        <w:t>” :</w:t>
-      </w:r>
-      <w:proofErr w:type="gramEnd"/>
-      <w:r>
-        <w:rPr>
-          <w:rFonts w:ascii="Times New Roman" w:hAnsi="Times New Roman" w:cs="Times New Roman"/>
-        </w:rPr>
-        <w:t xml:space="preserve"> X number of pairs were found Only in the Ground Truth Dataset and were not included in the Predicted Dataset</w:t>
+        <w:t>“False Negative” : X number of pairs were found Only in the Ground Truth Dataset and were not included in the Predicted Dataset</w:t>
       </w:r>
     </w:p>
     <w:p>
@@ -7707,42 +6769,14 @@
         <w:rPr>
           <w:rFonts w:ascii="Times New Roman" w:hAnsi="Times New Roman" w:cs="Times New Roman"/>
         </w:rPr>
-        <w:t xml:space="preserve">“True Positive” X number of Attitudes were correctly </w:t>
-      </w:r>
-      <w:proofErr w:type="gramStart"/>
-      <w:r>
-        <w:rPr>
-          <w:rFonts w:ascii="Times New Roman" w:hAnsi="Times New Roman" w:cs="Times New Roman"/>
-        </w:rPr>
-        <w:t>predicted  to</w:t>
-      </w:r>
-      <w:proofErr w:type="gramEnd"/>
-      <w:r>
-        <w:rPr>
-          <w:rFonts w:ascii="Times New Roman" w:hAnsi="Times New Roman" w:cs="Times New Roman"/>
-        </w:rPr>
-        <w:t xml:space="preserve"> the Ground Truth Attitude</w:t>
+        <w:t>“True Positive” X number of Attitudes were correctly predicted  to the Ground Truth Attitude</w:t>
       </w:r>
       <w:r>
         <w:rPr>
           <w:rFonts w:ascii="Times New Roman" w:hAnsi="Times New Roman" w:cs="Times New Roman"/>
         </w:rPr>
         <w:br/>
-        <w:t>“False Negative</w:t>
-      </w:r>
-      <w:proofErr w:type="gramStart"/>
-      <w:r>
-        <w:rPr>
-          <w:rFonts w:ascii="Times New Roman" w:hAnsi="Times New Roman" w:cs="Times New Roman"/>
-        </w:rPr>
-        <w:t>” :</w:t>
-      </w:r>
-      <w:proofErr w:type="gramEnd"/>
-      <w:r>
-        <w:rPr>
-          <w:rFonts w:ascii="Times New Roman" w:hAnsi="Times New Roman" w:cs="Times New Roman"/>
-        </w:rPr>
-        <w:t xml:space="preserve"> X number of Attitudes were incorrectly predicted to the Ground Truth Attitude</w:t>
+        <w:t>“False Negative” : X number of Attitudes were incorrectly predicted to the Ground Truth Attitude</w:t>
       </w:r>
     </w:p>
     <w:p>
@@ -7768,25 +6802,16 @@
         <w:rPr>
           <w:rFonts w:ascii="Times New Roman" w:hAnsi="Times New Roman" w:cs="Times New Roman"/>
         </w:rPr>
+        <w:lastRenderedPageBreak/>
         <w:t xml:space="preserve">Overlap: How similar the model’s justification for the Pair/Attitude were, using ROUGE-L </w:t>
       </w:r>
-      <w:proofErr w:type="gramStart"/>
       <w:r>
         <w:rPr>
           <w:rFonts w:ascii="Times New Roman" w:hAnsi="Times New Roman" w:cs="Times New Roman"/>
           <w:b/>
           <w:bCs/>
         </w:rPr>
-        <w:t>[ ]</w:t>
-      </w:r>
-      <w:proofErr w:type="gramEnd"/>
-      <w:r>
-        <w:rPr>
-          <w:rFonts w:ascii="Times New Roman" w:hAnsi="Times New Roman" w:cs="Times New Roman"/>
-          <w:b/>
-          <w:bCs/>
-        </w:rPr>
-        <w:t xml:space="preserve"> </w:t>
+        <w:t xml:space="preserve">[ ] </w:t>
       </w:r>
       <w:r>
         <w:rPr>
@@ -7820,7 +6845,6 @@
         <w:rPr>
           <w:rFonts w:cs="Times New Roman"/>
         </w:rPr>
-        <w:lastRenderedPageBreak/>
         <w:t>6.2 POLAR Compared to LLMs Evaluation</w:t>
       </w:r>
     </w:p>
@@ -8237,6 +7261,7 @@
                 <w:i/>
                 <w:iCs/>
               </w:rPr>
+              <w:lastRenderedPageBreak/>
               <w:t>True Positives</w:t>
             </w:r>
           </w:p>
@@ -8392,7 +7417,6 @@
         <w:rPr>
           <w:rFonts w:ascii="Times New Roman" w:hAnsi="Times New Roman" w:cs="Times New Roman"/>
         </w:rPr>
-        <w:lastRenderedPageBreak/>
         <w:t>Attitude Prediction</w:t>
       </w:r>
     </w:p>
@@ -9104,6 +8128,7 @@
                 <w:i/>
                 <w:iCs/>
               </w:rPr>
+              <w:lastRenderedPageBreak/>
               <w:t>False Positives</w:t>
             </w:r>
           </w:p>
@@ -9251,7 +8276,6 @@
                 <w:i/>
                 <w:iCs/>
               </w:rPr>
-              <w:lastRenderedPageBreak/>
               <w:t>Accuracy</w:t>
             </w:r>
           </w:p>
@@ -9629,21 +8653,7 @@
           <w:rFonts w:ascii="Times New Roman" w:hAnsi="Times New Roman" w:cs="Times New Roman"/>
         </w:rPr>
         <w:br/>
-        <w:t xml:space="preserve">The Justification Overlap was overlooked for the Topical case here since POLAR does not provide a Sentence for its </w:t>
-      </w:r>
-      <w:proofErr w:type="spellStart"/>
-      <w:r>
-        <w:rPr>
-          <w:rFonts w:ascii="Times New Roman" w:hAnsi="Times New Roman" w:cs="Times New Roman"/>
-        </w:rPr>
-        <w:t>Noun_Phrase_Attitudes</w:t>
-      </w:r>
-      <w:proofErr w:type="spellEnd"/>
-      <w:r>
-        <w:rPr>
-          <w:rFonts w:ascii="Times New Roman" w:hAnsi="Times New Roman" w:cs="Times New Roman"/>
-        </w:rPr>
-        <w:t>, which are what the Topical Pairs here are.</w:t>
+        <w:t>The Justification Overlap was overlooked for the Topical case here since POLAR does not provide a Sentence for its Noun_Phrase_Attitudes, which are what the Topical Pairs here are.</w:t>
       </w:r>
     </w:p>
     <w:p>
@@ -9704,6 +8714,7 @@
         <w:rPr>
           <w:rFonts w:ascii="Times New Roman" w:hAnsi="Times New Roman" w:cs="Times New Roman"/>
         </w:rPr>
+        <w:lastRenderedPageBreak/>
         <w:t>However, the Topical Pairs calculated by POLAR are nearly double GPT’s, with 1466 vs 833 respectively, however only managing to match 44 of them (5.28%), given the precision, we see that when a POLAR Topical Pair is calculated, it will match GPT 3.00% of the time.</w:t>
       </w:r>
     </w:p>
@@ -9717,7 +8728,6 @@
         <w:rPr>
           <w:rFonts w:ascii="Times New Roman" w:hAnsi="Times New Roman" w:cs="Times New Roman"/>
         </w:rPr>
-        <w:lastRenderedPageBreak/>
         <w:t>In terms of Attitude Prediction and Justification Overlap for the matched pairs, POLAR is also dissimilar to GPT, only having 15-35% similar Pair Attitudes with only roughly 13-14% Justification Overlap.</w:t>
       </w:r>
     </w:p>
@@ -9850,30 +8860,29 @@
         </w:rPr>
         <w:t xml:space="preserve">These graphs show the Overall number of Positive/Neutral/Negative attitudes that GPT assigned to the pairs, as well as the Seaborn Graph </w:t>
       </w:r>
-      <w:proofErr w:type="gramStart"/>
       <w:r>
         <w:rPr>
           <w:rFonts w:ascii="Times New Roman" w:hAnsi="Times New Roman" w:cs="Times New Roman"/>
           <w:b/>
           <w:bCs/>
         </w:rPr>
-        <w:t>[  ]</w:t>
-      </w:r>
-      <w:proofErr w:type="gramEnd"/>
-      <w:r>
+        <w:t xml:space="preserve">[  ] </w:t>
+      </w:r>
+      <w:r>
+        <w:rPr>
+          <w:rFonts w:ascii="Times New Roman" w:hAnsi="Times New Roman" w:cs="Times New Roman"/>
+        </w:rPr>
+        <w:t xml:space="preserve"> showcasing the amount of those attitudes assigned for each sample, where each Dot corresponds to one Sample.</w:t>
+      </w:r>
+    </w:p>
+    <w:p>
+      <w:pPr>
         <w:rPr>
           <w:rFonts w:ascii="Times New Roman" w:hAnsi="Times New Roman" w:cs="Times New Roman"/>
           <w:b/>
           <w:bCs/>
         </w:rPr>
-        <w:t xml:space="preserve"> </w:t>
-      </w:r>
-      <w:r>
-        <w:rPr>
-          <w:rFonts w:ascii="Times New Roman" w:hAnsi="Times New Roman" w:cs="Times New Roman"/>
-        </w:rPr>
-        <w:t xml:space="preserve"> showcasing the amount of those attitudes assigned for each sample, where each Dot corresponds to one Sample.</w:t>
-      </w:r>
+      </w:pPr>
     </w:p>
     <w:p>
       <w:pPr>
@@ -9883,21 +8892,12 @@
           <w:bCs/>
         </w:rPr>
       </w:pPr>
-    </w:p>
-    <w:p>
-      <w:pPr>
+      <w:r>
         <w:rPr>
           <w:rFonts w:ascii="Times New Roman" w:hAnsi="Times New Roman" w:cs="Times New Roman"/>
           <w:b/>
           <w:bCs/>
         </w:rPr>
-      </w:pPr>
-      <w:r>
-        <w:rPr>
-          <w:rFonts w:ascii="Times New Roman" w:hAnsi="Times New Roman" w:cs="Times New Roman"/>
-          <w:b/>
-          <w:bCs/>
-        </w:rPr>
         <w:t>Training Dataset:</w:t>
       </w:r>
     </w:p>
@@ -9918,35 +8918,7 @@
         <w:rPr>
           <w:rFonts w:ascii="Times New Roman" w:hAnsi="Times New Roman" w:cs="Times New Roman"/>
         </w:rPr>
-        <w:t>“</w:t>
-      </w:r>
-      <w:proofErr w:type="spellStart"/>
-      <w:r>
-        <w:rPr>
-          <w:rFonts w:ascii="Times New Roman" w:hAnsi="Times New Roman" w:cs="Times New Roman"/>
-        </w:rPr>
-        <w:t>True_</w:t>
-      </w:r>
-      <w:proofErr w:type="gramStart"/>
-      <w:r>
-        <w:rPr>
-          <w:rFonts w:ascii="Times New Roman" w:hAnsi="Times New Roman" w:cs="Times New Roman"/>
-        </w:rPr>
-        <w:t>Data</w:t>
-      </w:r>
-      <w:proofErr w:type="spellEnd"/>
-      <w:r>
-        <w:rPr>
-          <w:rFonts w:ascii="Times New Roman" w:hAnsi="Times New Roman" w:cs="Times New Roman"/>
-        </w:rPr>
-        <w:t>”(</w:t>
-      </w:r>
-      <w:proofErr w:type="gramEnd"/>
-      <w:r>
-        <w:rPr>
-          <w:rFonts w:ascii="Times New Roman" w:hAnsi="Times New Roman" w:cs="Times New Roman"/>
-        </w:rPr>
-        <w:t>GPT):</w:t>
+        <w:t>“True_Data”(GPT):</w:t>
       </w:r>
     </w:p>
     <w:tbl>
@@ -10326,21 +9298,7 @@
         <w:rPr>
           <w:rFonts w:ascii="Times New Roman" w:hAnsi="Times New Roman" w:cs="Times New Roman"/>
         </w:rPr>
-        <w:t>“</w:t>
-      </w:r>
-      <w:proofErr w:type="spellStart"/>
-      <w:r>
-        <w:rPr>
-          <w:rFonts w:ascii="Times New Roman" w:hAnsi="Times New Roman" w:cs="Times New Roman"/>
-        </w:rPr>
-        <w:t>Pred_Data</w:t>
-      </w:r>
-      <w:proofErr w:type="spellEnd"/>
-      <w:r>
-        <w:rPr>
-          <w:rFonts w:ascii="Times New Roman" w:hAnsi="Times New Roman" w:cs="Times New Roman"/>
-        </w:rPr>
-        <w:t>” (POLAR):</w:t>
+        <w:t>“Pred_Data” (POLAR):</w:t>
       </w:r>
     </w:p>
     <w:tbl>
@@ -10764,21 +9722,7 @@
         <w:rPr>
           <w:rFonts w:ascii="Times New Roman" w:hAnsi="Times New Roman" w:cs="Times New Roman"/>
         </w:rPr>
-        <w:t>“</w:t>
-      </w:r>
-      <w:proofErr w:type="spellStart"/>
-      <w:r>
-        <w:rPr>
-          <w:rFonts w:ascii="Times New Roman" w:hAnsi="Times New Roman" w:cs="Times New Roman"/>
-        </w:rPr>
-        <w:t>True_Data</w:t>
-      </w:r>
-      <w:proofErr w:type="spellEnd"/>
-      <w:r>
-        <w:rPr>
-          <w:rFonts w:ascii="Times New Roman" w:hAnsi="Times New Roman" w:cs="Times New Roman"/>
-        </w:rPr>
-        <w:t>” (GPT):</w:t>
+        <w:t>“True_Data” (GPT):</w:t>
       </w:r>
     </w:p>
     <w:tbl>
@@ -10896,7 +9840,7 @@
               </w:rPr>
               <w:lastRenderedPageBreak/>
               <w:drawing>
-                <wp:inline distT="0" distB="0" distL="0" distR="0" wp14:anchorId="5C703E87" wp14:editId="72A4F97E">
+                <wp:inline distT="0" distB="0" distL="0" distR="0" wp14:anchorId="5C703E87" wp14:editId="3DB59F8F">
                   <wp:extent cx="5514975" cy="2066925"/>
                   <wp:effectExtent l="0" t="0" r="9525" b="9525"/>
                   <wp:docPr id="1259051297" name="Picture 42" descr="A diagram of a graph&#10;&#10;AI-generated content may be incorrect."/>
@@ -10958,21 +9902,7 @@
         <w:rPr>
           <w:rFonts w:ascii="Times New Roman" w:hAnsi="Times New Roman" w:cs="Times New Roman"/>
         </w:rPr>
-        <w:t xml:space="preserve">These Graphs show us that for the Brexit dataset, Entity Pairs, GPT covers </w:t>
-      </w:r>
-      <w:proofErr w:type="gramStart"/>
-      <w:r>
-        <w:rPr>
-          <w:rFonts w:ascii="Times New Roman" w:hAnsi="Times New Roman" w:cs="Times New Roman"/>
-        </w:rPr>
-        <w:t>a majority of</w:t>
-      </w:r>
-      <w:proofErr w:type="gramEnd"/>
-      <w:r>
-        <w:rPr>
-          <w:rFonts w:ascii="Times New Roman" w:hAnsi="Times New Roman" w:cs="Times New Roman"/>
-        </w:rPr>
-        <w:t xml:space="preserve"> Negative pairings, with some Positives/Neutral, averaging 0-1 Positive/Neutral and 0-3 Negative assigns per Sample, with the highest being 11 Negative assigns for 1 sample.</w:t>
+        <w:t>These Graphs show us that for the Brexit dataset, Entity Pairs, GPT covers a majority of Negative pairings, with some Positives/Neutral, averaging 0-1 Positive/Neutral and 0-3 Negative assigns per Sample, with the highest being 11 Negative assigns for 1 sample.</w:t>
       </w:r>
     </w:p>
     <w:tbl>
@@ -11089,7 +10019,7 @@
                 <w:noProof/>
               </w:rPr>
               <w:drawing>
-                <wp:inline distT="0" distB="0" distL="0" distR="0" wp14:anchorId="12C6E524" wp14:editId="6D0EFA4B">
+                <wp:inline distT="0" distB="0" distL="0" distR="0" wp14:anchorId="12C6E524" wp14:editId="173A96BD">
                   <wp:extent cx="5514975" cy="2057400"/>
                   <wp:effectExtent l="0" t="0" r="9525" b="0"/>
                   <wp:docPr id="1521350175" name="Picture 40" descr="A graph with black and orange lines&#10;&#10;AI-generated content may be incorrect."/>
@@ -11171,21 +10101,7 @@
         <w:rPr>
           <w:rFonts w:ascii="Times New Roman" w:hAnsi="Times New Roman" w:cs="Times New Roman"/>
         </w:rPr>
-        <w:t>“</w:t>
-      </w:r>
-      <w:proofErr w:type="spellStart"/>
-      <w:r>
-        <w:rPr>
-          <w:rFonts w:ascii="Times New Roman" w:hAnsi="Times New Roman" w:cs="Times New Roman"/>
-        </w:rPr>
-        <w:t>Pred_data</w:t>
-      </w:r>
-      <w:proofErr w:type="spellEnd"/>
-      <w:r>
-        <w:rPr>
-          <w:rFonts w:ascii="Times New Roman" w:hAnsi="Times New Roman" w:cs="Times New Roman"/>
-        </w:rPr>
-        <w:t>” (POLAR):</w:t>
+        <w:t>“Pred_data” (POLAR):</w:t>
       </w:r>
     </w:p>
     <w:tbl>
@@ -11364,21 +10280,7 @@
         <w:rPr>
           <w:rFonts w:ascii="Times New Roman" w:hAnsi="Times New Roman" w:cs="Times New Roman"/>
         </w:rPr>
-        <w:t xml:space="preserve">These Graphs show us that for Entity Pairs, POLAR covers </w:t>
-      </w:r>
-      <w:proofErr w:type="gramStart"/>
-      <w:r>
-        <w:rPr>
-          <w:rFonts w:ascii="Times New Roman" w:hAnsi="Times New Roman" w:cs="Times New Roman"/>
-        </w:rPr>
-        <w:t>a majority of</w:t>
-      </w:r>
-      <w:proofErr w:type="gramEnd"/>
-      <w:r>
-        <w:rPr>
-          <w:rFonts w:ascii="Times New Roman" w:hAnsi="Times New Roman" w:cs="Times New Roman"/>
-        </w:rPr>
-        <w:t xml:space="preserve"> Neutral pairings, with some Positives/Negative, averaging 0-1 Neutral and ≈0 Negative/Positive assigns per Sample, with the highest being 34 Negative assigns for 1 sample.</w:t>
+        <w:t>These Graphs show us that for Entity Pairs, POLAR covers a majority of Neutral pairings, with some Positives/Negative, averaging 0-1 Neutral and ≈0 Negative/Positive assigns per Sample, with the highest being 34 Negative assigns for 1 sample.</w:t>
       </w:r>
     </w:p>
     <w:tbl>
@@ -11496,7 +10398,7 @@
                 <w:noProof/>
               </w:rPr>
               <w:drawing>
-                <wp:inline distT="0" distB="0" distL="0" distR="0" wp14:anchorId="6EE74467" wp14:editId="01BDE536">
+                <wp:inline distT="0" distB="0" distL="0" distR="0" wp14:anchorId="6EE74467" wp14:editId="56EE8394">
                   <wp:extent cx="5629275" cy="2105025"/>
                   <wp:effectExtent l="0" t="0" r="9525" b="9525"/>
                   <wp:docPr id="234418083" name="Picture 36" descr="A diagram of a graph&#10;&#10;AI-generated content may be incorrect."/>
@@ -11558,21 +10460,7 @@
         <w:rPr>
           <w:rFonts w:ascii="Times New Roman" w:hAnsi="Times New Roman" w:cs="Times New Roman"/>
         </w:rPr>
-        <w:t xml:space="preserve">These Graphs show us that for Topical Pairs, POLAR covers </w:t>
-      </w:r>
-      <w:proofErr w:type="gramStart"/>
-      <w:r>
-        <w:rPr>
-          <w:rFonts w:ascii="Times New Roman" w:hAnsi="Times New Roman" w:cs="Times New Roman"/>
-        </w:rPr>
-        <w:t>a majority of</w:t>
-      </w:r>
-      <w:proofErr w:type="gramEnd"/>
-      <w:r>
-        <w:rPr>
-          <w:rFonts w:ascii="Times New Roman" w:hAnsi="Times New Roman" w:cs="Times New Roman"/>
-        </w:rPr>
-        <w:t xml:space="preserve"> Neutral pairings, with some Positives/Negative, averaging 0-7 Neutral and ≈0 Negative/Positive assigns per Sample, with the highest being 80 Negative assigns for 1 sample.</w:t>
+        <w:t>These Graphs show us that for Topical Pairs, POLAR covers a majority of Neutral pairings, with some Positives/Negative, averaging 0-7 Neutral and ≈0 Negative/Positive assigns per Sample, with the highest being 80 Negative assigns for 1 sample.</w:t>
       </w:r>
     </w:p>
     <w:p>
@@ -11734,21 +10622,7 @@
         <w:rPr>
           <w:rFonts w:ascii="Times New Roman" w:hAnsi="Times New Roman" w:cs="Times New Roman"/>
         </w:rPr>
-        <w:t xml:space="preserve">POLAR however assigned Neutral to </w:t>
-      </w:r>
-      <w:proofErr w:type="gramStart"/>
-      <w:r>
-        <w:rPr>
-          <w:rFonts w:ascii="Times New Roman" w:hAnsi="Times New Roman" w:cs="Times New Roman"/>
-        </w:rPr>
-        <w:t>the overwhelming majority of</w:t>
-      </w:r>
-      <w:proofErr w:type="gramEnd"/>
-      <w:r>
-        <w:rPr>
-          <w:rFonts w:ascii="Times New Roman" w:hAnsi="Times New Roman" w:cs="Times New Roman"/>
-        </w:rPr>
-        <w:t xml:space="preserve"> both Entity and Topical pairs, with the Average Positive/Negative rating per Article averaging at ≈0 for both, whereas the Neutral ratings averaging 0-1 to 0-7 instead.</w:t>
+        <w:t>POLAR however assigned Neutral to the overwhelming majority of both Entity and Topical pairs, with the Average Positive/Negative rating per Article averaging at ≈0 for both, whereas the Neutral ratings averaging 0-1 to 0-7 instead.</w:t>
       </w:r>
     </w:p>
     <w:p>
@@ -11819,21 +10693,7 @@
         <w:rPr>
           <w:rFonts w:ascii="Times New Roman" w:hAnsi="Times New Roman" w:cs="Times New Roman"/>
         </w:rPr>
-        <w:t>POLAR, on the other hand, continued its overwhelming Neutral dominant pattern, with no clear sign of preference to Negative attitudes unlike GPT’s responses. This is likely due to dependency errors or a lack of coverage by the sentiment lexicon (</w:t>
-      </w:r>
-      <w:proofErr w:type="spellStart"/>
-      <w:r>
-        <w:rPr>
-          <w:rFonts w:ascii="Times New Roman" w:hAnsi="Times New Roman" w:cs="Times New Roman"/>
-        </w:rPr>
-        <w:t>mpqa</w:t>
-      </w:r>
-      <w:proofErr w:type="spellEnd"/>
-      <w:r>
-        <w:rPr>
-          <w:rFonts w:ascii="Times New Roman" w:hAnsi="Times New Roman" w:cs="Times New Roman"/>
-        </w:rPr>
-        <w:t>)</w:t>
+        <w:t>POLAR, on the other hand, continued its overwhelming Neutral dominant pattern, with no clear sign of preference to Negative attitudes unlike GPT’s responses. This is likely due to dependency errors or a lack of coverage by the sentiment lexicon (mpqa)</w:t>
       </w:r>
     </w:p>
     <w:p>
@@ -12003,21 +10863,7 @@
         <w:rPr>
           <w:rFonts w:ascii="Times New Roman" w:hAnsi="Times New Roman" w:cs="Times New Roman"/>
         </w:rPr>
-        <w:t xml:space="preserve">In this section we compared the Topics file generated by the </w:t>
-      </w:r>
-      <w:proofErr w:type="spellStart"/>
-      <w:r>
-        <w:rPr>
-          <w:rFonts w:ascii="Times New Roman" w:hAnsi="Times New Roman" w:cs="Times New Roman"/>
-        </w:rPr>
-        <w:t>Topic_Identifier</w:t>
-      </w:r>
-      <w:proofErr w:type="spellEnd"/>
-      <w:r>
-        <w:rPr>
-          <w:rFonts w:ascii="Times New Roman" w:hAnsi="Times New Roman" w:cs="Times New Roman"/>
-        </w:rPr>
-        <w:t xml:space="preserve"> step of the POLAR Pipeline, see Chapter 2</w:t>
+        <w:t>In this section we compared the Topics file generated by the Topic_Identifier step of the POLAR Pipeline, see Chapter 2</w:t>
       </w:r>
       <w:r>
         <w:rPr>
@@ -12029,21 +10875,7 @@
         <w:rPr>
           <w:rFonts w:ascii="Times New Roman" w:hAnsi="Times New Roman" w:cs="Times New Roman"/>
         </w:rPr>
-        <w:t xml:space="preserve">, this was done by treating the Topics in the Topical Pairs as </w:t>
-      </w:r>
-      <w:proofErr w:type="spellStart"/>
-      <w:r>
-        <w:rPr>
-          <w:rFonts w:ascii="Times New Roman" w:hAnsi="Times New Roman" w:cs="Times New Roman"/>
-        </w:rPr>
-        <w:t>Noun_Phrases</w:t>
-      </w:r>
-      <w:proofErr w:type="spellEnd"/>
-      <w:r>
-        <w:rPr>
-          <w:rFonts w:ascii="Times New Roman" w:hAnsi="Times New Roman" w:cs="Times New Roman"/>
-        </w:rPr>
-        <w:t xml:space="preserve"> and reformatting them to generate the topics.json.gz. </w:t>
+        <w:t xml:space="preserve">, this was done by treating the Topics in the Topical Pairs as Noun_Phrases and reformatting them to generate the topics.json.gz. </w:t>
       </w:r>
       <w:r>
         <w:rPr>
@@ -12656,42 +11488,14 @@
           <w:rFonts w:ascii="Times New Roman" w:hAnsi="Times New Roman" w:cs="Times New Roman"/>
         </w:rPr>
         <w:br/>
-        <w:t>"a potential Brexit" &lt;-&gt; "The so-called 'Brexit' decision</w:t>
-      </w:r>
-      <w:proofErr w:type="gramStart"/>
-      <w:r>
-        <w:rPr>
-          <w:rFonts w:ascii="Times New Roman" w:hAnsi="Times New Roman" w:cs="Times New Roman"/>
-        </w:rPr>
-        <w:t>" ,</w:t>
-      </w:r>
-      <w:proofErr w:type="gramEnd"/>
-      <w:r>
-        <w:rPr>
-          <w:rFonts w:ascii="Times New Roman" w:hAnsi="Times New Roman" w:cs="Times New Roman"/>
-        </w:rPr>
-        <w:t xml:space="preserve"> score: 0.6003</w:t>
+        <w:t>"a potential Brexit" &lt;-&gt; "The so-called 'Brexit' decision" , score: 0.6003</w:t>
       </w:r>
       <w:r>
         <w:rPr>
           <w:rFonts w:ascii="Times New Roman" w:hAnsi="Times New Roman" w:cs="Times New Roman"/>
         </w:rPr>
         <w:br/>
-        <w:t>"a political crisis" &lt;-&gt; "economic and political uncertainty</w:t>
-      </w:r>
-      <w:proofErr w:type="gramStart"/>
-      <w:r>
-        <w:rPr>
-          <w:rFonts w:ascii="Times New Roman" w:hAnsi="Times New Roman" w:cs="Times New Roman"/>
-        </w:rPr>
-        <w:t>" ,</w:t>
-      </w:r>
-      <w:proofErr w:type="gramEnd"/>
-      <w:r>
-        <w:rPr>
-          <w:rFonts w:ascii="Times New Roman" w:hAnsi="Times New Roman" w:cs="Times New Roman"/>
-        </w:rPr>
-        <w:t xml:space="preserve"> score: 0.609</w:t>
+        <w:t>"a political crisis" &lt;-&gt; "economic and political uncertainty" , score: 0.609</w:t>
       </w:r>
     </w:p>
     <w:p>
@@ -12758,21 +11562,7 @@
         <w:rPr>
           <w:rFonts w:ascii="Times New Roman" w:hAnsi="Times New Roman" w:cs="Times New Roman"/>
         </w:rPr>
-        <w:t xml:space="preserve">It is important to note that this step was not done using Semantic Similarity to compare the pairs due to Time Constraints, since to accurately and fairly compare every pair with every pair using Semantic Similarity would take multiple days of execution, </w:t>
-      </w:r>
-      <w:proofErr w:type="gramStart"/>
-      <w:r>
-        <w:rPr>
-          <w:rFonts w:ascii="Times New Roman" w:hAnsi="Times New Roman" w:cs="Times New Roman"/>
-        </w:rPr>
-        <w:t>however</w:t>
-      </w:r>
-      <w:proofErr w:type="gramEnd"/>
-      <w:r>
-        <w:rPr>
-          <w:rFonts w:ascii="Times New Roman" w:hAnsi="Times New Roman" w:cs="Times New Roman"/>
-        </w:rPr>
-        <w:t xml:space="preserve"> would likely yield better results.</w:t>
+        <w:t>It is important to note that this step was not done using Semantic Similarity to compare the pairs due to Time Constraints, since to accurately and fairly compare every pair with every pair using Semantic Similarity would take multiple days of execution, however would likely yield better results.</w:t>
       </w:r>
     </w:p>
     <w:p>
@@ -12897,7 +11687,6 @@
                 <w:iCs/>
               </w:rPr>
             </w:pPr>
-            <w:proofErr w:type="spellStart"/>
             <w:r>
               <w:rPr>
                 <w:rFonts w:ascii="Times New Roman" w:hAnsi="Times New Roman" w:cs="Times New Roman"/>
@@ -12908,7 +11697,6 @@
               </w:rPr>
               <w:t>True_Attitudes</w:t>
             </w:r>
-            <w:proofErr w:type="spellEnd"/>
           </w:p>
         </w:tc>
         <w:tc>
@@ -12933,7 +11721,6 @@
                 <w:iCs/>
               </w:rPr>
             </w:pPr>
-            <w:proofErr w:type="spellStart"/>
             <w:r>
               <w:rPr>
                 <w:rFonts w:ascii="Times New Roman" w:hAnsi="Times New Roman" w:cs="Times New Roman"/>
@@ -12944,7 +11731,6 @@
               </w:rPr>
               <w:t>Pred_Attitudes</w:t>
             </w:r>
-            <w:proofErr w:type="spellEnd"/>
           </w:p>
         </w:tc>
       </w:tr>
@@ -12978,43 +11764,7 @@
                 <w:i/>
                 <w:iCs/>
               </w:rPr>
-              <w:t>('</w:t>
-            </w:r>
-            <w:proofErr w:type="spellStart"/>
-            <w:r>
-              <w:rPr>
-                <w:rFonts w:ascii="Times New Roman" w:hAnsi="Times New Roman" w:cs="Times New Roman"/>
-                <w:i/>
-                <w:iCs/>
-              </w:rPr>
-              <w:t>european</w:t>
-            </w:r>
-            <w:proofErr w:type="spellEnd"/>
-            <w:r>
-              <w:rPr>
-                <w:rFonts w:ascii="Times New Roman" w:hAnsi="Times New Roman" w:cs="Times New Roman"/>
-                <w:i/>
-                <w:iCs/>
-              </w:rPr>
-              <w:t xml:space="preserve"> union', '</w:t>
-            </w:r>
-            <w:proofErr w:type="gramStart"/>
-            <w:r>
-              <w:rPr>
-                <w:rFonts w:ascii="Times New Roman" w:hAnsi="Times New Roman" w:cs="Times New Roman"/>
-                <w:i/>
-                <w:iCs/>
-              </w:rPr>
-              <w:t>united kingdom</w:t>
-            </w:r>
-            <w:proofErr w:type="gramEnd"/>
-            <w:r>
-              <w:rPr>
-                <w:rFonts w:ascii="Times New Roman" w:hAnsi="Times New Roman" w:cs="Times New Roman"/>
-                <w:i/>
-                <w:iCs/>
-              </w:rPr>
-              <w:t>')</w:t>
+              <w:t>('european union', 'united kingdom')</w:t>
             </w:r>
           </w:p>
         </w:tc>
@@ -13105,43 +11855,7 @@
                 <w:i/>
                 <w:iCs/>
               </w:rPr>
-              <w:t>('</w:t>
-            </w:r>
-            <w:proofErr w:type="spellStart"/>
-            <w:r>
-              <w:rPr>
-                <w:rFonts w:ascii="Times New Roman" w:hAnsi="Times New Roman" w:cs="Times New Roman"/>
-                <w:i/>
-                <w:iCs/>
-              </w:rPr>
-              <w:t>brexit</w:t>
-            </w:r>
-            <w:proofErr w:type="spellEnd"/>
-            <w:r>
-              <w:rPr>
-                <w:rFonts w:ascii="Times New Roman" w:hAnsi="Times New Roman" w:cs="Times New Roman"/>
-                <w:i/>
-                <w:iCs/>
-              </w:rPr>
-              <w:t>', '</w:t>
-            </w:r>
-            <w:proofErr w:type="spellStart"/>
-            <w:r>
-              <w:rPr>
-                <w:rFonts w:ascii="Times New Roman" w:hAnsi="Times New Roman" w:cs="Times New Roman"/>
-                <w:i/>
-                <w:iCs/>
-              </w:rPr>
-              <w:t>european</w:t>
-            </w:r>
-            <w:proofErr w:type="spellEnd"/>
-            <w:r>
-              <w:rPr>
-                <w:rFonts w:ascii="Times New Roman" w:hAnsi="Times New Roman" w:cs="Times New Roman"/>
-                <w:i/>
-                <w:iCs/>
-              </w:rPr>
-              <w:t xml:space="preserve"> union')</w:t>
+              <w:t>('brexit', 'european union')</w:t>
             </w:r>
           </w:p>
           <w:p>
@@ -13260,43 +11974,7 @@
                 <w:i/>
                 <w:iCs/>
               </w:rPr>
-              <w:t>('</w:t>
-            </w:r>
-            <w:proofErr w:type="spellStart"/>
-            <w:r>
-              <w:rPr>
-                <w:rFonts w:ascii="Times New Roman" w:hAnsi="Times New Roman" w:cs="Times New Roman"/>
-                <w:i/>
-                <w:iCs/>
-              </w:rPr>
-              <w:t>brexit</w:t>
-            </w:r>
-            <w:proofErr w:type="spellEnd"/>
-            <w:r>
-              <w:rPr>
-                <w:rFonts w:ascii="Times New Roman" w:hAnsi="Times New Roman" w:cs="Times New Roman"/>
-                <w:i/>
-                <w:iCs/>
-              </w:rPr>
-              <w:t>', '</w:t>
-            </w:r>
-            <w:proofErr w:type="gramStart"/>
-            <w:r>
-              <w:rPr>
-                <w:rFonts w:ascii="Times New Roman" w:hAnsi="Times New Roman" w:cs="Times New Roman"/>
-                <w:i/>
-                <w:iCs/>
-              </w:rPr>
-              <w:t>united kingdom</w:t>
-            </w:r>
-            <w:proofErr w:type="gramEnd"/>
-            <w:r>
-              <w:rPr>
-                <w:rFonts w:ascii="Times New Roman" w:hAnsi="Times New Roman" w:cs="Times New Roman"/>
-                <w:i/>
-                <w:iCs/>
-              </w:rPr>
-              <w:t>')</w:t>
+              <w:t>('brexit', 'united kingdom')</w:t>
             </w:r>
           </w:p>
           <w:p>
@@ -13415,25 +12093,7 @@
                 <w:i/>
                 <w:iCs/>
               </w:rPr>
-              <w:t>('</w:t>
-            </w:r>
-            <w:proofErr w:type="gramStart"/>
-            <w:r>
-              <w:rPr>
-                <w:rFonts w:ascii="Times New Roman" w:hAnsi="Times New Roman" w:cs="Times New Roman"/>
-                <w:i/>
-                <w:iCs/>
-              </w:rPr>
-              <w:t>united kingdom</w:t>
-            </w:r>
-            <w:proofErr w:type="gramEnd"/>
-            <w:r>
-              <w:rPr>
-                <w:rFonts w:ascii="Times New Roman" w:hAnsi="Times New Roman" w:cs="Times New Roman"/>
-                <w:i/>
-                <w:iCs/>
-              </w:rPr>
-              <w:t>', 'united states')</w:t>
+              <w:t>('united kingdom', 'united states')</w:t>
             </w:r>
           </w:p>
           <w:p>
@@ -13552,61 +12212,7 @@
                 <w:i/>
                 <w:iCs/>
               </w:rPr>
-              <w:t>('</w:t>
-            </w:r>
-            <w:proofErr w:type="spellStart"/>
-            <w:r>
-              <w:rPr>
-                <w:rFonts w:ascii="Times New Roman" w:hAnsi="Times New Roman" w:cs="Times New Roman"/>
-                <w:i/>
-                <w:iCs/>
-              </w:rPr>
-              <w:t>barack</w:t>
-            </w:r>
-            <w:proofErr w:type="spellEnd"/>
-            <w:r>
-              <w:rPr>
-                <w:rFonts w:ascii="Times New Roman" w:hAnsi="Times New Roman" w:cs="Times New Roman"/>
-                <w:i/>
-                <w:iCs/>
-              </w:rPr>
-              <w:t xml:space="preserve"> </w:t>
-            </w:r>
-            <w:proofErr w:type="spellStart"/>
-            <w:r>
-              <w:rPr>
-                <w:rFonts w:ascii="Times New Roman" w:hAnsi="Times New Roman" w:cs="Times New Roman"/>
-                <w:i/>
-                <w:iCs/>
-              </w:rPr>
-              <w:t>obama</w:t>
-            </w:r>
-            <w:proofErr w:type="spellEnd"/>
-            <w:r>
-              <w:rPr>
-                <w:rFonts w:ascii="Times New Roman" w:hAnsi="Times New Roman" w:cs="Times New Roman"/>
-                <w:i/>
-                <w:iCs/>
-              </w:rPr>
-              <w:t>', '</w:t>
-            </w:r>
-            <w:proofErr w:type="spellStart"/>
-            <w:r>
-              <w:rPr>
-                <w:rFonts w:ascii="Times New Roman" w:hAnsi="Times New Roman" w:cs="Times New Roman"/>
-                <w:i/>
-                <w:iCs/>
-              </w:rPr>
-              <w:t>european</w:t>
-            </w:r>
-            <w:proofErr w:type="spellEnd"/>
-            <w:r>
-              <w:rPr>
-                <w:rFonts w:ascii="Times New Roman" w:hAnsi="Times New Roman" w:cs="Times New Roman"/>
-                <w:i/>
-                <w:iCs/>
-              </w:rPr>
-              <w:t xml:space="preserve"> union')</w:t>
+              <w:t>('barack obama', 'european union')</w:t>
             </w:r>
           </w:p>
           <w:p>
@@ -13725,61 +12331,7 @@
                 <w:i/>
                 <w:iCs/>
               </w:rPr>
-              <w:t>('</w:t>
-            </w:r>
-            <w:proofErr w:type="spellStart"/>
-            <w:r>
-              <w:rPr>
-                <w:rFonts w:ascii="Times New Roman" w:hAnsi="Times New Roman" w:cs="Times New Roman"/>
-                <w:i/>
-                <w:iCs/>
-              </w:rPr>
-              <w:t>barack</w:t>
-            </w:r>
-            <w:proofErr w:type="spellEnd"/>
-            <w:r>
-              <w:rPr>
-                <w:rFonts w:ascii="Times New Roman" w:hAnsi="Times New Roman" w:cs="Times New Roman"/>
-                <w:i/>
-                <w:iCs/>
-              </w:rPr>
-              <w:t xml:space="preserve"> </w:t>
-            </w:r>
-            <w:proofErr w:type="spellStart"/>
-            <w:r>
-              <w:rPr>
-                <w:rFonts w:ascii="Times New Roman" w:hAnsi="Times New Roman" w:cs="Times New Roman"/>
-                <w:i/>
-                <w:iCs/>
-              </w:rPr>
-              <w:t>obama</w:t>
-            </w:r>
-            <w:proofErr w:type="spellEnd"/>
-            <w:r>
-              <w:rPr>
-                <w:rFonts w:ascii="Times New Roman" w:hAnsi="Times New Roman" w:cs="Times New Roman"/>
-                <w:i/>
-                <w:iCs/>
-              </w:rPr>
-              <w:t>', '</w:t>
-            </w:r>
-            <w:proofErr w:type="gramStart"/>
-            <w:r>
-              <w:rPr>
-                <w:rFonts w:ascii="Times New Roman" w:hAnsi="Times New Roman" w:cs="Times New Roman"/>
-                <w:i/>
-                <w:iCs/>
-              </w:rPr>
-              <w:t>united kingdom</w:t>
-            </w:r>
-            <w:proofErr w:type="gramEnd"/>
-            <w:r>
-              <w:rPr>
-                <w:rFonts w:ascii="Times New Roman" w:hAnsi="Times New Roman" w:cs="Times New Roman"/>
-                <w:i/>
-                <w:iCs/>
-              </w:rPr>
-              <w:t>')</w:t>
+              <w:t>('barack obama', 'united kingdom')</w:t>
             </w:r>
           </w:p>
           <w:p>
@@ -13900,61 +12452,8 @@
                 <w:i/>
                 <w:iCs/>
               </w:rPr>
-              <w:t>('</w:t>
-            </w:r>
-            <w:proofErr w:type="spellStart"/>
-            <w:r>
-              <w:rPr>
-                <w:rFonts w:ascii="Times New Roman" w:hAnsi="Times New Roman" w:cs="Times New Roman"/>
-                <w:i/>
-                <w:iCs/>
-              </w:rPr>
-              <w:t>donald</w:t>
-            </w:r>
-            <w:proofErr w:type="spellEnd"/>
-            <w:r>
-              <w:rPr>
-                <w:rFonts w:ascii="Times New Roman" w:hAnsi="Times New Roman" w:cs="Times New Roman"/>
-                <w:i/>
-                <w:iCs/>
-              </w:rPr>
-              <w:t xml:space="preserve"> trump', '</w:t>
-            </w:r>
-            <w:proofErr w:type="spellStart"/>
-            <w:r>
-              <w:rPr>
-                <w:rFonts w:ascii="Times New Roman" w:hAnsi="Times New Roman" w:cs="Times New Roman"/>
-                <w:i/>
-                <w:iCs/>
-              </w:rPr>
-              <w:t>hillary</w:t>
-            </w:r>
-            <w:proofErr w:type="spellEnd"/>
-            <w:r>
-              <w:rPr>
-                <w:rFonts w:ascii="Times New Roman" w:hAnsi="Times New Roman" w:cs="Times New Roman"/>
-                <w:i/>
-                <w:iCs/>
-              </w:rPr>
-              <w:t xml:space="preserve"> </w:t>
-            </w:r>
-            <w:proofErr w:type="spellStart"/>
-            <w:r>
-              <w:rPr>
-                <w:rFonts w:ascii="Times New Roman" w:hAnsi="Times New Roman" w:cs="Times New Roman"/>
-                <w:i/>
-                <w:iCs/>
-              </w:rPr>
-              <w:t>clinton</w:t>
-            </w:r>
-            <w:proofErr w:type="spellEnd"/>
-            <w:r>
-              <w:rPr>
-                <w:rFonts w:ascii="Times New Roman" w:hAnsi="Times New Roman" w:cs="Times New Roman"/>
-                <w:i/>
-                <w:iCs/>
-              </w:rPr>
-              <w:t>')</w:t>
+              <w:lastRenderedPageBreak/>
+              <w:t>('donald trump', 'hillary clinton')</w:t>
             </w:r>
           </w:p>
           <w:p>
@@ -14073,43 +12572,7 @@
                 <w:i/>
                 <w:iCs/>
               </w:rPr>
-              <w:t>('</w:t>
-            </w:r>
-            <w:proofErr w:type="spellStart"/>
-            <w:r>
-              <w:rPr>
-                <w:rFonts w:ascii="Times New Roman" w:hAnsi="Times New Roman" w:cs="Times New Roman"/>
-                <w:i/>
-                <w:iCs/>
-              </w:rPr>
-              <w:t>brexit</w:t>
-            </w:r>
-            <w:proofErr w:type="spellEnd"/>
-            <w:r>
-              <w:rPr>
-                <w:rFonts w:ascii="Times New Roman" w:hAnsi="Times New Roman" w:cs="Times New Roman"/>
-                <w:i/>
-                <w:iCs/>
-              </w:rPr>
-              <w:t>', '</w:t>
-            </w:r>
-            <w:proofErr w:type="spellStart"/>
-            <w:r>
-              <w:rPr>
-                <w:rFonts w:ascii="Times New Roman" w:hAnsi="Times New Roman" w:cs="Times New Roman"/>
-                <w:i/>
-                <w:iCs/>
-              </w:rPr>
-              <w:t>donald</w:t>
-            </w:r>
-            <w:proofErr w:type="spellEnd"/>
-            <w:r>
-              <w:rPr>
-                <w:rFonts w:ascii="Times New Roman" w:hAnsi="Times New Roman" w:cs="Times New Roman"/>
-                <w:i/>
-                <w:iCs/>
-              </w:rPr>
-              <w:t xml:space="preserve"> trump')</w:t>
+              <w:t>('brexit', 'donald trump')</w:t>
             </w:r>
           </w:p>
           <w:p>
@@ -14148,25 +12611,7 @@
                 <w:i/>
                 <w:iCs/>
               </w:rPr>
-              <w:t xml:space="preserve">TRUE: </w:t>
-            </w:r>
-            <w:proofErr w:type="gramStart"/>
-            <w:r>
-              <w:rPr>
-                <w:rFonts w:ascii="Times New Roman" w:hAnsi="Times New Roman" w:cs="Times New Roman"/>
-                <w:i/>
-                <w:iCs/>
-              </w:rPr>
-              <w:t>13  (</w:t>
-            </w:r>
-            <w:proofErr w:type="gramEnd"/>
-            <w:r>
-              <w:rPr>
-                <w:rFonts w:ascii="Times New Roman" w:hAnsi="Times New Roman" w:cs="Times New Roman"/>
-                <w:i/>
-                <w:iCs/>
-              </w:rPr>
-              <w:t>Neg: 5, Neu: 2, Pos: 6)</w:t>
+              <w:t>TRUE: 13  (Neg: 5, Neu: 2, Pos: 6)</w:t>
             </w:r>
           </w:p>
           <w:p>
@@ -14246,43 +12691,7 @@
                 <w:i/>
                 <w:iCs/>
               </w:rPr>
-              <w:t>('</w:t>
-            </w:r>
-            <w:proofErr w:type="spellStart"/>
-            <w:r>
-              <w:rPr>
-                <w:rFonts w:ascii="Times New Roman" w:hAnsi="Times New Roman" w:cs="Times New Roman"/>
-                <w:i/>
-                <w:iCs/>
-              </w:rPr>
-              <w:t>nato</w:t>
-            </w:r>
-            <w:proofErr w:type="spellEnd"/>
-            <w:r>
-              <w:rPr>
-                <w:rFonts w:ascii="Times New Roman" w:hAnsi="Times New Roman" w:cs="Times New Roman"/>
-                <w:i/>
-                <w:iCs/>
-              </w:rPr>
-              <w:t>', '</w:t>
-            </w:r>
-            <w:proofErr w:type="spellStart"/>
-            <w:r>
-              <w:rPr>
-                <w:rFonts w:ascii="Times New Roman" w:hAnsi="Times New Roman" w:cs="Times New Roman"/>
-                <w:i/>
-                <w:iCs/>
-              </w:rPr>
-              <w:t>russia</w:t>
-            </w:r>
-            <w:proofErr w:type="spellEnd"/>
-            <w:r>
-              <w:rPr>
-                <w:rFonts w:ascii="Times New Roman" w:hAnsi="Times New Roman" w:cs="Times New Roman"/>
-                <w:i/>
-                <w:iCs/>
-              </w:rPr>
-              <w:t>')</w:t>
+              <w:t>('nato', 'russia')</w:t>
             </w:r>
           </w:p>
           <w:p>
@@ -14401,61 +12810,7 @@
                 <w:i/>
                 <w:iCs/>
               </w:rPr>
-              <w:t>('</w:t>
-            </w:r>
-            <w:proofErr w:type="spellStart"/>
-            <w:r>
-              <w:rPr>
-                <w:rFonts w:ascii="Times New Roman" w:hAnsi="Times New Roman" w:cs="Times New Roman"/>
-                <w:i/>
-                <w:iCs/>
-              </w:rPr>
-              <w:t>barack</w:t>
-            </w:r>
-            <w:proofErr w:type="spellEnd"/>
-            <w:r>
-              <w:rPr>
-                <w:rFonts w:ascii="Times New Roman" w:hAnsi="Times New Roman" w:cs="Times New Roman"/>
-                <w:i/>
-                <w:iCs/>
-              </w:rPr>
-              <w:t xml:space="preserve"> </w:t>
-            </w:r>
-            <w:proofErr w:type="spellStart"/>
-            <w:r>
-              <w:rPr>
-                <w:rFonts w:ascii="Times New Roman" w:hAnsi="Times New Roman" w:cs="Times New Roman"/>
-                <w:i/>
-                <w:iCs/>
-              </w:rPr>
-              <w:t>obama</w:t>
-            </w:r>
-            <w:proofErr w:type="spellEnd"/>
-            <w:r>
-              <w:rPr>
-                <w:rFonts w:ascii="Times New Roman" w:hAnsi="Times New Roman" w:cs="Times New Roman"/>
-                <w:i/>
-                <w:iCs/>
-              </w:rPr>
-              <w:t>', '</w:t>
-            </w:r>
-            <w:proofErr w:type="spellStart"/>
-            <w:r>
-              <w:rPr>
-                <w:rFonts w:ascii="Times New Roman" w:hAnsi="Times New Roman" w:cs="Times New Roman"/>
-                <w:i/>
-                <w:iCs/>
-              </w:rPr>
-              <w:t>brexit</w:t>
-            </w:r>
-            <w:proofErr w:type="spellEnd"/>
-            <w:r>
-              <w:rPr>
-                <w:rFonts w:ascii="Times New Roman" w:hAnsi="Times New Roman" w:cs="Times New Roman"/>
-                <w:i/>
-                <w:iCs/>
-              </w:rPr>
-              <w:t>')</w:t>
+              <w:t>('barack obama', 'brexit')</w:t>
             </w:r>
           </w:p>
           <w:p>
@@ -14612,62 +12967,20 @@
           <w:rFonts w:ascii="Times New Roman" w:hAnsi="Times New Roman" w:cs="Times New Roman"/>
         </w:rPr>
         <w:br/>
-        <w:t xml:space="preserve">(European </w:t>
-      </w:r>
-      <w:proofErr w:type="gramStart"/>
-      <w:r>
-        <w:rPr>
-          <w:rFonts w:ascii="Times New Roman" w:hAnsi="Times New Roman" w:cs="Times New Roman"/>
-        </w:rPr>
-        <w:t>Union  &lt;</w:t>
-      </w:r>
-      <w:proofErr w:type="gramEnd"/>
-      <w:r>
-        <w:rPr>
-          <w:rFonts w:ascii="Times New Roman" w:hAnsi="Times New Roman" w:cs="Times New Roman"/>
-        </w:rPr>
-        <w:t xml:space="preserve">-&gt; United Kingdom), should be the most polarizing pair, given real world scenarios of what happened, and GPT encapsulates that by having 65.27% of these pairs be Negative, followed by 25% Neutral and only 9.7% Positive. Meanwhile POLAR has 73.39% of these pairs </w:t>
-      </w:r>
-      <w:proofErr w:type="gramStart"/>
-      <w:r>
-        <w:rPr>
-          <w:rFonts w:ascii="Times New Roman" w:hAnsi="Times New Roman" w:cs="Times New Roman"/>
-        </w:rPr>
-        <w:t>be classified</w:t>
-      </w:r>
-      <w:proofErr w:type="gramEnd"/>
-      <w:r>
-        <w:rPr>
-          <w:rFonts w:ascii="Times New Roman" w:hAnsi="Times New Roman" w:cs="Times New Roman"/>
-        </w:rPr>
-        <w:t xml:space="preserve"> as Neutral, with 13.76% Positive and only 12.84% Negative.</w:t>
-      </w:r>
-    </w:p>
-    <w:p>
-      <w:pPr>
-        <w:rPr>
-          <w:rFonts w:ascii="Times New Roman" w:hAnsi="Times New Roman" w:cs="Times New Roman"/>
-        </w:rPr>
-      </w:pPr>
-      <w:r>
-        <w:rPr>
-          <w:rFonts w:ascii="Times New Roman" w:hAnsi="Times New Roman" w:cs="Times New Roman"/>
-        </w:rPr>
-        <w:t xml:space="preserve">Regardless of whether these pairs were found in the same Sample or not, they were found in the same Dataset, so the pairs being Neutral focused is due to POLAR rather than the dataset, since GPT attributed </w:t>
-      </w:r>
-      <w:proofErr w:type="gramStart"/>
-      <w:r>
-        <w:rPr>
-          <w:rFonts w:ascii="Times New Roman" w:hAnsi="Times New Roman" w:cs="Times New Roman"/>
-        </w:rPr>
-        <w:t>a majority of</w:t>
-      </w:r>
-      <w:proofErr w:type="gramEnd"/>
-      <w:r>
-        <w:rPr>
-          <w:rFonts w:ascii="Times New Roman" w:hAnsi="Times New Roman" w:cs="Times New Roman"/>
-        </w:rPr>
-        <w:t xml:space="preserve"> them as Negative.</w:t>
+        <w:t>(European Union  &lt;-&gt; United Kingdom), should be the most polarizing pair, given real world scenarios of what happened, and GPT encapsulates that by having 65.27% of these pairs be Negative, followed by 25% Neutral and only 9.7% Positive. Meanwhile POLAR has 73.39% of these pairs be classified as Neutral, with 13.76% Positive and only 12.84% Negative.</w:t>
+      </w:r>
+    </w:p>
+    <w:p>
+      <w:pPr>
+        <w:rPr>
+          <w:rFonts w:ascii="Times New Roman" w:hAnsi="Times New Roman" w:cs="Times New Roman"/>
+        </w:rPr>
+      </w:pPr>
+      <w:r>
+        <w:rPr>
+          <w:rFonts w:ascii="Times New Roman" w:hAnsi="Times New Roman" w:cs="Times New Roman"/>
+        </w:rPr>
+        <w:t>Regardless of whether these pairs were found in the same Sample or not, they were found in the same Dataset, so the pairs being Neutral focused is due to POLAR rather than the dataset, since GPT attributed a majority of them as Negative.</w:t>
       </w:r>
     </w:p>
     <w:p>
@@ -14792,7 +13105,6 @@
                 <w:iCs/>
               </w:rPr>
             </w:pPr>
-            <w:proofErr w:type="spellStart"/>
             <w:r>
               <w:rPr>
                 <w:rFonts w:ascii="Times New Roman" w:hAnsi="Times New Roman" w:cs="Times New Roman"/>
@@ -14803,7 +13115,6 @@
               </w:rPr>
               <w:t>True_Attitudes</w:t>
             </w:r>
-            <w:proofErr w:type="spellEnd"/>
           </w:p>
         </w:tc>
         <w:tc>
@@ -14828,7 +13139,6 @@
                 <w:iCs/>
               </w:rPr>
             </w:pPr>
-            <w:proofErr w:type="spellStart"/>
             <w:r>
               <w:rPr>
                 <w:rFonts w:ascii="Times New Roman" w:hAnsi="Times New Roman" w:cs="Times New Roman"/>
@@ -14839,7 +13149,6 @@
               </w:rPr>
               <w:t>Pred_Attitudes</w:t>
             </w:r>
-            <w:proofErr w:type="spellEnd"/>
           </w:p>
         </w:tc>
       </w:tr>
@@ -14870,43 +13179,7 @@
                 <w:iCs/>
               </w:rPr>
               <w:lastRenderedPageBreak/>
-              <w:t>('</w:t>
-            </w:r>
-            <w:proofErr w:type="spellStart"/>
-            <w:r>
-              <w:rPr>
-                <w:rFonts w:ascii="Times New Roman" w:hAnsi="Times New Roman" w:cs="Times New Roman"/>
-                <w:i/>
-                <w:iCs/>
-              </w:rPr>
-              <w:t>brexit</w:t>
-            </w:r>
-            <w:proofErr w:type="spellEnd"/>
-            <w:r>
-              <w:rPr>
-                <w:rFonts w:ascii="Times New Roman" w:hAnsi="Times New Roman" w:cs="Times New Roman"/>
-                <w:i/>
-                <w:iCs/>
-              </w:rPr>
-              <w:t>', '</w:t>
-            </w:r>
-            <w:proofErr w:type="spellStart"/>
-            <w:r>
-              <w:rPr>
-                <w:rFonts w:ascii="Times New Roman" w:hAnsi="Times New Roman" w:cs="Times New Roman"/>
-                <w:i/>
-                <w:iCs/>
-              </w:rPr>
-              <w:t>european</w:t>
-            </w:r>
-            <w:proofErr w:type="spellEnd"/>
-            <w:r>
-              <w:rPr>
-                <w:rFonts w:ascii="Times New Roman" w:hAnsi="Times New Roman" w:cs="Times New Roman"/>
-                <w:i/>
-                <w:iCs/>
-              </w:rPr>
-              <w:t xml:space="preserve"> union')</w:t>
+              <w:t>('brexit', 'european union')</w:t>
             </w:r>
           </w:p>
           <w:p>
@@ -15025,43 +13298,7 @@
                 <w:i/>
                 <w:iCs/>
               </w:rPr>
-              <w:t>('</w:t>
-            </w:r>
-            <w:proofErr w:type="spellStart"/>
-            <w:r>
-              <w:rPr>
-                <w:rFonts w:ascii="Times New Roman" w:hAnsi="Times New Roman" w:cs="Times New Roman"/>
-                <w:i/>
-                <w:iCs/>
-              </w:rPr>
-              <w:t>european</w:t>
-            </w:r>
-            <w:proofErr w:type="spellEnd"/>
-            <w:r>
-              <w:rPr>
-                <w:rFonts w:ascii="Times New Roman" w:hAnsi="Times New Roman" w:cs="Times New Roman"/>
-                <w:i/>
-                <w:iCs/>
-              </w:rPr>
-              <w:t xml:space="preserve"> union', '</w:t>
-            </w:r>
-            <w:proofErr w:type="gramStart"/>
-            <w:r>
-              <w:rPr>
-                <w:rFonts w:ascii="Times New Roman" w:hAnsi="Times New Roman" w:cs="Times New Roman"/>
-                <w:i/>
-                <w:iCs/>
-              </w:rPr>
-              <w:t>united kingdom</w:t>
-            </w:r>
-            <w:proofErr w:type="gramEnd"/>
-            <w:r>
-              <w:rPr>
-                <w:rFonts w:ascii="Times New Roman" w:hAnsi="Times New Roman" w:cs="Times New Roman"/>
-                <w:i/>
-                <w:iCs/>
-              </w:rPr>
-              <w:t xml:space="preserve">') </w:t>
+              <w:t xml:space="preserve">('european union', 'united kingdom') </w:t>
             </w:r>
           </w:p>
           <w:p>
@@ -15180,43 +13417,7 @@
                 <w:i/>
                 <w:iCs/>
               </w:rPr>
-              <w:t>('</w:t>
-            </w:r>
-            <w:proofErr w:type="spellStart"/>
-            <w:r>
-              <w:rPr>
-                <w:rFonts w:ascii="Times New Roman" w:hAnsi="Times New Roman" w:cs="Times New Roman"/>
-                <w:i/>
-                <w:iCs/>
-              </w:rPr>
-              <w:t>brexit</w:t>
-            </w:r>
-            <w:proofErr w:type="spellEnd"/>
-            <w:r>
-              <w:rPr>
-                <w:rFonts w:ascii="Times New Roman" w:hAnsi="Times New Roman" w:cs="Times New Roman"/>
-                <w:i/>
-                <w:iCs/>
-              </w:rPr>
-              <w:t>', '</w:t>
-            </w:r>
-            <w:proofErr w:type="gramStart"/>
-            <w:r>
-              <w:rPr>
-                <w:rFonts w:ascii="Times New Roman" w:hAnsi="Times New Roman" w:cs="Times New Roman"/>
-                <w:i/>
-                <w:iCs/>
-              </w:rPr>
-              <w:t>united kingdom</w:t>
-            </w:r>
-            <w:proofErr w:type="gramEnd"/>
-            <w:r>
-              <w:rPr>
-                <w:rFonts w:ascii="Times New Roman" w:hAnsi="Times New Roman" w:cs="Times New Roman"/>
-                <w:i/>
-                <w:iCs/>
-              </w:rPr>
-              <w:t>')</w:t>
+              <w:t>('brexit', 'united kingdom')</w:t>
             </w:r>
           </w:p>
           <w:p>
@@ -15335,61 +13536,7 @@
                 <w:i/>
                 <w:iCs/>
               </w:rPr>
-              <w:t>('</w:t>
-            </w:r>
-            <w:proofErr w:type="spellStart"/>
-            <w:r>
-              <w:rPr>
-                <w:rFonts w:ascii="Times New Roman" w:hAnsi="Times New Roman" w:cs="Times New Roman"/>
-                <w:i/>
-                <w:iCs/>
-              </w:rPr>
-              <w:t>barack</w:t>
-            </w:r>
-            <w:proofErr w:type="spellEnd"/>
-            <w:r>
-              <w:rPr>
-                <w:rFonts w:ascii="Times New Roman" w:hAnsi="Times New Roman" w:cs="Times New Roman"/>
-                <w:i/>
-                <w:iCs/>
-              </w:rPr>
-              <w:t xml:space="preserve"> </w:t>
-            </w:r>
-            <w:proofErr w:type="spellStart"/>
-            <w:r>
-              <w:rPr>
-                <w:rFonts w:ascii="Times New Roman" w:hAnsi="Times New Roman" w:cs="Times New Roman"/>
-                <w:i/>
-                <w:iCs/>
-              </w:rPr>
-              <w:t>obama</w:t>
-            </w:r>
-            <w:proofErr w:type="spellEnd"/>
-            <w:r>
-              <w:rPr>
-                <w:rFonts w:ascii="Times New Roman" w:hAnsi="Times New Roman" w:cs="Times New Roman"/>
-                <w:i/>
-                <w:iCs/>
-              </w:rPr>
-              <w:t>', '</w:t>
-            </w:r>
-            <w:proofErr w:type="spellStart"/>
-            <w:r>
-              <w:rPr>
-                <w:rFonts w:ascii="Times New Roman" w:hAnsi="Times New Roman" w:cs="Times New Roman"/>
-                <w:i/>
-                <w:iCs/>
-              </w:rPr>
-              <w:t>brexit</w:t>
-            </w:r>
-            <w:proofErr w:type="spellEnd"/>
-            <w:r>
-              <w:rPr>
-                <w:rFonts w:ascii="Times New Roman" w:hAnsi="Times New Roman" w:cs="Times New Roman"/>
-                <w:i/>
-                <w:iCs/>
-              </w:rPr>
-              <w:t>')</w:t>
+              <w:t>('barack obama', 'brexit')</w:t>
             </w:r>
           </w:p>
           <w:p>
@@ -15508,25 +13655,7 @@
                 <w:i/>
                 <w:iCs/>
               </w:rPr>
-              <w:t>('</w:t>
-            </w:r>
-            <w:proofErr w:type="spellStart"/>
-            <w:r>
-              <w:rPr>
-                <w:rFonts w:ascii="Times New Roman" w:hAnsi="Times New Roman" w:cs="Times New Roman"/>
-                <w:i/>
-                <w:iCs/>
-              </w:rPr>
-              <w:t>brexit</w:t>
-            </w:r>
-            <w:proofErr w:type="spellEnd"/>
-            <w:r>
-              <w:rPr>
-                <w:rFonts w:ascii="Times New Roman" w:hAnsi="Times New Roman" w:cs="Times New Roman"/>
-                <w:i/>
-                <w:iCs/>
-              </w:rPr>
-              <w:t>', 'united states')</w:t>
+              <w:t>('brexit', 'united states')</w:t>
             </w:r>
           </w:p>
           <w:p>
@@ -15645,25 +13774,7 @@
                 <w:i/>
                 <w:iCs/>
               </w:rPr>
-              <w:t>('</w:t>
-            </w:r>
-            <w:proofErr w:type="spellStart"/>
-            <w:r>
-              <w:rPr>
-                <w:rFonts w:ascii="Times New Roman" w:hAnsi="Times New Roman" w:cs="Times New Roman"/>
-                <w:i/>
-                <w:iCs/>
-              </w:rPr>
-              <w:t>european</w:t>
-            </w:r>
-            <w:proofErr w:type="spellEnd"/>
-            <w:r>
-              <w:rPr>
-                <w:rFonts w:ascii="Times New Roman" w:hAnsi="Times New Roman" w:cs="Times New Roman"/>
-                <w:i/>
-                <w:iCs/>
-              </w:rPr>
-              <w:t xml:space="preserve"> union', 'united states') </w:t>
+              <w:t xml:space="preserve">('european union', 'united states') </w:t>
             </w:r>
           </w:p>
           <w:p>
@@ -15782,61 +13893,7 @@
                 <w:i/>
                 <w:iCs/>
               </w:rPr>
-              <w:t>('</w:t>
-            </w:r>
-            <w:proofErr w:type="spellStart"/>
-            <w:r>
-              <w:rPr>
-                <w:rFonts w:ascii="Times New Roman" w:hAnsi="Times New Roman" w:cs="Times New Roman"/>
-                <w:i/>
-                <w:iCs/>
-              </w:rPr>
-              <w:t>boris</w:t>
-            </w:r>
-            <w:proofErr w:type="spellEnd"/>
-            <w:r>
-              <w:rPr>
-                <w:rFonts w:ascii="Times New Roman" w:hAnsi="Times New Roman" w:cs="Times New Roman"/>
-                <w:i/>
-                <w:iCs/>
-              </w:rPr>
-              <w:t xml:space="preserve"> </w:t>
-            </w:r>
-            <w:proofErr w:type="spellStart"/>
-            <w:r>
-              <w:rPr>
-                <w:rFonts w:ascii="Times New Roman" w:hAnsi="Times New Roman" w:cs="Times New Roman"/>
-                <w:i/>
-                <w:iCs/>
-              </w:rPr>
-              <w:t>johnson</w:t>
-            </w:r>
-            <w:proofErr w:type="spellEnd"/>
-            <w:r>
-              <w:rPr>
-                <w:rFonts w:ascii="Times New Roman" w:hAnsi="Times New Roman" w:cs="Times New Roman"/>
-                <w:i/>
-                <w:iCs/>
-              </w:rPr>
-              <w:t>', '</w:t>
-            </w:r>
-            <w:proofErr w:type="spellStart"/>
-            <w:r>
-              <w:rPr>
-                <w:rFonts w:ascii="Times New Roman" w:hAnsi="Times New Roman" w:cs="Times New Roman"/>
-                <w:i/>
-                <w:iCs/>
-              </w:rPr>
-              <w:t>brexit</w:t>
-            </w:r>
-            <w:proofErr w:type="spellEnd"/>
-            <w:r>
-              <w:rPr>
-                <w:rFonts w:ascii="Times New Roman" w:hAnsi="Times New Roman" w:cs="Times New Roman"/>
-                <w:i/>
-                <w:iCs/>
-              </w:rPr>
-              <w:t>')</w:t>
+              <w:t>('boris johnson', 'brexit')</w:t>
             </w:r>
           </w:p>
           <w:p>
@@ -15955,61 +14012,7 @@
                 <w:i/>
                 <w:iCs/>
               </w:rPr>
-              <w:t>('</w:t>
-            </w:r>
-            <w:proofErr w:type="spellStart"/>
-            <w:r>
-              <w:rPr>
-                <w:rFonts w:ascii="Times New Roman" w:hAnsi="Times New Roman" w:cs="Times New Roman"/>
-                <w:i/>
-                <w:iCs/>
-              </w:rPr>
-              <w:t>brexit</w:t>
-            </w:r>
-            <w:proofErr w:type="spellEnd"/>
-            <w:r>
-              <w:rPr>
-                <w:rFonts w:ascii="Times New Roman" w:hAnsi="Times New Roman" w:cs="Times New Roman"/>
-                <w:i/>
-                <w:iCs/>
-              </w:rPr>
-              <w:t>', '</w:t>
-            </w:r>
-            <w:proofErr w:type="spellStart"/>
-            <w:r>
-              <w:rPr>
-                <w:rFonts w:ascii="Times New Roman" w:hAnsi="Times New Roman" w:cs="Times New Roman"/>
-                <w:i/>
-                <w:iCs/>
-              </w:rPr>
-              <w:t>david</w:t>
-            </w:r>
-            <w:proofErr w:type="spellEnd"/>
-            <w:r>
-              <w:rPr>
-                <w:rFonts w:ascii="Times New Roman" w:hAnsi="Times New Roman" w:cs="Times New Roman"/>
-                <w:i/>
-                <w:iCs/>
-              </w:rPr>
-              <w:t xml:space="preserve"> </w:t>
-            </w:r>
-            <w:proofErr w:type="spellStart"/>
-            <w:r>
-              <w:rPr>
-                <w:rFonts w:ascii="Times New Roman" w:hAnsi="Times New Roman" w:cs="Times New Roman"/>
-                <w:i/>
-                <w:iCs/>
-              </w:rPr>
-              <w:t>cameron</w:t>
-            </w:r>
-            <w:proofErr w:type="spellEnd"/>
-            <w:r>
-              <w:rPr>
-                <w:rFonts w:ascii="Times New Roman" w:hAnsi="Times New Roman" w:cs="Times New Roman"/>
-                <w:i/>
-                <w:iCs/>
-              </w:rPr>
-              <w:t>')</w:t>
+              <w:t>('brexit', 'david cameron')</w:t>
             </w:r>
           </w:p>
           <w:p>
@@ -16128,61 +14131,7 @@
                 <w:i/>
                 <w:iCs/>
               </w:rPr>
-              <w:t>('</w:t>
-            </w:r>
-            <w:proofErr w:type="spellStart"/>
-            <w:r>
-              <w:rPr>
-                <w:rFonts w:ascii="Times New Roman" w:hAnsi="Times New Roman" w:cs="Times New Roman"/>
-                <w:i/>
-                <w:iCs/>
-              </w:rPr>
-              <w:t>barack</w:t>
-            </w:r>
-            <w:proofErr w:type="spellEnd"/>
-            <w:r>
-              <w:rPr>
-                <w:rFonts w:ascii="Times New Roman" w:hAnsi="Times New Roman" w:cs="Times New Roman"/>
-                <w:i/>
-                <w:iCs/>
-              </w:rPr>
-              <w:t xml:space="preserve"> </w:t>
-            </w:r>
-            <w:proofErr w:type="spellStart"/>
-            <w:r>
-              <w:rPr>
-                <w:rFonts w:ascii="Times New Roman" w:hAnsi="Times New Roman" w:cs="Times New Roman"/>
-                <w:i/>
-                <w:iCs/>
-              </w:rPr>
-              <w:t>obama</w:t>
-            </w:r>
-            <w:proofErr w:type="spellEnd"/>
-            <w:r>
-              <w:rPr>
-                <w:rFonts w:ascii="Times New Roman" w:hAnsi="Times New Roman" w:cs="Times New Roman"/>
-                <w:i/>
-                <w:iCs/>
-              </w:rPr>
-              <w:t>', '</w:t>
-            </w:r>
-            <w:proofErr w:type="spellStart"/>
-            <w:r>
-              <w:rPr>
-                <w:rFonts w:ascii="Times New Roman" w:hAnsi="Times New Roman" w:cs="Times New Roman"/>
-                <w:i/>
-                <w:iCs/>
-              </w:rPr>
-              <w:t>european</w:t>
-            </w:r>
-            <w:proofErr w:type="spellEnd"/>
-            <w:r>
-              <w:rPr>
-                <w:rFonts w:ascii="Times New Roman" w:hAnsi="Times New Roman" w:cs="Times New Roman"/>
-                <w:i/>
-                <w:iCs/>
-              </w:rPr>
-              <w:t xml:space="preserve"> union')</w:t>
+              <w:t>('barack obama', 'european union')</w:t>
             </w:r>
           </w:p>
           <w:p>
@@ -16301,25 +14250,7 @@
                 <w:i/>
                 <w:iCs/>
               </w:rPr>
-              <w:t>('</w:t>
-            </w:r>
-            <w:proofErr w:type="gramStart"/>
-            <w:r>
-              <w:rPr>
-                <w:rFonts w:ascii="Times New Roman" w:hAnsi="Times New Roman" w:cs="Times New Roman"/>
-                <w:i/>
-                <w:iCs/>
-              </w:rPr>
-              <w:t>united kingdom</w:t>
-            </w:r>
-            <w:proofErr w:type="gramEnd"/>
-            <w:r>
-              <w:rPr>
-                <w:rFonts w:ascii="Times New Roman" w:hAnsi="Times New Roman" w:cs="Times New Roman"/>
-                <w:i/>
-                <w:iCs/>
-              </w:rPr>
-              <w:t>', 'united states')</w:t>
+              <w:t>('united kingdom', 'united states')</w:t>
             </w:r>
           </w:p>
           <w:p>
@@ -16437,56 +14368,14 @@
           <w:rFonts w:ascii="Times New Roman" w:hAnsi="Times New Roman" w:cs="Times New Roman"/>
         </w:rPr>
         <w:br/>
-        <w:t>('</w:t>
-      </w:r>
-      <w:proofErr w:type="spellStart"/>
-      <w:r>
-        <w:rPr>
-          <w:rFonts w:ascii="Times New Roman" w:hAnsi="Times New Roman" w:cs="Times New Roman"/>
-        </w:rPr>
-        <w:t>european</w:t>
-      </w:r>
-      <w:proofErr w:type="spellEnd"/>
-      <w:r>
-        <w:rPr>
-          <w:rFonts w:ascii="Times New Roman" w:hAnsi="Times New Roman" w:cs="Times New Roman"/>
-        </w:rPr>
-        <w:t xml:space="preserve"> union', '</w:t>
-      </w:r>
-      <w:proofErr w:type="gramStart"/>
-      <w:r>
-        <w:rPr>
-          <w:rFonts w:ascii="Times New Roman" w:hAnsi="Times New Roman" w:cs="Times New Roman"/>
-        </w:rPr>
-        <w:t>united kingdom</w:t>
-      </w:r>
-      <w:proofErr w:type="gramEnd"/>
-      <w:r>
-        <w:rPr>
-          <w:rFonts w:ascii="Times New Roman" w:hAnsi="Times New Roman" w:cs="Times New Roman"/>
-        </w:rPr>
-        <w:t xml:space="preserve">') </w:t>
+        <w:t xml:space="preserve">('european union', 'united kingdom') </w:t>
       </w:r>
       <w:r>
         <w:rPr>
           <w:rFonts w:ascii="Times New Roman" w:hAnsi="Times New Roman" w:cs="Times New Roman"/>
         </w:rPr>
         <w:br/>
-        <w:t>('</w:t>
-      </w:r>
-      <w:proofErr w:type="gramStart"/>
-      <w:r>
-        <w:rPr>
-          <w:rFonts w:ascii="Times New Roman" w:hAnsi="Times New Roman" w:cs="Times New Roman"/>
-        </w:rPr>
-        <w:t>united kingdom</w:t>
-      </w:r>
-      <w:proofErr w:type="gramEnd"/>
-      <w:r>
-        <w:rPr>
-          <w:rFonts w:ascii="Times New Roman" w:hAnsi="Times New Roman" w:cs="Times New Roman"/>
-        </w:rPr>
-        <w:t>', 'united states')</w:t>
+        <w:t>('united kingdom', 'united states')</w:t>
       </w:r>
     </w:p>
     <w:p>
@@ -16761,21 +14650,7 @@
           <w:rFonts w:ascii="Times New Roman" w:hAnsi="Times New Roman" w:cs="Times New Roman"/>
         </w:rPr>
         <w:lastRenderedPageBreak/>
-        <w:t xml:space="preserve">110+ Clusters of Fellowships, ranging from 1-3 Entities each with </w:t>
-      </w:r>
-      <w:proofErr w:type="gramStart"/>
-      <w:r>
-        <w:rPr>
-          <w:rFonts w:ascii="Times New Roman" w:hAnsi="Times New Roman" w:cs="Times New Roman"/>
-        </w:rPr>
-        <w:t>a majority of</w:t>
-      </w:r>
-      <w:proofErr w:type="gramEnd"/>
-      <w:r>
-        <w:rPr>
-          <w:rFonts w:ascii="Times New Roman" w:hAnsi="Times New Roman" w:cs="Times New Roman"/>
-        </w:rPr>
-        <w:t xml:space="preserve"> single Entities, many overlaps (European Union – EU, etc.)</w:t>
+        <w:t>110+ Clusters of Fellowships, ranging from 1-3 Entities each with a majority of single Entities, many overlaps (European Union – EU, etc.)</w:t>
       </w:r>
     </w:p>
     <w:p>
@@ -16856,21 +14731,7 @@
         <w:rPr>
           <w:rFonts w:ascii="Times New Roman" w:hAnsi="Times New Roman" w:cs="Times New Roman"/>
         </w:rPr>
-        <w:t xml:space="preserve">Represents Entities Strictly off </w:t>
-      </w:r>
-      <w:proofErr w:type="spellStart"/>
-      <w:r>
-        <w:rPr>
-          <w:rFonts w:ascii="Times New Roman" w:hAnsi="Times New Roman" w:cs="Times New Roman"/>
-        </w:rPr>
-        <w:t>Dbpedia</w:t>
-      </w:r>
-      <w:proofErr w:type="spellEnd"/>
-      <w:r>
-        <w:rPr>
-          <w:rFonts w:ascii="Times New Roman" w:hAnsi="Times New Roman" w:cs="Times New Roman"/>
-        </w:rPr>
-        <w:t xml:space="preserve"> links that correspond to Entities</w:t>
+        <w:t>Represents Entities Strictly off Dbpedia links that correspond to Entities</w:t>
       </w:r>
     </w:p>
     <w:p>
@@ -16907,21 +14768,7 @@
           <w:rFonts w:ascii="Times New Roman" w:hAnsi="Times New Roman" w:cs="Times New Roman"/>
         </w:rPr>
         <w:br/>
-        <w:t>           "POLAR ": ["</w:t>
-      </w:r>
-      <w:proofErr w:type="spellStart"/>
-      <w:r>
-        <w:rPr>
-          <w:rFonts w:ascii="Times New Roman" w:hAnsi="Times New Roman" w:cs="Times New Roman"/>
-        </w:rPr>
-        <w:t>Demography_of_the_United_Kingdom</w:t>
-      </w:r>
-      <w:proofErr w:type="spellEnd"/>
-      <w:r>
-        <w:rPr>
-          <w:rFonts w:ascii="Times New Roman" w:hAnsi="Times New Roman" w:cs="Times New Roman"/>
-        </w:rPr>
-        <w:t>",</w:t>
+        <w:t>           "POLAR ": ["Demography_of_the_United_Kingdom",</w:t>
       </w:r>
       <w:r>
         <w:rPr>
@@ -16941,21 +14788,7 @@
           <w:rFonts w:ascii="Times New Roman" w:hAnsi="Times New Roman" w:cs="Times New Roman"/>
         </w:rPr>
         <w:tab/>
-        <w:t xml:space="preserve">       "</w:t>
-      </w:r>
-      <w:proofErr w:type="spellStart"/>
-      <w:r>
-        <w:rPr>
-          <w:rFonts w:ascii="Times New Roman" w:hAnsi="Times New Roman" w:cs="Times New Roman"/>
-        </w:rPr>
-        <w:t>Government_of_the_United_Kingdom</w:t>
-      </w:r>
-      <w:proofErr w:type="spellEnd"/>
-      <w:r>
-        <w:rPr>
-          <w:rFonts w:ascii="Times New Roman" w:hAnsi="Times New Roman" w:cs="Times New Roman"/>
-        </w:rPr>
-        <w:t>"</w:t>
+        <w:t xml:space="preserve">       "Government_of_the_United_Kingdom"</w:t>
       </w:r>
       <w:r>
         <w:rPr>
@@ -16975,48 +14808,20 @@
           <w:rFonts w:ascii="Times New Roman" w:hAnsi="Times New Roman" w:cs="Times New Roman"/>
         </w:rPr>
         <w:tab/>
-        <w:t xml:space="preserve">      "</w:t>
-      </w:r>
-      <w:proofErr w:type="spellStart"/>
-      <w:r>
-        <w:rPr>
-          <w:rFonts w:ascii="Times New Roman" w:hAnsi="Times New Roman" w:cs="Times New Roman"/>
-        </w:rPr>
-        <w:t>President_of_the_United_States</w:t>
-      </w:r>
-      <w:proofErr w:type="spellEnd"/>
-      <w:r>
-        <w:rPr>
-          <w:rFonts w:ascii="Times New Roman" w:hAnsi="Times New Roman" w:cs="Times New Roman"/>
-        </w:rPr>
-        <w:t>”],</w:t>
-      </w:r>
-    </w:p>
-    <w:p>
-      <w:pPr>
-        <w:rPr>
-          <w:rFonts w:ascii="Times New Roman" w:hAnsi="Times New Roman" w:cs="Times New Roman"/>
-        </w:rPr>
-      </w:pPr>
-      <w:r>
-        <w:rPr>
-          <w:rFonts w:ascii="Times New Roman" w:hAnsi="Times New Roman" w:cs="Times New Roman"/>
-        </w:rPr>
-        <w:t xml:space="preserve">"GPT ": </w:t>
-      </w:r>
-      <w:proofErr w:type="gramStart"/>
-      <w:r>
-        <w:rPr>
-          <w:rFonts w:ascii="Times New Roman" w:hAnsi="Times New Roman" w:cs="Times New Roman"/>
-        </w:rPr>
-        <w:t>[  "</w:t>
-      </w:r>
-      <w:proofErr w:type="gramEnd"/>
-      <w:r>
-        <w:rPr>
-          <w:rFonts w:ascii="Times New Roman" w:hAnsi="Times New Roman" w:cs="Times New Roman"/>
-        </w:rPr>
-        <w:t>Britain",</w:t>
+        <w:t xml:space="preserve">      "President_of_the_United_States”],</w:t>
+      </w:r>
+    </w:p>
+    <w:p>
+      <w:pPr>
+        <w:rPr>
+          <w:rFonts w:ascii="Times New Roman" w:hAnsi="Times New Roman" w:cs="Times New Roman"/>
+        </w:rPr>
+      </w:pPr>
+      <w:r>
+        <w:rPr>
+          <w:rFonts w:ascii="Times New Roman" w:hAnsi="Times New Roman" w:cs="Times New Roman"/>
+        </w:rPr>
+        <w:t>"GPT ": [  "Britain",</w:t>
       </w:r>
       <w:r>
         <w:rPr>
@@ -17044,16 +14849,8 @@
           <w:rFonts w:ascii="Times New Roman" w:hAnsi="Times New Roman" w:cs="Times New Roman"/>
         </w:rPr>
         <w:tab/>
-        <w:t xml:space="preserve"> "United States</w:t>
-      </w:r>
-      <w:proofErr w:type="gramStart"/>
-      <w:r>
-        <w:rPr>
-          <w:rFonts w:ascii="Times New Roman" w:hAnsi="Times New Roman" w:cs="Times New Roman"/>
-        </w:rPr>
-        <w:t>” ]</w:t>
-      </w:r>
-      <w:proofErr w:type="gramEnd"/>
+        <w:t xml:space="preserve"> "United States” ]</w:t>
+      </w:r>
     </w:p>
     <w:p>
       <w:pPr>
@@ -17078,21 +14875,7 @@
         <w:rPr>
           <w:rFonts w:ascii="Times New Roman" w:hAnsi="Times New Roman" w:cs="Times New Roman"/>
         </w:rPr>
-        <w:t xml:space="preserve">POLAR’s </w:t>
-      </w:r>
-      <w:proofErr w:type="spellStart"/>
-      <w:r>
-        <w:rPr>
-          <w:rFonts w:ascii="Times New Roman" w:hAnsi="Times New Roman" w:cs="Times New Roman"/>
-        </w:rPr>
-        <w:t>DBpedia</w:t>
-      </w:r>
-      <w:proofErr w:type="spellEnd"/>
-      <w:r>
-        <w:rPr>
-          <w:rFonts w:ascii="Times New Roman" w:hAnsi="Times New Roman" w:cs="Times New Roman"/>
-        </w:rPr>
-        <w:t xml:space="preserve">-aligned clusters are compact and curated, offering high precision but missing some aspects of political and sociological discourse. </w:t>
+        <w:t xml:space="preserve">POLAR’s DBpedia-aligned clusters are compact and curated, offering high precision but missing some aspects of political and sociological discourse. </w:t>
       </w:r>
     </w:p>
     <w:p>
@@ -17172,63 +14955,7 @@
         <w:rPr>
           <w:rFonts w:ascii="Times New Roman" w:hAnsi="Times New Roman" w:cs="Times New Roman"/>
         </w:rPr>
-        <w:t xml:space="preserve">The Nodes represent </w:t>
-      </w:r>
-      <w:proofErr w:type="gramStart"/>
-      <w:r>
-        <w:rPr>
-          <w:rFonts w:ascii="Times New Roman" w:hAnsi="Times New Roman" w:cs="Times New Roman"/>
-        </w:rPr>
-        <w:t>Entities</w:t>
-      </w:r>
-      <w:proofErr w:type="gramEnd"/>
-      <w:r>
-        <w:rPr>
-          <w:rFonts w:ascii="Times New Roman" w:hAnsi="Times New Roman" w:cs="Times New Roman"/>
-        </w:rPr>
-        <w:t xml:space="preserve"> and the Edges represent Sentiment calculated between Entities whose pairs were found through the </w:t>
-      </w:r>
-      <w:proofErr w:type="spellStart"/>
-      <w:r>
-        <w:rPr>
-          <w:rFonts w:ascii="Times New Roman" w:hAnsi="Times New Roman" w:cs="Times New Roman"/>
-        </w:rPr>
-        <w:t>Entity_Extractor</w:t>
-      </w:r>
-      <w:proofErr w:type="spellEnd"/>
-      <w:r>
-        <w:rPr>
-          <w:rFonts w:ascii="Times New Roman" w:hAnsi="Times New Roman" w:cs="Times New Roman"/>
-        </w:rPr>
-        <w:t xml:space="preserve"> and </w:t>
-      </w:r>
-      <w:proofErr w:type="spellStart"/>
-      <w:r>
-        <w:rPr>
-          <w:rFonts w:ascii="Times New Roman" w:hAnsi="Times New Roman" w:cs="Times New Roman"/>
-        </w:rPr>
-        <w:t>Sentiment_Attitude</w:t>
-      </w:r>
-      <w:proofErr w:type="spellEnd"/>
-      <w:r>
-        <w:rPr>
-          <w:rFonts w:ascii="Times New Roman" w:hAnsi="Times New Roman" w:cs="Times New Roman"/>
-        </w:rPr>
-        <w:t xml:space="preserve">, or in the case of the LLMs, the </w:t>
-      </w:r>
-      <w:proofErr w:type="spellStart"/>
-      <w:r>
-        <w:rPr>
-          <w:rFonts w:ascii="Times New Roman" w:hAnsi="Times New Roman" w:cs="Times New Roman"/>
-        </w:rPr>
-        <w:t>Entity_attitude</w:t>
-      </w:r>
-      <w:proofErr w:type="spellEnd"/>
-      <w:r>
-        <w:rPr>
-          <w:rFonts w:ascii="Times New Roman" w:hAnsi="Times New Roman" w:cs="Times New Roman"/>
-        </w:rPr>
-        <w:t xml:space="preserve"> field from the responses.</w:t>
+        <w:t>The Nodes represent Entities and the Edges represent Sentiment calculated between Entities whose pairs were found through the Entity_Extractor and Sentiment_Attitude, or in the case of the LLMs, the Entity_attitude field from the responses.</w:t>
       </w:r>
     </w:p>
     <w:p>
@@ -17242,21 +14969,7 @@
           <w:rFonts w:ascii="Times New Roman" w:hAnsi="Times New Roman" w:cs="Times New Roman"/>
         </w:rPr>
         <w:lastRenderedPageBreak/>
-        <w:t xml:space="preserve">The Colors represent whether the weight attached to these pairs is Positive or Negative. The POLAR function in the pipeline that constructs the SAG skips over </w:t>
-      </w:r>
-      <w:proofErr w:type="gramStart"/>
-      <w:r>
-        <w:rPr>
-          <w:rFonts w:ascii="Times New Roman" w:hAnsi="Times New Roman" w:cs="Times New Roman"/>
-        </w:rPr>
-        <w:t>strictly</w:t>
-      </w:r>
-      <w:proofErr w:type="gramEnd"/>
-      <w:r>
-        <w:rPr>
-          <w:rFonts w:ascii="Times New Roman" w:hAnsi="Times New Roman" w:cs="Times New Roman"/>
-        </w:rPr>
-        <w:t xml:space="preserve"> Neutral pairs, to focus more on Polarization.</w:t>
+        <w:t>The Colors represent whether the weight attached to these pairs is Positive or Negative. The POLAR function in the pipeline that constructs the SAG skips over strictly Neutral pairs, to focus more on Polarization.</w:t>
       </w:r>
     </w:p>
     <w:p>
@@ -17284,7 +14997,7 @@
           <w:noProof/>
         </w:rPr>
         <w:drawing>
-          <wp:inline distT="0" distB="0" distL="0" distR="0" wp14:anchorId="1F691DE3" wp14:editId="7C772470">
+          <wp:inline distT="0" distB="0" distL="0" distR="0" wp14:anchorId="1F691DE3" wp14:editId="21445E9D">
             <wp:extent cx="5943600" cy="4239260"/>
             <wp:effectExtent l="0" t="0" r="0" b="8890"/>
             <wp:docPr id="1590583275" name="Picture 31" descr="A network of lines and dots&#10;&#10;AI-generated content may be incorrect."/>
@@ -17366,7 +15079,7 @@
         </w:rPr>
         <w:lastRenderedPageBreak/>
         <w:drawing>
-          <wp:inline distT="0" distB="0" distL="0" distR="0" wp14:anchorId="1EAC4AFC" wp14:editId="348564C2">
+          <wp:inline distT="0" distB="0" distL="0" distR="0" wp14:anchorId="1EAC4AFC" wp14:editId="7DAE42C4">
             <wp:extent cx="5943600" cy="4239260"/>
             <wp:effectExtent l="0" t="0" r="0" b="8890"/>
             <wp:docPr id="945277961" name="Picture 30" descr="A red and green lines with blue dots&#10;&#10;AI-generated content may be incorrect."/>
@@ -17466,21 +15179,7 @@
         <w:rPr>
           <w:rFonts w:ascii="Times New Roman" w:hAnsi="Times New Roman" w:cs="Times New Roman"/>
         </w:rPr>
-        <w:t xml:space="preserve">Entities are Formal and linked to </w:t>
-      </w:r>
-      <w:proofErr w:type="spellStart"/>
-      <w:r>
-        <w:rPr>
-          <w:rFonts w:ascii="Times New Roman" w:hAnsi="Times New Roman" w:cs="Times New Roman"/>
-        </w:rPr>
-        <w:t>dbpedia</w:t>
-      </w:r>
-      <w:proofErr w:type="spellEnd"/>
-      <w:r>
-        <w:rPr>
-          <w:rFonts w:ascii="Times New Roman" w:hAnsi="Times New Roman" w:cs="Times New Roman"/>
-        </w:rPr>
-        <w:t xml:space="preserve"> URLs each (removed from the Graph for clarity)</w:t>
+        <w:t>Entities are Formal and linked to dbpedia URLs each (removed from the Graph for clarity)</w:t>
       </w:r>
     </w:p>
     <w:p>
@@ -17583,20 +15282,12 @@
         </w:rPr>
         <w:t xml:space="preserve">These results are very dissimilar, likely because GPT overproduces Entity Pairs, as seen in section 6.2.2.1.2, POLAR produces 1320 Entity Pairs to GPT’s 2552. Added in the fact that GPT’s Entity Pairs are not traditionally normalized like Polar’s use of Dictionary linking to </w:t>
       </w:r>
-      <w:proofErr w:type="spellStart"/>
       <w:r>
         <w:rPr>
           <w:rFonts w:ascii="Times New Roman" w:hAnsi="Times New Roman" w:cs="Times New Roman"/>
         </w:rPr>
         <w:lastRenderedPageBreak/>
-        <w:t>dbpedia</w:t>
-      </w:r>
-      <w:proofErr w:type="spellEnd"/>
-      <w:r>
-        <w:rPr>
-          <w:rFonts w:ascii="Times New Roman" w:hAnsi="Times New Roman" w:cs="Times New Roman"/>
-        </w:rPr>
-        <w:t xml:space="preserve"> links, and this creates this difference we see, with GPT appearing messier and denser, with noisy Entities that appear few times. </w:t>
+        <w:t xml:space="preserve">dbpedia links, and this creates this difference we see, with GPT appearing messier and denser, with noisy Entities that appear few times. </w:t>
       </w:r>
     </w:p>
     <w:p>
@@ -17637,35 +15328,7 @@
         <w:rPr>
           <w:rFonts w:ascii="Times New Roman" w:hAnsi="Times New Roman" w:cs="Times New Roman"/>
         </w:rPr>
-        <w:t xml:space="preserve">This is the final Artifact output from the POLAR Pipeline, the </w:t>
-      </w:r>
-      <w:proofErr w:type="spellStart"/>
-      <w:r>
-        <w:rPr>
-          <w:rFonts w:ascii="Times New Roman" w:hAnsi="Times New Roman" w:cs="Times New Roman"/>
-        </w:rPr>
-        <w:t>attitudes.pckl</w:t>
-      </w:r>
-      <w:proofErr w:type="spellEnd"/>
-      <w:r>
-        <w:rPr>
-          <w:rFonts w:ascii="Times New Roman" w:hAnsi="Times New Roman" w:cs="Times New Roman"/>
-        </w:rPr>
-        <w:t xml:space="preserve"> file, which is the culmination of all the previous steps in the Pipeline, it shows </w:t>
-      </w:r>
-      <w:proofErr w:type="gramStart"/>
-      <w:r>
-        <w:rPr>
-          <w:rFonts w:ascii="Times New Roman" w:hAnsi="Times New Roman" w:cs="Times New Roman"/>
-        </w:rPr>
-        <w:t>all of</w:t>
-      </w:r>
-      <w:proofErr w:type="gramEnd"/>
-      <w:r>
-        <w:rPr>
-          <w:rFonts w:ascii="Times New Roman" w:hAnsi="Times New Roman" w:cs="Times New Roman"/>
-        </w:rPr>
-        <w:t xml:space="preserve"> the key entities’ connection with the other key entities by linking them with their opinions on the most impactful topics found.</w:t>
+        <w:t>This is the final Artifact output from the POLAR Pipeline, the attitudes.pckl file, which is the culmination of all the previous steps in the Pipeline, it shows all of the key entities’ connection with the other key entities by linking them with their opinions on the most impactful topics found.</w:t>
       </w:r>
     </w:p>
     <w:p>
@@ -17748,7 +15411,7 @@
         </w:rPr>
         <w:lastRenderedPageBreak/>
         <w:drawing>
-          <wp:inline distT="0" distB="0" distL="0" distR="0" wp14:anchorId="52C55DE4" wp14:editId="76945B74">
+          <wp:inline distT="0" distB="0" distL="0" distR="0" wp14:anchorId="52C55DE4" wp14:editId="23FB6068">
             <wp:extent cx="5943600" cy="4239260"/>
             <wp:effectExtent l="0" t="0" r="0" b="8890"/>
             <wp:docPr id="1852070204" name="Picture 29" descr="A network of lines and dots"/>
@@ -17823,7 +15486,7 @@
         </w:rPr>
         <w:lastRenderedPageBreak/>
         <w:drawing>
-          <wp:inline distT="0" distB="0" distL="0" distR="0" wp14:anchorId="78AFE471" wp14:editId="7B9DFA32">
+          <wp:inline distT="0" distB="0" distL="0" distR="0" wp14:anchorId="78AFE471" wp14:editId="2925A36D">
             <wp:extent cx="5943600" cy="4236720"/>
             <wp:effectExtent l="0" t="0" r="0" b="0"/>
             <wp:docPr id="452351212" name="Picture 28" descr="A network of lines and dots&#10;&#10;AI-generated content may be incorrect."/>
@@ -17929,21 +15592,7 @@
         <w:rPr>
           <w:rFonts w:ascii="Times New Roman" w:hAnsi="Times New Roman" w:cs="Times New Roman"/>
         </w:rPr>
-        <w:t>POLAR (</w:t>
-      </w:r>
-      <w:proofErr w:type="spellStart"/>
-      <w:r>
-        <w:rPr>
-          <w:rFonts w:ascii="Times New Roman" w:hAnsi="Times New Roman" w:cs="Times New Roman"/>
-        </w:rPr>
-        <w:t>Barack_Obama</w:t>
-      </w:r>
-      <w:proofErr w:type="spellEnd"/>
-      <w:r>
-        <w:rPr>
-          <w:rFonts w:ascii="Times New Roman" w:hAnsi="Times New Roman" w:cs="Times New Roman"/>
-        </w:rPr>
-        <w:t xml:space="preserve"> &lt;-&gt; Russia, Topic: share).</w:t>
+        <w:t>POLAR (Barack_Obama &lt;-&gt; Russia, Topic: share).</w:t>
       </w:r>
     </w:p>
     <w:p>
@@ -17990,63 +15639,7 @@
         <w:rPr>
           <w:rFonts w:ascii="Times New Roman" w:hAnsi="Times New Roman" w:cs="Times New Roman"/>
         </w:rPr>
-        <w:t>POLAR (</w:t>
-      </w:r>
-      <w:proofErr w:type="spellStart"/>
-      <w:r>
-        <w:rPr>
-          <w:rFonts w:ascii="Times New Roman" w:hAnsi="Times New Roman" w:cs="Times New Roman"/>
-        </w:rPr>
-        <w:t>Vladimir_Putin</w:t>
-      </w:r>
-      <w:proofErr w:type="spellEnd"/>
-      <w:r>
-        <w:rPr>
-          <w:rFonts w:ascii="Times New Roman" w:hAnsi="Times New Roman" w:cs="Times New Roman"/>
-        </w:rPr>
-        <w:t xml:space="preserve"> &lt;-&gt; </w:t>
-      </w:r>
-      <w:proofErr w:type="spellStart"/>
-      <w:r>
-        <w:rPr>
-          <w:rFonts w:ascii="Times New Roman" w:hAnsi="Times New Roman" w:cs="Times New Roman"/>
-        </w:rPr>
-        <w:t>California_Republican_Party</w:t>
-      </w:r>
-      <w:proofErr w:type="spellEnd"/>
-      <w:r>
-        <w:rPr>
-          <w:rFonts w:ascii="Times New Roman" w:hAnsi="Times New Roman" w:cs="Times New Roman"/>
-        </w:rPr>
-        <w:t xml:space="preserve">, Topic: euro, where </w:t>
-      </w:r>
-      <w:proofErr w:type="spellStart"/>
-      <w:r>
-        <w:rPr>
-          <w:rFonts w:ascii="Times New Roman" w:hAnsi="Times New Roman" w:cs="Times New Roman"/>
-        </w:rPr>
-        <w:t>Vladimir_Putin</w:t>
-      </w:r>
-      <w:proofErr w:type="spellEnd"/>
-      <w:r>
-        <w:rPr>
-          <w:rFonts w:ascii="Times New Roman" w:hAnsi="Times New Roman" w:cs="Times New Roman"/>
-        </w:rPr>
-        <w:t xml:space="preserve">: Negative Attitude, </w:t>
-      </w:r>
-      <w:proofErr w:type="spellStart"/>
-      <w:r>
-        <w:rPr>
-          <w:rFonts w:ascii="Times New Roman" w:hAnsi="Times New Roman" w:cs="Times New Roman"/>
-        </w:rPr>
-        <w:t>California_Republican_Party</w:t>
-      </w:r>
-      <w:proofErr w:type="spellEnd"/>
-      <w:r>
-        <w:rPr>
-          <w:rFonts w:ascii="Times New Roman" w:hAnsi="Times New Roman" w:cs="Times New Roman"/>
-        </w:rPr>
-        <w:t>: Positive Attitude)</w:t>
+        <w:t>POLAR (Vladimir_Putin &lt;-&gt; California_Republican_Party, Topic: euro, where Vladimir_Putin: Negative Attitude, California_Republican_Party: Positive Attitude)</w:t>
       </w:r>
     </w:p>
     <w:p>
@@ -19186,25 +16779,7 @@
           <w:i/>
           <w:iCs/>
         </w:rPr>
-        <w:t xml:space="preserve">Evaluation - Mistral completed in 4467.64 </w:t>
-      </w:r>
-      <w:proofErr w:type="gramStart"/>
-      <w:r>
-        <w:rPr>
-          <w:rFonts w:ascii="Times New Roman" w:hAnsi="Times New Roman" w:cs="Times New Roman"/>
-          <w:i/>
-          <w:iCs/>
-        </w:rPr>
-        <w:t>seconds.(</w:t>
-      </w:r>
-      <w:proofErr w:type="gramEnd"/>
-      <w:r>
-        <w:rPr>
-          <w:rFonts w:ascii="Times New Roman" w:hAnsi="Times New Roman" w:cs="Times New Roman"/>
-          <w:i/>
-          <w:iCs/>
-        </w:rPr>
-        <w:t>~74.46 minutes)</w:t>
+        <w:t>Evaluation - Mistral completed in 4467.64 seconds.(~74.46 minutes)</w:t>
       </w:r>
     </w:p>
     <w:p>
@@ -21793,7 +19368,15 @@
                 <w:i/>
                 <w:iCs/>
               </w:rPr>
-              <w:t>Cuda compatible GPU</w:t>
+              <w:t>Nvidia</w:t>
+            </w:r>
+            <w:r>
+              <w:rPr>
+                <w:rFonts w:ascii="Times New Roman" w:hAnsi="Times New Roman" w:cs="Times New Roman"/>
+                <w:i/>
+                <w:iCs/>
+              </w:rPr>
+              <w:t xml:space="preserve"> GPU</w:t>
             </w:r>
           </w:p>
         </w:tc>
@@ -22026,21 +19609,7 @@
         <w:rPr>
           <w:rFonts w:ascii="Times New Roman" w:hAnsi="Times New Roman" w:cs="Times New Roman"/>
         </w:rPr>
-        <w:t xml:space="preserve">Through both quantitative metrics and qualitative analysis, it was shown that GPT identifies fewer overall dipole </w:t>
-      </w:r>
-      <w:proofErr w:type="gramStart"/>
-      <w:r>
-        <w:rPr>
-          <w:rFonts w:ascii="Times New Roman" w:hAnsi="Times New Roman" w:cs="Times New Roman"/>
-        </w:rPr>
-        <w:t>attitudes, but</w:t>
-      </w:r>
-      <w:proofErr w:type="gramEnd"/>
-      <w:r>
-        <w:rPr>
-          <w:rFonts w:ascii="Times New Roman" w:hAnsi="Times New Roman" w:cs="Times New Roman"/>
-        </w:rPr>
-        <w:t xml:space="preserve"> does so with a strong focus on sociopolitical topics that are typically associated with public polarization. In contrast, POLAR detects a greater number of dipoles and topics, but many are shallow or of limited sociopolitical relevance.</w:t>
+        <w:t>Through both quantitative metrics and qualitative analysis, it was shown that GPT identifies fewer overall dipole attitudes, but does so with a strong focus on sociopolitical topics that are typically associated with public polarization. In contrast, POLAR detects a greater number of dipoles and topics, but many are shallow or of limited sociopolitical relevance.</w:t>
       </w:r>
     </w:p>
     <w:p>
@@ -22101,21 +19670,7 @@
           <w:rFonts w:ascii="Times New Roman" w:hAnsi="Times New Roman" w:cs="Times New Roman"/>
         </w:rPr>
         <w:lastRenderedPageBreak/>
-        <w:t>While GPT provides high-quality, coherent results with an emphasis on sociopolitical salience, it comes with limitations: reliance on internet access, API availability, cost, and lack of customization. Mistral, in contrast, can be fine-tuned, deployed locally, and used offline. However, Mistral requires greater inference time (approximately 1-2 minutes per article versus GPT's 15–35 seconds</w:t>
-      </w:r>
-      <w:proofErr w:type="gramStart"/>
-      <w:r>
-        <w:rPr>
-          <w:rFonts w:ascii="Times New Roman" w:hAnsi="Times New Roman" w:cs="Times New Roman"/>
-        </w:rPr>
-        <w:t>), and</w:t>
-      </w:r>
-      <w:proofErr w:type="gramEnd"/>
-      <w:r>
-        <w:rPr>
-          <w:rFonts w:ascii="Times New Roman" w:hAnsi="Times New Roman" w:cs="Times New Roman"/>
-        </w:rPr>
-        <w:t xml:space="preserve"> requires significant upfront effort to fine-tune (approximately 3 hours in this project).</w:t>
+        <w:t>While GPT provides high-quality, coherent results with an emphasis on sociopolitical salience, it comes with limitations: reliance on internet access, API availability, cost, and lack of customization. Mistral, in contrast, can be fine-tuned, deployed locally, and used offline. However, Mistral requires greater inference time (approximately 1-2 minutes per article versus GPT's 15–35 seconds), and requires significant upfront effort to fine-tune (approximately 3 hours in this project).</w:t>
       </w:r>
     </w:p>
     <w:p>

--- a/Documentation/Thesis_Dissertation.DOCX
+++ b/Documentation/Thesis_Dissertation.DOCX
@@ -234,6 +234,7 @@
         </w:rPr>
         <w:t xml:space="preserve"> </w:t>
       </w:r>
+      <w:proofErr w:type="gramStart"/>
       <w:r>
         <w:rPr>
           <w:rFonts w:ascii="Times New Roman" w:hAnsi="Times New Roman" w:cs="Times New Roman"/>
@@ -242,6 +243,7 @@
         </w:rPr>
         <w:t>[ ]</w:t>
       </w:r>
+      <w:proofErr w:type="gramEnd"/>
       <w:r>
         <w:rPr>
           <w:rFonts w:ascii="Times New Roman" w:hAnsi="Times New Roman" w:cs="Times New Roman"/>
@@ -290,7 +292,14 @@
         <w:rPr>
           <w:rFonts w:ascii="Times New Roman" w:hAnsi="Times New Roman" w:cs="Times New Roman"/>
         </w:rPr>
-        <w:t>It may also be understood as a behavior, describing how members of a group converge around a specific action such as watching a particular news channel</w:t>
+        <w:t xml:space="preserve">It may also be understood as a behavior, describing how members of a group converge around a specific action such as watching a particular news </w:t>
+      </w:r>
+      <w:proofErr w:type="gramStart"/>
+      <w:r>
+        <w:rPr>
+          <w:rFonts w:ascii="Times New Roman" w:hAnsi="Times New Roman" w:cs="Times New Roman"/>
+        </w:rPr>
+        <w:t>channel</w:t>
       </w:r>
       <w:r>
         <w:rPr>
@@ -298,78 +307,132 @@
           <w:b/>
           <w:bCs/>
         </w:rPr>
-        <w:t>[ ]</w:t>
-      </w:r>
-      <w:r>
-        <w:rPr>
-          <w:rFonts w:ascii="Times New Roman" w:hAnsi="Times New Roman" w:cs="Times New Roman"/>
-        </w:rPr>
-        <w:t xml:space="preserve">. </w:t>
-      </w:r>
-      <w:r>
-        <w:rPr>
-          <w:rFonts w:ascii="Times New Roman" w:hAnsi="Times New Roman" w:cs="Times New Roman"/>
-        </w:rPr>
-        <w:t xml:space="preserve"> </w:t>
-      </w:r>
-    </w:p>
-    <w:p>
-      <w:pPr>
-        <w:rPr>
-          <w:rFonts w:ascii="Times New Roman" w:hAnsi="Times New Roman" w:cs="Times New Roman"/>
-        </w:rPr>
-      </w:pPr>
-      <w:r>
-        <w:rPr>
-          <w:rFonts w:ascii="Times New Roman" w:hAnsi="Times New Roman" w:cs="Times New Roman"/>
-        </w:rPr>
-        <w:t xml:space="preserve">Polarization has been a prevalent issue in media throughout the world, with </w:t>
-      </w:r>
-      <w:r>
-        <w:rPr>
-          <w:rFonts w:ascii="Times New Roman" w:hAnsi="Times New Roman" w:cs="Times New Roman"/>
-        </w:rPr>
-        <w:t xml:space="preserve">many polarizing topics in recent years as </w:t>
-      </w:r>
-      <w:r>
-        <w:rPr>
-          <w:rFonts w:ascii="Times New Roman" w:hAnsi="Times New Roman" w:cs="Times New Roman"/>
-        </w:rPr>
-        <w:t xml:space="preserve">the recent 2024 American Elections followed by the inauguration of Donald Trump as President, with many extremists on both sides feeling strongly opposed to each other. Other recent cases such as the 2024 France Olympics introducing multiple layers of discourse, one such case revolving around the </w:t>
-      </w:r>
-      <w:r>
-        <w:rPr>
-          <w:rFonts w:ascii="Times New Roman" w:hAnsi="Times New Roman" w:cs="Times New Roman"/>
-        </w:rPr>
-        <w:t>Algerian Professional Boxer and Gold Medalist in the women’s boxing event Imane Khelif. All sorts of discourse arose regarding her inclusion as well as accusations about her gender worldwide.</w:t>
-      </w:r>
-    </w:p>
-    <w:p>
-      <w:pPr>
-        <w:rPr>
-          <w:rFonts w:ascii="Times New Roman" w:hAnsi="Times New Roman" w:cs="Times New Roman"/>
-        </w:rPr>
-      </w:pPr>
-      <w:r>
-        <w:rPr>
-          <w:rFonts w:ascii="Times New Roman" w:hAnsi="Times New Roman" w:cs="Times New Roman"/>
-        </w:rPr>
-        <w:t>In order to Navigate the complex topic that is Polarization, computational approaches are needed to attempt to measure and properly show polarized relationships between all the groups and entities involved, as well as their views surrounding polarizing topics. One such framework, POLAR, was developed in 2021 by Demetris Paschalides</w:t>
-      </w:r>
-      <w:r>
-        <w:rPr>
-          <w:rFonts w:ascii="Times New Roman" w:hAnsi="Times New Roman" w:cs="Times New Roman"/>
-        </w:rPr>
-        <w:t xml:space="preserve"> </w:t>
-      </w:r>
+        <w:t>[</w:t>
+      </w:r>
+      <w:proofErr w:type="gramEnd"/>
       <w:r>
         <w:rPr>
           <w:rFonts w:ascii="Times New Roman" w:hAnsi="Times New Roman" w:cs="Times New Roman"/>
           <w:b/>
           <w:bCs/>
         </w:rPr>
+        <w:t xml:space="preserve"> ]</w:t>
+      </w:r>
+      <w:r>
+        <w:rPr>
+          <w:rFonts w:ascii="Times New Roman" w:hAnsi="Times New Roman" w:cs="Times New Roman"/>
+        </w:rPr>
+        <w:t xml:space="preserve">. </w:t>
+      </w:r>
+      <w:r>
+        <w:rPr>
+          <w:rFonts w:ascii="Times New Roman" w:hAnsi="Times New Roman" w:cs="Times New Roman"/>
+        </w:rPr>
+        <w:t xml:space="preserve"> </w:t>
+      </w:r>
+    </w:p>
+    <w:p>
+      <w:pPr>
+        <w:rPr>
+          <w:rFonts w:ascii="Times New Roman" w:hAnsi="Times New Roman" w:cs="Times New Roman"/>
+        </w:rPr>
+      </w:pPr>
+      <w:r>
+        <w:rPr>
+          <w:rFonts w:ascii="Times New Roman" w:hAnsi="Times New Roman" w:cs="Times New Roman"/>
+        </w:rPr>
+        <w:t xml:space="preserve">For the case of this </w:t>
+      </w:r>
+      <w:proofErr w:type="gramStart"/>
+      <w:r>
+        <w:rPr>
+          <w:rFonts w:ascii="Times New Roman" w:hAnsi="Times New Roman" w:cs="Times New Roman"/>
+        </w:rPr>
+        <w:t>Thesis</w:t>
+      </w:r>
+      <w:proofErr w:type="gramEnd"/>
+      <w:r>
+        <w:rPr>
+          <w:rFonts w:ascii="Times New Roman" w:hAnsi="Times New Roman" w:cs="Times New Roman"/>
+        </w:rPr>
+        <w:t xml:space="preserve"> we want to Highlight 2 types of Polarization, those being Ideological Polarization and Affective Polarization.</w:t>
+      </w:r>
+    </w:p>
+    <w:p>
+      <w:pPr>
+        <w:rPr>
+          <w:rFonts w:ascii="Times New Roman" w:hAnsi="Times New Roman" w:cs="Times New Roman"/>
+        </w:rPr>
+      </w:pPr>
+      <w:r>
+        <w:rPr>
+          <w:rFonts w:ascii="Times New Roman" w:hAnsi="Times New Roman" w:cs="Times New Roman"/>
+        </w:rPr>
+        <w:t xml:space="preserve">Polarization has been a prevalent issue in media throughout the world, with </w:t>
+      </w:r>
+      <w:r>
+        <w:rPr>
+          <w:rFonts w:ascii="Times New Roman" w:hAnsi="Times New Roman" w:cs="Times New Roman"/>
+        </w:rPr>
+        <w:t xml:space="preserve">many polarizing topics in recent years as </w:t>
+      </w:r>
+      <w:r>
+        <w:rPr>
+          <w:rFonts w:ascii="Times New Roman" w:hAnsi="Times New Roman" w:cs="Times New Roman"/>
+        </w:rPr>
+        <w:t xml:space="preserve">the recent 2024 American Elections followed by the inauguration of Donald Trump as President, with many extremists on both sides feeling strongly opposed to each other. Other recent cases such as the 2024 France Olympics introducing multiple layers of discourse, one such case revolving around the </w:t>
+      </w:r>
+      <w:r>
+        <w:rPr>
+          <w:rFonts w:ascii="Times New Roman" w:hAnsi="Times New Roman" w:cs="Times New Roman"/>
+        </w:rPr>
+        <w:t>Algerian Professional Boxer and Gold Medalist in the women’s boxing event Imane Khelif. All sorts of discourse arose regarding her inclusion as well as accusations about her gender worldwide.</w:t>
+      </w:r>
+    </w:p>
+    <w:p>
+      <w:pPr>
+        <w:rPr>
+          <w:rFonts w:ascii="Times New Roman" w:hAnsi="Times New Roman" w:cs="Times New Roman"/>
+        </w:rPr>
+      </w:pPr>
+      <w:proofErr w:type="gramStart"/>
+      <w:r>
+        <w:rPr>
+          <w:rFonts w:ascii="Times New Roman" w:hAnsi="Times New Roman" w:cs="Times New Roman"/>
+        </w:rPr>
+        <w:t>In order to</w:t>
+      </w:r>
+      <w:proofErr w:type="gramEnd"/>
+      <w:r>
+        <w:rPr>
+          <w:rFonts w:ascii="Times New Roman" w:hAnsi="Times New Roman" w:cs="Times New Roman"/>
+        </w:rPr>
+        <w:t xml:space="preserve"> Navigate the complex topic that is Polarization, computational approaches are needed to attempt to measure and properly show polarized relationships between all the groups and entities involved, as well as their views surrounding polarizing topics. One such framework, POLAR, was developed in 2021 by Demetris </w:t>
+      </w:r>
+      <w:proofErr w:type="spellStart"/>
+      <w:r>
+        <w:rPr>
+          <w:rFonts w:ascii="Times New Roman" w:hAnsi="Times New Roman" w:cs="Times New Roman"/>
+        </w:rPr>
+        <w:t>Paschalides</w:t>
+      </w:r>
+      <w:proofErr w:type="spellEnd"/>
+      <w:r>
+        <w:rPr>
+          <w:rFonts w:ascii="Times New Roman" w:hAnsi="Times New Roman" w:cs="Times New Roman"/>
+        </w:rPr>
+        <w:t xml:space="preserve"> </w:t>
+      </w:r>
+      <w:proofErr w:type="gramStart"/>
+      <w:r>
+        <w:rPr>
+          <w:rFonts w:ascii="Times New Roman" w:hAnsi="Times New Roman" w:cs="Times New Roman"/>
+          <w:b/>
+          <w:bCs/>
+        </w:rPr>
         <w:t>[ ]</w:t>
       </w:r>
+      <w:proofErr w:type="gramEnd"/>
       <w:r>
         <w:rPr>
           <w:rFonts w:ascii="Times New Roman" w:hAnsi="Times New Roman" w:cs="Times New Roman"/>
@@ -380,14 +443,21 @@
         <w:rPr>
           <w:rFonts w:ascii="Times New Roman" w:hAnsi="Times New Roman" w:cs="Times New Roman"/>
         </w:rPr>
-        <w:t xml:space="preserve">. This framework does so by utilizing traditional NLP </w:t>
-      </w:r>
-      <w:r>
-        <w:rPr>
-          <w:rFonts w:ascii="Times New Roman" w:hAnsi="Times New Roman" w:cs="Times New Roman"/>
-        </w:rPr>
-        <w:lastRenderedPageBreak/>
-        <w:t>tools to detect polarization through text from News Articles. However these tools struggle when faced with subtle semantics as well as ambiguity and complexity in text, challenges that modern Large Language Models are considerably better equipped to handle.</w:t>
+        <w:t xml:space="preserve">. This framework does so by utilizing traditional NLP tools to detect polarization through text from News Articles. </w:t>
+      </w:r>
+      <w:proofErr w:type="gramStart"/>
+      <w:r>
+        <w:rPr>
+          <w:rFonts w:ascii="Times New Roman" w:hAnsi="Times New Roman" w:cs="Times New Roman"/>
+        </w:rPr>
+        <w:t>However</w:t>
+      </w:r>
+      <w:proofErr w:type="gramEnd"/>
+      <w:r>
+        <w:rPr>
+          <w:rFonts w:ascii="Times New Roman" w:hAnsi="Times New Roman" w:cs="Times New Roman"/>
+        </w:rPr>
+        <w:t xml:space="preserve"> these tools struggle when faced with subtle semantics as well as ambiguity and complexity in text, challenges that modern Large Language Models are considerably better equipped to handle.</w:t>
       </w:r>
     </w:p>
     <w:p>
@@ -441,7 +511,21 @@
         <w:rPr>
           <w:rFonts w:ascii="Times New Roman" w:hAnsi="Times New Roman" w:cs="Times New Roman"/>
         </w:rPr>
-        <w:t>As such, with the recent rise of LLMs, capable of understanding and reasoning over long texts, able to analyze sentences contextually given the article’s contents, there is an opportunity to implement its textual parsing and analyzing in order to utilize it, gathering polarizing relationships from text without having to rely on NLP tools.</w:t>
+        <w:t xml:space="preserve">As such, with the recent rise of LLMs, capable of understanding and reasoning over long texts, able to analyze sentences contextually given the article’s contents, there is an opportunity to implement its textual parsing and analyzing </w:t>
+      </w:r>
+      <w:proofErr w:type="gramStart"/>
+      <w:r>
+        <w:rPr>
+          <w:rFonts w:ascii="Times New Roman" w:hAnsi="Times New Roman" w:cs="Times New Roman"/>
+        </w:rPr>
+        <w:t>in order to</w:t>
+      </w:r>
+      <w:proofErr w:type="gramEnd"/>
+      <w:r>
+        <w:rPr>
+          <w:rFonts w:ascii="Times New Roman" w:hAnsi="Times New Roman" w:cs="Times New Roman"/>
+        </w:rPr>
+        <w:t xml:space="preserve"> utilize it, gathering polarizing relationships from text without having to rely on NLP tools.</w:t>
       </w:r>
     </w:p>
     <w:p>
@@ -614,7 +698,6 @@
         <w:rPr>
           <w:rFonts w:ascii="Times New Roman" w:hAnsi="Times New Roman" w:cs="Times New Roman"/>
         </w:rPr>
-        <w:lastRenderedPageBreak/>
         <w:t>The primary goal of this thesis is to evaluate whether large language models can serve as an effective replacement for POLAR’s traditional NLP components in detecting polarized relationships within Articles.</w:t>
       </w:r>
     </w:p>
@@ -836,7 +919,6 @@
         <w:rPr>
           <w:rFonts w:cs="Times New Roman"/>
         </w:rPr>
-        <w:lastRenderedPageBreak/>
         <w:t>Chapter 2</w:t>
       </w:r>
     </w:p>
@@ -1157,6 +1239,7 @@
         </w:rPr>
         <w:t xml:space="preserve"> </w:t>
       </w:r>
+      <w:proofErr w:type="gramStart"/>
       <w:r>
         <w:rPr>
           <w:rFonts w:ascii="Times New Roman" w:hAnsi="Times New Roman" w:cs="Times New Roman"/>
@@ -1165,11 +1248,26 @@
         </w:rPr>
         <w:t>[  ]</w:t>
       </w:r>
-      <w:r>
-        <w:rPr>
-          <w:rFonts w:ascii="Times New Roman" w:hAnsi="Times New Roman" w:cs="Times New Roman"/>
-        </w:rPr>
-        <w:t xml:space="preserve">, noun phrase chunking, dependency parsing, and lexicon-based sentiment analysis have been used to extract entities and assess their stances toward specific topics or one another. </w:t>
+      <w:proofErr w:type="gramEnd"/>
+      <w:r>
+        <w:rPr>
+          <w:rFonts w:ascii="Times New Roman" w:hAnsi="Times New Roman" w:cs="Times New Roman"/>
+        </w:rPr>
+        <w:t xml:space="preserve">, noun phrase chunking, dependency parsing, and lexicon-based sentiment analysis have been used to extract entities and assess their stances toward specific topics </w:t>
+      </w:r>
+      <w:proofErr w:type="gramStart"/>
+      <w:r>
+        <w:rPr>
+          <w:rFonts w:ascii="Times New Roman" w:hAnsi="Times New Roman" w:cs="Times New Roman"/>
+        </w:rPr>
+        <w:t>or one</w:t>
+      </w:r>
+      <w:proofErr w:type="gramEnd"/>
+      <w:r>
+        <w:rPr>
+          <w:rFonts w:ascii="Times New Roman" w:hAnsi="Times New Roman" w:cs="Times New Roman"/>
+        </w:rPr>
+        <w:t xml:space="preserve"> another. </w:t>
       </w:r>
     </w:p>
     <w:p>
@@ -1183,7 +1281,6 @@
         <w:rPr>
           <w:rFonts w:ascii="Times New Roman" w:hAnsi="Times New Roman" w:cs="Times New Roman"/>
         </w:rPr>
-        <w:lastRenderedPageBreak/>
         <w:t>While these techniques offer structured pipelines, they often fail to capture nuance and contextual sentiment, especially in complex or ambiguous language</w:t>
       </w:r>
       <w:r>
@@ -1368,7 +1465,6 @@
         <w:rPr>
           <w:rFonts w:cs="Times New Roman"/>
         </w:rPr>
-        <w:lastRenderedPageBreak/>
         <w:t>2.3.1 The POLAR Pipeline</w:t>
       </w:r>
     </w:p>
@@ -1502,7 +1598,6 @@
         <w:rPr>
           <w:rFonts w:ascii="Times New Roman" w:hAnsi="Times New Roman" w:cs="Times New Roman"/>
         </w:rPr>
-        <w:lastRenderedPageBreak/>
         <w:t>The POLAR Pipeline, as shown in Figure 1, intends to gather Articles from a News Corpus and, through a series of hierarchical and unsupervised steps</w:t>
       </w:r>
       <w:r>
@@ -1562,7 +1657,28 @@
         <w:rPr>
           <w:rFonts w:ascii="Times New Roman" w:hAnsi="Times New Roman" w:cs="Times New Roman"/>
         </w:rPr>
-        <w:t>These steps are used in order to extract Named Entities from the set of Articles from the Corpus, it utilizes Named Entity Recognition (NER)</w:t>
+        <w:t xml:space="preserve">These steps are used </w:t>
+      </w:r>
+      <w:proofErr w:type="gramStart"/>
+      <w:r>
+        <w:rPr>
+          <w:rFonts w:ascii="Times New Roman" w:hAnsi="Times New Roman" w:cs="Times New Roman"/>
+        </w:rPr>
+        <w:t>in order to</w:t>
+      </w:r>
+      <w:proofErr w:type="gramEnd"/>
+      <w:r>
+        <w:rPr>
+          <w:rFonts w:ascii="Times New Roman" w:hAnsi="Times New Roman" w:cs="Times New Roman"/>
+        </w:rPr>
+        <w:t xml:space="preserve"> extract Named Entities from the set of Articles from the Corpus, it utilizes Named Entity Recognition (</w:t>
+      </w:r>
+      <w:proofErr w:type="gramStart"/>
+      <w:r>
+        <w:rPr>
+          <w:rFonts w:ascii="Times New Roman" w:hAnsi="Times New Roman" w:cs="Times New Roman"/>
+        </w:rPr>
+        <w:t>NER)</w:t>
       </w:r>
       <w:r>
         <w:rPr>
@@ -1576,22 +1692,39 @@
         <w:rPr>
           <w:rFonts w:ascii="Times New Roman" w:hAnsi="Times New Roman" w:cs="Times New Roman"/>
         </w:rPr>
-        <w:t xml:space="preserve"> using SpaCy </w:t>
-      </w:r>
+        <w:t xml:space="preserve"> using</w:t>
+      </w:r>
+      <w:proofErr w:type="gramEnd"/>
+      <w:r>
+        <w:rPr>
+          <w:rFonts w:ascii="Times New Roman" w:hAnsi="Times New Roman" w:cs="Times New Roman"/>
+        </w:rPr>
+        <w:t xml:space="preserve"> </w:t>
+      </w:r>
+      <w:proofErr w:type="spellStart"/>
+      <w:r>
+        <w:rPr>
+          <w:rFonts w:ascii="Times New Roman" w:hAnsi="Times New Roman" w:cs="Times New Roman"/>
+        </w:rPr>
+        <w:t>SpaCy</w:t>
+      </w:r>
+      <w:proofErr w:type="spellEnd"/>
+      <w:r>
+        <w:rPr>
+          <w:rFonts w:ascii="Times New Roman" w:hAnsi="Times New Roman" w:cs="Times New Roman"/>
+        </w:rPr>
+        <w:t xml:space="preserve"> </w:t>
+      </w:r>
+      <w:proofErr w:type="gramStart"/>
       <w:r>
         <w:rPr>
           <w:rFonts w:ascii="Times New Roman" w:hAnsi="Times New Roman" w:cs="Times New Roman"/>
           <w:b/>
           <w:bCs/>
         </w:rPr>
-        <w:t xml:space="preserve">[  ] </w:t>
-      </w:r>
-      <w:r>
-        <w:rPr>
-          <w:rFonts w:ascii="Times New Roman" w:hAnsi="Times New Roman" w:cs="Times New Roman"/>
-        </w:rPr>
-        <w:t xml:space="preserve"> in order to identify the Entities as well as link them to a</w:t>
-      </w:r>
+        <w:t>[  ]</w:t>
+      </w:r>
+      <w:proofErr w:type="gramEnd"/>
       <w:r>
         <w:rPr>
           <w:rFonts w:ascii="Times New Roman" w:hAnsi="Times New Roman" w:cs="Times New Roman"/>
@@ -1604,7 +1737,21 @@
         <w:rPr>
           <w:rFonts w:ascii="Times New Roman" w:hAnsi="Times New Roman" w:cs="Times New Roman"/>
         </w:rPr>
-        <w:t>Dictionary</w:t>
+        <w:t xml:space="preserve"> </w:t>
+      </w:r>
+      <w:proofErr w:type="gramStart"/>
+      <w:r>
+        <w:rPr>
+          <w:rFonts w:ascii="Times New Roman" w:hAnsi="Times New Roman" w:cs="Times New Roman"/>
+        </w:rPr>
+        <w:t>in order to</w:t>
+      </w:r>
+      <w:proofErr w:type="gramEnd"/>
+      <w:r>
+        <w:rPr>
+          <w:rFonts w:ascii="Times New Roman" w:hAnsi="Times New Roman" w:cs="Times New Roman"/>
+        </w:rPr>
+        <w:t xml:space="preserve"> identify the Entities as well as link them to a</w:t>
       </w:r>
       <w:r>
         <w:rPr>
@@ -1618,46 +1765,88 @@
         <w:rPr>
           <w:rFonts w:ascii="Times New Roman" w:hAnsi="Times New Roman" w:cs="Times New Roman"/>
         </w:rPr>
-        <w:t>that matches the entity, it then gathers the noun phrases similarly using SpaCy.</w:t>
-      </w:r>
-    </w:p>
-    <w:p>
-      <w:pPr>
-        <w:rPr>
-          <w:rFonts w:ascii="Times New Roman" w:hAnsi="Times New Roman" w:cs="Times New Roman"/>
-        </w:rPr>
-      </w:pPr>
-      <w:r>
-        <w:rPr>
-          <w:rFonts w:ascii="Times New Roman" w:hAnsi="Times New Roman" w:cs="Times New Roman"/>
-        </w:rPr>
-        <w:t xml:space="preserve">These steps are crucial to the </w:t>
-      </w:r>
-      <w:r>
-        <w:rPr>
-          <w:rFonts w:ascii="Times New Roman" w:hAnsi="Times New Roman" w:cs="Times New Roman"/>
-        </w:rPr>
-        <w:t>POLAR</w:t>
-      </w:r>
-      <w:r>
-        <w:rPr>
-          <w:rFonts w:ascii="Times New Roman" w:hAnsi="Times New Roman" w:cs="Times New Roman"/>
-        </w:rPr>
-        <w:t xml:space="preserve"> Pipeline, however they are error prone and unsupervised, the most common error types being Dictionary Errors and Dependency Parsing Errors.</w:t>
-      </w:r>
-    </w:p>
-    <w:p>
-      <w:pPr>
-        <w:rPr>
-          <w:rFonts w:ascii="Times New Roman" w:hAnsi="Times New Roman" w:cs="Times New Roman"/>
-        </w:rPr>
-      </w:pPr>
+        <w:t>Dictionary</w:t>
+      </w:r>
       <w:r>
         <w:rPr>
           <w:rFonts w:ascii="Times New Roman" w:hAnsi="Times New Roman" w:cs="Times New Roman"/>
           <w:b/>
           <w:bCs/>
         </w:rPr>
+        <w:t xml:space="preserve"> </w:t>
+      </w:r>
+      <w:r>
+        <w:rPr>
+          <w:rFonts w:ascii="Times New Roman" w:hAnsi="Times New Roman" w:cs="Times New Roman"/>
+        </w:rPr>
+        <w:t xml:space="preserve">that matches the entity, it then gathers the noun phrases similarly using </w:t>
+      </w:r>
+      <w:proofErr w:type="spellStart"/>
+      <w:r>
+        <w:rPr>
+          <w:rFonts w:ascii="Times New Roman" w:hAnsi="Times New Roman" w:cs="Times New Roman"/>
+        </w:rPr>
+        <w:t>SpaCy</w:t>
+      </w:r>
+      <w:proofErr w:type="spellEnd"/>
+      <w:r>
+        <w:rPr>
+          <w:rFonts w:ascii="Times New Roman" w:hAnsi="Times New Roman" w:cs="Times New Roman"/>
+        </w:rPr>
+        <w:t>.</w:t>
+      </w:r>
+    </w:p>
+    <w:p>
+      <w:pPr>
+        <w:rPr>
+          <w:rFonts w:ascii="Times New Roman" w:hAnsi="Times New Roman" w:cs="Times New Roman"/>
+        </w:rPr>
+      </w:pPr>
+      <w:r>
+        <w:rPr>
+          <w:rFonts w:ascii="Times New Roman" w:hAnsi="Times New Roman" w:cs="Times New Roman"/>
+        </w:rPr>
+        <w:t xml:space="preserve">These steps are crucial to the </w:t>
+      </w:r>
+      <w:r>
+        <w:rPr>
+          <w:rFonts w:ascii="Times New Roman" w:hAnsi="Times New Roman" w:cs="Times New Roman"/>
+        </w:rPr>
+        <w:t>POLAR</w:t>
+      </w:r>
+      <w:r>
+        <w:rPr>
+          <w:rFonts w:ascii="Times New Roman" w:hAnsi="Times New Roman" w:cs="Times New Roman"/>
+        </w:rPr>
+        <w:t xml:space="preserve"> </w:t>
+      </w:r>
+      <w:proofErr w:type="gramStart"/>
+      <w:r>
+        <w:rPr>
+          <w:rFonts w:ascii="Times New Roman" w:hAnsi="Times New Roman" w:cs="Times New Roman"/>
+        </w:rPr>
+        <w:t>Pipeline,</w:t>
+      </w:r>
+      <w:proofErr w:type="gramEnd"/>
+      <w:r>
+        <w:rPr>
+          <w:rFonts w:ascii="Times New Roman" w:hAnsi="Times New Roman" w:cs="Times New Roman"/>
+        </w:rPr>
+        <w:t xml:space="preserve"> however they are error prone and unsupervised, the most common error types being Dictionary Errors and Dependency Parsing Errors.</w:t>
+      </w:r>
+    </w:p>
+    <w:p>
+      <w:pPr>
+        <w:rPr>
+          <w:rFonts w:ascii="Times New Roman" w:hAnsi="Times New Roman" w:cs="Times New Roman"/>
+        </w:rPr>
+      </w:pPr>
+      <w:r>
+        <w:rPr>
+          <w:rFonts w:ascii="Times New Roman" w:hAnsi="Times New Roman" w:cs="Times New Roman"/>
+          <w:b/>
+          <w:bCs/>
+        </w:rPr>
         <w:t>Dictionary Errors:</w:t>
       </w:r>
       <w:r>
@@ -1665,7 +1854,21 @@
           <w:rFonts w:ascii="Times New Roman" w:hAnsi="Times New Roman" w:cs="Times New Roman"/>
         </w:rPr>
         <w:br/>
-        <w:t>this occurs when an NLP component like SpaCy’s NER relies on a fixed lexicon or a static way of assigning components and fails to interpret a word or phrase.</w:t>
+        <w:t xml:space="preserve">this occurs when an NLP component like </w:t>
+      </w:r>
+      <w:proofErr w:type="spellStart"/>
+      <w:r>
+        <w:rPr>
+          <w:rFonts w:ascii="Times New Roman" w:hAnsi="Times New Roman" w:cs="Times New Roman"/>
+        </w:rPr>
+        <w:t>SpaCy’s</w:t>
+      </w:r>
+      <w:proofErr w:type="spellEnd"/>
+      <w:r>
+        <w:rPr>
+          <w:rFonts w:ascii="Times New Roman" w:hAnsi="Times New Roman" w:cs="Times New Roman"/>
+        </w:rPr>
+        <w:t xml:space="preserve"> NER relies on a fixed lexicon or a static way of assigning components and fails to interpret a word or phrase.</w:t>
       </w:r>
     </w:p>
     <w:p>
@@ -1835,7 +2038,35 @@
         <w:rPr>
           <w:rFonts w:ascii="Times New Roman" w:hAnsi="Times New Roman" w:cs="Times New Roman"/>
         </w:rPr>
-        <w:t>: Incorrectly splits the Entity “Howard Schneider” into 2 subparts “Howard” and “Schneider” and assigns different dbpedia links to them (“John_Howard” and “Schneider_Electric”).</w:t>
+        <w:t xml:space="preserve">: Incorrectly splits the Entity “Howard Schneider” into 2 subparts “Howard” and “Schneider” and assigns different </w:t>
+      </w:r>
+      <w:proofErr w:type="spellStart"/>
+      <w:r>
+        <w:rPr>
+          <w:rFonts w:ascii="Times New Roman" w:hAnsi="Times New Roman" w:cs="Times New Roman"/>
+        </w:rPr>
+        <w:t>dbpedia</w:t>
+      </w:r>
+      <w:proofErr w:type="spellEnd"/>
+      <w:r>
+        <w:rPr>
+          <w:rFonts w:ascii="Times New Roman" w:hAnsi="Times New Roman" w:cs="Times New Roman"/>
+        </w:rPr>
+        <w:t xml:space="preserve"> links to them (“John_Howard” and “</w:t>
+      </w:r>
+      <w:proofErr w:type="spellStart"/>
+      <w:r>
+        <w:rPr>
+          <w:rFonts w:ascii="Times New Roman" w:hAnsi="Times New Roman" w:cs="Times New Roman"/>
+        </w:rPr>
+        <w:t>Schneider_Electric</w:t>
+      </w:r>
+      <w:proofErr w:type="spellEnd"/>
+      <w:r>
+        <w:rPr>
+          <w:rFonts w:ascii="Times New Roman" w:hAnsi="Times New Roman" w:cs="Times New Roman"/>
+        </w:rPr>
+        <w:t>”).</w:t>
       </w:r>
       <w:r>
         <w:rPr>
@@ -1849,14 +2080,27 @@
           <w:b/>
           <w:bCs/>
         </w:rPr>
-        <w:lastRenderedPageBreak/>
         <w:t>Dictionary Error</w:t>
       </w:r>
       <w:r>
         <w:rPr>
           <w:rFonts w:ascii="Times New Roman" w:hAnsi="Times New Roman" w:cs="Times New Roman"/>
         </w:rPr>
-        <w:t>: Does not correctly link the Entity “Howard Schneider” to a pre-existing dbpedia link, as it does not exist.</w:t>
+        <w:t xml:space="preserve">: Does not correctly link the Entity “Howard Schneider” to a pre-existing </w:t>
+      </w:r>
+      <w:proofErr w:type="spellStart"/>
+      <w:r>
+        <w:rPr>
+          <w:rFonts w:ascii="Times New Roman" w:hAnsi="Times New Roman" w:cs="Times New Roman"/>
+        </w:rPr>
+        <w:t>dbpedia</w:t>
+      </w:r>
+      <w:proofErr w:type="spellEnd"/>
+      <w:r>
+        <w:rPr>
+          <w:rFonts w:ascii="Times New Roman" w:hAnsi="Times New Roman" w:cs="Times New Roman"/>
+        </w:rPr>
+        <w:t xml:space="preserve"> link, as it does not exist.</w:t>
       </w:r>
     </w:p>
     <w:p>
@@ -1922,8 +2166,23 @@
           <w:rFonts w:ascii="Times New Roman" w:hAnsi="Times New Roman" w:cs="Times New Roman"/>
         </w:rPr>
         <w:br/>
-        <w:t xml:space="preserve">It utilizes techniques such as Dependency Parsing via SpaCy, and Lexicon-based sentiment using MPQA </w:t>
-      </w:r>
+        <w:t xml:space="preserve">It utilizes techniques such as Dependency Parsing via </w:t>
+      </w:r>
+      <w:proofErr w:type="spellStart"/>
+      <w:r>
+        <w:rPr>
+          <w:rFonts w:ascii="Times New Roman" w:hAnsi="Times New Roman" w:cs="Times New Roman"/>
+        </w:rPr>
+        <w:t>SpaCy</w:t>
+      </w:r>
+      <w:proofErr w:type="spellEnd"/>
+      <w:r>
+        <w:rPr>
+          <w:rFonts w:ascii="Times New Roman" w:hAnsi="Times New Roman" w:cs="Times New Roman"/>
+        </w:rPr>
+        <w:t xml:space="preserve">, and Lexicon-based sentiment using MPQA </w:t>
+      </w:r>
+      <w:proofErr w:type="gramStart"/>
       <w:r>
         <w:rPr>
           <w:rFonts w:ascii="Times New Roman" w:hAnsi="Times New Roman" w:cs="Times New Roman"/>
@@ -1932,6 +2191,7 @@
         </w:rPr>
         <w:t>[  ]</w:t>
       </w:r>
+      <w:proofErr w:type="gramEnd"/>
       <w:r>
         <w:rPr>
           <w:rFonts w:ascii="Times New Roman" w:hAnsi="Times New Roman" w:cs="Times New Roman"/>
@@ -1949,7 +2209,21 @@
         <w:rPr>
           <w:rFonts w:ascii="Times New Roman" w:hAnsi="Times New Roman" w:cs="Times New Roman"/>
         </w:rPr>
-        <w:t>This step is highly error prone to Dependency Parsing errors, as the entire process hinges on correct dependency parsers.</w:t>
+        <w:t xml:space="preserve">This step is highly </w:t>
+      </w:r>
+      <w:proofErr w:type="gramStart"/>
+      <w:r>
+        <w:rPr>
+          <w:rFonts w:ascii="Times New Roman" w:hAnsi="Times New Roman" w:cs="Times New Roman"/>
+        </w:rPr>
+        <w:t>error prone</w:t>
+      </w:r>
+      <w:proofErr w:type="gramEnd"/>
+      <w:r>
+        <w:rPr>
+          <w:rFonts w:ascii="Times New Roman" w:hAnsi="Times New Roman" w:cs="Times New Roman"/>
+        </w:rPr>
+        <w:t xml:space="preserve"> to Dependency Parsing errors, as the entire process hinges on correct dependency parsers.</w:t>
       </w:r>
       <w:r>
         <w:rPr>
@@ -2101,7 +2375,27 @@
           <w:i/>
           <w:iCs/>
         </w:rPr>
-        <w:t>: Attitude is labeled Positive however the Sentence describes how it is causing concern about it’s effects possibly going into a recession, this should be a Negative Pair</w:t>
+        <w:t xml:space="preserve">: Attitude is labeled Positive however the Sentence describes how it is causing concern about </w:t>
+      </w:r>
+      <w:proofErr w:type="spellStart"/>
+      <w:proofErr w:type="gramStart"/>
+      <w:r>
+        <w:rPr>
+          <w:rFonts w:ascii="Times New Roman" w:hAnsi="Times New Roman" w:cs="Times New Roman"/>
+          <w:i/>
+          <w:iCs/>
+        </w:rPr>
+        <w:t>it’s</w:t>
+      </w:r>
+      <w:proofErr w:type="spellEnd"/>
+      <w:proofErr w:type="gramEnd"/>
+      <w:r>
+        <w:rPr>
+          <w:rFonts w:ascii="Times New Roman" w:hAnsi="Times New Roman" w:cs="Times New Roman"/>
+          <w:i/>
+          <w:iCs/>
+        </w:rPr>
+        <w:t xml:space="preserve"> effects possibly going into a recession, this should be a Negative Pair</w:t>
       </w:r>
     </w:p>
     <w:p>
@@ -2146,33 +2440,53 @@
         </w:rPr>
         <w:t xml:space="preserve"> </w:t>
       </w:r>
+      <w:proofErr w:type="gramStart"/>
       <w:r>
         <w:rPr>
           <w:rFonts w:ascii="Times New Roman" w:hAnsi="Times New Roman" w:cs="Times New Roman"/>
           <w:b/>
           <w:bCs/>
         </w:rPr>
-        <w:t xml:space="preserve">[  ] </w:t>
-      </w:r>
-      <w:r>
-        <w:rPr>
-          <w:rFonts w:ascii="Times New Roman" w:hAnsi="Times New Roman" w:cs="Times New Roman"/>
-        </w:rPr>
-        <w:t>. Models like GPT-3.5 and Mistral-7B demonstrate state-of-the-art performance in tasks involving sentiment detection, contextual reasoning, summarization, and named entity recognition</w:t>
-      </w:r>
-      <w:r>
-        <w:rPr>
-          <w:rFonts w:ascii="Times New Roman" w:hAnsi="Times New Roman" w:cs="Times New Roman"/>
-        </w:rPr>
-        <w:t xml:space="preserve"> </w:t>
-      </w:r>
+        <w:t>[  ]</w:t>
+      </w:r>
+      <w:proofErr w:type="gramEnd"/>
       <w:r>
         <w:rPr>
           <w:rFonts w:ascii="Times New Roman" w:hAnsi="Times New Roman" w:cs="Times New Roman"/>
           <w:b/>
           <w:bCs/>
         </w:rPr>
-        <w:t xml:space="preserve">[  ] </w:t>
+        <w:t xml:space="preserve"> </w:t>
+      </w:r>
+      <w:r>
+        <w:rPr>
+          <w:rFonts w:ascii="Times New Roman" w:hAnsi="Times New Roman" w:cs="Times New Roman"/>
+        </w:rPr>
+        <w:t>. Models like GPT-3.5 and Mistral-7B demonstrate state-of-the-art performance in tasks involving sentiment detection, contextual reasoning, summarization, and named entity recognition</w:t>
+      </w:r>
+      <w:r>
+        <w:rPr>
+          <w:rFonts w:ascii="Times New Roman" w:hAnsi="Times New Roman" w:cs="Times New Roman"/>
+        </w:rPr>
+        <w:t xml:space="preserve"> </w:t>
+      </w:r>
+      <w:proofErr w:type="gramStart"/>
+      <w:r>
+        <w:rPr>
+          <w:rFonts w:ascii="Times New Roman" w:hAnsi="Times New Roman" w:cs="Times New Roman"/>
+          <w:b/>
+          <w:bCs/>
+        </w:rPr>
+        <w:t>[  ]</w:t>
+      </w:r>
+      <w:proofErr w:type="gramEnd"/>
+      <w:r>
+        <w:rPr>
+          <w:rFonts w:ascii="Times New Roman" w:hAnsi="Times New Roman" w:cs="Times New Roman"/>
+          <w:b/>
+          <w:bCs/>
+        </w:rPr>
+        <w:t xml:space="preserve"> </w:t>
       </w:r>
       <w:r>
         <w:rPr>
@@ -2184,7 +2498,14 @@
         <w:rPr>
           <w:rFonts w:ascii="Times New Roman" w:hAnsi="Times New Roman" w:cs="Times New Roman"/>
         </w:rPr>
-        <w:t>rule-based systems, such as the aforementioned</w:t>
+        <w:t xml:space="preserve">rule-based systems, such as </w:t>
+      </w:r>
+      <w:proofErr w:type="gramStart"/>
+      <w:r>
+        <w:rPr>
+          <w:rFonts w:ascii="Times New Roman" w:hAnsi="Times New Roman" w:cs="Times New Roman"/>
+        </w:rPr>
+        <w:t>the aforementioned</w:t>
       </w:r>
       <w:r>
         <w:rPr>
@@ -2196,7 +2517,14 @@
         <w:rPr>
           <w:rFonts w:ascii="Times New Roman" w:hAnsi="Times New Roman" w:cs="Times New Roman"/>
         </w:rPr>
-        <w:t xml:space="preserve"> error prone modules in POLAR</w:t>
+        <w:t xml:space="preserve"> error</w:t>
+      </w:r>
+      <w:proofErr w:type="gramEnd"/>
+      <w:r>
+        <w:rPr>
+          <w:rFonts w:ascii="Times New Roman" w:hAnsi="Times New Roman" w:cs="Times New Roman"/>
+        </w:rPr>
+        <w:t xml:space="preserve"> prone modules in POLAR</w:t>
       </w:r>
       <w:r>
         <w:rPr>
@@ -2216,7 +2544,6 @@
         <w:rPr>
           <w:rFonts w:cs="Times New Roman"/>
         </w:rPr>
-        <w:lastRenderedPageBreak/>
         <w:t xml:space="preserve">Chapter </w:t>
       </w:r>
       <w:r>
@@ -2532,7 +2859,35 @@
         <w:rPr>
           <w:rFonts w:ascii="Times New Roman" w:hAnsi="Times New Roman" w:cs="Times New Roman"/>
         </w:rPr>
-        <w:t>In our cases all of the data extracted by the use of LLMs was done so using GPT-3.5 turbo</w:t>
+        <w:t xml:space="preserve">In our cases </w:t>
+      </w:r>
+      <w:proofErr w:type="gramStart"/>
+      <w:r>
+        <w:rPr>
+          <w:rFonts w:ascii="Times New Roman" w:hAnsi="Times New Roman" w:cs="Times New Roman"/>
+        </w:rPr>
+        <w:t>all of</w:t>
+      </w:r>
+      <w:proofErr w:type="gramEnd"/>
+      <w:r>
+        <w:rPr>
+          <w:rFonts w:ascii="Times New Roman" w:hAnsi="Times New Roman" w:cs="Times New Roman"/>
+        </w:rPr>
+        <w:t xml:space="preserve"> the data extracted </w:t>
+      </w:r>
+      <w:proofErr w:type="gramStart"/>
+      <w:r>
+        <w:rPr>
+          <w:rFonts w:ascii="Times New Roman" w:hAnsi="Times New Roman" w:cs="Times New Roman"/>
+        </w:rPr>
+        <w:t>by the use of</w:t>
+      </w:r>
+      <w:proofErr w:type="gramEnd"/>
+      <w:r>
+        <w:rPr>
+          <w:rFonts w:ascii="Times New Roman" w:hAnsi="Times New Roman" w:cs="Times New Roman"/>
+        </w:rPr>
+        <w:t xml:space="preserve"> LLMs was done so using GPT-3.5 turbo</w:t>
       </w:r>
       <w:r>
         <w:rPr>
@@ -2540,6 +2895,7 @@
         </w:rPr>
         <w:t xml:space="preserve">, we </w:t>
       </w:r>
+      <w:proofErr w:type="gramStart"/>
       <w:r>
         <w:rPr>
           <w:rFonts w:ascii="Times New Roman" w:hAnsi="Times New Roman" w:cs="Times New Roman"/>
@@ -2556,7 +2912,14 @@
         <w:rPr>
           <w:rFonts w:ascii="Times New Roman" w:hAnsi="Times New Roman" w:cs="Times New Roman"/>
         </w:rPr>
-        <w:t>fine-tune an open-weight Mistral-7B model to replicate this behavior locally.</w:t>
+        <w:t>fine</w:t>
+      </w:r>
+      <w:proofErr w:type="gramEnd"/>
+      <w:r>
+        <w:rPr>
+          <w:rFonts w:ascii="Times New Roman" w:hAnsi="Times New Roman" w:cs="Times New Roman"/>
+        </w:rPr>
+        <w:t>-tune an open-weight Mistral-7B model to replicate this behavior locally.</w:t>
       </w:r>
     </w:p>
     <w:p>
@@ -2571,7 +2934,6 @@
           <w:rFonts w:ascii="Times New Roman" w:hAnsi="Times New Roman" w:cs="Times New Roman"/>
           <w:noProof/>
         </w:rPr>
-        <w:lastRenderedPageBreak/>
         <w:drawing>
           <wp:inline distT="0" distB="0" distL="0" distR="0" wp14:anchorId="1B71A60F" wp14:editId="739761B5">
             <wp:extent cx="4562475" cy="6915150"/>
@@ -2706,8 +3068,21 @@
         <w:rPr>
           <w:rFonts w:ascii="Times New Roman" w:hAnsi="Times New Roman" w:cs="Times New Roman"/>
         </w:rPr>
-        <w:lastRenderedPageBreak/>
-        <w:t xml:space="preserve">The dataset used was collected using POLAR's News_Corpus_Collector module, which scrapes politically relevant news articles over defined date ranges and topics. </w:t>
+        <w:t xml:space="preserve">The dataset used was collected using POLAR's </w:t>
+      </w:r>
+      <w:proofErr w:type="spellStart"/>
+      <w:r>
+        <w:rPr>
+          <w:rFonts w:ascii="Times New Roman" w:hAnsi="Times New Roman" w:cs="Times New Roman"/>
+        </w:rPr>
+        <w:t>News_Corpus_Collector</w:t>
+      </w:r>
+      <w:proofErr w:type="spellEnd"/>
+      <w:r>
+        <w:rPr>
+          <w:rFonts w:ascii="Times New Roman" w:hAnsi="Times New Roman" w:cs="Times New Roman"/>
+        </w:rPr>
+        <w:t xml:space="preserve"> module, which scrapes politically relevant news articles over defined date ranges and topics. </w:t>
       </w:r>
       <w:r>
         <w:rPr>
@@ -2894,7 +3269,35 @@
         <w:rPr>
           <w:rFonts w:ascii="Times New Roman" w:hAnsi="Times New Roman" w:cs="Times New Roman"/>
         </w:rPr>
-        <w:t xml:space="preserve"> Due to this, the length of the prompts needed are quite lengthy, as well as containing an example of the structured expected, as it boosts consistency in the responses.</w:t>
+        <w:t xml:space="preserve"> Due to this, the length of the prompts needed are quite lengthy, as well as containing an example of the </w:t>
+      </w:r>
+      <w:proofErr w:type="gramStart"/>
+      <w:r>
+        <w:rPr>
+          <w:rFonts w:ascii="Times New Roman" w:hAnsi="Times New Roman" w:cs="Times New Roman"/>
+        </w:rPr>
+        <w:t>structured</w:t>
+      </w:r>
+      <w:proofErr w:type="gramEnd"/>
+      <w:r>
+        <w:rPr>
+          <w:rFonts w:ascii="Times New Roman" w:hAnsi="Times New Roman" w:cs="Times New Roman"/>
+        </w:rPr>
+        <w:t xml:space="preserve"> expected, as it boosts consistency in </w:t>
+      </w:r>
+      <w:proofErr w:type="gramStart"/>
+      <w:r>
+        <w:rPr>
+          <w:rFonts w:ascii="Times New Roman" w:hAnsi="Times New Roman" w:cs="Times New Roman"/>
+        </w:rPr>
+        <w:t>the responses</w:t>
+      </w:r>
+      <w:proofErr w:type="gramEnd"/>
+      <w:r>
+        <w:rPr>
+          <w:rFonts w:ascii="Times New Roman" w:hAnsi="Times New Roman" w:cs="Times New Roman"/>
+        </w:rPr>
+        <w:t>.</w:t>
       </w:r>
     </w:p>
     <w:p>
@@ -2922,21 +3325,23 @@
         </w:rPr>
         <w:t xml:space="preserve"> </w:t>
       </w:r>
+      <w:proofErr w:type="gramStart"/>
       <w:r>
         <w:rPr>
           <w:rFonts w:ascii="Times New Roman" w:hAnsi="Times New Roman" w:cs="Times New Roman"/>
           <w:b/>
           <w:bCs/>
         </w:rPr>
-        <w:t xml:space="preserve">[  ] </w:t>
-      </w:r>
+        <w:t>[  ]</w:t>
+      </w:r>
+      <w:proofErr w:type="gramEnd"/>
       <w:r>
         <w:rPr>
           <w:rFonts w:ascii="Times New Roman" w:hAnsi="Times New Roman" w:cs="Times New Roman"/>
           <w:b/>
           <w:bCs/>
         </w:rPr>
-        <w:t xml:space="preserve"> is used</w:t>
+        <w:t xml:space="preserve"> </w:t>
       </w:r>
       <w:r>
         <w:rPr>
@@ -2944,7 +3349,7 @@
           <w:b/>
           <w:bCs/>
         </w:rPr>
-        <w:t xml:space="preserve"> as payload for the LLM</w:t>
+        <w:t xml:space="preserve"> is used</w:t>
       </w:r>
       <w:r>
         <w:rPr>
@@ -2952,6 +3357,14 @@
           <w:b/>
           <w:bCs/>
         </w:rPr>
+        <w:t xml:space="preserve"> as payload for the LLM</w:t>
+      </w:r>
+      <w:r>
+        <w:rPr>
+          <w:rFonts w:ascii="Times New Roman" w:hAnsi="Times New Roman" w:cs="Times New Roman"/>
+          <w:b/>
+          <w:bCs/>
+        </w:rPr>
         <w:t>:</w:t>
       </w:r>
     </w:p>
@@ -3124,7 +3537,6 @@
         <w:rPr>
           <w:rFonts w:ascii="Times New Roman" w:hAnsi="Times New Roman" w:cs="Times New Roman"/>
         </w:rPr>
-        <w:lastRenderedPageBreak/>
         <w:t xml:space="preserve">The output is validated to match </w:t>
       </w:r>
       <w:r>
@@ -3283,7 +3695,35 @@
         <w:rPr>
           <w:rFonts w:ascii="Times New Roman" w:hAnsi="Times New Roman" w:cs="Times New Roman"/>
         </w:rPr>
-        <w:t xml:space="preserve">Using the Unsloth library, we apply Low-Rank Adaptation (LoRA) to fine-tune </w:t>
+        <w:t xml:space="preserve">Using the </w:t>
+      </w:r>
+      <w:proofErr w:type="spellStart"/>
+      <w:r>
+        <w:rPr>
+          <w:rFonts w:ascii="Times New Roman" w:hAnsi="Times New Roman" w:cs="Times New Roman"/>
+        </w:rPr>
+        <w:t>Unsloth</w:t>
+      </w:r>
+      <w:proofErr w:type="spellEnd"/>
+      <w:r>
+        <w:rPr>
+          <w:rFonts w:ascii="Times New Roman" w:hAnsi="Times New Roman" w:cs="Times New Roman"/>
+        </w:rPr>
+        <w:t xml:space="preserve"> library, we apply Low-Rank Adaptation (</w:t>
+      </w:r>
+      <w:proofErr w:type="spellStart"/>
+      <w:r>
+        <w:rPr>
+          <w:rFonts w:ascii="Times New Roman" w:hAnsi="Times New Roman" w:cs="Times New Roman"/>
+        </w:rPr>
+        <w:t>LoRA</w:t>
+      </w:r>
+      <w:proofErr w:type="spellEnd"/>
+      <w:r>
+        <w:rPr>
+          <w:rFonts w:ascii="Times New Roman" w:hAnsi="Times New Roman" w:cs="Times New Roman"/>
+        </w:rPr>
+        <w:t xml:space="preserve">) to fine-tune </w:t>
       </w:r>
       <w:r>
         <w:rPr>
@@ -3291,13 +3731,23 @@
         </w:rPr>
         <w:t>a quantized version of Mistral-7B (</w:t>
       </w:r>
+      <w:proofErr w:type="spellStart"/>
       <w:r>
         <w:rPr>
           <w:rFonts w:ascii="Times New Roman" w:hAnsi="Times New Roman" w:cs="Times New Roman"/>
           <w:i/>
           <w:iCs/>
         </w:rPr>
-        <w:t>unsloth/mistral-7b-bnb-4bit</w:t>
+        <w:t>unsloth</w:t>
+      </w:r>
+      <w:proofErr w:type="spellEnd"/>
+      <w:r>
+        <w:rPr>
+          <w:rFonts w:ascii="Times New Roman" w:hAnsi="Times New Roman" w:cs="Times New Roman"/>
+          <w:i/>
+          <w:iCs/>
+        </w:rPr>
+        <w:t>/mistral-7b-bnb-4bit</w:t>
       </w:r>
       <w:r>
         <w:rPr>
@@ -3309,7 +3759,35 @@
         <w:rPr>
           <w:rFonts w:ascii="Times New Roman" w:hAnsi="Times New Roman" w:cs="Times New Roman"/>
         </w:rPr>
-        <w:t>on formatted prompt-response pairs. Alpaca-style instruction formatting is used, and training is conducted using Hugging Face's SFTTrainer with LoRA and 4-bit quantization for efficiency.</w:t>
+        <w:t xml:space="preserve">on formatted prompt-response pairs. Alpaca-style instruction formatting is used, and training is conducted using Hugging Face's </w:t>
+      </w:r>
+      <w:proofErr w:type="spellStart"/>
+      <w:r>
+        <w:rPr>
+          <w:rFonts w:ascii="Times New Roman" w:hAnsi="Times New Roman" w:cs="Times New Roman"/>
+        </w:rPr>
+        <w:t>SFTTrainer</w:t>
+      </w:r>
+      <w:proofErr w:type="spellEnd"/>
+      <w:r>
+        <w:rPr>
+          <w:rFonts w:ascii="Times New Roman" w:hAnsi="Times New Roman" w:cs="Times New Roman"/>
+        </w:rPr>
+        <w:t xml:space="preserve"> with </w:t>
+      </w:r>
+      <w:proofErr w:type="spellStart"/>
+      <w:r>
+        <w:rPr>
+          <w:rFonts w:ascii="Times New Roman" w:hAnsi="Times New Roman" w:cs="Times New Roman"/>
+        </w:rPr>
+        <w:t>LoRA</w:t>
+      </w:r>
+      <w:proofErr w:type="spellEnd"/>
+      <w:r>
+        <w:rPr>
+          <w:rFonts w:ascii="Times New Roman" w:hAnsi="Times New Roman" w:cs="Times New Roman"/>
+        </w:rPr>
+        <w:t xml:space="preserve"> and 4-bit quantization for efficiency.</w:t>
       </w:r>
     </w:p>
     <w:p>
@@ -3337,11 +3815,19 @@
           <w:rFonts w:ascii="Times New Roman" w:hAnsi="Times New Roman" w:cs="Times New Roman"/>
         </w:rPr>
       </w:pPr>
-      <w:r>
-        <w:rPr>
-          <w:rFonts w:ascii="Times New Roman" w:hAnsi="Times New Roman" w:cs="Times New Roman"/>
-        </w:rPr>
-        <w:t>LoRA rank: 16</w:t>
+      <w:proofErr w:type="spellStart"/>
+      <w:r>
+        <w:rPr>
+          <w:rFonts w:ascii="Times New Roman" w:hAnsi="Times New Roman" w:cs="Times New Roman"/>
+        </w:rPr>
+        <w:t>LoRA</w:t>
+      </w:r>
+      <w:proofErr w:type="spellEnd"/>
+      <w:r>
+        <w:rPr>
+          <w:rFonts w:ascii="Times New Roman" w:hAnsi="Times New Roman" w:cs="Times New Roman"/>
+        </w:rPr>
+        <w:t xml:space="preserve"> rank: 16</w:t>
       </w:r>
     </w:p>
     <w:p>
@@ -3355,11 +3841,19 @@
           <w:rFonts w:ascii="Times New Roman" w:hAnsi="Times New Roman" w:cs="Times New Roman"/>
         </w:rPr>
       </w:pPr>
-      <w:r>
-        <w:rPr>
-          <w:rFonts w:ascii="Times New Roman" w:hAnsi="Times New Roman" w:cs="Times New Roman"/>
-        </w:rPr>
-        <w:t>Max sequence length: 4096</w:t>
+      <w:proofErr w:type="gramStart"/>
+      <w:r>
+        <w:rPr>
+          <w:rFonts w:ascii="Times New Roman" w:hAnsi="Times New Roman" w:cs="Times New Roman"/>
+        </w:rPr>
+        <w:t>Max sequence</w:t>
+      </w:r>
+      <w:proofErr w:type="gramEnd"/>
+      <w:r>
+        <w:rPr>
+          <w:rFonts w:ascii="Times New Roman" w:hAnsi="Times New Roman" w:cs="Times New Roman"/>
+        </w:rPr>
+        <w:t xml:space="preserve"> length: 4096</w:t>
       </w:r>
     </w:p>
     <w:p>
@@ -3395,7 +3889,21 @@
         <w:rPr>
           <w:rFonts w:ascii="Times New Roman" w:hAnsi="Times New Roman" w:cs="Times New Roman"/>
         </w:rPr>
-        <w:t>Optimizer: AdamW 8-bit</w:t>
+        <w:t xml:space="preserve">Optimizer: </w:t>
+      </w:r>
+      <w:proofErr w:type="spellStart"/>
+      <w:r>
+        <w:rPr>
+          <w:rFonts w:ascii="Times New Roman" w:hAnsi="Times New Roman" w:cs="Times New Roman"/>
+        </w:rPr>
+        <w:t>AdamW</w:t>
+      </w:r>
+      <w:proofErr w:type="spellEnd"/>
+      <w:r>
+        <w:rPr>
+          <w:rFonts w:ascii="Times New Roman" w:hAnsi="Times New Roman" w:cs="Times New Roman"/>
+        </w:rPr>
+        <w:t xml:space="preserve"> 8-bit</w:t>
       </w:r>
     </w:p>
     <w:p>
@@ -3459,7 +3967,6 @@
         <w:pStyle w:val="Heading2"/>
       </w:pPr>
       <w:r>
-        <w:lastRenderedPageBreak/>
         <w:t>3.5 Summary</w:t>
       </w:r>
     </w:p>
@@ -3634,7 +4141,6 @@
         <w:rPr>
           <w:rFonts w:cs="Times New Roman"/>
         </w:rPr>
-        <w:lastRenderedPageBreak/>
         <w:t xml:space="preserve">Chapter </w:t>
       </w:r>
       <w:r>
@@ -3751,8 +4257,16 @@
               <w:rPr>
                 <w:rFonts w:ascii="Times New Roman" w:hAnsi="Times New Roman" w:cs="Times New Roman"/>
               </w:rPr>
-              <w:t>4.3 Deepseek</w:t>
-            </w:r>
+              <w:t xml:space="preserve">4.3 </w:t>
+            </w:r>
+            <w:proofErr w:type="spellStart"/>
+            <w:r>
+              <w:rPr>
+                <w:rFonts w:ascii="Times New Roman" w:hAnsi="Times New Roman" w:cs="Times New Roman"/>
+              </w:rPr>
+              <w:t>Deepseek</w:t>
+            </w:r>
+            <w:proofErr w:type="spellEnd"/>
           </w:p>
           <w:p>
             <w:pPr>
@@ -3858,8 +4372,16 @@
         <w:rPr>
           <w:rFonts w:ascii="Times New Roman" w:hAnsi="Times New Roman" w:cs="Times New Roman"/>
         </w:rPr>
-        <w:t>, as well as the attempts made at utilizing Llama and Deepseek</w:t>
-      </w:r>
+        <w:t xml:space="preserve">, as well as the attempts made at utilizing Llama and </w:t>
+      </w:r>
+      <w:proofErr w:type="spellStart"/>
+      <w:r>
+        <w:rPr>
+          <w:rFonts w:ascii="Times New Roman" w:hAnsi="Times New Roman" w:cs="Times New Roman"/>
+        </w:rPr>
+        <w:t>Deepseek</w:t>
+      </w:r>
+      <w:proofErr w:type="spellEnd"/>
       <w:r>
         <w:rPr>
           <w:rFonts w:ascii="Times New Roman" w:hAnsi="Times New Roman" w:cs="Times New Roman"/>
@@ -4028,29 +4550,46 @@
           <w:b/>
           <w:bCs/>
         </w:rPr>
-        <w:t xml:space="preserve"> [</w:t>
-      </w:r>
+        <w:t xml:space="preserve"> </w:t>
+      </w:r>
+      <w:proofErr w:type="gramStart"/>
       <w:r>
         <w:rPr>
           <w:rFonts w:ascii="Times New Roman" w:hAnsi="Times New Roman" w:cs="Times New Roman"/>
           <w:b/>
           <w:bCs/>
         </w:rPr>
+        <w:t>[</w:t>
+      </w:r>
+      <w:r>
+        <w:rPr>
+          <w:rFonts w:ascii="Times New Roman" w:hAnsi="Times New Roman" w:cs="Times New Roman"/>
+          <w:b/>
+          <w:bCs/>
+        </w:rPr>
         <w:t xml:space="preserve">  ]</w:t>
       </w:r>
+      <w:proofErr w:type="gramEnd"/>
       <w:r>
         <w:rPr>
           <w:rFonts w:ascii="Times New Roman" w:hAnsi="Times New Roman" w:cs="Times New Roman"/>
         </w:rPr>
         <w:br/>
-        <w:t xml:space="preserve">For our calculations, GPT was used as the benchmark for the other LLMs, as it followed the prompt well and gave concise responses that accurately predicted entity pairs and topical pairs if it detected any in the articles. The speed of the replies of GPT were also the highest in terms of </w:t>
-      </w:r>
-      <w:r>
-        <w:rPr>
-          <w:rFonts w:ascii="Times New Roman" w:hAnsi="Times New Roman" w:cs="Times New Roman"/>
-        </w:rPr>
-        <w:lastRenderedPageBreak/>
-        <w:t>the LLMs, mostly due to the fact it was called via an API, which also allowed for some Parallel calling, the Numbers being as follows:</w:t>
+        <w:t xml:space="preserve">For our calculations, GPT was used as the benchmark for the other LLMs, as it followed the prompt well and gave concise responses that accurately predicted entity pairs and topical pairs if it detected any in the articles. The speed of the replies of GPT </w:t>
+      </w:r>
+      <w:proofErr w:type="gramStart"/>
+      <w:r>
+        <w:rPr>
+          <w:rFonts w:ascii="Times New Roman" w:hAnsi="Times New Roman" w:cs="Times New Roman"/>
+        </w:rPr>
+        <w:t>were</w:t>
+      </w:r>
+      <w:proofErr w:type="gramEnd"/>
+      <w:r>
+        <w:rPr>
+          <w:rFonts w:ascii="Times New Roman" w:hAnsi="Times New Roman" w:cs="Times New Roman"/>
+        </w:rPr>
+        <w:t xml:space="preserve"> also the highest in terms of the LLMs, mostly due to the fact it was called via an API, which also allowed for some Parallel calling, the Numbers being as follows:</w:t>
       </w:r>
     </w:p>
     <w:p>
@@ -4105,7 +4644,43 @@
           <w:i/>
           <w:iCs/>
         </w:rPr>
-        <w:t>-GPT_Communication Elapsed time: 10280.43 seconds  == 171.34 minutes == 2.856 hours</w:t>
+        <w:t>-</w:t>
+      </w:r>
+      <w:proofErr w:type="spellStart"/>
+      <w:r>
+        <w:rPr>
+          <w:rFonts w:ascii="Times New Roman" w:hAnsi="Times New Roman" w:cs="Times New Roman"/>
+          <w:i/>
+          <w:iCs/>
+        </w:rPr>
+        <w:t>GPT_Communication</w:t>
+      </w:r>
+      <w:proofErr w:type="spellEnd"/>
+      <w:r>
+        <w:rPr>
+          <w:rFonts w:ascii="Times New Roman" w:hAnsi="Times New Roman" w:cs="Times New Roman"/>
+          <w:i/>
+          <w:iCs/>
+        </w:rPr>
+        <w:t xml:space="preserve"> Elapsed time: 10280.43 </w:t>
+      </w:r>
+      <w:proofErr w:type="gramStart"/>
+      <w:r>
+        <w:rPr>
+          <w:rFonts w:ascii="Times New Roman" w:hAnsi="Times New Roman" w:cs="Times New Roman"/>
+          <w:i/>
+          <w:iCs/>
+        </w:rPr>
+        <w:t>seconds  =</w:t>
+      </w:r>
+      <w:proofErr w:type="gramEnd"/>
+      <w:r>
+        <w:rPr>
+          <w:rFonts w:ascii="Times New Roman" w:hAnsi="Times New Roman" w:cs="Times New Roman"/>
+          <w:i/>
+          <w:iCs/>
+        </w:rPr>
+        <w:t>= 171.34 minutes == 2.856 hours</w:t>
       </w:r>
     </w:p>
     <w:p>
@@ -4143,24 +4718,25 @@
           <w:i/>
           <w:iCs/>
         </w:rPr>
-        <w:t>-entity_extractor Elapsed time: 640.87 seconds</w:t>
-      </w:r>
-    </w:p>
-    <w:p>
-      <w:pPr>
+        <w:t>-</w:t>
+      </w:r>
+      <w:proofErr w:type="spellStart"/>
+      <w:r>
         <w:rPr>
           <w:rFonts w:ascii="Times New Roman" w:hAnsi="Times New Roman" w:cs="Times New Roman"/>
           <w:i/>
           <w:iCs/>
         </w:rPr>
-      </w:pPr>
+        <w:t>entity_extractor</w:t>
+      </w:r>
+      <w:proofErr w:type="spellEnd"/>
       <w:r>
         <w:rPr>
           <w:rFonts w:ascii="Times New Roman" w:hAnsi="Times New Roman" w:cs="Times New Roman"/>
           <w:i/>
           <w:iCs/>
         </w:rPr>
-        <w:t>-noun_phrase_extractor Elapsed time: 4545.63 seconds</w:t>
+        <w:t xml:space="preserve"> Elapsed time: 640.87 seconds</w:t>
       </w:r>
     </w:p>
     <w:p>
@@ -4177,24 +4753,25 @@
           <w:i/>
           <w:iCs/>
         </w:rPr>
-        <w:t>-topic_identifier Elapsed time: 1226.28 seconds</w:t>
-      </w:r>
-    </w:p>
-    <w:p>
-      <w:pPr>
+        <w:t>-</w:t>
+      </w:r>
+      <w:proofErr w:type="spellStart"/>
+      <w:r>
         <w:rPr>
           <w:rFonts w:ascii="Times New Roman" w:hAnsi="Times New Roman" w:cs="Times New Roman"/>
           <w:i/>
           <w:iCs/>
         </w:rPr>
-      </w:pPr>
+        <w:t>noun_phrase_extractor</w:t>
+      </w:r>
+      <w:proofErr w:type="spellEnd"/>
       <w:r>
         <w:rPr>
           <w:rFonts w:ascii="Times New Roman" w:hAnsi="Times New Roman" w:cs="Times New Roman"/>
           <w:i/>
           <w:iCs/>
         </w:rPr>
-        <w:t>-sentiment_attitude_pipeline Elapsed time: 239.86 seconds</w:t>
+        <w:t xml:space="preserve"> Elapsed time: 4545.63 seconds</w:t>
       </w:r>
     </w:p>
     <w:p>
@@ -4211,23 +4788,111 @@
           <w:i/>
           <w:iCs/>
         </w:rPr>
-        <w:t>-load_sentiment_attitudes Elapsed time: 2.89 seconds</w:t>
-      </w:r>
-    </w:p>
-    <w:p>
-      <w:pPr>
+        <w:t>-</w:t>
+      </w:r>
+      <w:proofErr w:type="spellStart"/>
+      <w:r>
         <w:rPr>
           <w:rFonts w:ascii="Times New Roman" w:hAnsi="Times New Roman" w:cs="Times New Roman"/>
           <w:i/>
           <w:iCs/>
         </w:rPr>
-      </w:pPr>
+        <w:t>topic_identifier</w:t>
+      </w:r>
+      <w:proofErr w:type="spellEnd"/>
       <w:r>
         <w:rPr>
           <w:rFonts w:ascii="Times New Roman" w:hAnsi="Times New Roman" w:cs="Times New Roman"/>
           <w:i/>
           <w:iCs/>
         </w:rPr>
+        <w:t xml:space="preserve"> Elapsed time: 1226.28 seconds</w:t>
+      </w:r>
+    </w:p>
+    <w:p>
+      <w:pPr>
+        <w:rPr>
+          <w:rFonts w:ascii="Times New Roman" w:hAnsi="Times New Roman" w:cs="Times New Roman"/>
+          <w:i/>
+          <w:iCs/>
+        </w:rPr>
+      </w:pPr>
+      <w:r>
+        <w:rPr>
+          <w:rFonts w:ascii="Times New Roman" w:hAnsi="Times New Roman" w:cs="Times New Roman"/>
+          <w:i/>
+          <w:iCs/>
+        </w:rPr>
+        <w:t>-</w:t>
+      </w:r>
+      <w:proofErr w:type="spellStart"/>
+      <w:r>
+        <w:rPr>
+          <w:rFonts w:ascii="Times New Roman" w:hAnsi="Times New Roman" w:cs="Times New Roman"/>
+          <w:i/>
+          <w:iCs/>
+        </w:rPr>
+        <w:t>sentiment_attitude_pipeline</w:t>
+      </w:r>
+      <w:proofErr w:type="spellEnd"/>
+      <w:r>
+        <w:rPr>
+          <w:rFonts w:ascii="Times New Roman" w:hAnsi="Times New Roman" w:cs="Times New Roman"/>
+          <w:i/>
+          <w:iCs/>
+        </w:rPr>
+        <w:t xml:space="preserve"> Elapsed time: 239.86 seconds</w:t>
+      </w:r>
+    </w:p>
+    <w:p>
+      <w:pPr>
+        <w:rPr>
+          <w:rFonts w:ascii="Times New Roman" w:hAnsi="Times New Roman" w:cs="Times New Roman"/>
+          <w:i/>
+          <w:iCs/>
+        </w:rPr>
+      </w:pPr>
+      <w:r>
+        <w:rPr>
+          <w:rFonts w:ascii="Times New Roman" w:hAnsi="Times New Roman" w:cs="Times New Roman"/>
+          <w:i/>
+          <w:iCs/>
+        </w:rPr>
+        <w:t>-</w:t>
+      </w:r>
+      <w:proofErr w:type="spellStart"/>
+      <w:r>
+        <w:rPr>
+          <w:rFonts w:ascii="Times New Roman" w:hAnsi="Times New Roman" w:cs="Times New Roman"/>
+          <w:i/>
+          <w:iCs/>
+        </w:rPr>
+        <w:t>load_sentiment_attitudes</w:t>
+      </w:r>
+      <w:proofErr w:type="spellEnd"/>
+      <w:r>
+        <w:rPr>
+          <w:rFonts w:ascii="Times New Roman" w:hAnsi="Times New Roman" w:cs="Times New Roman"/>
+          <w:i/>
+          <w:iCs/>
+        </w:rPr>
+        <w:t xml:space="preserve"> Elapsed time: 2.89 seconds</w:t>
+      </w:r>
+    </w:p>
+    <w:p>
+      <w:pPr>
+        <w:rPr>
+          <w:rFonts w:ascii="Times New Roman" w:hAnsi="Times New Roman" w:cs="Times New Roman"/>
+          <w:i/>
+          <w:iCs/>
+        </w:rPr>
+      </w:pPr>
+      <w:r>
+        <w:rPr>
+          <w:rFonts w:ascii="Times New Roman" w:hAnsi="Times New Roman" w:cs="Times New Roman"/>
+          <w:i/>
+          <w:iCs/>
+        </w:rPr>
         <w:t>-&gt; 6653.53 seconds == 110.89 seconds == 1.848 hours</w:t>
       </w:r>
     </w:p>
@@ -4274,33 +4939,63 @@
         <w:rPr>
           <w:rFonts w:cs="Times New Roman"/>
         </w:rPr>
-        <w:t xml:space="preserve"> Deepseek</w:t>
-      </w:r>
-    </w:p>
-    <w:p>
-      <w:pPr>
-        <w:rPr>
-          <w:rFonts w:ascii="Times New Roman" w:hAnsi="Times New Roman" w:cs="Times New Roman"/>
-        </w:rPr>
-      </w:pPr>
-    </w:p>
-    <w:p>
-      <w:pPr>
-        <w:rPr>
-          <w:rFonts w:ascii="Times New Roman" w:hAnsi="Times New Roman" w:cs="Times New Roman"/>
-        </w:rPr>
-      </w:pPr>
-      <w:r>
-        <w:rPr>
-          <w:rFonts w:ascii="Times New Roman" w:hAnsi="Times New Roman" w:cs="Times New Roman"/>
-        </w:rPr>
-        <w:t>The other LLM attempted which yielded promising results was the currently newly implemented Deepseek</w:t>
-      </w:r>
-      <w:r>
-        <w:rPr>
-          <w:rFonts w:ascii="Times New Roman" w:hAnsi="Times New Roman" w:cs="Times New Roman"/>
-        </w:rPr>
-        <w:t>, specifically Deepseek-r1-8B, which is a recent open-source model developed by Deepseek excelling at a wide range of tasks like instruction following, reasoning and knowledge retrieval</w:t>
+        <w:t xml:space="preserve"> </w:t>
+      </w:r>
+      <w:proofErr w:type="spellStart"/>
+      <w:r>
+        <w:rPr>
+          <w:rFonts w:cs="Times New Roman"/>
+        </w:rPr>
+        <w:t>Deepseek</w:t>
+      </w:r>
+      <w:proofErr w:type="spellEnd"/>
+    </w:p>
+    <w:p>
+      <w:pPr>
+        <w:rPr>
+          <w:rFonts w:ascii="Times New Roman" w:hAnsi="Times New Roman" w:cs="Times New Roman"/>
+        </w:rPr>
+      </w:pPr>
+    </w:p>
+    <w:p>
+      <w:pPr>
+        <w:rPr>
+          <w:rFonts w:ascii="Times New Roman" w:hAnsi="Times New Roman" w:cs="Times New Roman"/>
+        </w:rPr>
+      </w:pPr>
+      <w:r>
+        <w:rPr>
+          <w:rFonts w:ascii="Times New Roman" w:hAnsi="Times New Roman" w:cs="Times New Roman"/>
+        </w:rPr>
+        <w:t xml:space="preserve">The other LLM attempted which yielded promising results was the currently newly implemented </w:t>
+      </w:r>
+      <w:proofErr w:type="spellStart"/>
+      <w:r>
+        <w:rPr>
+          <w:rFonts w:ascii="Times New Roman" w:hAnsi="Times New Roman" w:cs="Times New Roman"/>
+        </w:rPr>
+        <w:t>Deepseek</w:t>
+      </w:r>
+      <w:proofErr w:type="spellEnd"/>
+      <w:r>
+        <w:rPr>
+          <w:rFonts w:ascii="Times New Roman" w:hAnsi="Times New Roman" w:cs="Times New Roman"/>
+        </w:rPr>
+        <w:t xml:space="preserve">, specifically Deepseek-r1-8B, which is a recent open-source model developed by </w:t>
+      </w:r>
+      <w:proofErr w:type="spellStart"/>
+      <w:r>
+        <w:rPr>
+          <w:rFonts w:ascii="Times New Roman" w:hAnsi="Times New Roman" w:cs="Times New Roman"/>
+        </w:rPr>
+        <w:t>Deepseek</w:t>
+      </w:r>
+      <w:proofErr w:type="spellEnd"/>
+      <w:r>
+        <w:rPr>
+          <w:rFonts w:ascii="Times New Roman" w:hAnsi="Times New Roman" w:cs="Times New Roman"/>
+        </w:rPr>
+        <w:t xml:space="preserve"> excelling at a wide range of tasks like instruction following, reasoning and knowledge retrieval</w:t>
       </w:r>
       <w:r>
         <w:rPr>
@@ -4308,6 +5003,7 @@
         </w:rPr>
         <w:t xml:space="preserve">. </w:t>
       </w:r>
+      <w:proofErr w:type="gramStart"/>
       <w:r>
         <w:rPr>
           <w:rFonts w:ascii="Times New Roman" w:hAnsi="Times New Roman" w:cs="Times New Roman"/>
@@ -4316,6 +5012,7 @@
         </w:rPr>
         <w:t>[ ]</w:t>
       </w:r>
+      <w:proofErr w:type="gramEnd"/>
       <w:r>
         <w:rPr>
           <w:rFonts w:ascii="Times New Roman" w:hAnsi="Times New Roman" w:cs="Times New Roman"/>
@@ -4327,7 +5024,21 @@
           <w:rFonts w:ascii="Times New Roman" w:hAnsi="Times New Roman" w:cs="Times New Roman"/>
         </w:rPr>
         <w:br/>
-        <w:t>Using the same technique used in GPT with the same format, Deepseek returned very similar results that were properly structured as specified by the prompt, while also being fully localized, however the time per Article was tanked as a result:</w:t>
+        <w:t xml:space="preserve">Using the same technique used in GPT with the same format, </w:t>
+      </w:r>
+      <w:proofErr w:type="spellStart"/>
+      <w:r>
+        <w:rPr>
+          <w:rFonts w:ascii="Times New Roman" w:hAnsi="Times New Roman" w:cs="Times New Roman"/>
+        </w:rPr>
+        <w:t>Deepseek</w:t>
+      </w:r>
+      <w:proofErr w:type="spellEnd"/>
+      <w:r>
+        <w:rPr>
+          <w:rFonts w:ascii="Times New Roman" w:hAnsi="Times New Roman" w:cs="Times New Roman"/>
+        </w:rPr>
+        <w:t xml:space="preserve"> returned very similar results that were properly structured as specified by the prompt, while also being fully localized, however the time per Article was tanked as a result:</w:t>
       </w:r>
     </w:p>
     <w:p>
@@ -4374,7 +5085,6 @@
           <w:i/>
           <w:iCs/>
         </w:rPr>
-        <w:lastRenderedPageBreak/>
         <w:t>-Average time required Per Article with 4 Threads, where each Thread operates on each own Article: 2700 – 3500 seconds == 45 – 58 minutes</w:t>
       </w:r>
     </w:p>
@@ -4388,7 +5098,21 @@
         <w:rPr>
           <w:rFonts w:ascii="Times New Roman" w:hAnsi="Times New Roman" w:cs="Times New Roman"/>
         </w:rPr>
-        <w:t>Due to the time required per article, we did not further pursue using Deepseek, even if the short number of Articles parsed were satisfactory.</w:t>
+        <w:t xml:space="preserve">Due to the time required per article, we did not further pursue using </w:t>
+      </w:r>
+      <w:proofErr w:type="spellStart"/>
+      <w:r>
+        <w:rPr>
+          <w:rFonts w:ascii="Times New Roman" w:hAnsi="Times New Roman" w:cs="Times New Roman"/>
+        </w:rPr>
+        <w:t>Deepseek</w:t>
+      </w:r>
+      <w:proofErr w:type="spellEnd"/>
+      <w:r>
+        <w:rPr>
+          <w:rFonts w:ascii="Times New Roman" w:hAnsi="Times New Roman" w:cs="Times New Roman"/>
+        </w:rPr>
+        <w:t>, even if the short number of Articles parsed were satisfactory.</w:t>
       </w:r>
     </w:p>
     <w:p>
@@ -4476,7 +5200,21 @@
         <w:rPr>
           <w:rFonts w:ascii="Times New Roman" w:hAnsi="Times New Roman" w:cs="Times New Roman"/>
         </w:rPr>
-        <w:t xml:space="preserve">  but were unsuccessful, we then attempted to use Llama through Groq </w:t>
+        <w:t xml:space="preserve">  but were unsuccessful, we then attempted to use Llama through </w:t>
+      </w:r>
+      <w:proofErr w:type="spellStart"/>
+      <w:r>
+        <w:rPr>
+          <w:rFonts w:ascii="Times New Roman" w:hAnsi="Times New Roman" w:cs="Times New Roman"/>
+        </w:rPr>
+        <w:t>Groq</w:t>
+      </w:r>
+      <w:proofErr w:type="spellEnd"/>
+      <w:r>
+        <w:rPr>
+          <w:rFonts w:ascii="Times New Roman" w:hAnsi="Times New Roman" w:cs="Times New Roman"/>
+        </w:rPr>
+        <w:t xml:space="preserve"> </w:t>
       </w:r>
       <w:r>
         <w:rPr>
@@ -4497,7 +5235,21 @@
           <w:rFonts w:ascii="Times New Roman" w:hAnsi="Times New Roman" w:cs="Times New Roman"/>
         </w:rPr>
         <w:br/>
-        <w:t>The results from Llama were unsatisfactory, with the LLM often not following the prompt instructions well as well as not outputting in Json format most of the time, the Groq API also would also limits it’s service to about 300 Articles, limiting its usage.</w:t>
+        <w:t xml:space="preserve">The results from Llama were unsatisfactory, with the LLM often not following the prompt instructions well as well as not outputting in Json format most of the time, the </w:t>
+      </w:r>
+      <w:proofErr w:type="spellStart"/>
+      <w:r>
+        <w:rPr>
+          <w:rFonts w:ascii="Times New Roman" w:hAnsi="Times New Roman" w:cs="Times New Roman"/>
+        </w:rPr>
+        <w:t>Groq</w:t>
+      </w:r>
+      <w:proofErr w:type="spellEnd"/>
+      <w:r>
+        <w:rPr>
+          <w:rFonts w:ascii="Times New Roman" w:hAnsi="Times New Roman" w:cs="Times New Roman"/>
+        </w:rPr>
+        <w:t xml:space="preserve"> API also would also limits it’s service to about 300 Articles, limiting its usage.</w:t>
       </w:r>
     </w:p>
     <w:p>
@@ -5003,7 +5755,21 @@
         <w:rPr>
           <w:rFonts w:ascii="Times New Roman" w:hAnsi="Times New Roman" w:cs="Times New Roman"/>
         </w:rPr>
-        <w:t>: Import and parse the files of both the ground-truth and predicted set into Json structure and order them such that each entry of the predicted and ground-truth set refer to the same Article.</w:t>
+        <w:t xml:space="preserve">: Import and parse the files of both the ground-truth and predicted set into Json structure and order them such that each entry of the predicted and ground-truth set </w:t>
+      </w:r>
+      <w:proofErr w:type="gramStart"/>
+      <w:r>
+        <w:rPr>
+          <w:rFonts w:ascii="Times New Roman" w:hAnsi="Times New Roman" w:cs="Times New Roman"/>
+        </w:rPr>
+        <w:t>refer</w:t>
+      </w:r>
+      <w:proofErr w:type="gramEnd"/>
+      <w:r>
+        <w:rPr>
+          <w:rFonts w:ascii="Times New Roman" w:hAnsi="Times New Roman" w:cs="Times New Roman"/>
+        </w:rPr>
+        <w:t xml:space="preserve"> to the same Article.</w:t>
       </w:r>
     </w:p>
     <w:p>
@@ -5028,8 +5794,23 @@
         <w:rPr>
           <w:rFonts w:ascii="Times New Roman" w:hAnsi="Times New Roman" w:cs="Times New Roman"/>
         </w:rPr>
-        <w:t xml:space="preserve">: Identify Entity-Topic and Entity-Entity pairs in both sets, and calculate matches using Semantic Similarity with Sentence Transformers </w:t>
-      </w:r>
+        <w:t xml:space="preserve">: Identify Entity-Topic and Entity-Entity pairs in both </w:t>
+      </w:r>
+      <w:proofErr w:type="gramStart"/>
+      <w:r>
+        <w:rPr>
+          <w:rFonts w:ascii="Times New Roman" w:hAnsi="Times New Roman" w:cs="Times New Roman"/>
+        </w:rPr>
+        <w:t>sets, and</w:t>
+      </w:r>
+      <w:proofErr w:type="gramEnd"/>
+      <w:r>
+        <w:rPr>
+          <w:rFonts w:ascii="Times New Roman" w:hAnsi="Times New Roman" w:cs="Times New Roman"/>
+        </w:rPr>
+        <w:t xml:space="preserve"> calculate matches using Semantic Similarity with Sentence Transformers </w:t>
+      </w:r>
+      <w:proofErr w:type="gramStart"/>
       <w:r>
         <w:rPr>
           <w:rFonts w:ascii="Times New Roman" w:hAnsi="Times New Roman" w:cs="Times New Roman"/>
@@ -5042,7 +5823,14 @@
         <w:rPr>
           <w:rFonts w:ascii="Times New Roman" w:hAnsi="Times New Roman" w:cs="Times New Roman"/>
         </w:rPr>
-        <w:t xml:space="preserve"> , comparing each pair from the predicted set with each ground-truth pair, until a match is found or it checks every pair, repeating for each predicted pair. A matched pair being considered when both Source Entities match and both Target Entities/Topics match, using a threshold of 0.7.</w:t>
+        <w:t xml:space="preserve"> ,</w:t>
+      </w:r>
+      <w:proofErr w:type="gramEnd"/>
+      <w:r>
+        <w:rPr>
+          <w:rFonts w:ascii="Times New Roman" w:hAnsi="Times New Roman" w:cs="Times New Roman"/>
+        </w:rPr>
+        <w:t xml:space="preserve"> comparing each pair from the predicted set with each ground-truth pair, until a match is found or it checks every pair, repeating for each predicted pair. A matched pair being considered when both Source Entities match and both Target Entities/Topics match, using a threshold of 0.7.</w:t>
       </w:r>
       <w:r>
         <w:rPr>
@@ -5299,7 +6087,49 @@
           <w:rFonts w:ascii="Times New Roman" w:hAnsi="Times New Roman" w:cs="Times New Roman"/>
         </w:rPr>
         <w:tab/>
-        <w:t>Manually aliasing certain words (trump-&gt;donald trump, eu-&gt;european union)</w:t>
+        <w:t>Manually aliasing certain words (trump-&gt;</w:t>
+      </w:r>
+      <w:proofErr w:type="spellStart"/>
+      <w:r>
+        <w:rPr>
+          <w:rFonts w:ascii="Times New Roman" w:hAnsi="Times New Roman" w:cs="Times New Roman"/>
+        </w:rPr>
+        <w:t>donald</w:t>
+      </w:r>
+      <w:proofErr w:type="spellEnd"/>
+      <w:r>
+        <w:rPr>
+          <w:rFonts w:ascii="Times New Roman" w:hAnsi="Times New Roman" w:cs="Times New Roman"/>
+        </w:rPr>
+        <w:t xml:space="preserve"> trump, </w:t>
+      </w:r>
+      <w:proofErr w:type="spellStart"/>
+      <w:r>
+        <w:rPr>
+          <w:rFonts w:ascii="Times New Roman" w:hAnsi="Times New Roman" w:cs="Times New Roman"/>
+        </w:rPr>
+        <w:t>eu</w:t>
+      </w:r>
+      <w:proofErr w:type="spellEnd"/>
+      <w:r>
+        <w:rPr>
+          <w:rFonts w:ascii="Times New Roman" w:hAnsi="Times New Roman" w:cs="Times New Roman"/>
+        </w:rPr>
+        <w:t>-&gt;</w:t>
+      </w:r>
+      <w:proofErr w:type="spellStart"/>
+      <w:r>
+        <w:rPr>
+          <w:rFonts w:ascii="Times New Roman" w:hAnsi="Times New Roman" w:cs="Times New Roman"/>
+        </w:rPr>
+        <w:t>european</w:t>
+      </w:r>
+      <w:proofErr w:type="spellEnd"/>
+      <w:r>
+        <w:rPr>
+          <w:rFonts w:ascii="Times New Roman" w:hAnsi="Times New Roman" w:cs="Times New Roman"/>
+        </w:rPr>
+        <w:t xml:space="preserve"> union)</w:t>
       </w:r>
       <w:r>
         <w:rPr>
@@ -6260,7 +7090,21 @@
                 <w:rFonts w:ascii="Times New Roman" w:hAnsi="Times New Roman" w:cs="Times New Roman"/>
               </w:rPr>
               <w:tab/>
-              <w:t>6.2.2.2 Overall Attitude Summary Conclusion</w:t>
+              <w:t>6.2.2.2</w:t>
+            </w:r>
+            <w:proofErr w:type="gramStart"/>
+            <w:r>
+              <w:rPr>
+                <w:rFonts w:ascii="Times New Roman" w:hAnsi="Times New Roman" w:cs="Times New Roman"/>
+              </w:rPr>
+              <w:t xml:space="preserve"> Overall</w:t>
+            </w:r>
+            <w:proofErr w:type="gramEnd"/>
+            <w:r>
+              <w:rPr>
+                <w:rFonts w:ascii="Times New Roman" w:hAnsi="Times New Roman" w:cs="Times New Roman"/>
+              </w:rPr>
+              <w:t xml:space="preserve"> Attitude Summary Conclusion</w:t>
             </w:r>
             <w:r>
               <w:rPr>
@@ -6348,8 +7192,30 @@
                 <w:rFonts w:ascii="Times New Roman" w:hAnsi="Times New Roman" w:cs="Times New Roman"/>
               </w:rPr>
               <w:tab/>
-              <w:t>6.2.4.2 Pair Frequency</w:t>
-            </w:r>
+              <w:t>6.2.4.2</w:t>
+            </w:r>
+            <w:proofErr w:type="gramStart"/>
+            <w:r>
+              <w:rPr>
+                <w:rFonts w:ascii="Times New Roman" w:hAnsi="Times New Roman" w:cs="Times New Roman"/>
+              </w:rPr>
+              <w:t xml:space="preserve"> Pair</w:t>
+            </w:r>
+            <w:proofErr w:type="gramEnd"/>
+            <w:r>
+              <w:rPr>
+                <w:rFonts w:ascii="Times New Roman" w:hAnsi="Times New Roman" w:cs="Times New Roman"/>
+              </w:rPr>
+              <w:t xml:space="preserve"> </w:t>
+            </w:r>
+            <w:proofErr w:type="gramStart"/>
+            <w:r>
+              <w:rPr>
+                <w:rFonts w:ascii="Times New Roman" w:hAnsi="Times New Roman" w:cs="Times New Roman"/>
+              </w:rPr>
+              <w:t>Frequency</w:t>
+            </w:r>
+            <w:proofErr w:type="gramEnd"/>
           </w:p>
           <w:p>
             <w:pPr>
@@ -6729,21 +7595,63 @@
         <w:rPr>
           <w:rFonts w:ascii="Times New Roman" w:hAnsi="Times New Roman" w:cs="Times New Roman"/>
         </w:rPr>
-        <w:t>“True Positive” : X number of pairs from the Predicted Dataset were matched with pairs from the Ground Truth Dataset</w:t>
+        <w:t>“True Positive</w:t>
+      </w:r>
+      <w:proofErr w:type="gramStart"/>
+      <w:r>
+        <w:rPr>
+          <w:rFonts w:ascii="Times New Roman" w:hAnsi="Times New Roman" w:cs="Times New Roman"/>
+        </w:rPr>
+        <w:t>” :</w:t>
+      </w:r>
+      <w:proofErr w:type="gramEnd"/>
+      <w:r>
+        <w:rPr>
+          <w:rFonts w:ascii="Times New Roman" w:hAnsi="Times New Roman" w:cs="Times New Roman"/>
+        </w:rPr>
+        <w:t xml:space="preserve"> X number of pairs from the Predicted Dataset were matched with pairs from the Ground Truth Dataset</w:t>
       </w:r>
       <w:r>
         <w:rPr>
           <w:rFonts w:ascii="Times New Roman" w:hAnsi="Times New Roman" w:cs="Times New Roman"/>
         </w:rPr>
         <w:br/>
-        <w:t>“False Positive” : X number of pairs were found Only in the Predicted Dataset and were not included in the Ground Truth Dataset</w:t>
+        <w:t>“False Positive</w:t>
+      </w:r>
+      <w:proofErr w:type="gramStart"/>
+      <w:r>
+        <w:rPr>
+          <w:rFonts w:ascii="Times New Roman" w:hAnsi="Times New Roman" w:cs="Times New Roman"/>
+        </w:rPr>
+        <w:t>” :</w:t>
+      </w:r>
+      <w:proofErr w:type="gramEnd"/>
+      <w:r>
+        <w:rPr>
+          <w:rFonts w:ascii="Times New Roman" w:hAnsi="Times New Roman" w:cs="Times New Roman"/>
+        </w:rPr>
+        <w:t xml:space="preserve"> X number of pairs were found Only in the Predicted Dataset and were not included in the Ground Truth Dataset</w:t>
       </w:r>
       <w:r>
         <w:rPr>
           <w:rFonts w:ascii="Times New Roman" w:hAnsi="Times New Roman" w:cs="Times New Roman"/>
         </w:rPr>
         <w:br/>
-        <w:t>“False Negative” : X number of pairs were found Only in the Ground Truth Dataset and were not included in the Predicted Dataset</w:t>
+        <w:t>“False Negative</w:t>
+      </w:r>
+      <w:proofErr w:type="gramStart"/>
+      <w:r>
+        <w:rPr>
+          <w:rFonts w:ascii="Times New Roman" w:hAnsi="Times New Roman" w:cs="Times New Roman"/>
+        </w:rPr>
+        <w:t>” :</w:t>
+      </w:r>
+      <w:proofErr w:type="gramEnd"/>
+      <w:r>
+        <w:rPr>
+          <w:rFonts w:ascii="Times New Roman" w:hAnsi="Times New Roman" w:cs="Times New Roman"/>
+        </w:rPr>
+        <w:t xml:space="preserve"> X number of pairs were found Only in the Ground Truth Dataset and were not included in the Predicted Dataset</w:t>
       </w:r>
     </w:p>
     <w:p>
@@ -6769,14 +7677,42 @@
         <w:rPr>
           <w:rFonts w:ascii="Times New Roman" w:hAnsi="Times New Roman" w:cs="Times New Roman"/>
         </w:rPr>
-        <w:t>“True Positive” X number of Attitudes were correctly predicted  to the Ground Truth Attitude</w:t>
+        <w:t xml:space="preserve">“True Positive” X number of Attitudes were correctly </w:t>
+      </w:r>
+      <w:proofErr w:type="gramStart"/>
+      <w:r>
+        <w:rPr>
+          <w:rFonts w:ascii="Times New Roman" w:hAnsi="Times New Roman" w:cs="Times New Roman"/>
+        </w:rPr>
+        <w:t>predicted  to</w:t>
+      </w:r>
+      <w:proofErr w:type="gramEnd"/>
+      <w:r>
+        <w:rPr>
+          <w:rFonts w:ascii="Times New Roman" w:hAnsi="Times New Roman" w:cs="Times New Roman"/>
+        </w:rPr>
+        <w:t xml:space="preserve"> the Ground Truth Attitude</w:t>
       </w:r>
       <w:r>
         <w:rPr>
           <w:rFonts w:ascii="Times New Roman" w:hAnsi="Times New Roman" w:cs="Times New Roman"/>
         </w:rPr>
         <w:br/>
-        <w:t>“False Negative” : X number of Attitudes were incorrectly predicted to the Ground Truth Attitude</w:t>
+        <w:t>“False Negative</w:t>
+      </w:r>
+      <w:proofErr w:type="gramStart"/>
+      <w:r>
+        <w:rPr>
+          <w:rFonts w:ascii="Times New Roman" w:hAnsi="Times New Roman" w:cs="Times New Roman"/>
+        </w:rPr>
+        <w:t>” :</w:t>
+      </w:r>
+      <w:proofErr w:type="gramEnd"/>
+      <w:r>
+        <w:rPr>
+          <w:rFonts w:ascii="Times New Roman" w:hAnsi="Times New Roman" w:cs="Times New Roman"/>
+        </w:rPr>
+        <w:t xml:space="preserve"> X number of Attitudes were incorrectly predicted to the Ground Truth Attitude</w:t>
       </w:r>
     </w:p>
     <w:p>
@@ -6805,13 +7741,23 @@
         <w:lastRenderedPageBreak/>
         <w:t xml:space="preserve">Overlap: How similar the model’s justification for the Pair/Attitude were, using ROUGE-L </w:t>
       </w:r>
+      <w:proofErr w:type="gramStart"/>
       <w:r>
         <w:rPr>
           <w:rFonts w:ascii="Times New Roman" w:hAnsi="Times New Roman" w:cs="Times New Roman"/>
           <w:b/>
           <w:bCs/>
         </w:rPr>
-        <w:t xml:space="preserve">[ ] </w:t>
+        <w:t>[ ]</w:t>
+      </w:r>
+      <w:proofErr w:type="gramEnd"/>
+      <w:r>
+        <w:rPr>
+          <w:rFonts w:ascii="Times New Roman" w:hAnsi="Times New Roman" w:cs="Times New Roman"/>
+          <w:b/>
+          <w:bCs/>
+        </w:rPr>
+        <w:t xml:space="preserve"> </w:t>
       </w:r>
       <w:r>
         <w:rPr>
@@ -8653,7 +9599,21 @@
           <w:rFonts w:ascii="Times New Roman" w:hAnsi="Times New Roman" w:cs="Times New Roman"/>
         </w:rPr>
         <w:br/>
-        <w:t>The Justification Overlap was overlooked for the Topical case here since POLAR does not provide a Sentence for its Noun_Phrase_Attitudes, which are what the Topical Pairs here are.</w:t>
+        <w:t xml:space="preserve">The Justification Overlap was overlooked for the Topical case here since POLAR does not provide a Sentence for its </w:t>
+      </w:r>
+      <w:proofErr w:type="spellStart"/>
+      <w:r>
+        <w:rPr>
+          <w:rFonts w:ascii="Times New Roman" w:hAnsi="Times New Roman" w:cs="Times New Roman"/>
+        </w:rPr>
+        <w:t>Noun_Phrase_Attitudes</w:t>
+      </w:r>
+      <w:proofErr w:type="spellEnd"/>
+      <w:r>
+        <w:rPr>
+          <w:rFonts w:ascii="Times New Roman" w:hAnsi="Times New Roman" w:cs="Times New Roman"/>
+        </w:rPr>
+        <w:t>, which are what the Topical Pairs here are.</w:t>
       </w:r>
     </w:p>
     <w:p>
@@ -8860,29 +9820,30 @@
         </w:rPr>
         <w:t xml:space="preserve">These graphs show the Overall number of Positive/Neutral/Negative attitudes that GPT assigned to the pairs, as well as the Seaborn Graph </w:t>
       </w:r>
+      <w:proofErr w:type="gramStart"/>
       <w:r>
         <w:rPr>
           <w:rFonts w:ascii="Times New Roman" w:hAnsi="Times New Roman" w:cs="Times New Roman"/>
           <w:b/>
           <w:bCs/>
         </w:rPr>
-        <w:t xml:space="preserve">[  ] </w:t>
-      </w:r>
-      <w:r>
-        <w:rPr>
-          <w:rFonts w:ascii="Times New Roman" w:hAnsi="Times New Roman" w:cs="Times New Roman"/>
-        </w:rPr>
-        <w:t xml:space="preserve"> showcasing the amount of those attitudes assigned for each sample, where each Dot corresponds to one Sample.</w:t>
-      </w:r>
-    </w:p>
-    <w:p>
-      <w:pPr>
+        <w:t>[  ]</w:t>
+      </w:r>
+      <w:proofErr w:type="gramEnd"/>
+      <w:r>
         <w:rPr>
           <w:rFonts w:ascii="Times New Roman" w:hAnsi="Times New Roman" w:cs="Times New Roman"/>
           <w:b/>
           <w:bCs/>
         </w:rPr>
-      </w:pPr>
+        <w:t xml:space="preserve"> </w:t>
+      </w:r>
+      <w:r>
+        <w:rPr>
+          <w:rFonts w:ascii="Times New Roman" w:hAnsi="Times New Roman" w:cs="Times New Roman"/>
+        </w:rPr>
+        <w:t xml:space="preserve"> showcasing the amount of those attitudes assigned for each sample, where each Dot corresponds to one Sample.</w:t>
+      </w:r>
     </w:p>
     <w:p>
       <w:pPr>
@@ -8892,12 +9853,21 @@
           <w:bCs/>
         </w:rPr>
       </w:pPr>
-      <w:r>
+    </w:p>
+    <w:p>
+      <w:pPr>
         <w:rPr>
           <w:rFonts w:ascii="Times New Roman" w:hAnsi="Times New Roman" w:cs="Times New Roman"/>
           <w:b/>
           <w:bCs/>
         </w:rPr>
+      </w:pPr>
+      <w:r>
+        <w:rPr>
+          <w:rFonts w:ascii="Times New Roman" w:hAnsi="Times New Roman" w:cs="Times New Roman"/>
+          <w:b/>
+          <w:bCs/>
+        </w:rPr>
         <w:t>Training Dataset:</w:t>
       </w:r>
     </w:p>
@@ -8918,7 +9888,35 @@
         <w:rPr>
           <w:rFonts w:ascii="Times New Roman" w:hAnsi="Times New Roman" w:cs="Times New Roman"/>
         </w:rPr>
-        <w:t>“True_Data”(GPT):</w:t>
+        <w:t>“</w:t>
+      </w:r>
+      <w:proofErr w:type="spellStart"/>
+      <w:r>
+        <w:rPr>
+          <w:rFonts w:ascii="Times New Roman" w:hAnsi="Times New Roman" w:cs="Times New Roman"/>
+        </w:rPr>
+        <w:t>True_</w:t>
+      </w:r>
+      <w:proofErr w:type="gramStart"/>
+      <w:r>
+        <w:rPr>
+          <w:rFonts w:ascii="Times New Roman" w:hAnsi="Times New Roman" w:cs="Times New Roman"/>
+        </w:rPr>
+        <w:t>Data</w:t>
+      </w:r>
+      <w:proofErr w:type="spellEnd"/>
+      <w:r>
+        <w:rPr>
+          <w:rFonts w:ascii="Times New Roman" w:hAnsi="Times New Roman" w:cs="Times New Roman"/>
+        </w:rPr>
+        <w:t>”(</w:t>
+      </w:r>
+      <w:proofErr w:type="gramEnd"/>
+      <w:r>
+        <w:rPr>
+          <w:rFonts w:ascii="Times New Roman" w:hAnsi="Times New Roman" w:cs="Times New Roman"/>
+        </w:rPr>
+        <w:t>GPT):</w:t>
       </w:r>
     </w:p>
     <w:tbl>
@@ -9298,7 +10296,21 @@
         <w:rPr>
           <w:rFonts w:ascii="Times New Roman" w:hAnsi="Times New Roman" w:cs="Times New Roman"/>
         </w:rPr>
-        <w:t>“Pred_Data” (POLAR):</w:t>
+        <w:t>“</w:t>
+      </w:r>
+      <w:proofErr w:type="spellStart"/>
+      <w:r>
+        <w:rPr>
+          <w:rFonts w:ascii="Times New Roman" w:hAnsi="Times New Roman" w:cs="Times New Roman"/>
+        </w:rPr>
+        <w:t>Pred_Data</w:t>
+      </w:r>
+      <w:proofErr w:type="spellEnd"/>
+      <w:r>
+        <w:rPr>
+          <w:rFonts w:ascii="Times New Roman" w:hAnsi="Times New Roman" w:cs="Times New Roman"/>
+        </w:rPr>
+        <w:t>” (POLAR):</w:t>
       </w:r>
     </w:p>
     <w:tbl>
@@ -9722,7 +10734,21 @@
         <w:rPr>
           <w:rFonts w:ascii="Times New Roman" w:hAnsi="Times New Roman" w:cs="Times New Roman"/>
         </w:rPr>
-        <w:t>“True_Data” (GPT):</w:t>
+        <w:t>“</w:t>
+      </w:r>
+      <w:proofErr w:type="spellStart"/>
+      <w:r>
+        <w:rPr>
+          <w:rFonts w:ascii="Times New Roman" w:hAnsi="Times New Roman" w:cs="Times New Roman"/>
+        </w:rPr>
+        <w:t>True_Data</w:t>
+      </w:r>
+      <w:proofErr w:type="spellEnd"/>
+      <w:r>
+        <w:rPr>
+          <w:rFonts w:ascii="Times New Roman" w:hAnsi="Times New Roman" w:cs="Times New Roman"/>
+        </w:rPr>
+        <w:t>” (GPT):</w:t>
       </w:r>
     </w:p>
     <w:tbl>
@@ -9840,7 +10866,7 @@
               </w:rPr>
               <w:lastRenderedPageBreak/>
               <w:drawing>
-                <wp:inline distT="0" distB="0" distL="0" distR="0" wp14:anchorId="5C703E87" wp14:editId="3DB59F8F">
+                <wp:inline distT="0" distB="0" distL="0" distR="0" wp14:anchorId="5C703E87" wp14:editId="7EA3D2C0">
                   <wp:extent cx="5514975" cy="2066925"/>
                   <wp:effectExtent l="0" t="0" r="9525" b="9525"/>
                   <wp:docPr id="1259051297" name="Picture 42" descr="A diagram of a graph&#10;&#10;AI-generated content may be incorrect."/>
@@ -9902,7 +10928,21 @@
         <w:rPr>
           <w:rFonts w:ascii="Times New Roman" w:hAnsi="Times New Roman" w:cs="Times New Roman"/>
         </w:rPr>
-        <w:t>These Graphs show us that for the Brexit dataset, Entity Pairs, GPT covers a majority of Negative pairings, with some Positives/Neutral, averaging 0-1 Positive/Neutral and 0-3 Negative assigns per Sample, with the highest being 11 Negative assigns for 1 sample.</w:t>
+        <w:t xml:space="preserve">These Graphs show us that for the Brexit dataset, Entity Pairs, GPT covers </w:t>
+      </w:r>
+      <w:proofErr w:type="gramStart"/>
+      <w:r>
+        <w:rPr>
+          <w:rFonts w:ascii="Times New Roman" w:hAnsi="Times New Roman" w:cs="Times New Roman"/>
+        </w:rPr>
+        <w:t>a majority of</w:t>
+      </w:r>
+      <w:proofErr w:type="gramEnd"/>
+      <w:r>
+        <w:rPr>
+          <w:rFonts w:ascii="Times New Roman" w:hAnsi="Times New Roman" w:cs="Times New Roman"/>
+        </w:rPr>
+        <w:t xml:space="preserve"> Negative pairings, with some Positives/Neutral, averaging 0-1 Positive/Neutral and 0-3 Negative assigns per Sample, with the highest being 11 Negative assigns for 1 sample.</w:t>
       </w:r>
     </w:p>
     <w:tbl>
@@ -10019,7 +11059,7 @@
                 <w:noProof/>
               </w:rPr>
               <w:drawing>
-                <wp:inline distT="0" distB="0" distL="0" distR="0" wp14:anchorId="12C6E524" wp14:editId="173A96BD">
+                <wp:inline distT="0" distB="0" distL="0" distR="0" wp14:anchorId="12C6E524" wp14:editId="2354934E">
                   <wp:extent cx="5514975" cy="2057400"/>
                   <wp:effectExtent l="0" t="0" r="9525" b="0"/>
                   <wp:docPr id="1521350175" name="Picture 40" descr="A graph with black and orange lines&#10;&#10;AI-generated content may be incorrect."/>
@@ -10101,7 +11141,21 @@
         <w:rPr>
           <w:rFonts w:ascii="Times New Roman" w:hAnsi="Times New Roman" w:cs="Times New Roman"/>
         </w:rPr>
-        <w:t>“Pred_data” (POLAR):</w:t>
+        <w:t>“</w:t>
+      </w:r>
+      <w:proofErr w:type="spellStart"/>
+      <w:r>
+        <w:rPr>
+          <w:rFonts w:ascii="Times New Roman" w:hAnsi="Times New Roman" w:cs="Times New Roman"/>
+        </w:rPr>
+        <w:t>Pred_data</w:t>
+      </w:r>
+      <w:proofErr w:type="spellEnd"/>
+      <w:r>
+        <w:rPr>
+          <w:rFonts w:ascii="Times New Roman" w:hAnsi="Times New Roman" w:cs="Times New Roman"/>
+        </w:rPr>
+        <w:t>” (POLAR):</w:t>
       </w:r>
     </w:p>
     <w:tbl>
@@ -10280,7 +11334,21 @@
         <w:rPr>
           <w:rFonts w:ascii="Times New Roman" w:hAnsi="Times New Roman" w:cs="Times New Roman"/>
         </w:rPr>
-        <w:t>These Graphs show us that for Entity Pairs, POLAR covers a majority of Neutral pairings, with some Positives/Negative, averaging 0-1 Neutral and ≈0 Negative/Positive assigns per Sample, with the highest being 34 Negative assigns for 1 sample.</w:t>
+        <w:t xml:space="preserve">These Graphs show us that for Entity Pairs, POLAR covers </w:t>
+      </w:r>
+      <w:proofErr w:type="gramStart"/>
+      <w:r>
+        <w:rPr>
+          <w:rFonts w:ascii="Times New Roman" w:hAnsi="Times New Roman" w:cs="Times New Roman"/>
+        </w:rPr>
+        <w:t>a majority of</w:t>
+      </w:r>
+      <w:proofErr w:type="gramEnd"/>
+      <w:r>
+        <w:rPr>
+          <w:rFonts w:ascii="Times New Roman" w:hAnsi="Times New Roman" w:cs="Times New Roman"/>
+        </w:rPr>
+        <w:t xml:space="preserve"> Neutral pairings, with some Positives/Negative, averaging 0-1 Neutral and ≈0 Negative/Positive assigns per Sample, with the highest being 34 Negative assigns for 1 sample.</w:t>
       </w:r>
     </w:p>
     <w:tbl>
@@ -10398,7 +11466,7 @@
                 <w:noProof/>
               </w:rPr>
               <w:drawing>
-                <wp:inline distT="0" distB="0" distL="0" distR="0" wp14:anchorId="6EE74467" wp14:editId="56EE8394">
+                <wp:inline distT="0" distB="0" distL="0" distR="0" wp14:anchorId="6EE74467" wp14:editId="22AEB4A3">
                   <wp:extent cx="5629275" cy="2105025"/>
                   <wp:effectExtent l="0" t="0" r="9525" b="9525"/>
                   <wp:docPr id="234418083" name="Picture 36" descr="A diagram of a graph&#10;&#10;AI-generated content may be incorrect."/>
@@ -10460,7 +11528,21 @@
         <w:rPr>
           <w:rFonts w:ascii="Times New Roman" w:hAnsi="Times New Roman" w:cs="Times New Roman"/>
         </w:rPr>
-        <w:t>These Graphs show us that for Topical Pairs, POLAR covers a majority of Neutral pairings, with some Positives/Negative, averaging 0-7 Neutral and ≈0 Negative/Positive assigns per Sample, with the highest being 80 Negative assigns for 1 sample.</w:t>
+        <w:t xml:space="preserve">These Graphs show us that for Topical Pairs, POLAR covers </w:t>
+      </w:r>
+      <w:proofErr w:type="gramStart"/>
+      <w:r>
+        <w:rPr>
+          <w:rFonts w:ascii="Times New Roman" w:hAnsi="Times New Roman" w:cs="Times New Roman"/>
+        </w:rPr>
+        <w:t>a majority of</w:t>
+      </w:r>
+      <w:proofErr w:type="gramEnd"/>
+      <w:r>
+        <w:rPr>
+          <w:rFonts w:ascii="Times New Roman" w:hAnsi="Times New Roman" w:cs="Times New Roman"/>
+        </w:rPr>
+        <w:t xml:space="preserve"> Neutral pairings, with some Positives/Negative, averaging 0-7 Neutral and ≈0 Negative/Positive assigns per Sample, with the highest being 80 Negative assigns for 1 sample.</w:t>
       </w:r>
     </w:p>
     <w:p>
@@ -10618,11 +11700,47 @@
           <w:rFonts w:ascii="Times New Roman" w:hAnsi="Times New Roman" w:cs="Times New Roman"/>
         </w:rPr>
       </w:pPr>
-      <w:r>
-        <w:rPr>
-          <w:rFonts w:ascii="Times New Roman" w:hAnsi="Times New Roman" w:cs="Times New Roman"/>
-        </w:rPr>
-        <w:t>POLAR however assigned Neutral to the overwhelming majority of both Entity and Topical pairs, with the Average Positive/Negative rating per Article averaging at ≈0 for both, whereas the Neutral ratings averaging 0-1 to 0-7 instead.</w:t>
+      <w:proofErr w:type="gramStart"/>
+      <w:r>
+        <w:rPr>
+          <w:rFonts w:ascii="Times New Roman" w:hAnsi="Times New Roman" w:cs="Times New Roman"/>
+        </w:rPr>
+        <w:t>POLAR</w:t>
+      </w:r>
+      <w:proofErr w:type="gramEnd"/>
+      <w:r>
+        <w:rPr>
+          <w:rFonts w:ascii="Times New Roman" w:hAnsi="Times New Roman" w:cs="Times New Roman"/>
+        </w:rPr>
+        <w:t xml:space="preserve"> </w:t>
+      </w:r>
+      <w:proofErr w:type="gramStart"/>
+      <w:r>
+        <w:rPr>
+          <w:rFonts w:ascii="Times New Roman" w:hAnsi="Times New Roman" w:cs="Times New Roman"/>
+        </w:rPr>
+        <w:t>however</w:t>
+      </w:r>
+      <w:proofErr w:type="gramEnd"/>
+      <w:r>
+        <w:rPr>
+          <w:rFonts w:ascii="Times New Roman" w:hAnsi="Times New Roman" w:cs="Times New Roman"/>
+        </w:rPr>
+        <w:t xml:space="preserve"> assigned Neutral to </w:t>
+      </w:r>
+      <w:proofErr w:type="gramStart"/>
+      <w:r>
+        <w:rPr>
+          <w:rFonts w:ascii="Times New Roman" w:hAnsi="Times New Roman" w:cs="Times New Roman"/>
+        </w:rPr>
+        <w:t>the overwhelming majority of</w:t>
+      </w:r>
+      <w:proofErr w:type="gramEnd"/>
+      <w:r>
+        <w:rPr>
+          <w:rFonts w:ascii="Times New Roman" w:hAnsi="Times New Roman" w:cs="Times New Roman"/>
+        </w:rPr>
+        <w:t xml:space="preserve"> both Entity and Topical pairs, with the Average Positive/Negative rating per Article averaging at ≈0 for both, whereas the Neutral ratings averaging 0-1 to 0-7 instead.</w:t>
       </w:r>
     </w:p>
     <w:p>
@@ -10693,7 +11811,21 @@
         <w:rPr>
           <w:rFonts w:ascii="Times New Roman" w:hAnsi="Times New Roman" w:cs="Times New Roman"/>
         </w:rPr>
-        <w:t>POLAR, on the other hand, continued its overwhelming Neutral dominant pattern, with no clear sign of preference to Negative attitudes unlike GPT’s responses. This is likely due to dependency errors or a lack of coverage by the sentiment lexicon (mpqa)</w:t>
+        <w:t>POLAR, on the other hand, continued its overwhelming Neutral dominant pattern, with no clear sign of preference to Negative attitudes unlike GPT’s responses. This is likely due to dependency errors or a lack of coverage by the sentiment lexicon (</w:t>
+      </w:r>
+      <w:proofErr w:type="spellStart"/>
+      <w:r>
+        <w:rPr>
+          <w:rFonts w:ascii="Times New Roman" w:hAnsi="Times New Roman" w:cs="Times New Roman"/>
+        </w:rPr>
+        <w:t>mpqa</w:t>
+      </w:r>
+      <w:proofErr w:type="spellEnd"/>
+      <w:r>
+        <w:rPr>
+          <w:rFonts w:ascii="Times New Roman" w:hAnsi="Times New Roman" w:cs="Times New Roman"/>
+        </w:rPr>
+        <w:t>)</w:t>
       </w:r>
     </w:p>
     <w:p>
@@ -10863,7 +11995,21 @@
         <w:rPr>
           <w:rFonts w:ascii="Times New Roman" w:hAnsi="Times New Roman" w:cs="Times New Roman"/>
         </w:rPr>
-        <w:t>In this section we compared the Topics file generated by the Topic_Identifier step of the POLAR Pipeline, see Chapter 2</w:t>
+        <w:t xml:space="preserve">In this section we compared the Topics file generated by the </w:t>
+      </w:r>
+      <w:proofErr w:type="spellStart"/>
+      <w:r>
+        <w:rPr>
+          <w:rFonts w:ascii="Times New Roman" w:hAnsi="Times New Roman" w:cs="Times New Roman"/>
+        </w:rPr>
+        <w:t>Topic_Identifier</w:t>
+      </w:r>
+      <w:proofErr w:type="spellEnd"/>
+      <w:r>
+        <w:rPr>
+          <w:rFonts w:ascii="Times New Roman" w:hAnsi="Times New Roman" w:cs="Times New Roman"/>
+        </w:rPr>
+        <w:t xml:space="preserve"> step of the POLAR Pipeline, see Chapter 2</w:t>
       </w:r>
       <w:r>
         <w:rPr>
@@ -10875,7 +12021,21 @@
         <w:rPr>
           <w:rFonts w:ascii="Times New Roman" w:hAnsi="Times New Roman" w:cs="Times New Roman"/>
         </w:rPr>
-        <w:t xml:space="preserve">, this was done by treating the Topics in the Topical Pairs as Noun_Phrases and reformatting them to generate the topics.json.gz. </w:t>
+        <w:t xml:space="preserve">, this was done by treating the Topics in the Topical Pairs as </w:t>
+      </w:r>
+      <w:proofErr w:type="spellStart"/>
+      <w:r>
+        <w:rPr>
+          <w:rFonts w:ascii="Times New Roman" w:hAnsi="Times New Roman" w:cs="Times New Roman"/>
+        </w:rPr>
+        <w:t>Noun_Phrases</w:t>
+      </w:r>
+      <w:proofErr w:type="spellEnd"/>
+      <w:r>
+        <w:rPr>
+          <w:rFonts w:ascii="Times New Roman" w:hAnsi="Times New Roman" w:cs="Times New Roman"/>
+        </w:rPr>
+        <w:t xml:space="preserve"> and reformatting them to generate the topics.json.gz. </w:t>
       </w:r>
       <w:r>
         <w:rPr>
@@ -11488,14 +12648,42 @@
           <w:rFonts w:ascii="Times New Roman" w:hAnsi="Times New Roman" w:cs="Times New Roman"/>
         </w:rPr>
         <w:br/>
-        <w:t>"a potential Brexit" &lt;-&gt; "The so-called 'Brexit' decision" , score: 0.6003</w:t>
+        <w:t>"a potential Brexit" &lt;-&gt; "The so-called 'Brexit' decision</w:t>
+      </w:r>
+      <w:proofErr w:type="gramStart"/>
+      <w:r>
+        <w:rPr>
+          <w:rFonts w:ascii="Times New Roman" w:hAnsi="Times New Roman" w:cs="Times New Roman"/>
+        </w:rPr>
+        <w:t>" ,</w:t>
+      </w:r>
+      <w:proofErr w:type="gramEnd"/>
+      <w:r>
+        <w:rPr>
+          <w:rFonts w:ascii="Times New Roman" w:hAnsi="Times New Roman" w:cs="Times New Roman"/>
+        </w:rPr>
+        <w:t xml:space="preserve"> score: 0.6003</w:t>
       </w:r>
       <w:r>
         <w:rPr>
           <w:rFonts w:ascii="Times New Roman" w:hAnsi="Times New Roman" w:cs="Times New Roman"/>
         </w:rPr>
         <w:br/>
-        <w:t>"a political crisis" &lt;-&gt; "economic and political uncertainty" , score: 0.609</w:t>
+        <w:t>"a political crisis" &lt;-&gt; "economic and political uncertainty</w:t>
+      </w:r>
+      <w:proofErr w:type="gramStart"/>
+      <w:r>
+        <w:rPr>
+          <w:rFonts w:ascii="Times New Roman" w:hAnsi="Times New Roman" w:cs="Times New Roman"/>
+        </w:rPr>
+        <w:t>" ,</w:t>
+      </w:r>
+      <w:proofErr w:type="gramEnd"/>
+      <w:r>
+        <w:rPr>
+          <w:rFonts w:ascii="Times New Roman" w:hAnsi="Times New Roman" w:cs="Times New Roman"/>
+        </w:rPr>
+        <w:t xml:space="preserve"> score: 0.609</w:t>
       </w:r>
     </w:p>
     <w:p>
@@ -11562,7 +12750,21 @@
         <w:rPr>
           <w:rFonts w:ascii="Times New Roman" w:hAnsi="Times New Roman" w:cs="Times New Roman"/>
         </w:rPr>
-        <w:t>It is important to note that this step was not done using Semantic Similarity to compare the pairs due to Time Constraints, since to accurately and fairly compare every pair with every pair using Semantic Similarity would take multiple days of execution, however would likely yield better results.</w:t>
+        <w:t xml:space="preserve">It is important to note that this step was not done using Semantic Similarity to compare the pairs due to Time Constraints, since to accurately and fairly compare every pair with every pair using Semantic Similarity would take multiple days of execution, </w:t>
+      </w:r>
+      <w:proofErr w:type="gramStart"/>
+      <w:r>
+        <w:rPr>
+          <w:rFonts w:ascii="Times New Roman" w:hAnsi="Times New Roman" w:cs="Times New Roman"/>
+        </w:rPr>
+        <w:t>however</w:t>
+      </w:r>
+      <w:proofErr w:type="gramEnd"/>
+      <w:r>
+        <w:rPr>
+          <w:rFonts w:ascii="Times New Roman" w:hAnsi="Times New Roman" w:cs="Times New Roman"/>
+        </w:rPr>
+        <w:t xml:space="preserve"> would likely yield better results.</w:t>
       </w:r>
     </w:p>
     <w:p>
@@ -11687,6 +12889,7 @@
                 <w:iCs/>
               </w:rPr>
             </w:pPr>
+            <w:proofErr w:type="spellStart"/>
             <w:r>
               <w:rPr>
                 <w:rFonts w:ascii="Times New Roman" w:hAnsi="Times New Roman" w:cs="Times New Roman"/>
@@ -11697,6 +12900,7 @@
               </w:rPr>
               <w:t>True_Attitudes</w:t>
             </w:r>
+            <w:proofErr w:type="spellEnd"/>
           </w:p>
         </w:tc>
         <w:tc>
@@ -11721,6 +12925,7 @@
                 <w:iCs/>
               </w:rPr>
             </w:pPr>
+            <w:proofErr w:type="spellStart"/>
             <w:r>
               <w:rPr>
                 <w:rFonts w:ascii="Times New Roman" w:hAnsi="Times New Roman" w:cs="Times New Roman"/>
@@ -11731,6 +12936,7 @@
               </w:rPr>
               <w:t>Pred_Attitudes</w:t>
             </w:r>
+            <w:proofErr w:type="spellEnd"/>
           </w:p>
         </w:tc>
       </w:tr>
@@ -11764,7 +12970,43 @@
                 <w:i/>
                 <w:iCs/>
               </w:rPr>
-              <w:t>('european union', 'united kingdom')</w:t>
+              <w:t>('</w:t>
+            </w:r>
+            <w:proofErr w:type="spellStart"/>
+            <w:r>
+              <w:rPr>
+                <w:rFonts w:ascii="Times New Roman" w:hAnsi="Times New Roman" w:cs="Times New Roman"/>
+                <w:i/>
+                <w:iCs/>
+              </w:rPr>
+              <w:t>european</w:t>
+            </w:r>
+            <w:proofErr w:type="spellEnd"/>
+            <w:r>
+              <w:rPr>
+                <w:rFonts w:ascii="Times New Roman" w:hAnsi="Times New Roman" w:cs="Times New Roman"/>
+                <w:i/>
+                <w:iCs/>
+              </w:rPr>
+              <w:t xml:space="preserve"> union', '</w:t>
+            </w:r>
+            <w:proofErr w:type="gramStart"/>
+            <w:r>
+              <w:rPr>
+                <w:rFonts w:ascii="Times New Roman" w:hAnsi="Times New Roman" w:cs="Times New Roman"/>
+                <w:i/>
+                <w:iCs/>
+              </w:rPr>
+              <w:t>united kingdom</w:t>
+            </w:r>
+            <w:proofErr w:type="gramEnd"/>
+            <w:r>
+              <w:rPr>
+                <w:rFonts w:ascii="Times New Roman" w:hAnsi="Times New Roman" w:cs="Times New Roman"/>
+                <w:i/>
+                <w:iCs/>
+              </w:rPr>
+              <w:t>')</w:t>
             </w:r>
           </w:p>
         </w:tc>
@@ -11855,7 +13097,43 @@
                 <w:i/>
                 <w:iCs/>
               </w:rPr>
-              <w:t>('brexit', 'european union')</w:t>
+              <w:t>('</w:t>
+            </w:r>
+            <w:proofErr w:type="spellStart"/>
+            <w:r>
+              <w:rPr>
+                <w:rFonts w:ascii="Times New Roman" w:hAnsi="Times New Roman" w:cs="Times New Roman"/>
+                <w:i/>
+                <w:iCs/>
+              </w:rPr>
+              <w:t>brexit</w:t>
+            </w:r>
+            <w:proofErr w:type="spellEnd"/>
+            <w:r>
+              <w:rPr>
+                <w:rFonts w:ascii="Times New Roman" w:hAnsi="Times New Roman" w:cs="Times New Roman"/>
+                <w:i/>
+                <w:iCs/>
+              </w:rPr>
+              <w:t>', '</w:t>
+            </w:r>
+            <w:proofErr w:type="spellStart"/>
+            <w:r>
+              <w:rPr>
+                <w:rFonts w:ascii="Times New Roman" w:hAnsi="Times New Roman" w:cs="Times New Roman"/>
+                <w:i/>
+                <w:iCs/>
+              </w:rPr>
+              <w:t>european</w:t>
+            </w:r>
+            <w:proofErr w:type="spellEnd"/>
+            <w:r>
+              <w:rPr>
+                <w:rFonts w:ascii="Times New Roman" w:hAnsi="Times New Roman" w:cs="Times New Roman"/>
+                <w:i/>
+                <w:iCs/>
+              </w:rPr>
+              <w:t xml:space="preserve"> union')</w:t>
             </w:r>
           </w:p>
           <w:p>
@@ -11974,7 +13252,43 @@
                 <w:i/>
                 <w:iCs/>
               </w:rPr>
-              <w:t>('brexit', 'united kingdom')</w:t>
+              <w:t>('</w:t>
+            </w:r>
+            <w:proofErr w:type="spellStart"/>
+            <w:r>
+              <w:rPr>
+                <w:rFonts w:ascii="Times New Roman" w:hAnsi="Times New Roman" w:cs="Times New Roman"/>
+                <w:i/>
+                <w:iCs/>
+              </w:rPr>
+              <w:t>brexit</w:t>
+            </w:r>
+            <w:proofErr w:type="spellEnd"/>
+            <w:r>
+              <w:rPr>
+                <w:rFonts w:ascii="Times New Roman" w:hAnsi="Times New Roman" w:cs="Times New Roman"/>
+                <w:i/>
+                <w:iCs/>
+              </w:rPr>
+              <w:t>', '</w:t>
+            </w:r>
+            <w:proofErr w:type="gramStart"/>
+            <w:r>
+              <w:rPr>
+                <w:rFonts w:ascii="Times New Roman" w:hAnsi="Times New Roman" w:cs="Times New Roman"/>
+                <w:i/>
+                <w:iCs/>
+              </w:rPr>
+              <w:t>united kingdom</w:t>
+            </w:r>
+            <w:proofErr w:type="gramEnd"/>
+            <w:r>
+              <w:rPr>
+                <w:rFonts w:ascii="Times New Roman" w:hAnsi="Times New Roman" w:cs="Times New Roman"/>
+                <w:i/>
+                <w:iCs/>
+              </w:rPr>
+              <w:t>')</w:t>
             </w:r>
           </w:p>
           <w:p>
@@ -12093,7 +13407,25 @@
                 <w:i/>
                 <w:iCs/>
               </w:rPr>
-              <w:t>('united kingdom', 'united states')</w:t>
+              <w:t>('</w:t>
+            </w:r>
+            <w:proofErr w:type="gramStart"/>
+            <w:r>
+              <w:rPr>
+                <w:rFonts w:ascii="Times New Roman" w:hAnsi="Times New Roman" w:cs="Times New Roman"/>
+                <w:i/>
+                <w:iCs/>
+              </w:rPr>
+              <w:t>united kingdom</w:t>
+            </w:r>
+            <w:proofErr w:type="gramEnd"/>
+            <w:r>
+              <w:rPr>
+                <w:rFonts w:ascii="Times New Roman" w:hAnsi="Times New Roman" w:cs="Times New Roman"/>
+                <w:i/>
+                <w:iCs/>
+              </w:rPr>
+              <w:t>', 'united states')</w:t>
             </w:r>
           </w:p>
           <w:p>
@@ -12212,7 +13544,61 @@
                 <w:i/>
                 <w:iCs/>
               </w:rPr>
-              <w:t>('barack obama', 'european union')</w:t>
+              <w:t>('</w:t>
+            </w:r>
+            <w:proofErr w:type="spellStart"/>
+            <w:r>
+              <w:rPr>
+                <w:rFonts w:ascii="Times New Roman" w:hAnsi="Times New Roman" w:cs="Times New Roman"/>
+                <w:i/>
+                <w:iCs/>
+              </w:rPr>
+              <w:t>barack</w:t>
+            </w:r>
+            <w:proofErr w:type="spellEnd"/>
+            <w:r>
+              <w:rPr>
+                <w:rFonts w:ascii="Times New Roman" w:hAnsi="Times New Roman" w:cs="Times New Roman"/>
+                <w:i/>
+                <w:iCs/>
+              </w:rPr>
+              <w:t xml:space="preserve"> </w:t>
+            </w:r>
+            <w:proofErr w:type="spellStart"/>
+            <w:r>
+              <w:rPr>
+                <w:rFonts w:ascii="Times New Roman" w:hAnsi="Times New Roman" w:cs="Times New Roman"/>
+                <w:i/>
+                <w:iCs/>
+              </w:rPr>
+              <w:t>obama</w:t>
+            </w:r>
+            <w:proofErr w:type="spellEnd"/>
+            <w:r>
+              <w:rPr>
+                <w:rFonts w:ascii="Times New Roman" w:hAnsi="Times New Roman" w:cs="Times New Roman"/>
+                <w:i/>
+                <w:iCs/>
+              </w:rPr>
+              <w:t>', '</w:t>
+            </w:r>
+            <w:proofErr w:type="spellStart"/>
+            <w:r>
+              <w:rPr>
+                <w:rFonts w:ascii="Times New Roman" w:hAnsi="Times New Roman" w:cs="Times New Roman"/>
+                <w:i/>
+                <w:iCs/>
+              </w:rPr>
+              <w:t>european</w:t>
+            </w:r>
+            <w:proofErr w:type="spellEnd"/>
+            <w:r>
+              <w:rPr>
+                <w:rFonts w:ascii="Times New Roman" w:hAnsi="Times New Roman" w:cs="Times New Roman"/>
+                <w:i/>
+                <w:iCs/>
+              </w:rPr>
+              <w:t xml:space="preserve"> union')</w:t>
             </w:r>
           </w:p>
           <w:p>
@@ -12331,7 +13717,61 @@
                 <w:i/>
                 <w:iCs/>
               </w:rPr>
-              <w:t>('barack obama', 'united kingdom')</w:t>
+              <w:t>('</w:t>
+            </w:r>
+            <w:proofErr w:type="spellStart"/>
+            <w:r>
+              <w:rPr>
+                <w:rFonts w:ascii="Times New Roman" w:hAnsi="Times New Roman" w:cs="Times New Roman"/>
+                <w:i/>
+                <w:iCs/>
+              </w:rPr>
+              <w:t>barack</w:t>
+            </w:r>
+            <w:proofErr w:type="spellEnd"/>
+            <w:r>
+              <w:rPr>
+                <w:rFonts w:ascii="Times New Roman" w:hAnsi="Times New Roman" w:cs="Times New Roman"/>
+                <w:i/>
+                <w:iCs/>
+              </w:rPr>
+              <w:t xml:space="preserve"> </w:t>
+            </w:r>
+            <w:proofErr w:type="spellStart"/>
+            <w:r>
+              <w:rPr>
+                <w:rFonts w:ascii="Times New Roman" w:hAnsi="Times New Roman" w:cs="Times New Roman"/>
+                <w:i/>
+                <w:iCs/>
+              </w:rPr>
+              <w:t>obama</w:t>
+            </w:r>
+            <w:proofErr w:type="spellEnd"/>
+            <w:r>
+              <w:rPr>
+                <w:rFonts w:ascii="Times New Roman" w:hAnsi="Times New Roman" w:cs="Times New Roman"/>
+                <w:i/>
+                <w:iCs/>
+              </w:rPr>
+              <w:t>', '</w:t>
+            </w:r>
+            <w:proofErr w:type="gramStart"/>
+            <w:r>
+              <w:rPr>
+                <w:rFonts w:ascii="Times New Roman" w:hAnsi="Times New Roman" w:cs="Times New Roman"/>
+                <w:i/>
+                <w:iCs/>
+              </w:rPr>
+              <w:t>united kingdom</w:t>
+            </w:r>
+            <w:proofErr w:type="gramEnd"/>
+            <w:r>
+              <w:rPr>
+                <w:rFonts w:ascii="Times New Roman" w:hAnsi="Times New Roman" w:cs="Times New Roman"/>
+                <w:i/>
+                <w:iCs/>
+              </w:rPr>
+              <w:t>')</w:t>
             </w:r>
           </w:p>
           <w:p>
@@ -12453,7 +13893,61 @@
                 <w:iCs/>
               </w:rPr>
               <w:lastRenderedPageBreak/>
-              <w:t>('donald trump', 'hillary clinton')</w:t>
+              <w:t>('</w:t>
+            </w:r>
+            <w:proofErr w:type="spellStart"/>
+            <w:r>
+              <w:rPr>
+                <w:rFonts w:ascii="Times New Roman" w:hAnsi="Times New Roman" w:cs="Times New Roman"/>
+                <w:i/>
+                <w:iCs/>
+              </w:rPr>
+              <w:t>donald</w:t>
+            </w:r>
+            <w:proofErr w:type="spellEnd"/>
+            <w:r>
+              <w:rPr>
+                <w:rFonts w:ascii="Times New Roman" w:hAnsi="Times New Roman" w:cs="Times New Roman"/>
+                <w:i/>
+                <w:iCs/>
+              </w:rPr>
+              <w:t xml:space="preserve"> trump', '</w:t>
+            </w:r>
+            <w:proofErr w:type="spellStart"/>
+            <w:r>
+              <w:rPr>
+                <w:rFonts w:ascii="Times New Roman" w:hAnsi="Times New Roman" w:cs="Times New Roman"/>
+                <w:i/>
+                <w:iCs/>
+              </w:rPr>
+              <w:t>hillary</w:t>
+            </w:r>
+            <w:proofErr w:type="spellEnd"/>
+            <w:r>
+              <w:rPr>
+                <w:rFonts w:ascii="Times New Roman" w:hAnsi="Times New Roman" w:cs="Times New Roman"/>
+                <w:i/>
+                <w:iCs/>
+              </w:rPr>
+              <w:t xml:space="preserve"> </w:t>
+            </w:r>
+            <w:proofErr w:type="spellStart"/>
+            <w:r>
+              <w:rPr>
+                <w:rFonts w:ascii="Times New Roman" w:hAnsi="Times New Roman" w:cs="Times New Roman"/>
+                <w:i/>
+                <w:iCs/>
+              </w:rPr>
+              <w:t>clinton</w:t>
+            </w:r>
+            <w:proofErr w:type="spellEnd"/>
+            <w:r>
+              <w:rPr>
+                <w:rFonts w:ascii="Times New Roman" w:hAnsi="Times New Roman" w:cs="Times New Roman"/>
+                <w:i/>
+                <w:iCs/>
+              </w:rPr>
+              <w:t>')</w:t>
             </w:r>
           </w:p>
           <w:p>
@@ -12572,7 +14066,43 @@
                 <w:i/>
                 <w:iCs/>
               </w:rPr>
-              <w:t>('brexit', 'donald trump')</w:t>
+              <w:t>('</w:t>
+            </w:r>
+            <w:proofErr w:type="spellStart"/>
+            <w:r>
+              <w:rPr>
+                <w:rFonts w:ascii="Times New Roman" w:hAnsi="Times New Roman" w:cs="Times New Roman"/>
+                <w:i/>
+                <w:iCs/>
+              </w:rPr>
+              <w:t>brexit</w:t>
+            </w:r>
+            <w:proofErr w:type="spellEnd"/>
+            <w:r>
+              <w:rPr>
+                <w:rFonts w:ascii="Times New Roman" w:hAnsi="Times New Roman" w:cs="Times New Roman"/>
+                <w:i/>
+                <w:iCs/>
+              </w:rPr>
+              <w:t>', '</w:t>
+            </w:r>
+            <w:proofErr w:type="spellStart"/>
+            <w:r>
+              <w:rPr>
+                <w:rFonts w:ascii="Times New Roman" w:hAnsi="Times New Roman" w:cs="Times New Roman"/>
+                <w:i/>
+                <w:iCs/>
+              </w:rPr>
+              <w:t>donald</w:t>
+            </w:r>
+            <w:proofErr w:type="spellEnd"/>
+            <w:r>
+              <w:rPr>
+                <w:rFonts w:ascii="Times New Roman" w:hAnsi="Times New Roman" w:cs="Times New Roman"/>
+                <w:i/>
+                <w:iCs/>
+              </w:rPr>
+              <w:t xml:space="preserve"> trump')</w:t>
             </w:r>
           </w:p>
           <w:p>
@@ -12611,7 +14141,25 @@
                 <w:i/>
                 <w:iCs/>
               </w:rPr>
-              <w:t>TRUE: 13  (Neg: 5, Neu: 2, Pos: 6)</w:t>
+              <w:t xml:space="preserve">TRUE: </w:t>
+            </w:r>
+            <w:proofErr w:type="gramStart"/>
+            <w:r>
+              <w:rPr>
+                <w:rFonts w:ascii="Times New Roman" w:hAnsi="Times New Roman" w:cs="Times New Roman"/>
+                <w:i/>
+                <w:iCs/>
+              </w:rPr>
+              <w:t>13  (</w:t>
+            </w:r>
+            <w:proofErr w:type="gramEnd"/>
+            <w:r>
+              <w:rPr>
+                <w:rFonts w:ascii="Times New Roman" w:hAnsi="Times New Roman" w:cs="Times New Roman"/>
+                <w:i/>
+                <w:iCs/>
+              </w:rPr>
+              <w:t>Neg: 5, Neu: 2, Pos: 6)</w:t>
             </w:r>
           </w:p>
           <w:p>
@@ -12691,7 +14239,43 @@
                 <w:i/>
                 <w:iCs/>
               </w:rPr>
-              <w:t>('nato', 'russia')</w:t>
+              <w:t>('</w:t>
+            </w:r>
+            <w:proofErr w:type="spellStart"/>
+            <w:r>
+              <w:rPr>
+                <w:rFonts w:ascii="Times New Roman" w:hAnsi="Times New Roman" w:cs="Times New Roman"/>
+                <w:i/>
+                <w:iCs/>
+              </w:rPr>
+              <w:t>nato</w:t>
+            </w:r>
+            <w:proofErr w:type="spellEnd"/>
+            <w:r>
+              <w:rPr>
+                <w:rFonts w:ascii="Times New Roman" w:hAnsi="Times New Roman" w:cs="Times New Roman"/>
+                <w:i/>
+                <w:iCs/>
+              </w:rPr>
+              <w:t>', '</w:t>
+            </w:r>
+            <w:proofErr w:type="spellStart"/>
+            <w:r>
+              <w:rPr>
+                <w:rFonts w:ascii="Times New Roman" w:hAnsi="Times New Roman" w:cs="Times New Roman"/>
+                <w:i/>
+                <w:iCs/>
+              </w:rPr>
+              <w:t>russia</w:t>
+            </w:r>
+            <w:proofErr w:type="spellEnd"/>
+            <w:r>
+              <w:rPr>
+                <w:rFonts w:ascii="Times New Roman" w:hAnsi="Times New Roman" w:cs="Times New Roman"/>
+                <w:i/>
+                <w:iCs/>
+              </w:rPr>
+              <w:t>')</w:t>
             </w:r>
           </w:p>
           <w:p>
@@ -12810,7 +14394,61 @@
                 <w:i/>
                 <w:iCs/>
               </w:rPr>
-              <w:t>('barack obama', 'brexit')</w:t>
+              <w:t>('</w:t>
+            </w:r>
+            <w:proofErr w:type="spellStart"/>
+            <w:r>
+              <w:rPr>
+                <w:rFonts w:ascii="Times New Roman" w:hAnsi="Times New Roman" w:cs="Times New Roman"/>
+                <w:i/>
+                <w:iCs/>
+              </w:rPr>
+              <w:t>barack</w:t>
+            </w:r>
+            <w:proofErr w:type="spellEnd"/>
+            <w:r>
+              <w:rPr>
+                <w:rFonts w:ascii="Times New Roman" w:hAnsi="Times New Roman" w:cs="Times New Roman"/>
+                <w:i/>
+                <w:iCs/>
+              </w:rPr>
+              <w:t xml:space="preserve"> </w:t>
+            </w:r>
+            <w:proofErr w:type="spellStart"/>
+            <w:r>
+              <w:rPr>
+                <w:rFonts w:ascii="Times New Roman" w:hAnsi="Times New Roman" w:cs="Times New Roman"/>
+                <w:i/>
+                <w:iCs/>
+              </w:rPr>
+              <w:t>obama</w:t>
+            </w:r>
+            <w:proofErr w:type="spellEnd"/>
+            <w:r>
+              <w:rPr>
+                <w:rFonts w:ascii="Times New Roman" w:hAnsi="Times New Roman" w:cs="Times New Roman"/>
+                <w:i/>
+                <w:iCs/>
+              </w:rPr>
+              <w:t>', '</w:t>
+            </w:r>
+            <w:proofErr w:type="spellStart"/>
+            <w:r>
+              <w:rPr>
+                <w:rFonts w:ascii="Times New Roman" w:hAnsi="Times New Roman" w:cs="Times New Roman"/>
+                <w:i/>
+                <w:iCs/>
+              </w:rPr>
+              <w:t>brexit</w:t>
+            </w:r>
+            <w:proofErr w:type="spellEnd"/>
+            <w:r>
+              <w:rPr>
+                <w:rFonts w:ascii="Times New Roman" w:hAnsi="Times New Roman" w:cs="Times New Roman"/>
+                <w:i/>
+                <w:iCs/>
+              </w:rPr>
+              <w:t>')</w:t>
             </w:r>
           </w:p>
           <w:p>
@@ -12967,20 +14605,62 @@
           <w:rFonts w:ascii="Times New Roman" w:hAnsi="Times New Roman" w:cs="Times New Roman"/>
         </w:rPr>
         <w:br/>
-        <w:t>(European Union  &lt;-&gt; United Kingdom), should be the most polarizing pair, given real world scenarios of what happened, and GPT encapsulates that by having 65.27% of these pairs be Negative, followed by 25% Neutral and only 9.7% Positive. Meanwhile POLAR has 73.39% of these pairs be classified as Neutral, with 13.76% Positive and only 12.84% Negative.</w:t>
-      </w:r>
-    </w:p>
-    <w:p>
-      <w:pPr>
-        <w:rPr>
-          <w:rFonts w:ascii="Times New Roman" w:hAnsi="Times New Roman" w:cs="Times New Roman"/>
-        </w:rPr>
-      </w:pPr>
-      <w:r>
-        <w:rPr>
-          <w:rFonts w:ascii="Times New Roman" w:hAnsi="Times New Roman" w:cs="Times New Roman"/>
-        </w:rPr>
-        <w:t>Regardless of whether these pairs were found in the same Sample or not, they were found in the same Dataset, so the pairs being Neutral focused is due to POLAR rather than the dataset, since GPT attributed a majority of them as Negative.</w:t>
+        <w:t xml:space="preserve">(European </w:t>
+      </w:r>
+      <w:proofErr w:type="gramStart"/>
+      <w:r>
+        <w:rPr>
+          <w:rFonts w:ascii="Times New Roman" w:hAnsi="Times New Roman" w:cs="Times New Roman"/>
+        </w:rPr>
+        <w:t>Union  &lt;</w:t>
+      </w:r>
+      <w:proofErr w:type="gramEnd"/>
+      <w:r>
+        <w:rPr>
+          <w:rFonts w:ascii="Times New Roman" w:hAnsi="Times New Roman" w:cs="Times New Roman"/>
+        </w:rPr>
+        <w:t xml:space="preserve">-&gt; United Kingdom), should be the most polarizing pair, given real world scenarios of what happened, and GPT encapsulates that by having 65.27% of these pairs be Negative, followed by 25% Neutral and only 9.7% Positive. Meanwhile POLAR has 73.39% of these pairs </w:t>
+      </w:r>
+      <w:proofErr w:type="gramStart"/>
+      <w:r>
+        <w:rPr>
+          <w:rFonts w:ascii="Times New Roman" w:hAnsi="Times New Roman" w:cs="Times New Roman"/>
+        </w:rPr>
+        <w:t>be classified</w:t>
+      </w:r>
+      <w:proofErr w:type="gramEnd"/>
+      <w:r>
+        <w:rPr>
+          <w:rFonts w:ascii="Times New Roman" w:hAnsi="Times New Roman" w:cs="Times New Roman"/>
+        </w:rPr>
+        <w:t xml:space="preserve"> as Neutral, with 13.76% Positive and only 12.84% Negative.</w:t>
+      </w:r>
+    </w:p>
+    <w:p>
+      <w:pPr>
+        <w:rPr>
+          <w:rFonts w:ascii="Times New Roman" w:hAnsi="Times New Roman" w:cs="Times New Roman"/>
+        </w:rPr>
+      </w:pPr>
+      <w:r>
+        <w:rPr>
+          <w:rFonts w:ascii="Times New Roman" w:hAnsi="Times New Roman" w:cs="Times New Roman"/>
+        </w:rPr>
+        <w:t xml:space="preserve">Regardless of whether these pairs were found in the same Sample or not, they were found in the same Dataset, so the pairs being Neutral focused is due to POLAR rather than the dataset, since GPT attributed </w:t>
+      </w:r>
+      <w:proofErr w:type="gramStart"/>
+      <w:r>
+        <w:rPr>
+          <w:rFonts w:ascii="Times New Roman" w:hAnsi="Times New Roman" w:cs="Times New Roman"/>
+        </w:rPr>
+        <w:t>a majority of</w:t>
+      </w:r>
+      <w:proofErr w:type="gramEnd"/>
+      <w:r>
+        <w:rPr>
+          <w:rFonts w:ascii="Times New Roman" w:hAnsi="Times New Roman" w:cs="Times New Roman"/>
+        </w:rPr>
+        <w:t xml:space="preserve"> them as Negative.</w:t>
       </w:r>
     </w:p>
     <w:p>
@@ -13105,6 +14785,7 @@
                 <w:iCs/>
               </w:rPr>
             </w:pPr>
+            <w:proofErr w:type="spellStart"/>
             <w:r>
               <w:rPr>
                 <w:rFonts w:ascii="Times New Roman" w:hAnsi="Times New Roman" w:cs="Times New Roman"/>
@@ -13115,6 +14796,7 @@
               </w:rPr>
               <w:t>True_Attitudes</w:t>
             </w:r>
+            <w:proofErr w:type="spellEnd"/>
           </w:p>
         </w:tc>
         <w:tc>
@@ -13139,6 +14821,7 @@
                 <w:iCs/>
               </w:rPr>
             </w:pPr>
+            <w:proofErr w:type="spellStart"/>
             <w:r>
               <w:rPr>
                 <w:rFonts w:ascii="Times New Roman" w:hAnsi="Times New Roman" w:cs="Times New Roman"/>
@@ -13149,6 +14832,7 @@
               </w:rPr>
               <w:t>Pred_Attitudes</w:t>
             </w:r>
+            <w:proofErr w:type="spellEnd"/>
           </w:p>
         </w:tc>
       </w:tr>
@@ -13179,7 +14863,43 @@
                 <w:iCs/>
               </w:rPr>
               <w:lastRenderedPageBreak/>
-              <w:t>('brexit', 'european union')</w:t>
+              <w:t>('</w:t>
+            </w:r>
+            <w:proofErr w:type="spellStart"/>
+            <w:r>
+              <w:rPr>
+                <w:rFonts w:ascii="Times New Roman" w:hAnsi="Times New Roman" w:cs="Times New Roman"/>
+                <w:i/>
+                <w:iCs/>
+              </w:rPr>
+              <w:t>brexit</w:t>
+            </w:r>
+            <w:proofErr w:type="spellEnd"/>
+            <w:r>
+              <w:rPr>
+                <w:rFonts w:ascii="Times New Roman" w:hAnsi="Times New Roman" w:cs="Times New Roman"/>
+                <w:i/>
+                <w:iCs/>
+              </w:rPr>
+              <w:t>', '</w:t>
+            </w:r>
+            <w:proofErr w:type="spellStart"/>
+            <w:r>
+              <w:rPr>
+                <w:rFonts w:ascii="Times New Roman" w:hAnsi="Times New Roman" w:cs="Times New Roman"/>
+                <w:i/>
+                <w:iCs/>
+              </w:rPr>
+              <w:t>european</w:t>
+            </w:r>
+            <w:proofErr w:type="spellEnd"/>
+            <w:r>
+              <w:rPr>
+                <w:rFonts w:ascii="Times New Roman" w:hAnsi="Times New Roman" w:cs="Times New Roman"/>
+                <w:i/>
+                <w:iCs/>
+              </w:rPr>
+              <w:t xml:space="preserve"> union')</w:t>
             </w:r>
           </w:p>
           <w:p>
@@ -13298,7 +15018,43 @@
                 <w:i/>
                 <w:iCs/>
               </w:rPr>
-              <w:t xml:space="preserve">('european union', 'united kingdom') </w:t>
+              <w:t>('</w:t>
+            </w:r>
+            <w:proofErr w:type="spellStart"/>
+            <w:r>
+              <w:rPr>
+                <w:rFonts w:ascii="Times New Roman" w:hAnsi="Times New Roman" w:cs="Times New Roman"/>
+                <w:i/>
+                <w:iCs/>
+              </w:rPr>
+              <w:t>european</w:t>
+            </w:r>
+            <w:proofErr w:type="spellEnd"/>
+            <w:r>
+              <w:rPr>
+                <w:rFonts w:ascii="Times New Roman" w:hAnsi="Times New Roman" w:cs="Times New Roman"/>
+                <w:i/>
+                <w:iCs/>
+              </w:rPr>
+              <w:t xml:space="preserve"> union', '</w:t>
+            </w:r>
+            <w:proofErr w:type="gramStart"/>
+            <w:r>
+              <w:rPr>
+                <w:rFonts w:ascii="Times New Roman" w:hAnsi="Times New Roman" w:cs="Times New Roman"/>
+                <w:i/>
+                <w:iCs/>
+              </w:rPr>
+              <w:t>united kingdom</w:t>
+            </w:r>
+            <w:proofErr w:type="gramEnd"/>
+            <w:r>
+              <w:rPr>
+                <w:rFonts w:ascii="Times New Roman" w:hAnsi="Times New Roman" w:cs="Times New Roman"/>
+                <w:i/>
+                <w:iCs/>
+              </w:rPr>
+              <w:t xml:space="preserve">') </w:t>
             </w:r>
           </w:p>
           <w:p>
@@ -13417,7 +15173,43 @@
                 <w:i/>
                 <w:iCs/>
               </w:rPr>
-              <w:t>('brexit', 'united kingdom')</w:t>
+              <w:t>('</w:t>
+            </w:r>
+            <w:proofErr w:type="spellStart"/>
+            <w:r>
+              <w:rPr>
+                <w:rFonts w:ascii="Times New Roman" w:hAnsi="Times New Roman" w:cs="Times New Roman"/>
+                <w:i/>
+                <w:iCs/>
+              </w:rPr>
+              <w:t>brexit</w:t>
+            </w:r>
+            <w:proofErr w:type="spellEnd"/>
+            <w:r>
+              <w:rPr>
+                <w:rFonts w:ascii="Times New Roman" w:hAnsi="Times New Roman" w:cs="Times New Roman"/>
+                <w:i/>
+                <w:iCs/>
+              </w:rPr>
+              <w:t>', '</w:t>
+            </w:r>
+            <w:proofErr w:type="gramStart"/>
+            <w:r>
+              <w:rPr>
+                <w:rFonts w:ascii="Times New Roman" w:hAnsi="Times New Roman" w:cs="Times New Roman"/>
+                <w:i/>
+                <w:iCs/>
+              </w:rPr>
+              <w:t>united kingdom</w:t>
+            </w:r>
+            <w:proofErr w:type="gramEnd"/>
+            <w:r>
+              <w:rPr>
+                <w:rFonts w:ascii="Times New Roman" w:hAnsi="Times New Roman" w:cs="Times New Roman"/>
+                <w:i/>
+                <w:iCs/>
+              </w:rPr>
+              <w:t>')</w:t>
             </w:r>
           </w:p>
           <w:p>
@@ -13536,7 +15328,61 @@
                 <w:i/>
                 <w:iCs/>
               </w:rPr>
-              <w:t>('barack obama', 'brexit')</w:t>
+              <w:t>('</w:t>
+            </w:r>
+            <w:proofErr w:type="spellStart"/>
+            <w:r>
+              <w:rPr>
+                <w:rFonts w:ascii="Times New Roman" w:hAnsi="Times New Roman" w:cs="Times New Roman"/>
+                <w:i/>
+                <w:iCs/>
+              </w:rPr>
+              <w:t>barack</w:t>
+            </w:r>
+            <w:proofErr w:type="spellEnd"/>
+            <w:r>
+              <w:rPr>
+                <w:rFonts w:ascii="Times New Roman" w:hAnsi="Times New Roman" w:cs="Times New Roman"/>
+                <w:i/>
+                <w:iCs/>
+              </w:rPr>
+              <w:t xml:space="preserve"> </w:t>
+            </w:r>
+            <w:proofErr w:type="spellStart"/>
+            <w:r>
+              <w:rPr>
+                <w:rFonts w:ascii="Times New Roman" w:hAnsi="Times New Roman" w:cs="Times New Roman"/>
+                <w:i/>
+                <w:iCs/>
+              </w:rPr>
+              <w:t>obama</w:t>
+            </w:r>
+            <w:proofErr w:type="spellEnd"/>
+            <w:r>
+              <w:rPr>
+                <w:rFonts w:ascii="Times New Roman" w:hAnsi="Times New Roman" w:cs="Times New Roman"/>
+                <w:i/>
+                <w:iCs/>
+              </w:rPr>
+              <w:t>', '</w:t>
+            </w:r>
+            <w:proofErr w:type="spellStart"/>
+            <w:r>
+              <w:rPr>
+                <w:rFonts w:ascii="Times New Roman" w:hAnsi="Times New Roman" w:cs="Times New Roman"/>
+                <w:i/>
+                <w:iCs/>
+              </w:rPr>
+              <w:t>brexit</w:t>
+            </w:r>
+            <w:proofErr w:type="spellEnd"/>
+            <w:r>
+              <w:rPr>
+                <w:rFonts w:ascii="Times New Roman" w:hAnsi="Times New Roman" w:cs="Times New Roman"/>
+                <w:i/>
+                <w:iCs/>
+              </w:rPr>
+              <w:t>')</w:t>
             </w:r>
           </w:p>
           <w:p>
@@ -13655,7 +15501,25 @@
                 <w:i/>
                 <w:iCs/>
               </w:rPr>
-              <w:t>('brexit', 'united states')</w:t>
+              <w:t>('</w:t>
+            </w:r>
+            <w:proofErr w:type="spellStart"/>
+            <w:r>
+              <w:rPr>
+                <w:rFonts w:ascii="Times New Roman" w:hAnsi="Times New Roman" w:cs="Times New Roman"/>
+                <w:i/>
+                <w:iCs/>
+              </w:rPr>
+              <w:t>brexit</w:t>
+            </w:r>
+            <w:proofErr w:type="spellEnd"/>
+            <w:r>
+              <w:rPr>
+                <w:rFonts w:ascii="Times New Roman" w:hAnsi="Times New Roman" w:cs="Times New Roman"/>
+                <w:i/>
+                <w:iCs/>
+              </w:rPr>
+              <w:t>', 'united states')</w:t>
             </w:r>
           </w:p>
           <w:p>
@@ -13774,7 +15638,25 @@
                 <w:i/>
                 <w:iCs/>
               </w:rPr>
-              <w:t xml:space="preserve">('european union', 'united states') </w:t>
+              <w:t>('</w:t>
+            </w:r>
+            <w:proofErr w:type="spellStart"/>
+            <w:r>
+              <w:rPr>
+                <w:rFonts w:ascii="Times New Roman" w:hAnsi="Times New Roman" w:cs="Times New Roman"/>
+                <w:i/>
+                <w:iCs/>
+              </w:rPr>
+              <w:t>european</w:t>
+            </w:r>
+            <w:proofErr w:type="spellEnd"/>
+            <w:r>
+              <w:rPr>
+                <w:rFonts w:ascii="Times New Roman" w:hAnsi="Times New Roman" w:cs="Times New Roman"/>
+                <w:i/>
+                <w:iCs/>
+              </w:rPr>
+              <w:t xml:space="preserve"> union', 'united states') </w:t>
             </w:r>
           </w:p>
           <w:p>
@@ -13893,7 +15775,61 @@
                 <w:i/>
                 <w:iCs/>
               </w:rPr>
-              <w:t>('boris johnson', 'brexit')</w:t>
+              <w:t>('</w:t>
+            </w:r>
+            <w:proofErr w:type="spellStart"/>
+            <w:r>
+              <w:rPr>
+                <w:rFonts w:ascii="Times New Roman" w:hAnsi="Times New Roman" w:cs="Times New Roman"/>
+                <w:i/>
+                <w:iCs/>
+              </w:rPr>
+              <w:t>boris</w:t>
+            </w:r>
+            <w:proofErr w:type="spellEnd"/>
+            <w:r>
+              <w:rPr>
+                <w:rFonts w:ascii="Times New Roman" w:hAnsi="Times New Roman" w:cs="Times New Roman"/>
+                <w:i/>
+                <w:iCs/>
+              </w:rPr>
+              <w:t xml:space="preserve"> </w:t>
+            </w:r>
+            <w:proofErr w:type="spellStart"/>
+            <w:r>
+              <w:rPr>
+                <w:rFonts w:ascii="Times New Roman" w:hAnsi="Times New Roman" w:cs="Times New Roman"/>
+                <w:i/>
+                <w:iCs/>
+              </w:rPr>
+              <w:t>johnson</w:t>
+            </w:r>
+            <w:proofErr w:type="spellEnd"/>
+            <w:r>
+              <w:rPr>
+                <w:rFonts w:ascii="Times New Roman" w:hAnsi="Times New Roman" w:cs="Times New Roman"/>
+                <w:i/>
+                <w:iCs/>
+              </w:rPr>
+              <w:t>', '</w:t>
+            </w:r>
+            <w:proofErr w:type="spellStart"/>
+            <w:r>
+              <w:rPr>
+                <w:rFonts w:ascii="Times New Roman" w:hAnsi="Times New Roman" w:cs="Times New Roman"/>
+                <w:i/>
+                <w:iCs/>
+              </w:rPr>
+              <w:t>brexit</w:t>
+            </w:r>
+            <w:proofErr w:type="spellEnd"/>
+            <w:r>
+              <w:rPr>
+                <w:rFonts w:ascii="Times New Roman" w:hAnsi="Times New Roman" w:cs="Times New Roman"/>
+                <w:i/>
+                <w:iCs/>
+              </w:rPr>
+              <w:t>')</w:t>
             </w:r>
           </w:p>
           <w:p>
@@ -14012,7 +15948,61 @@
                 <w:i/>
                 <w:iCs/>
               </w:rPr>
-              <w:t>('brexit', 'david cameron')</w:t>
+              <w:t>('</w:t>
+            </w:r>
+            <w:proofErr w:type="spellStart"/>
+            <w:r>
+              <w:rPr>
+                <w:rFonts w:ascii="Times New Roman" w:hAnsi="Times New Roman" w:cs="Times New Roman"/>
+                <w:i/>
+                <w:iCs/>
+              </w:rPr>
+              <w:t>brexit</w:t>
+            </w:r>
+            <w:proofErr w:type="spellEnd"/>
+            <w:r>
+              <w:rPr>
+                <w:rFonts w:ascii="Times New Roman" w:hAnsi="Times New Roman" w:cs="Times New Roman"/>
+                <w:i/>
+                <w:iCs/>
+              </w:rPr>
+              <w:t>', '</w:t>
+            </w:r>
+            <w:proofErr w:type="spellStart"/>
+            <w:r>
+              <w:rPr>
+                <w:rFonts w:ascii="Times New Roman" w:hAnsi="Times New Roman" w:cs="Times New Roman"/>
+                <w:i/>
+                <w:iCs/>
+              </w:rPr>
+              <w:t>david</w:t>
+            </w:r>
+            <w:proofErr w:type="spellEnd"/>
+            <w:r>
+              <w:rPr>
+                <w:rFonts w:ascii="Times New Roman" w:hAnsi="Times New Roman" w:cs="Times New Roman"/>
+                <w:i/>
+                <w:iCs/>
+              </w:rPr>
+              <w:t xml:space="preserve"> </w:t>
+            </w:r>
+            <w:proofErr w:type="spellStart"/>
+            <w:r>
+              <w:rPr>
+                <w:rFonts w:ascii="Times New Roman" w:hAnsi="Times New Roman" w:cs="Times New Roman"/>
+                <w:i/>
+                <w:iCs/>
+              </w:rPr>
+              <w:t>cameron</w:t>
+            </w:r>
+            <w:proofErr w:type="spellEnd"/>
+            <w:r>
+              <w:rPr>
+                <w:rFonts w:ascii="Times New Roman" w:hAnsi="Times New Roman" w:cs="Times New Roman"/>
+                <w:i/>
+                <w:iCs/>
+              </w:rPr>
+              <w:t>')</w:t>
             </w:r>
           </w:p>
           <w:p>
@@ -14131,7 +16121,61 @@
                 <w:i/>
                 <w:iCs/>
               </w:rPr>
-              <w:t>('barack obama', 'european union')</w:t>
+              <w:t>('</w:t>
+            </w:r>
+            <w:proofErr w:type="spellStart"/>
+            <w:r>
+              <w:rPr>
+                <w:rFonts w:ascii="Times New Roman" w:hAnsi="Times New Roman" w:cs="Times New Roman"/>
+                <w:i/>
+                <w:iCs/>
+              </w:rPr>
+              <w:t>barack</w:t>
+            </w:r>
+            <w:proofErr w:type="spellEnd"/>
+            <w:r>
+              <w:rPr>
+                <w:rFonts w:ascii="Times New Roman" w:hAnsi="Times New Roman" w:cs="Times New Roman"/>
+                <w:i/>
+                <w:iCs/>
+              </w:rPr>
+              <w:t xml:space="preserve"> </w:t>
+            </w:r>
+            <w:proofErr w:type="spellStart"/>
+            <w:r>
+              <w:rPr>
+                <w:rFonts w:ascii="Times New Roman" w:hAnsi="Times New Roman" w:cs="Times New Roman"/>
+                <w:i/>
+                <w:iCs/>
+              </w:rPr>
+              <w:t>obama</w:t>
+            </w:r>
+            <w:proofErr w:type="spellEnd"/>
+            <w:r>
+              <w:rPr>
+                <w:rFonts w:ascii="Times New Roman" w:hAnsi="Times New Roman" w:cs="Times New Roman"/>
+                <w:i/>
+                <w:iCs/>
+              </w:rPr>
+              <w:t>', '</w:t>
+            </w:r>
+            <w:proofErr w:type="spellStart"/>
+            <w:r>
+              <w:rPr>
+                <w:rFonts w:ascii="Times New Roman" w:hAnsi="Times New Roman" w:cs="Times New Roman"/>
+                <w:i/>
+                <w:iCs/>
+              </w:rPr>
+              <w:t>european</w:t>
+            </w:r>
+            <w:proofErr w:type="spellEnd"/>
+            <w:r>
+              <w:rPr>
+                <w:rFonts w:ascii="Times New Roman" w:hAnsi="Times New Roman" w:cs="Times New Roman"/>
+                <w:i/>
+                <w:iCs/>
+              </w:rPr>
+              <w:t xml:space="preserve"> union')</w:t>
             </w:r>
           </w:p>
           <w:p>
@@ -14250,7 +16294,25 @@
                 <w:i/>
                 <w:iCs/>
               </w:rPr>
-              <w:t>('united kingdom', 'united states')</w:t>
+              <w:t>('</w:t>
+            </w:r>
+            <w:proofErr w:type="gramStart"/>
+            <w:r>
+              <w:rPr>
+                <w:rFonts w:ascii="Times New Roman" w:hAnsi="Times New Roman" w:cs="Times New Roman"/>
+                <w:i/>
+                <w:iCs/>
+              </w:rPr>
+              <w:t>united kingdom</w:t>
+            </w:r>
+            <w:proofErr w:type="gramEnd"/>
+            <w:r>
+              <w:rPr>
+                <w:rFonts w:ascii="Times New Roman" w:hAnsi="Times New Roman" w:cs="Times New Roman"/>
+                <w:i/>
+                <w:iCs/>
+              </w:rPr>
+              <w:t>', 'united states')</w:t>
             </w:r>
           </w:p>
           <w:p>
@@ -14368,14 +16430,56 @@
           <w:rFonts w:ascii="Times New Roman" w:hAnsi="Times New Roman" w:cs="Times New Roman"/>
         </w:rPr>
         <w:br/>
-        <w:t xml:space="preserve">('european union', 'united kingdom') </w:t>
+        <w:t>('</w:t>
+      </w:r>
+      <w:proofErr w:type="spellStart"/>
+      <w:r>
+        <w:rPr>
+          <w:rFonts w:ascii="Times New Roman" w:hAnsi="Times New Roman" w:cs="Times New Roman"/>
+        </w:rPr>
+        <w:t>european</w:t>
+      </w:r>
+      <w:proofErr w:type="spellEnd"/>
+      <w:r>
+        <w:rPr>
+          <w:rFonts w:ascii="Times New Roman" w:hAnsi="Times New Roman" w:cs="Times New Roman"/>
+        </w:rPr>
+        <w:t xml:space="preserve"> union', '</w:t>
+      </w:r>
+      <w:proofErr w:type="gramStart"/>
+      <w:r>
+        <w:rPr>
+          <w:rFonts w:ascii="Times New Roman" w:hAnsi="Times New Roman" w:cs="Times New Roman"/>
+        </w:rPr>
+        <w:t>united kingdom</w:t>
+      </w:r>
+      <w:proofErr w:type="gramEnd"/>
+      <w:r>
+        <w:rPr>
+          <w:rFonts w:ascii="Times New Roman" w:hAnsi="Times New Roman" w:cs="Times New Roman"/>
+        </w:rPr>
+        <w:t xml:space="preserve">') </w:t>
       </w:r>
       <w:r>
         <w:rPr>
           <w:rFonts w:ascii="Times New Roman" w:hAnsi="Times New Roman" w:cs="Times New Roman"/>
         </w:rPr>
         <w:br/>
-        <w:t>('united kingdom', 'united states')</w:t>
+        <w:t>('</w:t>
+      </w:r>
+      <w:proofErr w:type="gramStart"/>
+      <w:r>
+        <w:rPr>
+          <w:rFonts w:ascii="Times New Roman" w:hAnsi="Times New Roman" w:cs="Times New Roman"/>
+        </w:rPr>
+        <w:t>united kingdom</w:t>
+      </w:r>
+      <w:proofErr w:type="gramEnd"/>
+      <w:r>
+        <w:rPr>
+          <w:rFonts w:ascii="Times New Roman" w:hAnsi="Times New Roman" w:cs="Times New Roman"/>
+        </w:rPr>
+        <w:t>', 'united states')</w:t>
       </w:r>
     </w:p>
     <w:p>
@@ -14400,6 +16504,1826 @@
     </w:p>
     <w:p>
       <w:pPr>
+        <w:pStyle w:val="Heading4"/>
+        <w:rPr>
+          <w:rFonts w:cs="Times New Roman"/>
+        </w:rPr>
+      </w:pPr>
+      <w:r>
+        <w:rPr>
+          <w:rFonts w:cs="Times New Roman"/>
+        </w:rPr>
+        <w:lastRenderedPageBreak/>
+        <w:t>6.2.4.</w:t>
+      </w:r>
+      <w:r>
+        <w:rPr>
+          <w:rFonts w:cs="Times New Roman"/>
+        </w:rPr>
+        <w:t>3</w:t>
+      </w:r>
+      <w:r>
+        <w:rPr>
+          <w:rFonts w:cs="Times New Roman"/>
+        </w:rPr>
+        <w:t xml:space="preserve"> </w:t>
+      </w:r>
+      <w:r>
+        <w:rPr>
+          <w:rFonts w:cs="Times New Roman"/>
+        </w:rPr>
+        <w:t>Entity</w:t>
+      </w:r>
+      <w:r>
+        <w:rPr>
+          <w:rFonts w:cs="Times New Roman"/>
+        </w:rPr>
+        <w:t xml:space="preserve"> Frequency</w:t>
+      </w:r>
+    </w:p>
+    <w:p>
+      <w:pPr>
+        <w:rPr>
+          <w:rFonts w:ascii="Times New Roman" w:hAnsi="Times New Roman" w:cs="Times New Roman"/>
+        </w:rPr>
+      </w:pPr>
+    </w:p>
+    <w:p>
+      <w:pPr>
+        <w:rPr>
+          <w:rFonts w:ascii="Times New Roman" w:hAnsi="Times New Roman" w:cs="Times New Roman"/>
+        </w:rPr>
+      </w:pPr>
+      <w:r>
+        <w:rPr>
+          <w:rFonts w:ascii="Times New Roman" w:hAnsi="Times New Roman" w:cs="Times New Roman"/>
+        </w:rPr>
+        <w:t xml:space="preserve">Apart from looking at the most </w:t>
+      </w:r>
+      <w:r>
+        <w:rPr>
+          <w:rFonts w:ascii="Times New Roman" w:hAnsi="Times New Roman" w:cs="Times New Roman"/>
+        </w:rPr>
+        <w:t>represented pairs from each model, it is also important to look at the Entity Frequencies of each mention, along with the topics, to further see the similarity between the models.</w:t>
+      </w:r>
+    </w:p>
+    <w:p>
+      <w:pPr>
+        <w:rPr>
+          <w:rFonts w:ascii="Times New Roman" w:hAnsi="Times New Roman" w:cs="Times New Roman"/>
+          <w:b/>
+          <w:bCs/>
+        </w:rPr>
+      </w:pPr>
+      <w:r>
+        <w:rPr>
+          <w:rFonts w:ascii="Times New Roman" w:hAnsi="Times New Roman" w:cs="Times New Roman"/>
+          <w:b/>
+          <w:bCs/>
+        </w:rPr>
+        <w:t>Top 10 most represented of each model:</w:t>
+      </w:r>
+    </w:p>
+    <w:p>
+      <w:pPr>
+        <w:rPr>
+          <w:rFonts w:ascii="Times New Roman" w:hAnsi="Times New Roman" w:cs="Times New Roman"/>
+        </w:rPr>
+      </w:pPr>
+    </w:p>
+    <w:p>
+      <w:pPr>
+        <w:rPr>
+          <w:rFonts w:ascii="Times New Roman" w:hAnsi="Times New Roman" w:cs="Times New Roman"/>
+          <w:b/>
+          <w:bCs/>
+        </w:rPr>
+      </w:pPr>
+      <w:r>
+        <w:rPr>
+          <w:rFonts w:ascii="Times New Roman" w:hAnsi="Times New Roman" w:cs="Times New Roman"/>
+          <w:b/>
+          <w:bCs/>
+        </w:rPr>
+        <w:t>Entity Frequency</w:t>
+      </w:r>
+    </w:p>
+    <w:p>
+      <w:pPr>
+        <w:rPr>
+          <w:rFonts w:ascii="Times New Roman" w:hAnsi="Times New Roman" w:cs="Times New Roman"/>
+        </w:rPr>
+      </w:pPr>
+    </w:p>
+    <w:tbl>
+      <w:tblPr>
+        <w:tblStyle w:val="TableGrid"/>
+        <w:tblW w:w="11790" w:type="dxa"/>
+        <w:tblInd w:w="-1175" w:type="dxa"/>
+        <w:tblLook w:val="04A0" w:firstRow="1" w:lastRow="0" w:firstColumn="1" w:lastColumn="0" w:noHBand="0" w:noVBand="1"/>
+      </w:tblPr>
+      <w:tblGrid>
+        <w:gridCol w:w="3690"/>
+        <w:gridCol w:w="3870"/>
+        <w:gridCol w:w="4230"/>
+      </w:tblGrid>
+      <w:tr>
+        <w:trPr>
+          <w:trHeight w:val="377"/>
+        </w:trPr>
+        <w:tc>
+          <w:tcPr>
+            <w:tcW w:w="3690" w:type="dxa"/>
+            <w:tcBorders>
+              <w:top w:val="single" w:sz="4" w:space="0" w:color="auto"/>
+              <w:left w:val="single" w:sz="4" w:space="0" w:color="auto"/>
+              <w:bottom w:val="single" w:sz="4" w:space="0" w:color="auto"/>
+              <w:right w:val="single" w:sz="4" w:space="0" w:color="auto"/>
+            </w:tcBorders>
+            <w:hideMark/>
+          </w:tcPr>
+          <w:p>
+            <w:pPr>
+              <w:spacing w:after="160" w:line="278" w:lineRule="auto"/>
+              <w:rPr>
+                <w:rFonts w:ascii="Times New Roman" w:hAnsi="Times New Roman" w:cs="Times New Roman"/>
+                <w:b/>
+                <w:bCs/>
+                <w:i/>
+                <w:iCs/>
+              </w:rPr>
+            </w:pPr>
+            <w:r>
+              <w:rPr>
+                <w:rFonts w:ascii="Times New Roman" w:hAnsi="Times New Roman" w:cs="Times New Roman"/>
+                <w:b/>
+                <w:bCs/>
+                <w:i/>
+                <w:iCs/>
+              </w:rPr>
+              <w:t>Pairs</w:t>
+            </w:r>
+          </w:p>
+        </w:tc>
+        <w:tc>
+          <w:tcPr>
+            <w:tcW w:w="3870" w:type="dxa"/>
+            <w:tcBorders>
+              <w:top w:val="single" w:sz="4" w:space="0" w:color="auto"/>
+              <w:left w:val="single" w:sz="4" w:space="0" w:color="auto"/>
+              <w:bottom w:val="single" w:sz="4" w:space="0" w:color="auto"/>
+              <w:right w:val="single" w:sz="4" w:space="0" w:color="auto"/>
+            </w:tcBorders>
+            <w:hideMark/>
+          </w:tcPr>
+          <w:p>
+            <w:pPr>
+              <w:spacing w:after="160" w:line="278" w:lineRule="auto"/>
+              <w:rPr>
+                <w:rFonts w:ascii="Times New Roman" w:hAnsi="Times New Roman" w:cs="Times New Roman"/>
+                <w:b/>
+                <w:bCs/>
+                <w:i/>
+                <w:iCs/>
+              </w:rPr>
+            </w:pPr>
+            <w:proofErr w:type="spellStart"/>
+            <w:r>
+              <w:rPr>
+                <w:rFonts w:ascii="Times New Roman" w:hAnsi="Times New Roman" w:cs="Times New Roman"/>
+                <w:b/>
+                <w:bCs/>
+                <w:i/>
+                <w:iCs/>
+              </w:rPr>
+              <w:t>True_Attitudes</w:t>
+            </w:r>
+            <w:proofErr w:type="spellEnd"/>
+          </w:p>
+        </w:tc>
+        <w:tc>
+          <w:tcPr>
+            <w:tcW w:w="4230" w:type="dxa"/>
+            <w:tcBorders>
+              <w:top w:val="single" w:sz="4" w:space="0" w:color="auto"/>
+              <w:left w:val="single" w:sz="4" w:space="0" w:color="auto"/>
+              <w:bottom w:val="single" w:sz="4" w:space="0" w:color="auto"/>
+              <w:right w:val="single" w:sz="4" w:space="0" w:color="auto"/>
+            </w:tcBorders>
+            <w:hideMark/>
+          </w:tcPr>
+          <w:p>
+            <w:pPr>
+              <w:spacing w:after="160" w:line="278" w:lineRule="auto"/>
+              <w:rPr>
+                <w:rFonts w:ascii="Times New Roman" w:hAnsi="Times New Roman" w:cs="Times New Roman"/>
+                <w:b/>
+                <w:bCs/>
+                <w:i/>
+                <w:iCs/>
+              </w:rPr>
+            </w:pPr>
+            <w:proofErr w:type="spellStart"/>
+            <w:r>
+              <w:rPr>
+                <w:rFonts w:ascii="Times New Roman" w:hAnsi="Times New Roman" w:cs="Times New Roman"/>
+                <w:b/>
+                <w:bCs/>
+                <w:i/>
+                <w:iCs/>
+              </w:rPr>
+              <w:t>Pred_Attitudes</w:t>
+            </w:r>
+            <w:proofErr w:type="spellEnd"/>
+          </w:p>
+        </w:tc>
+      </w:tr>
+      <w:tr>
+        <w:tc>
+          <w:tcPr>
+            <w:tcW w:w="3690" w:type="dxa"/>
+            <w:tcBorders>
+              <w:top w:val="single" w:sz="4" w:space="0" w:color="auto"/>
+              <w:left w:val="single" w:sz="4" w:space="0" w:color="auto"/>
+              <w:bottom w:val="single" w:sz="4" w:space="0" w:color="auto"/>
+              <w:right w:val="single" w:sz="4" w:space="0" w:color="auto"/>
+            </w:tcBorders>
+          </w:tcPr>
+          <w:p>
+            <w:pPr>
+              <w:spacing w:after="160" w:line="278" w:lineRule="auto"/>
+              <w:rPr>
+                <w:rFonts w:ascii="Times New Roman" w:hAnsi="Times New Roman" w:cs="Times New Roman"/>
+                <w:i/>
+                <w:iCs/>
+              </w:rPr>
+            </w:pPr>
+            <w:r>
+              <w:rPr>
+                <w:rFonts w:ascii="Times New Roman" w:hAnsi="Times New Roman" w:cs="Times New Roman"/>
+                <w:i/>
+                <w:iCs/>
+              </w:rPr>
+              <w:t>('</w:t>
+            </w:r>
+            <w:proofErr w:type="spellStart"/>
+            <w:r>
+              <w:rPr>
+                <w:rFonts w:ascii="Times New Roman" w:hAnsi="Times New Roman" w:cs="Times New Roman"/>
+                <w:i/>
+                <w:iCs/>
+              </w:rPr>
+              <w:t>brexit</w:t>
+            </w:r>
+            <w:proofErr w:type="spellEnd"/>
+            <w:r>
+              <w:rPr>
+                <w:rFonts w:ascii="Times New Roman" w:hAnsi="Times New Roman" w:cs="Times New Roman"/>
+                <w:i/>
+                <w:iCs/>
+              </w:rPr>
+              <w:t>', '</w:t>
+            </w:r>
+            <w:proofErr w:type="spellStart"/>
+            <w:r>
+              <w:rPr>
+                <w:rFonts w:ascii="Times New Roman" w:hAnsi="Times New Roman" w:cs="Times New Roman"/>
+                <w:i/>
+                <w:iCs/>
+              </w:rPr>
+              <w:t>european</w:t>
+            </w:r>
+            <w:proofErr w:type="spellEnd"/>
+            <w:r>
+              <w:rPr>
+                <w:rFonts w:ascii="Times New Roman" w:hAnsi="Times New Roman" w:cs="Times New Roman"/>
+                <w:i/>
+                <w:iCs/>
+              </w:rPr>
+              <w:t xml:space="preserve"> union')</w:t>
+            </w:r>
+          </w:p>
+          <w:p>
+            <w:pPr>
+              <w:spacing w:after="160" w:line="278" w:lineRule="auto"/>
+              <w:rPr>
+                <w:rFonts w:ascii="Times New Roman" w:hAnsi="Times New Roman" w:cs="Times New Roman"/>
+                <w:i/>
+                <w:iCs/>
+              </w:rPr>
+            </w:pPr>
+          </w:p>
+        </w:tc>
+        <w:tc>
+          <w:tcPr>
+            <w:tcW w:w="3870" w:type="dxa"/>
+            <w:tcBorders>
+              <w:top w:val="single" w:sz="4" w:space="0" w:color="auto"/>
+              <w:left w:val="single" w:sz="4" w:space="0" w:color="auto"/>
+              <w:bottom w:val="single" w:sz="4" w:space="0" w:color="auto"/>
+              <w:right w:val="single" w:sz="4" w:space="0" w:color="auto"/>
+            </w:tcBorders>
+          </w:tcPr>
+          <w:p>
+            <w:pPr>
+              <w:spacing w:after="160" w:line="278" w:lineRule="auto"/>
+              <w:rPr>
+                <w:rFonts w:ascii="Times New Roman" w:hAnsi="Times New Roman" w:cs="Times New Roman"/>
+                <w:i/>
+                <w:iCs/>
+              </w:rPr>
+            </w:pPr>
+            <w:r>
+              <w:rPr>
+                <w:rFonts w:ascii="Times New Roman" w:hAnsi="Times New Roman" w:cs="Times New Roman"/>
+                <w:i/>
+                <w:iCs/>
+              </w:rPr>
+              <w:t>TRUE: 70 (Neg: 58, Neu: 10, Pos: 2)</w:t>
+            </w:r>
+          </w:p>
+          <w:p>
+            <w:pPr>
+              <w:spacing w:after="160" w:line="278" w:lineRule="auto"/>
+              <w:rPr>
+                <w:rFonts w:ascii="Times New Roman" w:hAnsi="Times New Roman" w:cs="Times New Roman"/>
+                <w:i/>
+                <w:iCs/>
+              </w:rPr>
+            </w:pPr>
+          </w:p>
+        </w:tc>
+        <w:tc>
+          <w:tcPr>
+            <w:tcW w:w="4230" w:type="dxa"/>
+            <w:tcBorders>
+              <w:top w:val="single" w:sz="4" w:space="0" w:color="auto"/>
+              <w:left w:val="single" w:sz="4" w:space="0" w:color="auto"/>
+              <w:bottom w:val="single" w:sz="4" w:space="0" w:color="auto"/>
+              <w:right w:val="single" w:sz="4" w:space="0" w:color="auto"/>
+            </w:tcBorders>
+          </w:tcPr>
+          <w:p>
+            <w:pPr>
+              <w:spacing w:after="160" w:line="278" w:lineRule="auto"/>
+              <w:rPr>
+                <w:rFonts w:ascii="Times New Roman" w:hAnsi="Times New Roman" w:cs="Times New Roman"/>
+                <w:i/>
+                <w:iCs/>
+              </w:rPr>
+            </w:pPr>
+            <w:r>
+              <w:rPr>
+                <w:rFonts w:ascii="Times New Roman" w:hAnsi="Times New Roman" w:cs="Times New Roman"/>
+                <w:i/>
+                <w:iCs/>
+              </w:rPr>
+              <w:t>PRED: 20 (Neg: 6, Neu: 14, Pos: 0)</w:t>
+            </w:r>
+          </w:p>
+          <w:p>
+            <w:pPr>
+              <w:spacing w:after="160" w:line="278" w:lineRule="auto"/>
+              <w:rPr>
+                <w:rFonts w:ascii="Times New Roman" w:hAnsi="Times New Roman" w:cs="Times New Roman"/>
+                <w:i/>
+                <w:iCs/>
+              </w:rPr>
+            </w:pPr>
+          </w:p>
+        </w:tc>
+      </w:tr>
+      <w:tr>
+        <w:tc>
+          <w:tcPr>
+            <w:tcW w:w="3690" w:type="dxa"/>
+            <w:tcBorders>
+              <w:top w:val="single" w:sz="4" w:space="0" w:color="auto"/>
+              <w:left w:val="single" w:sz="4" w:space="0" w:color="auto"/>
+              <w:bottom w:val="single" w:sz="4" w:space="0" w:color="auto"/>
+              <w:right w:val="single" w:sz="4" w:space="0" w:color="auto"/>
+            </w:tcBorders>
+          </w:tcPr>
+          <w:p>
+            <w:pPr>
+              <w:spacing w:after="160" w:line="278" w:lineRule="auto"/>
+              <w:rPr>
+                <w:rFonts w:ascii="Times New Roman" w:hAnsi="Times New Roman" w:cs="Times New Roman"/>
+                <w:i/>
+                <w:iCs/>
+              </w:rPr>
+            </w:pPr>
+            <w:r>
+              <w:rPr>
+                <w:rFonts w:ascii="Times New Roman" w:hAnsi="Times New Roman" w:cs="Times New Roman"/>
+                <w:i/>
+                <w:iCs/>
+              </w:rPr>
+              <w:t>('</w:t>
+            </w:r>
+            <w:proofErr w:type="spellStart"/>
+            <w:r>
+              <w:rPr>
+                <w:rFonts w:ascii="Times New Roman" w:hAnsi="Times New Roman" w:cs="Times New Roman"/>
+                <w:i/>
+                <w:iCs/>
+              </w:rPr>
+              <w:t>european</w:t>
+            </w:r>
+            <w:proofErr w:type="spellEnd"/>
+            <w:r>
+              <w:rPr>
+                <w:rFonts w:ascii="Times New Roman" w:hAnsi="Times New Roman" w:cs="Times New Roman"/>
+                <w:i/>
+                <w:iCs/>
+              </w:rPr>
+              <w:t xml:space="preserve"> union', '</w:t>
+            </w:r>
+            <w:proofErr w:type="gramStart"/>
+            <w:r>
+              <w:rPr>
+                <w:rFonts w:ascii="Times New Roman" w:hAnsi="Times New Roman" w:cs="Times New Roman"/>
+                <w:i/>
+                <w:iCs/>
+              </w:rPr>
+              <w:t>united kingdom</w:t>
+            </w:r>
+            <w:proofErr w:type="gramEnd"/>
+            <w:r>
+              <w:rPr>
+                <w:rFonts w:ascii="Times New Roman" w:hAnsi="Times New Roman" w:cs="Times New Roman"/>
+                <w:i/>
+                <w:iCs/>
+              </w:rPr>
+              <w:t xml:space="preserve">') </w:t>
+            </w:r>
+          </w:p>
+          <w:p>
+            <w:pPr>
+              <w:spacing w:after="160" w:line="278" w:lineRule="auto"/>
+              <w:rPr>
+                <w:rFonts w:ascii="Times New Roman" w:hAnsi="Times New Roman" w:cs="Times New Roman"/>
+                <w:i/>
+                <w:iCs/>
+              </w:rPr>
+            </w:pPr>
+          </w:p>
+        </w:tc>
+        <w:tc>
+          <w:tcPr>
+            <w:tcW w:w="3870" w:type="dxa"/>
+            <w:tcBorders>
+              <w:top w:val="single" w:sz="4" w:space="0" w:color="auto"/>
+              <w:left w:val="single" w:sz="4" w:space="0" w:color="auto"/>
+              <w:bottom w:val="single" w:sz="4" w:space="0" w:color="auto"/>
+              <w:right w:val="single" w:sz="4" w:space="0" w:color="auto"/>
+            </w:tcBorders>
+          </w:tcPr>
+          <w:p>
+            <w:pPr>
+              <w:spacing w:after="160" w:line="278" w:lineRule="auto"/>
+              <w:rPr>
+                <w:rFonts w:ascii="Times New Roman" w:hAnsi="Times New Roman" w:cs="Times New Roman"/>
+                <w:i/>
+                <w:iCs/>
+              </w:rPr>
+            </w:pPr>
+            <w:r>
+              <w:rPr>
+                <w:rFonts w:ascii="Times New Roman" w:hAnsi="Times New Roman" w:cs="Times New Roman"/>
+                <w:i/>
+                <w:iCs/>
+              </w:rPr>
+              <w:t>TRUE: 12 (Neg: 7, Neu: 5, Pos: 0)</w:t>
+            </w:r>
+          </w:p>
+          <w:p>
+            <w:pPr>
+              <w:spacing w:after="160" w:line="278" w:lineRule="auto"/>
+              <w:rPr>
+                <w:rFonts w:ascii="Times New Roman" w:hAnsi="Times New Roman" w:cs="Times New Roman"/>
+                <w:i/>
+                <w:iCs/>
+              </w:rPr>
+            </w:pPr>
+          </w:p>
+        </w:tc>
+        <w:tc>
+          <w:tcPr>
+            <w:tcW w:w="4230" w:type="dxa"/>
+            <w:tcBorders>
+              <w:top w:val="single" w:sz="4" w:space="0" w:color="auto"/>
+              <w:left w:val="single" w:sz="4" w:space="0" w:color="auto"/>
+              <w:bottom w:val="single" w:sz="4" w:space="0" w:color="auto"/>
+              <w:right w:val="single" w:sz="4" w:space="0" w:color="auto"/>
+            </w:tcBorders>
+          </w:tcPr>
+          <w:p>
+            <w:pPr>
+              <w:spacing w:after="160" w:line="278" w:lineRule="auto"/>
+              <w:rPr>
+                <w:rFonts w:ascii="Times New Roman" w:hAnsi="Times New Roman" w:cs="Times New Roman"/>
+                <w:i/>
+                <w:iCs/>
+              </w:rPr>
+            </w:pPr>
+            <w:r>
+              <w:rPr>
+                <w:rFonts w:ascii="Times New Roman" w:hAnsi="Times New Roman" w:cs="Times New Roman"/>
+                <w:i/>
+                <w:iCs/>
+              </w:rPr>
+              <w:t> PRED: 47 (Neg: 6, Neu: 34, Pos: 7)</w:t>
+            </w:r>
+          </w:p>
+          <w:p>
+            <w:pPr>
+              <w:spacing w:after="160" w:line="278" w:lineRule="auto"/>
+              <w:rPr>
+                <w:rFonts w:ascii="Times New Roman" w:hAnsi="Times New Roman" w:cs="Times New Roman"/>
+                <w:i/>
+                <w:iCs/>
+              </w:rPr>
+            </w:pPr>
+          </w:p>
+        </w:tc>
+      </w:tr>
+      <w:tr>
+        <w:tc>
+          <w:tcPr>
+            <w:tcW w:w="3690" w:type="dxa"/>
+            <w:tcBorders>
+              <w:top w:val="single" w:sz="4" w:space="0" w:color="auto"/>
+              <w:left w:val="single" w:sz="4" w:space="0" w:color="auto"/>
+              <w:bottom w:val="single" w:sz="4" w:space="0" w:color="auto"/>
+              <w:right w:val="single" w:sz="4" w:space="0" w:color="auto"/>
+            </w:tcBorders>
+          </w:tcPr>
+          <w:p>
+            <w:pPr>
+              <w:spacing w:after="160" w:line="278" w:lineRule="auto"/>
+              <w:rPr>
+                <w:rFonts w:ascii="Times New Roman" w:hAnsi="Times New Roman" w:cs="Times New Roman"/>
+                <w:i/>
+                <w:iCs/>
+              </w:rPr>
+            </w:pPr>
+            <w:r>
+              <w:rPr>
+                <w:rFonts w:ascii="Times New Roman" w:hAnsi="Times New Roman" w:cs="Times New Roman"/>
+                <w:i/>
+                <w:iCs/>
+              </w:rPr>
+              <w:t>('</w:t>
+            </w:r>
+            <w:proofErr w:type="spellStart"/>
+            <w:r>
+              <w:rPr>
+                <w:rFonts w:ascii="Times New Roman" w:hAnsi="Times New Roman" w:cs="Times New Roman"/>
+                <w:i/>
+                <w:iCs/>
+              </w:rPr>
+              <w:t>brexit</w:t>
+            </w:r>
+            <w:proofErr w:type="spellEnd"/>
+            <w:r>
+              <w:rPr>
+                <w:rFonts w:ascii="Times New Roman" w:hAnsi="Times New Roman" w:cs="Times New Roman"/>
+                <w:i/>
+                <w:iCs/>
+              </w:rPr>
+              <w:t>', '</w:t>
+            </w:r>
+            <w:proofErr w:type="gramStart"/>
+            <w:r>
+              <w:rPr>
+                <w:rFonts w:ascii="Times New Roman" w:hAnsi="Times New Roman" w:cs="Times New Roman"/>
+                <w:i/>
+                <w:iCs/>
+              </w:rPr>
+              <w:t>united kingdom</w:t>
+            </w:r>
+            <w:proofErr w:type="gramEnd"/>
+            <w:r>
+              <w:rPr>
+                <w:rFonts w:ascii="Times New Roman" w:hAnsi="Times New Roman" w:cs="Times New Roman"/>
+                <w:i/>
+                <w:iCs/>
+              </w:rPr>
+              <w:t>')</w:t>
+            </w:r>
+          </w:p>
+          <w:p>
+            <w:pPr>
+              <w:spacing w:after="160" w:line="278" w:lineRule="auto"/>
+              <w:rPr>
+                <w:rFonts w:ascii="Times New Roman" w:hAnsi="Times New Roman" w:cs="Times New Roman"/>
+                <w:i/>
+                <w:iCs/>
+              </w:rPr>
+            </w:pPr>
+          </w:p>
+        </w:tc>
+        <w:tc>
+          <w:tcPr>
+            <w:tcW w:w="3870" w:type="dxa"/>
+            <w:tcBorders>
+              <w:top w:val="single" w:sz="4" w:space="0" w:color="auto"/>
+              <w:left w:val="single" w:sz="4" w:space="0" w:color="auto"/>
+              <w:bottom w:val="single" w:sz="4" w:space="0" w:color="auto"/>
+              <w:right w:val="single" w:sz="4" w:space="0" w:color="auto"/>
+            </w:tcBorders>
+          </w:tcPr>
+          <w:p>
+            <w:pPr>
+              <w:spacing w:after="160" w:line="278" w:lineRule="auto"/>
+              <w:rPr>
+                <w:rFonts w:ascii="Times New Roman" w:hAnsi="Times New Roman" w:cs="Times New Roman"/>
+                <w:i/>
+                <w:iCs/>
+              </w:rPr>
+            </w:pPr>
+            <w:r>
+              <w:rPr>
+                <w:rFonts w:ascii="Times New Roman" w:hAnsi="Times New Roman" w:cs="Times New Roman"/>
+                <w:i/>
+                <w:iCs/>
+              </w:rPr>
+              <w:t>TRUE: 34 (Neg: 22, Neu: 9, Pos: 3)</w:t>
+            </w:r>
+          </w:p>
+          <w:p>
+            <w:pPr>
+              <w:spacing w:after="160" w:line="278" w:lineRule="auto"/>
+              <w:rPr>
+                <w:rFonts w:ascii="Times New Roman" w:hAnsi="Times New Roman" w:cs="Times New Roman"/>
+                <w:i/>
+                <w:iCs/>
+              </w:rPr>
+            </w:pPr>
+          </w:p>
+        </w:tc>
+        <w:tc>
+          <w:tcPr>
+            <w:tcW w:w="4230" w:type="dxa"/>
+            <w:tcBorders>
+              <w:top w:val="single" w:sz="4" w:space="0" w:color="auto"/>
+              <w:left w:val="single" w:sz="4" w:space="0" w:color="auto"/>
+              <w:bottom w:val="single" w:sz="4" w:space="0" w:color="auto"/>
+              <w:right w:val="single" w:sz="4" w:space="0" w:color="auto"/>
+            </w:tcBorders>
+          </w:tcPr>
+          <w:p>
+            <w:pPr>
+              <w:spacing w:after="160" w:line="278" w:lineRule="auto"/>
+              <w:rPr>
+                <w:rFonts w:ascii="Times New Roman" w:hAnsi="Times New Roman" w:cs="Times New Roman"/>
+                <w:i/>
+                <w:iCs/>
+              </w:rPr>
+            </w:pPr>
+            <w:r>
+              <w:rPr>
+                <w:rFonts w:ascii="Times New Roman" w:hAnsi="Times New Roman" w:cs="Times New Roman"/>
+                <w:i/>
+                <w:iCs/>
+              </w:rPr>
+              <w:t>PRED: 21 (Neg: 2, Neu: 16, Pos: 3)</w:t>
+            </w:r>
+          </w:p>
+          <w:p>
+            <w:pPr>
+              <w:spacing w:after="160" w:line="278" w:lineRule="auto"/>
+              <w:rPr>
+                <w:rFonts w:ascii="Times New Roman" w:hAnsi="Times New Roman" w:cs="Times New Roman"/>
+                <w:i/>
+                <w:iCs/>
+              </w:rPr>
+            </w:pPr>
+          </w:p>
+        </w:tc>
+      </w:tr>
+      <w:tr>
+        <w:tc>
+          <w:tcPr>
+            <w:tcW w:w="3690" w:type="dxa"/>
+            <w:tcBorders>
+              <w:top w:val="single" w:sz="4" w:space="0" w:color="auto"/>
+              <w:left w:val="single" w:sz="4" w:space="0" w:color="auto"/>
+              <w:bottom w:val="single" w:sz="4" w:space="0" w:color="auto"/>
+              <w:right w:val="single" w:sz="4" w:space="0" w:color="auto"/>
+            </w:tcBorders>
+          </w:tcPr>
+          <w:p>
+            <w:pPr>
+              <w:spacing w:after="160" w:line="278" w:lineRule="auto"/>
+              <w:rPr>
+                <w:rFonts w:ascii="Times New Roman" w:hAnsi="Times New Roman" w:cs="Times New Roman"/>
+                <w:i/>
+                <w:iCs/>
+              </w:rPr>
+            </w:pPr>
+            <w:r>
+              <w:rPr>
+                <w:rFonts w:ascii="Times New Roman" w:hAnsi="Times New Roman" w:cs="Times New Roman"/>
+                <w:i/>
+                <w:iCs/>
+              </w:rPr>
+              <w:t>('</w:t>
+            </w:r>
+            <w:proofErr w:type="spellStart"/>
+            <w:r>
+              <w:rPr>
+                <w:rFonts w:ascii="Times New Roman" w:hAnsi="Times New Roman" w:cs="Times New Roman"/>
+                <w:i/>
+                <w:iCs/>
+              </w:rPr>
+              <w:t>barack</w:t>
+            </w:r>
+            <w:proofErr w:type="spellEnd"/>
+            <w:r>
+              <w:rPr>
+                <w:rFonts w:ascii="Times New Roman" w:hAnsi="Times New Roman" w:cs="Times New Roman"/>
+                <w:i/>
+                <w:iCs/>
+              </w:rPr>
+              <w:t xml:space="preserve"> </w:t>
+            </w:r>
+            <w:proofErr w:type="spellStart"/>
+            <w:r>
+              <w:rPr>
+                <w:rFonts w:ascii="Times New Roman" w:hAnsi="Times New Roman" w:cs="Times New Roman"/>
+                <w:i/>
+                <w:iCs/>
+              </w:rPr>
+              <w:t>obama</w:t>
+            </w:r>
+            <w:proofErr w:type="spellEnd"/>
+            <w:r>
+              <w:rPr>
+                <w:rFonts w:ascii="Times New Roman" w:hAnsi="Times New Roman" w:cs="Times New Roman"/>
+                <w:i/>
+                <w:iCs/>
+              </w:rPr>
+              <w:t>', '</w:t>
+            </w:r>
+            <w:proofErr w:type="spellStart"/>
+            <w:r>
+              <w:rPr>
+                <w:rFonts w:ascii="Times New Roman" w:hAnsi="Times New Roman" w:cs="Times New Roman"/>
+                <w:i/>
+                <w:iCs/>
+              </w:rPr>
+              <w:t>brexit</w:t>
+            </w:r>
+            <w:proofErr w:type="spellEnd"/>
+            <w:r>
+              <w:rPr>
+                <w:rFonts w:ascii="Times New Roman" w:hAnsi="Times New Roman" w:cs="Times New Roman"/>
+                <w:i/>
+                <w:iCs/>
+              </w:rPr>
+              <w:t>')</w:t>
+            </w:r>
+          </w:p>
+          <w:p>
+            <w:pPr>
+              <w:spacing w:after="160" w:line="278" w:lineRule="auto"/>
+              <w:rPr>
+                <w:rFonts w:ascii="Times New Roman" w:hAnsi="Times New Roman" w:cs="Times New Roman"/>
+                <w:i/>
+                <w:iCs/>
+              </w:rPr>
+            </w:pPr>
+          </w:p>
+        </w:tc>
+        <w:tc>
+          <w:tcPr>
+            <w:tcW w:w="3870" w:type="dxa"/>
+            <w:tcBorders>
+              <w:top w:val="single" w:sz="4" w:space="0" w:color="auto"/>
+              <w:left w:val="single" w:sz="4" w:space="0" w:color="auto"/>
+              <w:bottom w:val="single" w:sz="4" w:space="0" w:color="auto"/>
+              <w:right w:val="single" w:sz="4" w:space="0" w:color="auto"/>
+            </w:tcBorders>
+          </w:tcPr>
+          <w:p>
+            <w:pPr>
+              <w:spacing w:after="160" w:line="278" w:lineRule="auto"/>
+              <w:rPr>
+                <w:rFonts w:ascii="Times New Roman" w:hAnsi="Times New Roman" w:cs="Times New Roman"/>
+                <w:i/>
+                <w:iCs/>
+              </w:rPr>
+            </w:pPr>
+            <w:r>
+              <w:rPr>
+                <w:rFonts w:ascii="Times New Roman" w:hAnsi="Times New Roman" w:cs="Times New Roman"/>
+                <w:i/>
+                <w:iCs/>
+              </w:rPr>
+              <w:t>TRUE: 24 (Neg: 14, Neu: 8, Pos: 2)</w:t>
+            </w:r>
+          </w:p>
+          <w:p>
+            <w:pPr>
+              <w:spacing w:after="160" w:line="278" w:lineRule="auto"/>
+              <w:rPr>
+                <w:rFonts w:ascii="Times New Roman" w:hAnsi="Times New Roman" w:cs="Times New Roman"/>
+                <w:i/>
+                <w:iCs/>
+              </w:rPr>
+            </w:pPr>
+          </w:p>
+        </w:tc>
+        <w:tc>
+          <w:tcPr>
+            <w:tcW w:w="4230" w:type="dxa"/>
+            <w:tcBorders>
+              <w:top w:val="single" w:sz="4" w:space="0" w:color="auto"/>
+              <w:left w:val="single" w:sz="4" w:space="0" w:color="auto"/>
+              <w:bottom w:val="single" w:sz="4" w:space="0" w:color="auto"/>
+              <w:right w:val="single" w:sz="4" w:space="0" w:color="auto"/>
+            </w:tcBorders>
+          </w:tcPr>
+          <w:p>
+            <w:pPr>
+              <w:spacing w:after="160" w:line="278" w:lineRule="auto"/>
+              <w:rPr>
+                <w:rFonts w:ascii="Times New Roman" w:hAnsi="Times New Roman" w:cs="Times New Roman"/>
+                <w:i/>
+                <w:iCs/>
+              </w:rPr>
+            </w:pPr>
+            <w:r>
+              <w:rPr>
+                <w:rFonts w:ascii="Times New Roman" w:hAnsi="Times New Roman" w:cs="Times New Roman"/>
+                <w:i/>
+                <w:iCs/>
+              </w:rPr>
+              <w:t>PRED: 1 (Neg: 0, Neu: 1, Pos: 0)</w:t>
+            </w:r>
+          </w:p>
+          <w:p>
+            <w:pPr>
+              <w:spacing w:after="160" w:line="278" w:lineRule="auto"/>
+              <w:rPr>
+                <w:rFonts w:ascii="Times New Roman" w:hAnsi="Times New Roman" w:cs="Times New Roman"/>
+                <w:i/>
+                <w:iCs/>
+              </w:rPr>
+            </w:pPr>
+          </w:p>
+        </w:tc>
+      </w:tr>
+      <w:tr>
+        <w:tc>
+          <w:tcPr>
+            <w:tcW w:w="3690" w:type="dxa"/>
+            <w:tcBorders>
+              <w:top w:val="single" w:sz="4" w:space="0" w:color="auto"/>
+              <w:left w:val="single" w:sz="4" w:space="0" w:color="auto"/>
+              <w:bottom w:val="single" w:sz="4" w:space="0" w:color="auto"/>
+              <w:right w:val="single" w:sz="4" w:space="0" w:color="auto"/>
+            </w:tcBorders>
+          </w:tcPr>
+          <w:p>
+            <w:pPr>
+              <w:spacing w:after="160" w:line="278" w:lineRule="auto"/>
+              <w:rPr>
+                <w:rFonts w:ascii="Times New Roman" w:hAnsi="Times New Roman" w:cs="Times New Roman"/>
+                <w:i/>
+                <w:iCs/>
+              </w:rPr>
+            </w:pPr>
+            <w:r>
+              <w:rPr>
+                <w:rFonts w:ascii="Times New Roman" w:hAnsi="Times New Roman" w:cs="Times New Roman"/>
+                <w:i/>
+                <w:iCs/>
+              </w:rPr>
+              <w:t>('</w:t>
+            </w:r>
+            <w:proofErr w:type="spellStart"/>
+            <w:r>
+              <w:rPr>
+                <w:rFonts w:ascii="Times New Roman" w:hAnsi="Times New Roman" w:cs="Times New Roman"/>
+                <w:i/>
+                <w:iCs/>
+              </w:rPr>
+              <w:t>brexit</w:t>
+            </w:r>
+            <w:proofErr w:type="spellEnd"/>
+            <w:r>
+              <w:rPr>
+                <w:rFonts w:ascii="Times New Roman" w:hAnsi="Times New Roman" w:cs="Times New Roman"/>
+                <w:i/>
+                <w:iCs/>
+              </w:rPr>
+              <w:t>', 'united states')</w:t>
+            </w:r>
+          </w:p>
+          <w:p>
+            <w:pPr>
+              <w:spacing w:after="160" w:line="278" w:lineRule="auto"/>
+              <w:rPr>
+                <w:rFonts w:ascii="Times New Roman" w:hAnsi="Times New Roman" w:cs="Times New Roman"/>
+                <w:i/>
+                <w:iCs/>
+              </w:rPr>
+            </w:pPr>
+          </w:p>
+        </w:tc>
+        <w:tc>
+          <w:tcPr>
+            <w:tcW w:w="3870" w:type="dxa"/>
+            <w:tcBorders>
+              <w:top w:val="single" w:sz="4" w:space="0" w:color="auto"/>
+              <w:left w:val="single" w:sz="4" w:space="0" w:color="auto"/>
+              <w:bottom w:val="single" w:sz="4" w:space="0" w:color="auto"/>
+              <w:right w:val="single" w:sz="4" w:space="0" w:color="auto"/>
+            </w:tcBorders>
+          </w:tcPr>
+          <w:p>
+            <w:pPr>
+              <w:spacing w:after="160" w:line="278" w:lineRule="auto"/>
+              <w:rPr>
+                <w:rFonts w:ascii="Times New Roman" w:hAnsi="Times New Roman" w:cs="Times New Roman"/>
+                <w:i/>
+                <w:iCs/>
+              </w:rPr>
+            </w:pPr>
+            <w:r>
+              <w:rPr>
+                <w:rFonts w:ascii="Times New Roman" w:hAnsi="Times New Roman" w:cs="Times New Roman"/>
+                <w:i/>
+                <w:iCs/>
+              </w:rPr>
+              <w:t>TRUE: 15 (Neg: 8, Neu: 4, Pos: 3)</w:t>
+            </w:r>
+          </w:p>
+          <w:p>
+            <w:pPr>
+              <w:spacing w:after="160" w:line="278" w:lineRule="auto"/>
+              <w:rPr>
+                <w:rFonts w:ascii="Times New Roman" w:hAnsi="Times New Roman" w:cs="Times New Roman"/>
+                <w:i/>
+                <w:iCs/>
+              </w:rPr>
+            </w:pPr>
+          </w:p>
+        </w:tc>
+        <w:tc>
+          <w:tcPr>
+            <w:tcW w:w="4230" w:type="dxa"/>
+            <w:tcBorders>
+              <w:top w:val="single" w:sz="4" w:space="0" w:color="auto"/>
+              <w:left w:val="single" w:sz="4" w:space="0" w:color="auto"/>
+              <w:bottom w:val="single" w:sz="4" w:space="0" w:color="auto"/>
+              <w:right w:val="single" w:sz="4" w:space="0" w:color="auto"/>
+            </w:tcBorders>
+          </w:tcPr>
+          <w:p>
+            <w:pPr>
+              <w:spacing w:after="160" w:line="278" w:lineRule="auto"/>
+              <w:rPr>
+                <w:rFonts w:ascii="Times New Roman" w:hAnsi="Times New Roman" w:cs="Times New Roman"/>
+                <w:i/>
+                <w:iCs/>
+              </w:rPr>
+            </w:pPr>
+            <w:r>
+              <w:rPr>
+                <w:rFonts w:ascii="Times New Roman" w:hAnsi="Times New Roman" w:cs="Times New Roman"/>
+                <w:i/>
+                <w:iCs/>
+              </w:rPr>
+              <w:t>PRED: 9 (Neg: 1, Neu: 4, Pos: 4)</w:t>
+            </w:r>
+          </w:p>
+          <w:p>
+            <w:pPr>
+              <w:spacing w:after="160" w:line="278" w:lineRule="auto"/>
+              <w:rPr>
+                <w:rFonts w:ascii="Times New Roman" w:hAnsi="Times New Roman" w:cs="Times New Roman"/>
+                <w:i/>
+                <w:iCs/>
+              </w:rPr>
+            </w:pPr>
+          </w:p>
+        </w:tc>
+      </w:tr>
+      <w:tr>
+        <w:tc>
+          <w:tcPr>
+            <w:tcW w:w="3690" w:type="dxa"/>
+            <w:tcBorders>
+              <w:top w:val="single" w:sz="4" w:space="0" w:color="auto"/>
+              <w:left w:val="single" w:sz="4" w:space="0" w:color="auto"/>
+              <w:bottom w:val="single" w:sz="4" w:space="0" w:color="auto"/>
+              <w:right w:val="single" w:sz="4" w:space="0" w:color="auto"/>
+            </w:tcBorders>
+          </w:tcPr>
+          <w:p>
+            <w:pPr>
+              <w:spacing w:after="160" w:line="278" w:lineRule="auto"/>
+              <w:rPr>
+                <w:rFonts w:ascii="Times New Roman" w:hAnsi="Times New Roman" w:cs="Times New Roman"/>
+                <w:i/>
+                <w:iCs/>
+              </w:rPr>
+            </w:pPr>
+            <w:r>
+              <w:rPr>
+                <w:rFonts w:ascii="Times New Roman" w:hAnsi="Times New Roman" w:cs="Times New Roman"/>
+                <w:i/>
+                <w:iCs/>
+              </w:rPr>
+              <w:t>('</w:t>
+            </w:r>
+            <w:proofErr w:type="spellStart"/>
+            <w:r>
+              <w:rPr>
+                <w:rFonts w:ascii="Times New Roman" w:hAnsi="Times New Roman" w:cs="Times New Roman"/>
+                <w:i/>
+                <w:iCs/>
+              </w:rPr>
+              <w:t>european</w:t>
+            </w:r>
+            <w:proofErr w:type="spellEnd"/>
+            <w:r>
+              <w:rPr>
+                <w:rFonts w:ascii="Times New Roman" w:hAnsi="Times New Roman" w:cs="Times New Roman"/>
+                <w:i/>
+                <w:iCs/>
+              </w:rPr>
+              <w:t xml:space="preserve"> union', 'united states') </w:t>
+            </w:r>
+          </w:p>
+          <w:p>
+            <w:pPr>
+              <w:spacing w:after="160" w:line="278" w:lineRule="auto"/>
+              <w:rPr>
+                <w:rFonts w:ascii="Times New Roman" w:hAnsi="Times New Roman" w:cs="Times New Roman"/>
+                <w:i/>
+                <w:iCs/>
+              </w:rPr>
+            </w:pPr>
+          </w:p>
+        </w:tc>
+        <w:tc>
+          <w:tcPr>
+            <w:tcW w:w="3870" w:type="dxa"/>
+            <w:tcBorders>
+              <w:top w:val="single" w:sz="4" w:space="0" w:color="auto"/>
+              <w:left w:val="single" w:sz="4" w:space="0" w:color="auto"/>
+              <w:bottom w:val="single" w:sz="4" w:space="0" w:color="auto"/>
+              <w:right w:val="single" w:sz="4" w:space="0" w:color="auto"/>
+            </w:tcBorders>
+          </w:tcPr>
+          <w:p>
+            <w:pPr>
+              <w:spacing w:after="160" w:line="278" w:lineRule="auto"/>
+              <w:rPr>
+                <w:rFonts w:ascii="Times New Roman" w:hAnsi="Times New Roman" w:cs="Times New Roman"/>
+                <w:i/>
+                <w:iCs/>
+              </w:rPr>
+            </w:pPr>
+            <w:r>
+              <w:rPr>
+                <w:rFonts w:ascii="Times New Roman" w:hAnsi="Times New Roman" w:cs="Times New Roman"/>
+                <w:i/>
+                <w:iCs/>
+              </w:rPr>
+              <w:t>TRUE: 4 (Neg: 1, Neu: 0, Pos: 3)</w:t>
+            </w:r>
+          </w:p>
+          <w:p>
+            <w:pPr>
+              <w:spacing w:after="160" w:line="278" w:lineRule="auto"/>
+              <w:rPr>
+                <w:rFonts w:ascii="Times New Roman" w:hAnsi="Times New Roman" w:cs="Times New Roman"/>
+                <w:i/>
+                <w:iCs/>
+              </w:rPr>
+            </w:pPr>
+          </w:p>
+        </w:tc>
+        <w:tc>
+          <w:tcPr>
+            <w:tcW w:w="4230" w:type="dxa"/>
+            <w:tcBorders>
+              <w:top w:val="single" w:sz="4" w:space="0" w:color="auto"/>
+              <w:left w:val="single" w:sz="4" w:space="0" w:color="auto"/>
+              <w:bottom w:val="single" w:sz="4" w:space="0" w:color="auto"/>
+              <w:right w:val="single" w:sz="4" w:space="0" w:color="auto"/>
+            </w:tcBorders>
+          </w:tcPr>
+          <w:p>
+            <w:pPr>
+              <w:spacing w:after="160" w:line="278" w:lineRule="auto"/>
+              <w:rPr>
+                <w:rFonts w:ascii="Times New Roman" w:hAnsi="Times New Roman" w:cs="Times New Roman"/>
+                <w:i/>
+                <w:iCs/>
+              </w:rPr>
+            </w:pPr>
+            <w:r>
+              <w:rPr>
+                <w:rFonts w:ascii="Times New Roman" w:hAnsi="Times New Roman" w:cs="Times New Roman"/>
+                <w:i/>
+                <w:iCs/>
+              </w:rPr>
+              <w:t>PRED: 5 (Neg: 1, Neu: 4, Pos: 0)</w:t>
+            </w:r>
+          </w:p>
+          <w:p>
+            <w:pPr>
+              <w:spacing w:after="160" w:line="278" w:lineRule="auto"/>
+              <w:rPr>
+                <w:rFonts w:ascii="Times New Roman" w:hAnsi="Times New Roman" w:cs="Times New Roman"/>
+                <w:i/>
+                <w:iCs/>
+              </w:rPr>
+            </w:pPr>
+          </w:p>
+        </w:tc>
+      </w:tr>
+      <w:tr>
+        <w:tc>
+          <w:tcPr>
+            <w:tcW w:w="3690" w:type="dxa"/>
+            <w:tcBorders>
+              <w:top w:val="single" w:sz="4" w:space="0" w:color="auto"/>
+              <w:left w:val="single" w:sz="4" w:space="0" w:color="auto"/>
+              <w:bottom w:val="single" w:sz="4" w:space="0" w:color="auto"/>
+              <w:right w:val="single" w:sz="4" w:space="0" w:color="auto"/>
+            </w:tcBorders>
+          </w:tcPr>
+          <w:p>
+            <w:pPr>
+              <w:spacing w:after="160" w:line="278" w:lineRule="auto"/>
+              <w:rPr>
+                <w:rFonts w:ascii="Times New Roman" w:hAnsi="Times New Roman" w:cs="Times New Roman"/>
+                <w:i/>
+                <w:iCs/>
+              </w:rPr>
+            </w:pPr>
+            <w:r>
+              <w:rPr>
+                <w:rFonts w:ascii="Times New Roman" w:hAnsi="Times New Roman" w:cs="Times New Roman"/>
+                <w:i/>
+                <w:iCs/>
+              </w:rPr>
+              <w:t>('</w:t>
+            </w:r>
+            <w:proofErr w:type="spellStart"/>
+            <w:r>
+              <w:rPr>
+                <w:rFonts w:ascii="Times New Roman" w:hAnsi="Times New Roman" w:cs="Times New Roman"/>
+                <w:i/>
+                <w:iCs/>
+              </w:rPr>
+              <w:t>boris</w:t>
+            </w:r>
+            <w:proofErr w:type="spellEnd"/>
+            <w:r>
+              <w:rPr>
+                <w:rFonts w:ascii="Times New Roman" w:hAnsi="Times New Roman" w:cs="Times New Roman"/>
+                <w:i/>
+                <w:iCs/>
+              </w:rPr>
+              <w:t xml:space="preserve"> </w:t>
+            </w:r>
+            <w:proofErr w:type="spellStart"/>
+            <w:r>
+              <w:rPr>
+                <w:rFonts w:ascii="Times New Roman" w:hAnsi="Times New Roman" w:cs="Times New Roman"/>
+                <w:i/>
+                <w:iCs/>
+              </w:rPr>
+              <w:t>johnson</w:t>
+            </w:r>
+            <w:proofErr w:type="spellEnd"/>
+            <w:r>
+              <w:rPr>
+                <w:rFonts w:ascii="Times New Roman" w:hAnsi="Times New Roman" w:cs="Times New Roman"/>
+                <w:i/>
+                <w:iCs/>
+              </w:rPr>
+              <w:t>', '</w:t>
+            </w:r>
+            <w:proofErr w:type="spellStart"/>
+            <w:r>
+              <w:rPr>
+                <w:rFonts w:ascii="Times New Roman" w:hAnsi="Times New Roman" w:cs="Times New Roman"/>
+                <w:i/>
+                <w:iCs/>
+              </w:rPr>
+              <w:t>brexit</w:t>
+            </w:r>
+            <w:proofErr w:type="spellEnd"/>
+            <w:r>
+              <w:rPr>
+                <w:rFonts w:ascii="Times New Roman" w:hAnsi="Times New Roman" w:cs="Times New Roman"/>
+                <w:i/>
+                <w:iCs/>
+              </w:rPr>
+              <w:t>')</w:t>
+            </w:r>
+          </w:p>
+          <w:p>
+            <w:pPr>
+              <w:spacing w:after="160" w:line="278" w:lineRule="auto"/>
+              <w:rPr>
+                <w:rFonts w:ascii="Times New Roman" w:hAnsi="Times New Roman" w:cs="Times New Roman"/>
+                <w:i/>
+                <w:iCs/>
+              </w:rPr>
+            </w:pPr>
+          </w:p>
+        </w:tc>
+        <w:tc>
+          <w:tcPr>
+            <w:tcW w:w="3870" w:type="dxa"/>
+            <w:tcBorders>
+              <w:top w:val="single" w:sz="4" w:space="0" w:color="auto"/>
+              <w:left w:val="single" w:sz="4" w:space="0" w:color="auto"/>
+              <w:bottom w:val="single" w:sz="4" w:space="0" w:color="auto"/>
+              <w:right w:val="single" w:sz="4" w:space="0" w:color="auto"/>
+            </w:tcBorders>
+          </w:tcPr>
+          <w:p>
+            <w:pPr>
+              <w:spacing w:after="160" w:line="278" w:lineRule="auto"/>
+              <w:rPr>
+                <w:rFonts w:ascii="Times New Roman" w:hAnsi="Times New Roman" w:cs="Times New Roman"/>
+                <w:i/>
+                <w:iCs/>
+              </w:rPr>
+            </w:pPr>
+            <w:r>
+              <w:rPr>
+                <w:rFonts w:ascii="Times New Roman" w:hAnsi="Times New Roman" w:cs="Times New Roman"/>
+                <w:i/>
+                <w:iCs/>
+              </w:rPr>
+              <w:t>TRUE: 8 (Neg: 1, Neu: 0, Pos: 7)</w:t>
+            </w:r>
+          </w:p>
+          <w:p>
+            <w:pPr>
+              <w:spacing w:after="160" w:line="278" w:lineRule="auto"/>
+              <w:rPr>
+                <w:rFonts w:ascii="Times New Roman" w:hAnsi="Times New Roman" w:cs="Times New Roman"/>
+                <w:i/>
+                <w:iCs/>
+              </w:rPr>
+            </w:pPr>
+          </w:p>
+        </w:tc>
+        <w:tc>
+          <w:tcPr>
+            <w:tcW w:w="4230" w:type="dxa"/>
+            <w:tcBorders>
+              <w:top w:val="single" w:sz="4" w:space="0" w:color="auto"/>
+              <w:left w:val="single" w:sz="4" w:space="0" w:color="auto"/>
+              <w:bottom w:val="single" w:sz="4" w:space="0" w:color="auto"/>
+              <w:right w:val="single" w:sz="4" w:space="0" w:color="auto"/>
+            </w:tcBorders>
+          </w:tcPr>
+          <w:p>
+            <w:pPr>
+              <w:spacing w:after="160" w:line="278" w:lineRule="auto"/>
+              <w:rPr>
+                <w:rFonts w:ascii="Times New Roman" w:hAnsi="Times New Roman" w:cs="Times New Roman"/>
+                <w:i/>
+                <w:iCs/>
+              </w:rPr>
+            </w:pPr>
+            <w:r>
+              <w:rPr>
+                <w:rFonts w:ascii="Times New Roman" w:hAnsi="Times New Roman" w:cs="Times New Roman"/>
+                <w:i/>
+                <w:iCs/>
+              </w:rPr>
+              <w:t>PRED: 1 (Neg: 0, Neu: 1, Pos: 0)</w:t>
+            </w:r>
+          </w:p>
+          <w:p>
+            <w:pPr>
+              <w:spacing w:after="160" w:line="278" w:lineRule="auto"/>
+              <w:rPr>
+                <w:rFonts w:ascii="Times New Roman" w:hAnsi="Times New Roman" w:cs="Times New Roman"/>
+                <w:i/>
+                <w:iCs/>
+              </w:rPr>
+            </w:pPr>
+          </w:p>
+        </w:tc>
+      </w:tr>
+      <w:tr>
+        <w:tc>
+          <w:tcPr>
+            <w:tcW w:w="3690" w:type="dxa"/>
+            <w:tcBorders>
+              <w:top w:val="single" w:sz="4" w:space="0" w:color="auto"/>
+              <w:left w:val="single" w:sz="4" w:space="0" w:color="auto"/>
+              <w:bottom w:val="single" w:sz="4" w:space="0" w:color="auto"/>
+              <w:right w:val="single" w:sz="4" w:space="0" w:color="auto"/>
+            </w:tcBorders>
+          </w:tcPr>
+          <w:p>
+            <w:pPr>
+              <w:spacing w:after="160" w:line="278" w:lineRule="auto"/>
+              <w:rPr>
+                <w:rFonts w:ascii="Times New Roman" w:hAnsi="Times New Roman" w:cs="Times New Roman"/>
+                <w:i/>
+                <w:iCs/>
+              </w:rPr>
+            </w:pPr>
+            <w:r>
+              <w:rPr>
+                <w:rFonts w:ascii="Times New Roman" w:hAnsi="Times New Roman" w:cs="Times New Roman"/>
+                <w:i/>
+                <w:iCs/>
+              </w:rPr>
+              <w:t>('</w:t>
+            </w:r>
+            <w:proofErr w:type="spellStart"/>
+            <w:r>
+              <w:rPr>
+                <w:rFonts w:ascii="Times New Roman" w:hAnsi="Times New Roman" w:cs="Times New Roman"/>
+                <w:i/>
+                <w:iCs/>
+              </w:rPr>
+              <w:t>brexit</w:t>
+            </w:r>
+            <w:proofErr w:type="spellEnd"/>
+            <w:r>
+              <w:rPr>
+                <w:rFonts w:ascii="Times New Roman" w:hAnsi="Times New Roman" w:cs="Times New Roman"/>
+                <w:i/>
+                <w:iCs/>
+              </w:rPr>
+              <w:t>', '</w:t>
+            </w:r>
+            <w:proofErr w:type="spellStart"/>
+            <w:r>
+              <w:rPr>
+                <w:rFonts w:ascii="Times New Roman" w:hAnsi="Times New Roman" w:cs="Times New Roman"/>
+                <w:i/>
+                <w:iCs/>
+              </w:rPr>
+              <w:t>david</w:t>
+            </w:r>
+            <w:proofErr w:type="spellEnd"/>
+            <w:r>
+              <w:rPr>
+                <w:rFonts w:ascii="Times New Roman" w:hAnsi="Times New Roman" w:cs="Times New Roman"/>
+                <w:i/>
+                <w:iCs/>
+              </w:rPr>
+              <w:t xml:space="preserve"> </w:t>
+            </w:r>
+            <w:proofErr w:type="spellStart"/>
+            <w:r>
+              <w:rPr>
+                <w:rFonts w:ascii="Times New Roman" w:hAnsi="Times New Roman" w:cs="Times New Roman"/>
+                <w:i/>
+                <w:iCs/>
+              </w:rPr>
+              <w:t>cameron</w:t>
+            </w:r>
+            <w:proofErr w:type="spellEnd"/>
+            <w:r>
+              <w:rPr>
+                <w:rFonts w:ascii="Times New Roman" w:hAnsi="Times New Roman" w:cs="Times New Roman"/>
+                <w:i/>
+                <w:iCs/>
+              </w:rPr>
+              <w:t>')</w:t>
+            </w:r>
+          </w:p>
+          <w:p>
+            <w:pPr>
+              <w:spacing w:after="160" w:line="278" w:lineRule="auto"/>
+              <w:rPr>
+                <w:rFonts w:ascii="Times New Roman" w:hAnsi="Times New Roman" w:cs="Times New Roman"/>
+                <w:i/>
+                <w:iCs/>
+              </w:rPr>
+            </w:pPr>
+          </w:p>
+        </w:tc>
+        <w:tc>
+          <w:tcPr>
+            <w:tcW w:w="3870" w:type="dxa"/>
+            <w:tcBorders>
+              <w:top w:val="single" w:sz="4" w:space="0" w:color="auto"/>
+              <w:left w:val="single" w:sz="4" w:space="0" w:color="auto"/>
+              <w:bottom w:val="single" w:sz="4" w:space="0" w:color="auto"/>
+              <w:right w:val="single" w:sz="4" w:space="0" w:color="auto"/>
+            </w:tcBorders>
+          </w:tcPr>
+          <w:p>
+            <w:pPr>
+              <w:spacing w:after="160" w:line="278" w:lineRule="auto"/>
+              <w:rPr>
+                <w:rFonts w:ascii="Times New Roman" w:hAnsi="Times New Roman" w:cs="Times New Roman"/>
+                <w:i/>
+                <w:iCs/>
+              </w:rPr>
+            </w:pPr>
+            <w:r>
+              <w:rPr>
+                <w:rFonts w:ascii="Times New Roman" w:hAnsi="Times New Roman" w:cs="Times New Roman"/>
+                <w:i/>
+                <w:iCs/>
+              </w:rPr>
+              <w:t>TRUE: 8 (Neg: 7, Neu: 1, Pos: 0)</w:t>
+            </w:r>
+          </w:p>
+          <w:p>
+            <w:pPr>
+              <w:spacing w:after="160" w:line="278" w:lineRule="auto"/>
+              <w:rPr>
+                <w:rFonts w:ascii="Times New Roman" w:hAnsi="Times New Roman" w:cs="Times New Roman"/>
+                <w:i/>
+                <w:iCs/>
+              </w:rPr>
+            </w:pPr>
+          </w:p>
+        </w:tc>
+        <w:tc>
+          <w:tcPr>
+            <w:tcW w:w="4230" w:type="dxa"/>
+            <w:tcBorders>
+              <w:top w:val="single" w:sz="4" w:space="0" w:color="auto"/>
+              <w:left w:val="single" w:sz="4" w:space="0" w:color="auto"/>
+              <w:bottom w:val="single" w:sz="4" w:space="0" w:color="auto"/>
+              <w:right w:val="single" w:sz="4" w:space="0" w:color="auto"/>
+            </w:tcBorders>
+          </w:tcPr>
+          <w:p>
+            <w:pPr>
+              <w:spacing w:after="160" w:line="278" w:lineRule="auto"/>
+              <w:rPr>
+                <w:rFonts w:ascii="Times New Roman" w:hAnsi="Times New Roman" w:cs="Times New Roman"/>
+                <w:i/>
+                <w:iCs/>
+              </w:rPr>
+            </w:pPr>
+            <w:r>
+              <w:rPr>
+                <w:rFonts w:ascii="Times New Roman" w:hAnsi="Times New Roman" w:cs="Times New Roman"/>
+                <w:i/>
+                <w:iCs/>
+              </w:rPr>
+              <w:t>PRED: 1 (Neg: 0, Neu: 1, Pos: 0)</w:t>
+            </w:r>
+          </w:p>
+          <w:p>
+            <w:pPr>
+              <w:spacing w:after="160" w:line="278" w:lineRule="auto"/>
+              <w:rPr>
+                <w:rFonts w:ascii="Times New Roman" w:hAnsi="Times New Roman" w:cs="Times New Roman"/>
+                <w:i/>
+                <w:iCs/>
+              </w:rPr>
+            </w:pPr>
+          </w:p>
+        </w:tc>
+      </w:tr>
+      <w:tr>
+        <w:tc>
+          <w:tcPr>
+            <w:tcW w:w="3690" w:type="dxa"/>
+            <w:tcBorders>
+              <w:top w:val="single" w:sz="4" w:space="0" w:color="auto"/>
+              <w:left w:val="single" w:sz="4" w:space="0" w:color="auto"/>
+              <w:bottom w:val="single" w:sz="4" w:space="0" w:color="auto"/>
+              <w:right w:val="single" w:sz="4" w:space="0" w:color="auto"/>
+            </w:tcBorders>
+          </w:tcPr>
+          <w:p>
+            <w:pPr>
+              <w:spacing w:after="160" w:line="278" w:lineRule="auto"/>
+              <w:rPr>
+                <w:rFonts w:ascii="Times New Roman" w:hAnsi="Times New Roman" w:cs="Times New Roman"/>
+                <w:i/>
+                <w:iCs/>
+              </w:rPr>
+            </w:pPr>
+            <w:r>
+              <w:rPr>
+                <w:rFonts w:ascii="Times New Roman" w:hAnsi="Times New Roman" w:cs="Times New Roman"/>
+                <w:i/>
+                <w:iCs/>
+              </w:rPr>
+              <w:lastRenderedPageBreak/>
+              <w:t>('</w:t>
+            </w:r>
+            <w:proofErr w:type="spellStart"/>
+            <w:r>
+              <w:rPr>
+                <w:rFonts w:ascii="Times New Roman" w:hAnsi="Times New Roman" w:cs="Times New Roman"/>
+                <w:i/>
+                <w:iCs/>
+              </w:rPr>
+              <w:t>barack</w:t>
+            </w:r>
+            <w:proofErr w:type="spellEnd"/>
+            <w:r>
+              <w:rPr>
+                <w:rFonts w:ascii="Times New Roman" w:hAnsi="Times New Roman" w:cs="Times New Roman"/>
+                <w:i/>
+                <w:iCs/>
+              </w:rPr>
+              <w:t xml:space="preserve"> </w:t>
+            </w:r>
+            <w:proofErr w:type="spellStart"/>
+            <w:r>
+              <w:rPr>
+                <w:rFonts w:ascii="Times New Roman" w:hAnsi="Times New Roman" w:cs="Times New Roman"/>
+                <w:i/>
+                <w:iCs/>
+              </w:rPr>
+              <w:t>obama</w:t>
+            </w:r>
+            <w:proofErr w:type="spellEnd"/>
+            <w:r>
+              <w:rPr>
+                <w:rFonts w:ascii="Times New Roman" w:hAnsi="Times New Roman" w:cs="Times New Roman"/>
+                <w:i/>
+                <w:iCs/>
+              </w:rPr>
+              <w:t>', '</w:t>
+            </w:r>
+            <w:proofErr w:type="spellStart"/>
+            <w:r>
+              <w:rPr>
+                <w:rFonts w:ascii="Times New Roman" w:hAnsi="Times New Roman" w:cs="Times New Roman"/>
+                <w:i/>
+                <w:iCs/>
+              </w:rPr>
+              <w:t>european</w:t>
+            </w:r>
+            <w:proofErr w:type="spellEnd"/>
+            <w:r>
+              <w:rPr>
+                <w:rFonts w:ascii="Times New Roman" w:hAnsi="Times New Roman" w:cs="Times New Roman"/>
+                <w:i/>
+                <w:iCs/>
+              </w:rPr>
+              <w:t xml:space="preserve"> union')</w:t>
+            </w:r>
+          </w:p>
+          <w:p>
+            <w:pPr>
+              <w:spacing w:after="160" w:line="278" w:lineRule="auto"/>
+              <w:rPr>
+                <w:rFonts w:ascii="Times New Roman" w:hAnsi="Times New Roman" w:cs="Times New Roman"/>
+                <w:i/>
+                <w:iCs/>
+              </w:rPr>
+            </w:pPr>
+          </w:p>
+        </w:tc>
+        <w:tc>
+          <w:tcPr>
+            <w:tcW w:w="3870" w:type="dxa"/>
+            <w:tcBorders>
+              <w:top w:val="single" w:sz="4" w:space="0" w:color="auto"/>
+              <w:left w:val="single" w:sz="4" w:space="0" w:color="auto"/>
+              <w:bottom w:val="single" w:sz="4" w:space="0" w:color="auto"/>
+              <w:right w:val="single" w:sz="4" w:space="0" w:color="auto"/>
+            </w:tcBorders>
+          </w:tcPr>
+          <w:p>
+            <w:pPr>
+              <w:spacing w:after="160" w:line="278" w:lineRule="auto"/>
+              <w:rPr>
+                <w:rFonts w:ascii="Times New Roman" w:hAnsi="Times New Roman" w:cs="Times New Roman"/>
+                <w:i/>
+                <w:iCs/>
+              </w:rPr>
+            </w:pPr>
+            <w:r>
+              <w:rPr>
+                <w:rFonts w:ascii="Times New Roman" w:hAnsi="Times New Roman" w:cs="Times New Roman"/>
+                <w:i/>
+                <w:iCs/>
+              </w:rPr>
+              <w:t>TRUE: 5 (Neg: 1, Neu: 2, Pos: 2)</w:t>
+            </w:r>
+          </w:p>
+          <w:p>
+            <w:pPr>
+              <w:spacing w:after="160" w:line="278" w:lineRule="auto"/>
+              <w:rPr>
+                <w:rFonts w:ascii="Times New Roman" w:hAnsi="Times New Roman" w:cs="Times New Roman"/>
+                <w:i/>
+                <w:iCs/>
+              </w:rPr>
+            </w:pPr>
+          </w:p>
+        </w:tc>
+        <w:tc>
+          <w:tcPr>
+            <w:tcW w:w="4230" w:type="dxa"/>
+            <w:tcBorders>
+              <w:top w:val="single" w:sz="4" w:space="0" w:color="auto"/>
+              <w:left w:val="single" w:sz="4" w:space="0" w:color="auto"/>
+              <w:bottom w:val="single" w:sz="4" w:space="0" w:color="auto"/>
+              <w:right w:val="single" w:sz="4" w:space="0" w:color="auto"/>
+            </w:tcBorders>
+          </w:tcPr>
+          <w:p>
+            <w:pPr>
+              <w:spacing w:after="160" w:line="278" w:lineRule="auto"/>
+              <w:rPr>
+                <w:rFonts w:ascii="Times New Roman" w:hAnsi="Times New Roman" w:cs="Times New Roman"/>
+                <w:i/>
+                <w:iCs/>
+              </w:rPr>
+            </w:pPr>
+            <w:r>
+              <w:rPr>
+                <w:rFonts w:ascii="Times New Roman" w:hAnsi="Times New Roman" w:cs="Times New Roman"/>
+                <w:i/>
+                <w:iCs/>
+              </w:rPr>
+              <w:t>PRED: 3 (Neg: 1, Neu: 1, Pos: 1)</w:t>
+            </w:r>
+          </w:p>
+          <w:p>
+            <w:pPr>
+              <w:spacing w:after="160" w:line="278" w:lineRule="auto"/>
+              <w:rPr>
+                <w:rFonts w:ascii="Times New Roman" w:hAnsi="Times New Roman" w:cs="Times New Roman"/>
+                <w:i/>
+                <w:iCs/>
+              </w:rPr>
+            </w:pPr>
+          </w:p>
+        </w:tc>
+      </w:tr>
+      <w:tr>
+        <w:tc>
+          <w:tcPr>
+            <w:tcW w:w="3690" w:type="dxa"/>
+            <w:tcBorders>
+              <w:top w:val="single" w:sz="4" w:space="0" w:color="auto"/>
+              <w:left w:val="single" w:sz="4" w:space="0" w:color="auto"/>
+              <w:bottom w:val="single" w:sz="4" w:space="0" w:color="auto"/>
+              <w:right w:val="single" w:sz="4" w:space="0" w:color="auto"/>
+            </w:tcBorders>
+          </w:tcPr>
+          <w:p>
+            <w:pPr>
+              <w:spacing w:after="160" w:line="278" w:lineRule="auto"/>
+              <w:rPr>
+                <w:rFonts w:ascii="Times New Roman" w:hAnsi="Times New Roman" w:cs="Times New Roman"/>
+                <w:i/>
+                <w:iCs/>
+              </w:rPr>
+            </w:pPr>
+            <w:r>
+              <w:rPr>
+                <w:rFonts w:ascii="Times New Roman" w:hAnsi="Times New Roman" w:cs="Times New Roman"/>
+                <w:i/>
+                <w:iCs/>
+              </w:rPr>
+              <w:t>('</w:t>
+            </w:r>
+            <w:proofErr w:type="gramStart"/>
+            <w:r>
+              <w:rPr>
+                <w:rFonts w:ascii="Times New Roman" w:hAnsi="Times New Roman" w:cs="Times New Roman"/>
+                <w:i/>
+                <w:iCs/>
+              </w:rPr>
+              <w:t>united kingdom</w:t>
+            </w:r>
+            <w:proofErr w:type="gramEnd"/>
+            <w:r>
+              <w:rPr>
+                <w:rFonts w:ascii="Times New Roman" w:hAnsi="Times New Roman" w:cs="Times New Roman"/>
+                <w:i/>
+                <w:iCs/>
+              </w:rPr>
+              <w:t>', 'united states')</w:t>
+            </w:r>
+          </w:p>
+          <w:p>
+            <w:pPr>
+              <w:spacing w:after="160" w:line="278" w:lineRule="auto"/>
+              <w:rPr>
+                <w:rFonts w:ascii="Times New Roman" w:hAnsi="Times New Roman" w:cs="Times New Roman"/>
+                <w:i/>
+                <w:iCs/>
+              </w:rPr>
+            </w:pPr>
+          </w:p>
+        </w:tc>
+        <w:tc>
+          <w:tcPr>
+            <w:tcW w:w="3870" w:type="dxa"/>
+            <w:tcBorders>
+              <w:top w:val="single" w:sz="4" w:space="0" w:color="auto"/>
+              <w:left w:val="single" w:sz="4" w:space="0" w:color="auto"/>
+              <w:bottom w:val="single" w:sz="4" w:space="0" w:color="auto"/>
+              <w:right w:val="single" w:sz="4" w:space="0" w:color="auto"/>
+            </w:tcBorders>
+          </w:tcPr>
+          <w:p>
+            <w:pPr>
+              <w:spacing w:after="160" w:line="278" w:lineRule="auto"/>
+              <w:rPr>
+                <w:rFonts w:ascii="Times New Roman" w:hAnsi="Times New Roman" w:cs="Times New Roman"/>
+                <w:i/>
+                <w:iCs/>
+              </w:rPr>
+            </w:pPr>
+            <w:r>
+              <w:rPr>
+                <w:rFonts w:ascii="Times New Roman" w:hAnsi="Times New Roman" w:cs="Times New Roman"/>
+                <w:i/>
+                <w:iCs/>
+              </w:rPr>
+              <w:t>TRUE: 2 (Neg: 1, Neu: 1, Pos: 0)</w:t>
+            </w:r>
+          </w:p>
+          <w:p>
+            <w:pPr>
+              <w:spacing w:after="160" w:line="278" w:lineRule="auto"/>
+              <w:rPr>
+                <w:rFonts w:ascii="Times New Roman" w:hAnsi="Times New Roman" w:cs="Times New Roman"/>
+                <w:i/>
+                <w:iCs/>
+              </w:rPr>
+            </w:pPr>
+          </w:p>
+        </w:tc>
+        <w:tc>
+          <w:tcPr>
+            <w:tcW w:w="4230" w:type="dxa"/>
+            <w:tcBorders>
+              <w:top w:val="single" w:sz="4" w:space="0" w:color="auto"/>
+              <w:left w:val="single" w:sz="4" w:space="0" w:color="auto"/>
+              <w:bottom w:val="single" w:sz="4" w:space="0" w:color="auto"/>
+              <w:right w:val="single" w:sz="4" w:space="0" w:color="auto"/>
+            </w:tcBorders>
+          </w:tcPr>
+          <w:p>
+            <w:pPr>
+              <w:spacing w:after="160" w:line="278" w:lineRule="auto"/>
+              <w:rPr>
+                <w:rFonts w:ascii="Times New Roman" w:hAnsi="Times New Roman" w:cs="Times New Roman"/>
+                <w:i/>
+                <w:iCs/>
+              </w:rPr>
+            </w:pPr>
+            <w:r>
+              <w:rPr>
+                <w:rFonts w:ascii="Times New Roman" w:hAnsi="Times New Roman" w:cs="Times New Roman"/>
+                <w:i/>
+                <w:iCs/>
+              </w:rPr>
+              <w:t>PRED: 5 (Neg: 1, Neu: 3, Pos: 1)</w:t>
+            </w:r>
+          </w:p>
+          <w:p>
+            <w:pPr>
+              <w:spacing w:after="160" w:line="278" w:lineRule="auto"/>
+              <w:rPr>
+                <w:rFonts w:ascii="Times New Roman" w:hAnsi="Times New Roman" w:cs="Times New Roman"/>
+                <w:i/>
+                <w:iCs/>
+              </w:rPr>
+            </w:pPr>
+          </w:p>
+        </w:tc>
+      </w:tr>
+    </w:tbl>
+    <w:p>
+      <w:pPr>
+        <w:rPr>
+          <w:rFonts w:ascii="Times New Roman" w:hAnsi="Times New Roman" w:cs="Times New Roman"/>
+        </w:rPr>
+      </w:pPr>
+    </w:p>
+    <w:p>
+      <w:pPr>
+        <w:rPr>
+          <w:rFonts w:ascii="Times New Roman" w:hAnsi="Times New Roman" w:cs="Times New Roman"/>
+        </w:rPr>
+      </w:pPr>
+    </w:p>
+    <w:p>
+      <w:pPr>
         <w:pStyle w:val="Heading2"/>
         <w:rPr>
           <w:rFonts w:cs="Times New Roman"/>
@@ -14409,7 +18333,6 @@
         <w:rPr>
           <w:rFonts w:cs="Times New Roman"/>
         </w:rPr>
-        <w:lastRenderedPageBreak/>
         <w:t>6.3 POLAR Pipeline End Result Comparison</w:t>
       </w:r>
     </w:p>
@@ -14559,6 +18482,7 @@
           <w:rFonts w:ascii="Times New Roman" w:hAnsi="Times New Roman" w:cs="Times New Roman"/>
           <w:noProof/>
         </w:rPr>
+        <w:lastRenderedPageBreak/>
         <w:drawing>
           <wp:inline distT="0" distB="0" distL="0" distR="0" wp14:anchorId="12855060" wp14:editId="4868CF1F">
             <wp:extent cx="5943600" cy="2828925"/>
@@ -14649,8 +18573,21 @@
         <w:rPr>
           <w:rFonts w:ascii="Times New Roman" w:hAnsi="Times New Roman" w:cs="Times New Roman"/>
         </w:rPr>
-        <w:lastRenderedPageBreak/>
-        <w:t>110+ Clusters of Fellowships, ranging from 1-3 Entities each with a majority of single Entities, many overlaps (European Union – EU, etc.)</w:t>
+        <w:t xml:space="preserve">110+ Clusters of Fellowships, ranging from 1-3 Entities each with </w:t>
+      </w:r>
+      <w:proofErr w:type="gramStart"/>
+      <w:r>
+        <w:rPr>
+          <w:rFonts w:ascii="Times New Roman" w:hAnsi="Times New Roman" w:cs="Times New Roman"/>
+        </w:rPr>
+        <w:t>a majority of</w:t>
+      </w:r>
+      <w:proofErr w:type="gramEnd"/>
+      <w:r>
+        <w:rPr>
+          <w:rFonts w:ascii="Times New Roman" w:hAnsi="Times New Roman" w:cs="Times New Roman"/>
+        </w:rPr>
+        <w:t xml:space="preserve"> single Entities, many overlaps (European Union – EU, etc.)</w:t>
       </w:r>
     </w:p>
     <w:p>
@@ -14731,7 +18668,21 @@
         <w:rPr>
           <w:rFonts w:ascii="Times New Roman" w:hAnsi="Times New Roman" w:cs="Times New Roman"/>
         </w:rPr>
-        <w:t>Represents Entities Strictly off Dbpedia links that correspond to Entities</w:t>
+        <w:t xml:space="preserve">Represents Entities Strictly off </w:t>
+      </w:r>
+      <w:proofErr w:type="spellStart"/>
+      <w:r>
+        <w:rPr>
+          <w:rFonts w:ascii="Times New Roman" w:hAnsi="Times New Roman" w:cs="Times New Roman"/>
+        </w:rPr>
+        <w:t>Dbpedia</w:t>
+      </w:r>
+      <w:proofErr w:type="spellEnd"/>
+      <w:r>
+        <w:rPr>
+          <w:rFonts w:ascii="Times New Roman" w:hAnsi="Times New Roman" w:cs="Times New Roman"/>
+        </w:rPr>
+        <w:t xml:space="preserve"> links that correspond to Entities</w:t>
       </w:r>
     </w:p>
     <w:p>
@@ -14768,7 +18719,21 @@
           <w:rFonts w:ascii="Times New Roman" w:hAnsi="Times New Roman" w:cs="Times New Roman"/>
         </w:rPr>
         <w:br/>
-        <w:t>           "POLAR ": ["Demography_of_the_United_Kingdom",</w:t>
+        <w:t>           "POLAR ": ["</w:t>
+      </w:r>
+      <w:proofErr w:type="spellStart"/>
+      <w:r>
+        <w:rPr>
+          <w:rFonts w:ascii="Times New Roman" w:hAnsi="Times New Roman" w:cs="Times New Roman"/>
+        </w:rPr>
+        <w:t>Demography_of_the_United_Kingdom</w:t>
+      </w:r>
+      <w:proofErr w:type="spellEnd"/>
+      <w:r>
+        <w:rPr>
+          <w:rFonts w:ascii="Times New Roman" w:hAnsi="Times New Roman" w:cs="Times New Roman"/>
+        </w:rPr>
+        <w:t>",</w:t>
       </w:r>
       <w:r>
         <w:rPr>
@@ -14788,7 +18753,21 @@
           <w:rFonts w:ascii="Times New Roman" w:hAnsi="Times New Roman" w:cs="Times New Roman"/>
         </w:rPr>
         <w:tab/>
-        <w:t xml:space="preserve">       "Government_of_the_United_Kingdom"</w:t>
+        <w:t xml:space="preserve">       "</w:t>
+      </w:r>
+      <w:proofErr w:type="spellStart"/>
+      <w:r>
+        <w:rPr>
+          <w:rFonts w:ascii="Times New Roman" w:hAnsi="Times New Roman" w:cs="Times New Roman"/>
+        </w:rPr>
+        <w:t>Government_of_the_United_Kingdom</w:t>
+      </w:r>
+      <w:proofErr w:type="spellEnd"/>
+      <w:r>
+        <w:rPr>
+          <w:rFonts w:ascii="Times New Roman" w:hAnsi="Times New Roman" w:cs="Times New Roman"/>
+        </w:rPr>
+        <w:t>"</w:t>
       </w:r>
       <w:r>
         <w:rPr>
@@ -14808,20 +18787,48 @@
           <w:rFonts w:ascii="Times New Roman" w:hAnsi="Times New Roman" w:cs="Times New Roman"/>
         </w:rPr>
         <w:tab/>
-        <w:t xml:space="preserve">      "President_of_the_United_States”],</w:t>
-      </w:r>
-    </w:p>
-    <w:p>
-      <w:pPr>
-        <w:rPr>
-          <w:rFonts w:ascii="Times New Roman" w:hAnsi="Times New Roman" w:cs="Times New Roman"/>
-        </w:rPr>
-      </w:pPr>
-      <w:r>
-        <w:rPr>
-          <w:rFonts w:ascii="Times New Roman" w:hAnsi="Times New Roman" w:cs="Times New Roman"/>
-        </w:rPr>
-        <w:t>"GPT ": [  "Britain",</w:t>
+        <w:t xml:space="preserve">      "</w:t>
+      </w:r>
+      <w:proofErr w:type="spellStart"/>
+      <w:r>
+        <w:rPr>
+          <w:rFonts w:ascii="Times New Roman" w:hAnsi="Times New Roman" w:cs="Times New Roman"/>
+        </w:rPr>
+        <w:t>President_of_the_United_States</w:t>
+      </w:r>
+      <w:proofErr w:type="spellEnd"/>
+      <w:r>
+        <w:rPr>
+          <w:rFonts w:ascii="Times New Roman" w:hAnsi="Times New Roman" w:cs="Times New Roman"/>
+        </w:rPr>
+        <w:t>”],</w:t>
+      </w:r>
+    </w:p>
+    <w:p>
+      <w:pPr>
+        <w:rPr>
+          <w:rFonts w:ascii="Times New Roman" w:hAnsi="Times New Roman" w:cs="Times New Roman"/>
+        </w:rPr>
+      </w:pPr>
+      <w:r>
+        <w:rPr>
+          <w:rFonts w:ascii="Times New Roman" w:hAnsi="Times New Roman" w:cs="Times New Roman"/>
+        </w:rPr>
+        <w:t xml:space="preserve">"GPT ": </w:t>
+      </w:r>
+      <w:proofErr w:type="gramStart"/>
+      <w:r>
+        <w:rPr>
+          <w:rFonts w:ascii="Times New Roman" w:hAnsi="Times New Roman" w:cs="Times New Roman"/>
+        </w:rPr>
+        <w:t>[  "</w:t>
+      </w:r>
+      <w:proofErr w:type="gramEnd"/>
+      <w:r>
+        <w:rPr>
+          <w:rFonts w:ascii="Times New Roman" w:hAnsi="Times New Roman" w:cs="Times New Roman"/>
+        </w:rPr>
+        <w:t>Britain",</w:t>
       </w:r>
       <w:r>
         <w:rPr>
@@ -14849,33 +18856,70 @@
           <w:rFonts w:ascii="Times New Roman" w:hAnsi="Times New Roman" w:cs="Times New Roman"/>
         </w:rPr>
         <w:tab/>
-        <w:t xml:space="preserve"> "United States” ]</w:t>
-      </w:r>
-    </w:p>
-    <w:p>
-      <w:pPr>
-        <w:rPr>
-          <w:rFonts w:ascii="Times New Roman" w:hAnsi="Times New Roman" w:cs="Times New Roman"/>
-        </w:rPr>
-      </w:pPr>
-      <w:r>
-        <w:rPr>
-          <w:rFonts w:ascii="Times New Roman" w:hAnsi="Times New Roman" w:cs="Times New Roman"/>
-        </w:rPr>
-        <w:t>Comparing the fellowship clusters of POLAR and GPT reveals two distinct modeling philosophies.</w:t>
-      </w:r>
-    </w:p>
-    <w:p>
-      <w:pPr>
-        <w:rPr>
-          <w:rFonts w:ascii="Times New Roman" w:hAnsi="Times New Roman" w:cs="Times New Roman"/>
-        </w:rPr>
-      </w:pPr>
-      <w:r>
-        <w:rPr>
-          <w:rFonts w:ascii="Times New Roman" w:hAnsi="Times New Roman" w:cs="Times New Roman"/>
-        </w:rPr>
-        <w:t xml:space="preserve">POLAR’s DBpedia-aligned clusters are compact and curated, offering high precision but missing some aspects of political and sociological discourse. </w:t>
+        <w:t xml:space="preserve"> "United States</w:t>
+      </w:r>
+      <w:proofErr w:type="gramStart"/>
+      <w:r>
+        <w:rPr>
+          <w:rFonts w:ascii="Times New Roman" w:hAnsi="Times New Roman" w:cs="Times New Roman"/>
+        </w:rPr>
+        <w:t>” ]</w:t>
+      </w:r>
+      <w:proofErr w:type="gramEnd"/>
+    </w:p>
+    <w:p>
+      <w:pPr>
+        <w:rPr>
+          <w:rFonts w:ascii="Times New Roman" w:hAnsi="Times New Roman" w:cs="Times New Roman"/>
+        </w:rPr>
+      </w:pPr>
+      <w:r>
+        <w:rPr>
+          <w:rFonts w:ascii="Times New Roman" w:hAnsi="Times New Roman" w:cs="Times New Roman"/>
+        </w:rPr>
+        <w:t xml:space="preserve">Comparing the fellowship clusters of POLAR and GPT </w:t>
+      </w:r>
+      <w:proofErr w:type="gramStart"/>
+      <w:r>
+        <w:rPr>
+          <w:rFonts w:ascii="Times New Roman" w:hAnsi="Times New Roman" w:cs="Times New Roman"/>
+        </w:rPr>
+        <w:t>reveals</w:t>
+      </w:r>
+      <w:proofErr w:type="gramEnd"/>
+      <w:r>
+        <w:rPr>
+          <w:rFonts w:ascii="Times New Roman" w:hAnsi="Times New Roman" w:cs="Times New Roman"/>
+        </w:rPr>
+        <w:t xml:space="preserve"> two distinct modeling philosophies.</w:t>
+      </w:r>
+    </w:p>
+    <w:p>
+      <w:pPr>
+        <w:rPr>
+          <w:rFonts w:ascii="Times New Roman" w:hAnsi="Times New Roman" w:cs="Times New Roman"/>
+        </w:rPr>
+      </w:pPr>
+      <w:r>
+        <w:rPr>
+          <w:rFonts w:ascii="Times New Roman" w:hAnsi="Times New Roman" w:cs="Times New Roman"/>
+        </w:rPr>
+        <w:lastRenderedPageBreak/>
+        <w:t xml:space="preserve">POLAR’s </w:t>
+      </w:r>
+      <w:proofErr w:type="spellStart"/>
+      <w:r>
+        <w:rPr>
+          <w:rFonts w:ascii="Times New Roman" w:hAnsi="Times New Roman" w:cs="Times New Roman"/>
+        </w:rPr>
+        <w:t>DBpedia</w:t>
+      </w:r>
+      <w:proofErr w:type="spellEnd"/>
+      <w:r>
+        <w:rPr>
+          <w:rFonts w:ascii="Times New Roman" w:hAnsi="Times New Roman" w:cs="Times New Roman"/>
+        </w:rPr>
+        <w:t xml:space="preserve">-aligned clusters are compact and curated, offering high precision but missing some aspects of political and sociological discourse. </w:t>
       </w:r>
     </w:p>
     <w:p>
@@ -14955,49 +18999,119 @@
         <w:rPr>
           <w:rFonts w:ascii="Times New Roman" w:hAnsi="Times New Roman" w:cs="Times New Roman"/>
         </w:rPr>
-        <w:t>The Nodes represent Entities and the Edges represent Sentiment calculated between Entities whose pairs were found through the Entity_Extractor and Sentiment_Attitude, or in the case of the LLMs, the Entity_attitude field from the responses.</w:t>
-      </w:r>
-    </w:p>
-    <w:p>
-      <w:pPr>
-        <w:rPr>
-          <w:rFonts w:ascii="Times New Roman" w:hAnsi="Times New Roman" w:cs="Times New Roman"/>
-        </w:rPr>
-      </w:pPr>
-      <w:r>
-        <w:rPr>
-          <w:rFonts w:ascii="Times New Roman" w:hAnsi="Times New Roman" w:cs="Times New Roman"/>
+        <w:t xml:space="preserve">The Nodes represent </w:t>
+      </w:r>
+      <w:proofErr w:type="gramStart"/>
+      <w:r>
+        <w:rPr>
+          <w:rFonts w:ascii="Times New Roman" w:hAnsi="Times New Roman" w:cs="Times New Roman"/>
+        </w:rPr>
+        <w:t>Entities</w:t>
+      </w:r>
+      <w:proofErr w:type="gramEnd"/>
+      <w:r>
+        <w:rPr>
+          <w:rFonts w:ascii="Times New Roman" w:hAnsi="Times New Roman" w:cs="Times New Roman"/>
+        </w:rPr>
+        <w:t xml:space="preserve"> and the Edges represent Sentiment calculated between Entities whose pairs were found through the </w:t>
+      </w:r>
+      <w:proofErr w:type="spellStart"/>
+      <w:r>
+        <w:rPr>
+          <w:rFonts w:ascii="Times New Roman" w:hAnsi="Times New Roman" w:cs="Times New Roman"/>
+        </w:rPr>
+        <w:t>Entity_Extractor</w:t>
+      </w:r>
+      <w:proofErr w:type="spellEnd"/>
+      <w:r>
+        <w:rPr>
+          <w:rFonts w:ascii="Times New Roman" w:hAnsi="Times New Roman" w:cs="Times New Roman"/>
+        </w:rPr>
+        <w:t xml:space="preserve"> and </w:t>
+      </w:r>
+      <w:proofErr w:type="spellStart"/>
+      <w:r>
+        <w:rPr>
+          <w:rFonts w:ascii="Times New Roman" w:hAnsi="Times New Roman" w:cs="Times New Roman"/>
+        </w:rPr>
+        <w:t>Sentiment_Attitude</w:t>
+      </w:r>
+      <w:proofErr w:type="spellEnd"/>
+      <w:r>
+        <w:rPr>
+          <w:rFonts w:ascii="Times New Roman" w:hAnsi="Times New Roman" w:cs="Times New Roman"/>
+        </w:rPr>
+        <w:t xml:space="preserve">, or in the case of the LLMs, the </w:t>
+      </w:r>
+      <w:proofErr w:type="spellStart"/>
+      <w:r>
+        <w:rPr>
+          <w:rFonts w:ascii="Times New Roman" w:hAnsi="Times New Roman" w:cs="Times New Roman"/>
+        </w:rPr>
+        <w:t>Entity_attitude</w:t>
+      </w:r>
+      <w:proofErr w:type="spellEnd"/>
+      <w:r>
+        <w:rPr>
+          <w:rFonts w:ascii="Times New Roman" w:hAnsi="Times New Roman" w:cs="Times New Roman"/>
+        </w:rPr>
+        <w:t xml:space="preserve"> field from the responses.</w:t>
+      </w:r>
+    </w:p>
+    <w:p>
+      <w:pPr>
+        <w:rPr>
+          <w:rFonts w:ascii="Times New Roman" w:hAnsi="Times New Roman" w:cs="Times New Roman"/>
+        </w:rPr>
+      </w:pPr>
+      <w:r>
+        <w:rPr>
+          <w:rFonts w:ascii="Times New Roman" w:hAnsi="Times New Roman" w:cs="Times New Roman"/>
+        </w:rPr>
+        <w:t xml:space="preserve">The Colors represent whether the weight attached to these pairs is Positive or Negative. The POLAR function in the pipeline that constructs the SAG skips over </w:t>
+      </w:r>
+      <w:proofErr w:type="gramStart"/>
+      <w:r>
+        <w:rPr>
+          <w:rFonts w:ascii="Times New Roman" w:hAnsi="Times New Roman" w:cs="Times New Roman"/>
+        </w:rPr>
+        <w:t>strictly</w:t>
+      </w:r>
+      <w:proofErr w:type="gramEnd"/>
+      <w:r>
+        <w:rPr>
+          <w:rFonts w:ascii="Times New Roman" w:hAnsi="Times New Roman" w:cs="Times New Roman"/>
+        </w:rPr>
+        <w:t xml:space="preserve"> Neutral pairs, to focus more on Polarization.</w:t>
+      </w:r>
+    </w:p>
+    <w:p>
+      <w:pPr>
+        <w:rPr>
+          <w:rFonts w:ascii="Times New Roman" w:hAnsi="Times New Roman" w:cs="Times New Roman"/>
+        </w:rPr>
+      </w:pPr>
+      <w:r>
+        <w:rPr>
+          <w:rFonts w:ascii="Times New Roman" w:hAnsi="Times New Roman" w:cs="Times New Roman"/>
+        </w:rPr>
+        <w:t>POLAR:</w:t>
+      </w:r>
+    </w:p>
+    <w:p>
+      <w:pPr>
+        <w:rPr>
+          <w:rFonts w:ascii="Times New Roman" w:hAnsi="Times New Roman" w:cs="Times New Roman"/>
+        </w:rPr>
+      </w:pPr>
+      <w:r>
+        <w:rPr>
+          <w:rFonts w:ascii="Times New Roman" w:hAnsi="Times New Roman" w:cs="Times New Roman"/>
+          <w:noProof/>
         </w:rPr>
         <w:lastRenderedPageBreak/>
-        <w:t>The Colors represent whether the weight attached to these pairs is Positive or Negative. The POLAR function in the pipeline that constructs the SAG skips over strictly Neutral pairs, to focus more on Polarization.</w:t>
-      </w:r>
-    </w:p>
-    <w:p>
-      <w:pPr>
-        <w:rPr>
-          <w:rFonts w:ascii="Times New Roman" w:hAnsi="Times New Roman" w:cs="Times New Roman"/>
-        </w:rPr>
-      </w:pPr>
-      <w:r>
-        <w:rPr>
-          <w:rFonts w:ascii="Times New Roman" w:hAnsi="Times New Roman" w:cs="Times New Roman"/>
-        </w:rPr>
-        <w:t>POLAR:</w:t>
-      </w:r>
-    </w:p>
-    <w:p>
-      <w:pPr>
-        <w:rPr>
-          <w:rFonts w:ascii="Times New Roman" w:hAnsi="Times New Roman" w:cs="Times New Roman"/>
-        </w:rPr>
-      </w:pPr>
-      <w:r>
-        <w:rPr>
-          <w:rFonts w:ascii="Times New Roman" w:hAnsi="Times New Roman" w:cs="Times New Roman"/>
-          <w:noProof/>
-        </w:rPr>
         <w:drawing>
-          <wp:inline distT="0" distB="0" distL="0" distR="0" wp14:anchorId="1F691DE3" wp14:editId="21445E9D">
+          <wp:inline distT="0" distB="0" distL="0" distR="0" wp14:anchorId="1F691DE3" wp14:editId="6700BF10">
             <wp:extent cx="5943600" cy="4239260"/>
             <wp:effectExtent l="0" t="0" r="0" b="8890"/>
             <wp:docPr id="1590583275" name="Picture 31" descr="A network of lines and dots&#10;&#10;AI-generated content may be incorrect."/>
@@ -15079,7 +19193,7 @@
         </w:rPr>
         <w:lastRenderedPageBreak/>
         <w:drawing>
-          <wp:inline distT="0" distB="0" distL="0" distR="0" wp14:anchorId="1EAC4AFC" wp14:editId="7DAE42C4">
+          <wp:inline distT="0" distB="0" distL="0" distR="0" wp14:anchorId="1EAC4AFC" wp14:editId="1F930A59">
             <wp:extent cx="5943600" cy="4239260"/>
             <wp:effectExtent l="0" t="0" r="0" b="8890"/>
             <wp:docPr id="945277961" name="Picture 30" descr="A red and green lines with blue dots&#10;&#10;AI-generated content may be incorrect."/>
@@ -15179,7 +19293,21 @@
         <w:rPr>
           <w:rFonts w:ascii="Times New Roman" w:hAnsi="Times New Roman" w:cs="Times New Roman"/>
         </w:rPr>
-        <w:t>Entities are Formal and linked to dbpedia URLs each (removed from the Graph for clarity)</w:t>
+        <w:t xml:space="preserve">Entities are Formal and linked to </w:t>
+      </w:r>
+      <w:proofErr w:type="spellStart"/>
+      <w:r>
+        <w:rPr>
+          <w:rFonts w:ascii="Times New Roman" w:hAnsi="Times New Roman" w:cs="Times New Roman"/>
+        </w:rPr>
+        <w:t>dbpedia</w:t>
+      </w:r>
+      <w:proofErr w:type="spellEnd"/>
+      <w:r>
+        <w:rPr>
+          <w:rFonts w:ascii="Times New Roman" w:hAnsi="Times New Roman" w:cs="Times New Roman"/>
+        </w:rPr>
+        <w:t xml:space="preserve"> URLs each (removed from the Graph for clarity)</w:t>
       </w:r>
     </w:p>
     <w:p>
@@ -15282,12 +19410,20 @@
         </w:rPr>
         <w:t xml:space="preserve">These results are very dissimilar, likely because GPT overproduces Entity Pairs, as seen in section 6.2.2.1.2, POLAR produces 1320 Entity Pairs to GPT’s 2552. Added in the fact that GPT’s Entity Pairs are not traditionally normalized like Polar’s use of Dictionary linking to </w:t>
       </w:r>
+      <w:proofErr w:type="spellStart"/>
       <w:r>
         <w:rPr>
           <w:rFonts w:ascii="Times New Roman" w:hAnsi="Times New Roman" w:cs="Times New Roman"/>
         </w:rPr>
         <w:lastRenderedPageBreak/>
-        <w:t xml:space="preserve">dbpedia links, and this creates this difference we see, with GPT appearing messier and denser, with noisy Entities that appear few times. </w:t>
+        <w:t>dbpedia</w:t>
+      </w:r>
+      <w:proofErr w:type="spellEnd"/>
+      <w:r>
+        <w:rPr>
+          <w:rFonts w:ascii="Times New Roman" w:hAnsi="Times New Roman" w:cs="Times New Roman"/>
+        </w:rPr>
+        <w:t xml:space="preserve"> links, and this creates this difference we see, with GPT appearing messier and denser, with noisy Entities that appear few times. </w:t>
       </w:r>
     </w:p>
     <w:p>
@@ -15328,7 +19464,35 @@
         <w:rPr>
           <w:rFonts w:ascii="Times New Roman" w:hAnsi="Times New Roman" w:cs="Times New Roman"/>
         </w:rPr>
-        <w:t>This is the final Artifact output from the POLAR Pipeline, the attitudes.pckl file, which is the culmination of all the previous steps in the Pipeline, it shows all of the key entities’ connection with the other key entities by linking them with their opinions on the most impactful topics found.</w:t>
+        <w:t xml:space="preserve">This is the final Artifact output from the POLAR Pipeline, the </w:t>
+      </w:r>
+      <w:proofErr w:type="spellStart"/>
+      <w:r>
+        <w:rPr>
+          <w:rFonts w:ascii="Times New Roman" w:hAnsi="Times New Roman" w:cs="Times New Roman"/>
+        </w:rPr>
+        <w:t>attitudes.pckl</w:t>
+      </w:r>
+      <w:proofErr w:type="spellEnd"/>
+      <w:r>
+        <w:rPr>
+          <w:rFonts w:ascii="Times New Roman" w:hAnsi="Times New Roman" w:cs="Times New Roman"/>
+        </w:rPr>
+        <w:t xml:space="preserve"> file, which is the culmination of all the previous steps in the Pipeline, it shows </w:t>
+      </w:r>
+      <w:proofErr w:type="gramStart"/>
+      <w:r>
+        <w:rPr>
+          <w:rFonts w:ascii="Times New Roman" w:hAnsi="Times New Roman" w:cs="Times New Roman"/>
+        </w:rPr>
+        <w:t>all of</w:t>
+      </w:r>
+      <w:proofErr w:type="gramEnd"/>
+      <w:r>
+        <w:rPr>
+          <w:rFonts w:ascii="Times New Roman" w:hAnsi="Times New Roman" w:cs="Times New Roman"/>
+        </w:rPr>
+        <w:t xml:space="preserve"> the key entities’ connection with the other key entities by linking them with their opinions on the most impactful topics found.</w:t>
       </w:r>
     </w:p>
     <w:p>
@@ -15411,7 +19575,7 @@
         </w:rPr>
         <w:lastRenderedPageBreak/>
         <w:drawing>
-          <wp:inline distT="0" distB="0" distL="0" distR="0" wp14:anchorId="52C55DE4" wp14:editId="23FB6068">
+          <wp:inline distT="0" distB="0" distL="0" distR="0" wp14:anchorId="52C55DE4" wp14:editId="66A33E1F">
             <wp:extent cx="5943600" cy="4239260"/>
             <wp:effectExtent l="0" t="0" r="0" b="8890"/>
             <wp:docPr id="1852070204" name="Picture 29" descr="A network of lines and dots"/>
@@ -15486,7 +19650,7 @@
         </w:rPr>
         <w:lastRenderedPageBreak/>
         <w:drawing>
-          <wp:inline distT="0" distB="0" distL="0" distR="0" wp14:anchorId="78AFE471" wp14:editId="2925A36D">
+          <wp:inline distT="0" distB="0" distL="0" distR="0" wp14:anchorId="78AFE471" wp14:editId="3D1B9801">
             <wp:extent cx="5943600" cy="4236720"/>
             <wp:effectExtent l="0" t="0" r="0" b="0"/>
             <wp:docPr id="452351212" name="Picture 28" descr="A network of lines and dots&#10;&#10;AI-generated content may be incorrect."/>
@@ -15592,7 +19756,21 @@
         <w:rPr>
           <w:rFonts w:ascii="Times New Roman" w:hAnsi="Times New Roman" w:cs="Times New Roman"/>
         </w:rPr>
-        <w:t>POLAR (Barack_Obama &lt;-&gt; Russia, Topic: share).</w:t>
+        <w:t>POLAR (</w:t>
+      </w:r>
+      <w:proofErr w:type="spellStart"/>
+      <w:r>
+        <w:rPr>
+          <w:rFonts w:ascii="Times New Roman" w:hAnsi="Times New Roman" w:cs="Times New Roman"/>
+        </w:rPr>
+        <w:t>Barack_Obama</w:t>
+      </w:r>
+      <w:proofErr w:type="spellEnd"/>
+      <w:r>
+        <w:rPr>
+          <w:rFonts w:ascii="Times New Roman" w:hAnsi="Times New Roman" w:cs="Times New Roman"/>
+        </w:rPr>
+        <w:t xml:space="preserve"> &lt;-&gt; Russia, Topic: share).</w:t>
       </w:r>
     </w:p>
     <w:p>
@@ -15639,7 +19817,63 @@
         <w:rPr>
           <w:rFonts w:ascii="Times New Roman" w:hAnsi="Times New Roman" w:cs="Times New Roman"/>
         </w:rPr>
-        <w:t>POLAR (Vladimir_Putin &lt;-&gt; California_Republican_Party, Topic: euro, where Vladimir_Putin: Negative Attitude, California_Republican_Party: Positive Attitude)</w:t>
+        <w:t>POLAR (</w:t>
+      </w:r>
+      <w:proofErr w:type="spellStart"/>
+      <w:r>
+        <w:rPr>
+          <w:rFonts w:ascii="Times New Roman" w:hAnsi="Times New Roman" w:cs="Times New Roman"/>
+        </w:rPr>
+        <w:t>Vladimir_Putin</w:t>
+      </w:r>
+      <w:proofErr w:type="spellEnd"/>
+      <w:r>
+        <w:rPr>
+          <w:rFonts w:ascii="Times New Roman" w:hAnsi="Times New Roman" w:cs="Times New Roman"/>
+        </w:rPr>
+        <w:t xml:space="preserve"> &lt;-&gt; </w:t>
+      </w:r>
+      <w:proofErr w:type="spellStart"/>
+      <w:r>
+        <w:rPr>
+          <w:rFonts w:ascii="Times New Roman" w:hAnsi="Times New Roman" w:cs="Times New Roman"/>
+        </w:rPr>
+        <w:t>California_Republican_Party</w:t>
+      </w:r>
+      <w:proofErr w:type="spellEnd"/>
+      <w:r>
+        <w:rPr>
+          <w:rFonts w:ascii="Times New Roman" w:hAnsi="Times New Roman" w:cs="Times New Roman"/>
+        </w:rPr>
+        <w:t xml:space="preserve">, Topic: euro, where </w:t>
+      </w:r>
+      <w:proofErr w:type="spellStart"/>
+      <w:r>
+        <w:rPr>
+          <w:rFonts w:ascii="Times New Roman" w:hAnsi="Times New Roman" w:cs="Times New Roman"/>
+        </w:rPr>
+        <w:t>Vladimir_Putin</w:t>
+      </w:r>
+      <w:proofErr w:type="spellEnd"/>
+      <w:r>
+        <w:rPr>
+          <w:rFonts w:ascii="Times New Roman" w:hAnsi="Times New Roman" w:cs="Times New Roman"/>
+        </w:rPr>
+        <w:t xml:space="preserve">: Negative Attitude, </w:t>
+      </w:r>
+      <w:proofErr w:type="spellStart"/>
+      <w:r>
+        <w:rPr>
+          <w:rFonts w:ascii="Times New Roman" w:hAnsi="Times New Roman" w:cs="Times New Roman"/>
+        </w:rPr>
+        <w:t>California_Republican_Party</w:t>
+      </w:r>
+      <w:proofErr w:type="spellEnd"/>
+      <w:r>
+        <w:rPr>
+          <w:rFonts w:ascii="Times New Roman" w:hAnsi="Times New Roman" w:cs="Times New Roman"/>
+        </w:rPr>
+        <w:t>: Positive Attitude)</w:t>
       </w:r>
     </w:p>
     <w:p>
@@ -16779,7 +21013,25 @@
           <w:i/>
           <w:iCs/>
         </w:rPr>
-        <w:t>Evaluation - Mistral completed in 4467.64 seconds.(~74.46 minutes)</w:t>
+        <w:t xml:space="preserve">Evaluation - Mistral completed in 4467.64 </w:t>
+      </w:r>
+      <w:proofErr w:type="gramStart"/>
+      <w:r>
+        <w:rPr>
+          <w:rFonts w:ascii="Times New Roman" w:hAnsi="Times New Roman" w:cs="Times New Roman"/>
+          <w:i/>
+          <w:iCs/>
+        </w:rPr>
+        <w:t>seconds.(</w:t>
+      </w:r>
+      <w:proofErr w:type="gramEnd"/>
+      <w:r>
+        <w:rPr>
+          <w:rFonts w:ascii="Times New Roman" w:hAnsi="Times New Roman" w:cs="Times New Roman"/>
+          <w:i/>
+          <w:iCs/>
+        </w:rPr>
+        <w:t>~74.46 minutes)</w:t>
       </w:r>
     </w:p>
     <w:p>
@@ -19609,7 +23861,21 @@
         <w:rPr>
           <w:rFonts w:ascii="Times New Roman" w:hAnsi="Times New Roman" w:cs="Times New Roman"/>
         </w:rPr>
-        <w:t>Through both quantitative metrics and qualitative analysis, it was shown that GPT identifies fewer overall dipole attitudes, but does so with a strong focus on sociopolitical topics that are typically associated with public polarization. In contrast, POLAR detects a greater number of dipoles and topics, but many are shallow or of limited sociopolitical relevance.</w:t>
+        <w:t xml:space="preserve">Through both quantitative metrics and qualitative analysis, it was shown that GPT identifies fewer overall dipole </w:t>
+      </w:r>
+      <w:proofErr w:type="gramStart"/>
+      <w:r>
+        <w:rPr>
+          <w:rFonts w:ascii="Times New Roman" w:hAnsi="Times New Roman" w:cs="Times New Roman"/>
+        </w:rPr>
+        <w:t>attitudes, but</w:t>
+      </w:r>
+      <w:proofErr w:type="gramEnd"/>
+      <w:r>
+        <w:rPr>
+          <w:rFonts w:ascii="Times New Roman" w:hAnsi="Times New Roman" w:cs="Times New Roman"/>
+        </w:rPr>
+        <w:t xml:space="preserve"> does so with a strong focus on sociopolitical topics that are typically associated with public polarization. In contrast, POLAR detects a greater number of dipoles and topics, but many are shallow or of limited sociopolitical relevance.</w:t>
       </w:r>
     </w:p>
     <w:p>
@@ -19670,7 +23936,21 @@
           <w:rFonts w:ascii="Times New Roman" w:hAnsi="Times New Roman" w:cs="Times New Roman"/>
         </w:rPr>
         <w:lastRenderedPageBreak/>
-        <w:t>While GPT provides high-quality, coherent results with an emphasis on sociopolitical salience, it comes with limitations: reliance on internet access, API availability, cost, and lack of customization. Mistral, in contrast, can be fine-tuned, deployed locally, and used offline. However, Mistral requires greater inference time (approximately 1-2 minutes per article versus GPT's 15–35 seconds), and requires significant upfront effort to fine-tune (approximately 3 hours in this project).</w:t>
+        <w:t>While GPT provides high-quality, coherent results with an emphasis on sociopolitical salience, it comes with limitations: reliance on internet access, API availability, cost, and lack of customization. Mistral, in contrast, can be fine-tuned, deployed locally, and used offline. However, Mistral requires greater inference time (approximately 1-2 minutes per article versus GPT's 15–35 seconds</w:t>
+      </w:r>
+      <w:proofErr w:type="gramStart"/>
+      <w:r>
+        <w:rPr>
+          <w:rFonts w:ascii="Times New Roman" w:hAnsi="Times New Roman" w:cs="Times New Roman"/>
+        </w:rPr>
+        <w:t>), and</w:t>
+      </w:r>
+      <w:proofErr w:type="gramEnd"/>
+      <w:r>
+        <w:rPr>
+          <w:rFonts w:ascii="Times New Roman" w:hAnsi="Times New Roman" w:cs="Times New Roman"/>
+        </w:rPr>
+        <w:t xml:space="preserve"> requires significant upfront effort to fine-tune (approximately 3 hours in this project).</w:t>
       </w:r>
     </w:p>
     <w:p>
@@ -24231,6 +28511,7 @@
   <w:style w:type="paragraph" w:default="1" w:styleId="Normal">
     <w:name w:val="Normal"/>
     <w:qFormat/>
+    <w:rsid w:val="00255066"/>
   </w:style>
   <w:style w:type="paragraph" w:styleId="Heading1">
     <w:name w:val="heading 1"/>
@@ -24434,6 +28715,7 @@
   <w:style w:type="character" w:default="1" w:styleId="DefaultParagraphFont">
     <w:name w:val="Default Paragraph Font"/>
     <w:uiPriority w:val="1"/>
+    <w:semiHidden/>
     <w:unhideWhenUsed/>
   </w:style>
   <w:style w:type="table" w:default="1" w:styleId="TableNormal">
